--- a/docs/Manual_Despliegue_AWS_TubeYou.docx
+++ b/docs/Manual_Despliegue_AWS_TubeYou.docx
@@ -3670,8 +3670,97 @@
         <w:t xml:space="preserve">0. LIMPIEZA DE INFRAESTRUCTURA PREVIA (TEARDOWN)</w:t>
       </w:r>
     </w:p>
-    <rootKey>w:tbl</rootKey>
-    <rootKey>w:p</rootKey>
+    <w:tbl>
+      <w:tblPr>
+        <w:tblW w:type="dxa" w:w="9360"/>
+        <w:tblBorders>
+          <w:top w:val="single" w:color="auto" w:sz="4"/>
+          <w:left w:val="single" w:color="auto" w:sz="4"/>
+          <w:bottom w:val="single" w:color="auto" w:sz="4"/>
+          <w:right w:val="single" w:color="auto" w:sz="4"/>
+          <w:insideH w:val="single" w:color="auto" w:sz="4"/>
+          <w:insideV w:val="single" w:color="auto" w:sz="4"/>
+        </w:tblBorders>
+      </w:tblPr>
+      <w:tblGrid>
+        <w:gridCol w:w="9360"/>
+      </w:tblGrid>
+      <w:tr>
+        <w:trPr>
+          <w:cantSplit/>
+        </w:trPr>
+        <w:tc>
+          <w:tcPr>
+            <w:tcW w:type="dxa" w:w="9360"/>
+            <w:tcBorders>
+              <w:top w:val="single" w:color="EFF6FF" w:sz="4"/>
+              <w:left w:val="single" w:color="2563EB" w:sz="24"/>
+              <w:bottom w:val="single" w:color="EFF6FF" w:sz="4"/>
+              <w:right w:val="single" w:color="EFF6FF" w:sz="4"/>
+            </w:tcBorders>
+            <w:shd w:fill="EFF6FF" w:color="auto" w:val="clear"/>
+            <w:tcMar>
+              <w:top w:type="dxa" w:w="100"/>
+              <w:left w:type="dxa" w:w="160"/>
+              <w:bottom w:type="dxa" w:w="100"/>
+              <w:right w:type="dxa" w:w="140"/>
+            </w:tcMar>
+          </w:tcPr>
+          <w:p>
+            <w:pPr>
+              <w:spacing w:after="60"/>
+            </w:pPr>
+            <w:r>
+              <w:rPr>
+                <w:rFonts w:ascii="Calibri" w:cs="Calibri" w:eastAsia="Calibri" w:hAnsi="Calibri"/>
+                <w:b/>
+                <w:bCs/>
+                <w:color w:val="2563EB"/>
+                <w:sz w:val="21"/>
+                <w:szCs w:val="21"/>
+              </w:rPr>
+              <w:t xml:space="preserve">INFO: ¿Necesitas este bloque?</w:t>
+            </w:r>
+          </w:p>
+          <w:p>
+            <w:pPr>
+              <w:spacing w:after="50" w:line="264"/>
+            </w:pPr>
+            <w:r>
+              <w:rPr>
+                <w:rFonts w:ascii="Calibri" w:cs="Calibri" w:eastAsia="Calibri" w:hAnsi="Calibri"/>
+                <w:sz w:val="21"/>
+                <w:szCs w:val="21"/>
+              </w:rPr>
+              <w:t xml:space="preserve">Solo si ya creaste recursos en AWS en un intento anterior. Si tu cuenta está limpia, </w:t>
+            </w:r>
+            <w:r>
+              <w:rPr>
+                <w:rFonts w:ascii="Calibri" w:cs="Calibri" w:eastAsia="Calibri" w:hAnsi="Calibri"/>
+                <w:b/>
+                <w:bCs/>
+                <w:sz w:val="21"/>
+                <w:szCs w:val="21"/>
+              </w:rPr>
+              <w:t xml:space="preserve">salta al Capítulo 1</w:t>
+            </w:r>
+            <w:r>
+              <w:rPr>
+                <w:rFonts w:ascii="Calibri" w:cs="Calibri" w:eastAsia="Calibri" w:hAnsi="Calibri"/>
+                <w:sz w:val="21"/>
+                <w:szCs w:val="21"/>
+              </w:rPr>
+              <w:t xml:space="preserve">.</w:t>
+            </w:r>
+          </w:p>
+        </w:tc>
+      </w:tr>
+    </w:tbl>
+    <w:p>
+      <w:pPr>
+        <w:spacing w:after="100"/>
+      </w:pPr>
+    </w:p>
     <w:p>
       <w:pPr>
         <w:spacing w:after="120" w:line="276"/>
@@ -4606,8 +4695,151 @@
         <w:t xml:space="preserve">Paso 0.4 · Eliminar los Security Groups</w:t>
       </w:r>
     </w:p>
-    <rootKey>w:tbl</rootKey>
-    <rootKey>w:p</rootKey>
+    <w:tbl>
+      <w:tblPr>
+        <w:tblW w:type="dxa" w:w="9360"/>
+        <w:tblBorders>
+          <w:top w:val="single" w:color="auto" w:sz="4"/>
+          <w:left w:val="single" w:color="auto" w:sz="4"/>
+          <w:bottom w:val="single" w:color="auto" w:sz="4"/>
+          <w:right w:val="single" w:color="auto" w:sz="4"/>
+          <w:insideH w:val="single" w:color="auto" w:sz="4"/>
+          <w:insideV w:val="single" w:color="auto" w:sz="4"/>
+        </w:tblBorders>
+      </w:tblPr>
+      <w:tblGrid>
+        <w:gridCol w:w="9360"/>
+      </w:tblGrid>
+      <w:tr>
+        <w:trPr>
+          <w:cantSplit/>
+        </w:trPr>
+        <w:tc>
+          <w:tcPr>
+            <w:tcW w:type="dxa" w:w="9360"/>
+            <w:tcBorders>
+              <w:top w:val="single" w:color="FFFBEB" w:sz="4"/>
+              <w:left w:val="single" w:color="D97706" w:sz="24"/>
+              <w:bottom w:val="single" w:color="FFFBEB" w:sz="4"/>
+              <w:right w:val="single" w:color="FFFBEB" w:sz="4"/>
+            </w:tcBorders>
+            <w:shd w:fill="FFFBEB" w:color="auto" w:val="clear"/>
+            <w:tcMar>
+              <w:top w:type="dxa" w:w="100"/>
+              <w:left w:type="dxa" w:w="160"/>
+              <w:bottom w:type="dxa" w:w="100"/>
+              <w:right w:type="dxa" w:w="140"/>
+            </w:tcMar>
+          </w:tcPr>
+          <w:p>
+            <w:pPr>
+              <w:spacing w:after="60"/>
+            </w:pPr>
+            <w:r>
+              <w:rPr>
+                <w:rFonts w:ascii="Calibri" w:cs="Calibri" w:eastAsia="Calibri" w:hAnsi="Calibri"/>
+                <w:b/>
+                <w:bCs/>
+                <w:color w:val="D97706"/>
+                <w:sz w:val="21"/>
+                <w:szCs w:val="21"/>
+              </w:rPr>
+              <w:t xml:space="preserve">ATENCION: Por qué falla borrar un Security Group</w:t>
+            </w:r>
+          </w:p>
+          <w:p>
+            <w:pPr>
+              <w:spacing w:after="50" w:line="264"/>
+            </w:pPr>
+            <w:r>
+              <w:rPr>
+                <w:rFonts w:ascii="Calibri" w:cs="Calibri" w:eastAsia="Calibri" w:hAnsi="Calibri"/>
+                <w:sz w:val="21"/>
+                <w:szCs w:val="21"/>
+              </w:rPr>
+              <w:t xml:space="preserve">Si intentas borrar </w:t>
+            </w:r>
+            <w:r>
+              <w:rPr>
+                <w:rFonts w:ascii="Consolas" w:cs="Consolas" w:eastAsia="Consolas" w:hAnsi="Consolas"/>
+                <w:color w:val="9F1239"/>
+                <w:sz w:val="19"/>
+                <w:szCs w:val="19"/>
+                <w:shd w:fill="F3F4F6" w:color="auto" w:val="clear"/>
+              </w:rPr>
+              <w:t xml:space="preserve">ec2-backend-sg</w:t>
+            </w:r>
+            <w:r>
+              <w:rPr>
+                <w:rFonts w:ascii="Calibri" w:cs="Calibri" w:eastAsia="Calibri" w:hAnsi="Calibri"/>
+                <w:sz w:val="21"/>
+                <w:szCs w:val="21"/>
+              </w:rPr>
+              <w:t xml:space="preserve"> y AWS dice </w:t>
+            </w:r>
+            <w:r>
+              <w:rPr>
+                <w:rFonts w:ascii="Calibri" w:cs="Calibri" w:eastAsia="Calibri" w:hAnsi="Calibri"/>
+                <w:i/>
+                <w:iCs/>
+                <w:sz w:val="21"/>
+                <w:szCs w:val="21"/>
+              </w:rPr>
+              <w:t xml:space="preserve">Cannot delete security group: It is referenced by other security groups</w:t>
+            </w:r>
+            <w:r>
+              <w:rPr>
+                <w:rFonts w:ascii="Calibri" w:cs="Calibri" w:eastAsia="Calibri" w:hAnsi="Calibri"/>
+                <w:sz w:val="21"/>
+                <w:szCs w:val="21"/>
+              </w:rPr>
+              <w:t xml:space="preserve">, es porque la regla de entrada de </w:t>
+            </w:r>
+            <w:r>
+              <w:rPr>
+                <w:rFonts w:ascii="Consolas" w:cs="Consolas" w:eastAsia="Consolas" w:hAnsi="Consolas"/>
+                <w:color w:val="9F1239"/>
+                <w:sz w:val="19"/>
+                <w:szCs w:val="19"/>
+                <w:shd w:fill="F3F4F6" w:color="auto" w:val="clear"/>
+              </w:rPr>
+              <w:t xml:space="preserve">rds-postgres-sg</w:t>
+            </w:r>
+            <w:r>
+              <w:rPr>
+                <w:rFonts w:ascii="Calibri" w:cs="Calibri" w:eastAsia="Calibri" w:hAnsi="Calibri"/>
+                <w:sz w:val="21"/>
+                <w:szCs w:val="21"/>
+              </w:rPr>
+              <w:t xml:space="preserve"> tiene a </w:t>
+            </w:r>
+            <w:r>
+              <w:rPr>
+                <w:rFonts w:ascii="Consolas" w:cs="Consolas" w:eastAsia="Consolas" w:hAnsi="Consolas"/>
+                <w:color w:val="9F1239"/>
+                <w:sz w:val="19"/>
+                <w:szCs w:val="19"/>
+                <w:shd w:fill="F3F4F6" w:color="auto" w:val="clear"/>
+              </w:rPr>
+              <w:t xml:space="preserve">ec2-backend-sg</w:t>
+            </w:r>
+            <w:r>
+              <w:rPr>
+                <w:rFonts w:ascii="Calibri" w:cs="Calibri" w:eastAsia="Calibri" w:hAnsi="Calibri"/>
+                <w:sz w:val="21"/>
+                <w:szCs w:val="21"/>
+              </w:rPr>
+              <w:t xml:space="preserve"> como origen. Hay que romper ese enlace primero.</w:t>
+            </w:r>
+          </w:p>
+        </w:tc>
+      </w:tr>
+    </w:tbl>
+    <w:p>
+      <w:pPr>
+        <w:spacing w:after="100"/>
+      </w:pPr>
+    </w:p>
     <w:p>
       <w:pPr>
         <w:pStyle w:val="ListParagraph"/>
@@ -13062,8 +13294,223 @@
         <w:t xml:space="preserve">BLOQUE 3: POLÍTICAS Y ROLES IAM PARA LA EC2</w:t>
       </w:r>
     </w:p>
-    <rootKey>w:tbl</rootKey>
-    <rootKey>w:p</rootKey>
+    <w:tbl>
+      <w:tblPr>
+        <w:tblW w:type="dxa" w:w="9360"/>
+        <w:tblBorders>
+          <w:top w:val="single" w:color="auto" w:sz="4"/>
+          <w:left w:val="single" w:color="auto" w:sz="4"/>
+          <w:bottom w:val="single" w:color="auto" w:sz="4"/>
+          <w:right w:val="single" w:color="auto" w:sz="4"/>
+          <w:insideH w:val="single" w:color="auto" w:sz="4"/>
+          <w:insideV w:val="single" w:color="auto" w:sz="4"/>
+        </w:tblBorders>
+      </w:tblPr>
+      <w:tblGrid>
+        <w:gridCol w:w="9360"/>
+      </w:tblGrid>
+      <w:tr>
+        <w:trPr>
+          <w:cantSplit/>
+        </w:trPr>
+        <w:tc>
+          <w:tcPr>
+            <w:tcW w:type="dxa" w:w="9360"/>
+            <w:tcBorders>
+              <w:top w:val="single" w:color="EFF6FF" w:sz="4"/>
+              <w:left w:val="single" w:color="2563EB" w:sz="24"/>
+              <w:bottom w:val="single" w:color="EFF6FF" w:sz="4"/>
+              <w:right w:val="single" w:color="EFF6FF" w:sz="4"/>
+            </w:tcBorders>
+            <w:shd w:fill="EFF6FF" w:color="auto" w:val="clear"/>
+            <w:tcMar>
+              <w:top w:type="dxa" w:w="100"/>
+              <w:left w:type="dxa" w:w="160"/>
+              <w:bottom w:type="dxa" w:w="100"/>
+              <w:right w:type="dxa" w:w="140"/>
+            </w:tcMar>
+          </w:tcPr>
+          <w:p>
+            <w:pPr>
+              <w:spacing w:after="60"/>
+            </w:pPr>
+            <w:r>
+              <w:rPr>
+                <w:rFonts w:ascii="Calibri" w:cs="Calibri" w:eastAsia="Calibri" w:hAnsi="Calibri"/>
+                <w:b/>
+                <w:bCs/>
+                <w:color w:val="2563EB"/>
+                <w:sz w:val="21"/>
+                <w:szCs w:val="21"/>
+              </w:rPr>
+              <w:t xml:space="preserve">INFO: Cómo funciona la seguridad con roles</w:t>
+            </w:r>
+          </w:p>
+          <w:p>
+            <w:pPr>
+              <w:spacing w:after="50" w:line="264"/>
+            </w:pPr>
+            <w:r>
+              <w:rPr>
+                <w:rFonts w:ascii="Calibri" w:cs="Calibri" w:eastAsia="Calibri" w:hAnsi="Calibri"/>
+                <w:sz w:val="21"/>
+                <w:szCs w:val="21"/>
+              </w:rPr>
+              <w:t xml:space="preserve">La librería </w:t>
+            </w:r>
+            <w:r>
+              <w:rPr>
+                <w:rFonts w:ascii="Consolas" w:cs="Consolas" w:eastAsia="Consolas" w:hAnsi="Consolas"/>
+                <w:color w:val="9F1239"/>
+                <w:sz w:val="19"/>
+                <w:szCs w:val="19"/>
+                <w:shd w:fill="F3F4F6" w:color="auto" w:val="clear"/>
+              </w:rPr>
+              <w:t xml:space="preserve">boto3</w:t>
+            </w:r>
+            <w:r>
+              <w:rPr>
+                <w:rFonts w:ascii="Calibri" w:cs="Calibri" w:eastAsia="Calibri" w:hAnsi="Calibri"/>
+                <w:sz w:val="21"/>
+                <w:szCs w:val="21"/>
+              </w:rPr>
+              <w:t xml:space="preserve"> (Python) </w:t>
+            </w:r>
+            <w:r>
+              <w:rPr>
+                <w:rFonts w:ascii="Calibri" w:cs="Calibri" w:eastAsia="Calibri" w:hAnsi="Calibri"/>
+                <w:b/>
+                <w:bCs/>
+                <w:sz w:val="21"/>
+                <w:szCs w:val="21"/>
+              </w:rPr>
+              <w:t xml:space="preserve">no necesita</w:t>
+            </w:r>
+            <w:r>
+              <w:rPr>
+                <w:rFonts w:ascii="Calibri" w:cs="Calibri" w:eastAsia="Calibri" w:hAnsi="Calibri"/>
+                <w:sz w:val="21"/>
+                <w:szCs w:val="21"/>
+              </w:rPr>
+              <w:t xml:space="preserve"> que escribas claves de AWS en el servidor. Al asignar un </w:t>
+            </w:r>
+            <w:r>
+              <w:rPr>
+                <w:rFonts w:ascii="Calibri" w:cs="Calibri" w:eastAsia="Calibri" w:hAnsi="Calibri"/>
+                <w:b/>
+                <w:bCs/>
+                <w:sz w:val="21"/>
+                <w:szCs w:val="21"/>
+              </w:rPr>
+              <w:t xml:space="preserve">rol IAM</w:t>
+            </w:r>
+            <w:r>
+              <w:rPr>
+                <w:rFonts w:ascii="Calibri" w:cs="Calibri" w:eastAsia="Calibri" w:hAnsi="Calibri"/>
+                <w:sz w:val="21"/>
+                <w:szCs w:val="21"/>
+              </w:rPr>
+              <w:t xml:space="preserve"> a la EC2, </w:t>
+            </w:r>
+            <w:r>
+              <w:rPr>
+                <w:rFonts w:ascii="Consolas" w:cs="Consolas" w:eastAsia="Consolas" w:hAnsi="Consolas"/>
+                <w:color w:val="9F1239"/>
+                <w:sz w:val="19"/>
+                <w:szCs w:val="19"/>
+                <w:shd w:fill="F3F4F6" w:color="auto" w:val="clear"/>
+              </w:rPr>
+              <w:t xml:space="preserve">boto3</w:t>
+            </w:r>
+            <w:r>
+              <w:rPr>
+                <w:rFonts w:ascii="Calibri" w:cs="Calibri" w:eastAsia="Calibri" w:hAnsi="Calibri"/>
+                <w:sz w:val="21"/>
+                <w:szCs w:val="21"/>
+              </w:rPr>
+              <w:t xml:space="preserve"> consulta el servicio interno de metadatos de la instancia y obtiene credenciales </w:t>
+            </w:r>
+            <w:r>
+              <w:rPr>
+                <w:rFonts w:ascii="Calibri" w:cs="Calibri" w:eastAsia="Calibri" w:hAnsi="Calibri"/>
+                <w:b/>
+                <w:bCs/>
+                <w:sz w:val="21"/>
+                <w:szCs w:val="21"/>
+              </w:rPr>
+              <w:t xml:space="preserve">temporales</w:t>
+            </w:r>
+            <w:r>
+              <w:rPr>
+                <w:rFonts w:ascii="Calibri" w:cs="Calibri" w:eastAsia="Calibri" w:hAnsi="Calibri"/>
+                <w:sz w:val="21"/>
+                <w:szCs w:val="21"/>
+              </w:rPr>
+              <w:t xml:space="preserve"> que se renuevan solas. Por eso en el </w:t>
+            </w:r>
+            <w:r>
+              <w:rPr>
+                <w:rFonts w:ascii="Consolas" w:cs="Consolas" w:eastAsia="Consolas" w:hAnsi="Consolas"/>
+                <w:color w:val="9F1239"/>
+                <w:sz w:val="19"/>
+                <w:szCs w:val="19"/>
+                <w:shd w:fill="F3F4F6" w:color="auto" w:val="clear"/>
+              </w:rPr>
+              <w:t xml:space="preserve">.env</w:t>
+            </w:r>
+            <w:r>
+              <w:rPr>
+                <w:rFonts w:ascii="Calibri" w:cs="Calibri" w:eastAsia="Calibri" w:hAnsi="Calibri"/>
+                <w:sz w:val="21"/>
+                <w:szCs w:val="21"/>
+              </w:rPr>
+              <w:t xml:space="preserve"> no existirán </w:t>
+            </w:r>
+            <w:r>
+              <w:rPr>
+                <w:rFonts w:ascii="Consolas" w:cs="Consolas" w:eastAsia="Consolas" w:hAnsi="Consolas"/>
+                <w:color w:val="9F1239"/>
+                <w:sz w:val="19"/>
+                <w:szCs w:val="19"/>
+                <w:shd w:fill="F3F4F6" w:color="auto" w:val="clear"/>
+              </w:rPr>
+              <w:t xml:space="preserve">AWS_ACCESS_KEY_ID</w:t>
+            </w:r>
+            <w:r>
+              <w:rPr>
+                <w:rFonts w:ascii="Calibri" w:cs="Calibri" w:eastAsia="Calibri" w:hAnsi="Calibri"/>
+                <w:sz w:val="21"/>
+                <w:szCs w:val="21"/>
+              </w:rPr>
+              <w:t xml:space="preserve"> ni </w:t>
+            </w:r>
+            <w:r>
+              <w:rPr>
+                <w:rFonts w:ascii="Consolas" w:cs="Consolas" w:eastAsia="Consolas" w:hAnsi="Consolas"/>
+                <w:color w:val="9F1239"/>
+                <w:sz w:val="19"/>
+                <w:szCs w:val="19"/>
+                <w:shd w:fill="F3F4F6" w:color="auto" w:val="clear"/>
+              </w:rPr>
+              <w:t xml:space="preserve">AWS_SECRET_ACCESS_KEY</w:t>
+            </w:r>
+            <w:r>
+              <w:rPr>
+                <w:rFonts w:ascii="Calibri" w:cs="Calibri" w:eastAsia="Calibri" w:hAnsi="Calibri"/>
+                <w:sz w:val="21"/>
+                <w:szCs w:val="21"/>
+              </w:rPr>
+              <w:t xml:space="preserve">.</w:t>
+            </w:r>
+          </w:p>
+        </w:tc>
+      </w:tr>
+    </w:tbl>
+    <w:p>
+      <w:pPr>
+        <w:spacing w:after="100"/>
+      </w:pPr>
+    </w:p>
     <w:p>
       <w:pPr>
         <w:pStyle w:val="Heading2"/>
@@ -21874,8 +22321,220 @@
         <w:t xml:space="preserve">. GitHub le presenta a AWS un token temporal (OIDC) y AWS le entrega un rol por unos minutos.</w:t>
       </w:r>
     </w:p>
-    <rootKey>w:tbl</rootKey>
-    <rootKey>w:p</rootKey>
+    <w:tbl>
+      <w:tblPr>
+        <w:tblW w:type="dxa" w:w="9360"/>
+        <w:tblBorders>
+          <w:top w:val="single" w:color="auto" w:sz="4"/>
+          <w:left w:val="single" w:color="auto" w:sz="4"/>
+          <w:bottom w:val="single" w:color="auto" w:sz="4"/>
+          <w:right w:val="single" w:color="auto" w:sz="4"/>
+          <w:insideH w:val="single" w:color="auto" w:sz="4"/>
+          <w:insideV w:val="single" w:color="auto" w:sz="4"/>
+        </w:tblBorders>
+      </w:tblPr>
+      <w:tblGrid>
+        <w:gridCol w:w="9360"/>
+      </w:tblGrid>
+      <w:tr>
+        <w:trPr>
+          <w:cantSplit/>
+        </w:trPr>
+        <w:tc>
+          <w:tcPr>
+            <w:tcW w:type="dxa" w:w="9360"/>
+            <w:tcBorders>
+              <w:top w:val="single" w:color="EFF6FF" w:sz="4"/>
+              <w:left w:val="single" w:color="2563EB" w:sz="24"/>
+              <w:bottom w:val="single" w:color="EFF6FF" w:sz="4"/>
+              <w:right w:val="single" w:color="EFF6FF" w:sz="4"/>
+            </w:tcBorders>
+            <w:shd w:fill="EFF6FF" w:color="auto" w:val="clear"/>
+            <w:tcMar>
+              <w:top w:type="dxa" w:w="100"/>
+              <w:left w:type="dxa" w:w="160"/>
+              <w:bottom w:type="dxa" w:w="100"/>
+              <w:right w:type="dxa" w:w="140"/>
+            </w:tcMar>
+          </w:tcPr>
+          <w:p>
+            <w:pPr>
+              <w:spacing w:after="60"/>
+            </w:pPr>
+            <w:r>
+              <w:rPr>
+                <w:rFonts w:ascii="Calibri" w:cs="Calibri" w:eastAsia="Calibri" w:hAnsi="Calibri"/>
+                <w:b/>
+                <w:bCs/>
+                <w:color w:val="2563EB"/>
+                <w:sz w:val="21"/>
+                <w:szCs w:val="21"/>
+              </w:rPr>
+              <w:t xml:space="preserve">INFO: Qué es automático y qué no</w:t>
+            </w:r>
+          </w:p>
+          <w:p>
+            <w:pPr>
+              <w:spacing w:after="50" w:line="264"/>
+            </w:pPr>
+            <w:r>
+              <w:rPr>
+                <w:rFonts w:ascii="Calibri" w:cs="Calibri" w:eastAsia="Calibri" w:hAnsi="Calibri"/>
+                <w:b/>
+                <w:bCs/>
+                <w:sz w:val="21"/>
+                <w:szCs w:val="21"/>
+              </w:rPr>
+              <w:t xml:space="preserve">Automático:</w:t>
+            </w:r>
+            <w:r>
+              <w:rPr>
+                <w:rFonts w:ascii="Calibri" w:cs="Calibri" w:eastAsia="Calibri" w:hAnsi="Calibri"/>
+                <w:sz w:val="21"/>
+                <w:szCs w:val="21"/>
+              </w:rPr>
+              <w:t xml:space="preserve"> cada vez que se hace </w:t>
+            </w:r>
+            <w:r>
+              <w:rPr>
+                <w:rFonts w:ascii="Calibri" w:cs="Calibri" w:eastAsia="Calibri" w:hAnsi="Calibri"/>
+                <w:i/>
+                <w:iCs/>
+                <w:sz w:val="21"/>
+                <w:szCs w:val="21"/>
+              </w:rPr>
+              <w:t xml:space="preserve">merge</w:t>
+            </w:r>
+            <w:r>
+              <w:rPr>
+                <w:rFonts w:ascii="Calibri" w:cs="Calibri" w:eastAsia="Calibri" w:hAnsi="Calibri"/>
+                <w:sz w:val="21"/>
+                <w:szCs w:val="21"/>
+              </w:rPr>
+              <w:t xml:space="preserve"> a </w:t>
+            </w:r>
+            <w:r>
+              <w:rPr>
+                <w:rFonts w:ascii="Consolas" w:cs="Consolas" w:eastAsia="Consolas" w:hAnsi="Consolas"/>
+                <w:color w:val="9F1239"/>
+                <w:sz w:val="19"/>
+                <w:szCs w:val="19"/>
+                <w:shd w:fill="F3F4F6" w:color="auto" w:val="clear"/>
+              </w:rPr>
+              <w:t xml:space="preserve">main</w:t>
+            </w:r>
+            <w:r>
+              <w:rPr>
+                <w:rFonts w:ascii="Calibri" w:cs="Calibri" w:eastAsia="Calibri" w:hAnsi="Calibri"/>
+                <w:sz w:val="21"/>
+                <w:szCs w:val="21"/>
+              </w:rPr>
+              <w:t xml:space="preserve"> con cambios en </w:t>
+            </w:r>
+            <w:r>
+              <w:rPr>
+                <w:rFonts w:ascii="Consolas" w:cs="Consolas" w:eastAsia="Consolas" w:hAnsi="Consolas"/>
+                <w:color w:val="9F1239"/>
+                <w:sz w:val="19"/>
+                <w:szCs w:val="19"/>
+                <w:shd w:fill="F3F4F6" w:color="auto" w:val="clear"/>
+              </w:rPr>
+              <w:t xml:space="preserve">frontend/</w:t>
+            </w:r>
+            <w:r>
+              <w:rPr>
+                <w:rFonts w:ascii="Calibri" w:cs="Calibri" w:eastAsia="Calibri" w:hAnsi="Calibri"/>
+                <w:sz w:val="21"/>
+                <w:szCs w:val="21"/>
+              </w:rPr>
+              <w:t xml:space="preserve">, el workflow compila y sube </w:t>
+            </w:r>
+            <w:r>
+              <w:rPr>
+                <w:rFonts w:ascii="Consolas" w:cs="Consolas" w:eastAsia="Consolas" w:hAnsi="Consolas"/>
+                <w:color w:val="9F1239"/>
+                <w:sz w:val="19"/>
+                <w:szCs w:val="19"/>
+                <w:shd w:fill="F3F4F6" w:color="auto" w:val="clear"/>
+              </w:rPr>
+              <w:t xml:space="preserve">dist/</w:t>
+            </w:r>
+            <w:r>
+              <w:rPr>
+                <w:rFonts w:ascii="Calibri" w:cs="Calibri" w:eastAsia="Calibri" w:hAnsi="Calibri"/>
+                <w:sz w:val="21"/>
+                <w:szCs w:val="21"/>
+              </w:rPr>
+              <w:t xml:space="preserve"> a S3.</w:t>
+            </w:r>
+          </w:p>
+          <w:p>
+            <w:pPr>
+              <w:spacing w:after="50" w:line="264"/>
+            </w:pPr>
+            <w:r>
+              <w:rPr>
+                <w:rFonts w:ascii="Calibri" w:cs="Calibri" w:eastAsia="Calibri" w:hAnsi="Calibri"/>
+                <w:b/>
+                <w:bCs/>
+                <w:sz w:val="21"/>
+                <w:szCs w:val="21"/>
+              </w:rPr>
+              <w:t xml:space="preserve">Manual:</w:t>
+            </w:r>
+            <w:r>
+              <w:rPr>
+                <w:rFonts w:ascii="Calibri" w:cs="Calibri" w:eastAsia="Calibri" w:hAnsi="Calibri"/>
+                <w:sz w:val="21"/>
+                <w:szCs w:val="21"/>
+              </w:rPr>
+              <w:t xml:space="preserve"> el backend (EC2) se actualiza con </w:t>
+            </w:r>
+            <w:r>
+              <w:rPr>
+                <w:rFonts w:ascii="Consolas" w:cs="Consolas" w:eastAsia="Consolas" w:hAnsi="Consolas"/>
+                <w:color w:val="9F1239"/>
+                <w:sz w:val="19"/>
+                <w:szCs w:val="19"/>
+                <w:shd w:fill="F3F4F6" w:color="auto" w:val="clear"/>
+              </w:rPr>
+              <w:t xml:space="preserve">git pull</w:t>
+            </w:r>
+            <w:r>
+              <w:rPr>
+                <w:rFonts w:ascii="Calibri" w:cs="Calibri" w:eastAsia="Calibri" w:hAnsi="Calibri"/>
+                <w:sz w:val="21"/>
+                <w:szCs w:val="21"/>
+              </w:rPr>
+              <w:t xml:space="preserve"> y </w:t>
+            </w:r>
+            <w:r>
+              <w:rPr>
+                <w:rFonts w:ascii="Consolas" w:cs="Consolas" w:eastAsia="Consolas" w:hAnsi="Consolas"/>
+                <w:color w:val="9F1239"/>
+                <w:sz w:val="19"/>
+                <w:szCs w:val="19"/>
+                <w:shd w:fill="F3F4F6" w:color="auto" w:val="clear"/>
+              </w:rPr>
+              <w:t xml:space="preserve">pm2 restart</w:t>
+            </w:r>
+            <w:r>
+              <w:rPr>
+                <w:rFonts w:ascii="Calibri" w:cs="Calibri" w:eastAsia="Calibri" w:hAnsi="Calibri"/>
+                <w:sz w:val="21"/>
+                <w:szCs w:val="21"/>
+              </w:rPr>
+              <w:t xml:space="preserve"> (ver Anexo B).</w:t>
+            </w:r>
+          </w:p>
+        </w:tc>
+      </w:tr>
+    </w:tbl>
+    <w:p>
+      <w:pPr>
+        <w:spacing w:after="100"/>
+      </w:pPr>
+    </w:p>
     <w:p>
       <w:pPr>
         <w:pStyle w:val="Heading2"/>

--- a/docs/Manual_Despliegue_AWS_TubeYou.docx
+++ b/docs/Manual_Despliegue_AWS_TubeYou.docx
@@ -1020,7 +1020,7 @@
                 <w:sz w:val="20"/>
                 <w:szCs w:val="20"/>
               </w:rPr>
-              <w:t xml:space="preserve">TUSUFIJO</w:t>
+              <w:t xml:space="preserve">kattysirel</w:t>
             </w:r>
           </w:p>
         </w:tc>
@@ -1050,25 +1050,72 @@
                 <w:sz w:val="20"/>
                 <w:szCs w:val="20"/>
               </w:rPr>
-              <w:t xml:space="preserve">Una palabra tuya, en minúsculas y sin espacios (ejemplo: </w:t>
-            </w:r>
-            <w:r>
-              <w:rPr>
-                <w:rFonts w:ascii="Consolas" w:cs="Consolas" w:eastAsia="Consolas" w:hAnsi="Consolas"/>
-                <w:color w:val="9F1239"/>
-                <w:sz w:val="18"/>
-                <w:szCs w:val="18"/>
-                <w:shd w:fill="F3F4F6" w:color="auto" w:val="clear"/>
-              </w:rPr>
-              <w:t xml:space="preserve">katty</w:t>
-            </w:r>
+              <w:t xml:space="preserve">Tu sufijo: ya está puesto en todos los nombres de este manual para que los buckets sean únicos en el mundo.</w:t>
+            </w:r>
+          </w:p>
+        </w:tc>
+      </w:tr>
+      <w:tr>
+        <w:trPr>
+          <w:cantSplit/>
+        </w:trPr>
+        <w:tc>
+          <w:tcPr>
+            <w:tcW w:type="dxa" w:w="2800"/>
+            <w:tcBorders>
+              <w:top w:val="single" w:color="D1D5DB" w:sz="4"/>
+              <w:left w:val="single" w:color="D1D5DB" w:sz="4"/>
+              <w:bottom w:val="single" w:color="D1D5DB" w:sz="4"/>
+              <w:right w:val="single" w:color="D1D5DB" w:sz="4"/>
+            </w:tcBorders>
+            <w:tcMar>
+              <w:top w:type="dxa" w:w="70"/>
+              <w:left w:type="dxa" w:w="110"/>
+              <w:bottom w:type="dxa" w:w="70"/>
+              <w:right w:type="dxa" w:w="110"/>
+            </w:tcMar>
+          </w:tcPr>
+          <w:p>
+            <w:pPr>
+              <w:spacing w:after="30"/>
+            </w:pPr>
             <w:r>
               <w:rPr>
                 <w:rFonts w:ascii="Calibri" w:cs="Calibri" w:eastAsia="Calibri" w:hAnsi="Calibri"/>
                 <w:sz w:val="20"/>
                 <w:szCs w:val="20"/>
               </w:rPr>
-              <w:t xml:space="preserve">). Se usa para que los nombres de bucket sean únicos en todo el mundo.</w:t>
+              <w:t xml:space="preserve">614315078836</w:t>
+            </w:r>
+          </w:p>
+        </w:tc>
+        <w:tc>
+          <w:tcPr>
+            <w:tcW w:type="dxa" w:w="6560"/>
+            <w:tcBorders>
+              <w:top w:val="single" w:color="D1D5DB" w:sz="4"/>
+              <w:left w:val="single" w:color="D1D5DB" w:sz="4"/>
+              <w:bottom w:val="single" w:color="D1D5DB" w:sz="4"/>
+              <w:right w:val="single" w:color="D1D5DB" w:sz="4"/>
+            </w:tcBorders>
+            <w:tcMar>
+              <w:top w:type="dxa" w:w="70"/>
+              <w:left w:type="dxa" w:w="110"/>
+              <w:bottom w:type="dxa" w:w="70"/>
+              <w:right w:type="dxa" w:w="110"/>
+            </w:tcMar>
+          </w:tcPr>
+          <w:p>
+            <w:pPr>
+              <w:spacing w:after="30"/>
+            </w:pPr>
+            <w:r>
+              <w:rPr>
+                <w:rFonts w:ascii="Calibri" w:cs="Calibri" w:eastAsia="Calibri" w:hAnsi="Calibri"/>
+                <w:sz w:val="20"/>
+                <w:szCs w:val="20"/>
+              </w:rPr>
+              <w:t xml:space="preserve">El ID de tu cuenta de AWS: ya está puesto en las políticas que lo necesitan.</w:t>
             </w:r>
           </w:p>
         </w:tc>
@@ -1342,7 +1389,7 @@
                 <w:szCs w:val="18"/>
                 <w:shd w:fill="F3F4F6" w:color="auto" w:val="clear"/>
               </w:rPr>
-              <w:t xml:space="preserve">tubeyou-frontend-TUSUFIJO</w:t>
+              <w:t xml:space="preserve">tubeyou-frontend-kattysirel</w:t>
             </w:r>
           </w:p>
         </w:tc>
@@ -1409,7 +1456,7 @@
                 <w:szCs w:val="18"/>
                 <w:shd w:fill="F3F4F6" w:color="auto" w:val="clear"/>
               </w:rPr>
-              <w:t xml:space="preserve">tubeyou-videos-TUSUFIJO</w:t>
+              <w:t xml:space="preserve">tubeyou-videos-kattysirel</w:t>
             </w:r>
           </w:p>
         </w:tc>
@@ -1476,7 +1523,7 @@
                 <w:szCs w:val="18"/>
                 <w:shd w:fill="F3F4F6" w:color="auto" w:val="clear"/>
               </w:rPr>
-              <w:t xml:space="preserve">tubeyou-miniaturas-TUSUFIJO</w:t>
+              <w:t xml:space="preserve">tubeyou-miniaturas-kattysirel</w:t>
             </w:r>
           </w:p>
         </w:tc>
@@ -2608,7 +2655,7 @@
                 <w:sz w:val="20"/>
                 <w:szCs w:val="20"/>
               </w:rPr>
-              <w:t xml:space="preserve">Mi sufijo (TUSUFIJO)</w:t>
+              <w:t xml:space="preserve">Mi sufijo</w:t>
             </w:r>
           </w:p>
         </w:tc>
@@ -2638,7 +2685,7 @@
                 <w:sz w:val="20"/>
                 <w:szCs w:val="20"/>
               </w:rPr>
-              <w:t xml:space="preserve">Lo eliges tú</w:t>
+              <w:t xml:space="preserve">Ya definido</w:t>
             </w:r>
           </w:p>
         </w:tc>
@@ -2662,6 +2709,14 @@
             <w:pPr>
               <w:spacing w:after="30"/>
             </w:pPr>
+            <w:r>
+              <w:rPr>
+                <w:rFonts w:ascii="Calibri" w:cs="Calibri" w:eastAsia="Calibri" w:hAnsi="Calibri"/>
+                <w:sz w:val="20"/>
+                <w:szCs w:val="20"/>
+              </w:rPr>
+              <w:t xml:space="preserve">kattysirel</w:t>
+            </w:r>
           </w:p>
         </w:tc>
       </w:tr>
@@ -2725,7 +2780,7 @@
                 <w:sz w:val="20"/>
                 <w:szCs w:val="20"/>
               </w:rPr>
-              <w:t xml:space="preserve">Esquina superior derecha de la consola</w:t>
+              <w:t xml:space="preserve">Ya definido</w:t>
             </w:r>
           </w:p>
         </w:tc>
@@ -2749,6 +2804,14 @@
             <w:pPr>
               <w:spacing w:after="30"/>
             </w:pPr>
+            <w:r>
+              <w:rPr>
+                <w:rFonts w:ascii="Calibri" w:cs="Calibri" w:eastAsia="Calibri" w:hAnsi="Calibri"/>
+                <w:sz w:val="20"/>
+                <w:szCs w:val="20"/>
+              </w:rPr>
+              <w:t xml:space="preserve">614315078836</w:t>
+            </w:r>
           </w:p>
         </w:tc>
       </w:tr>
@@ -5179,7 +5242,7 @@
           <w:szCs w:val="20"/>
           <w:shd w:fill="F3F4F6" w:color="auto" w:val="clear"/>
         </w:rPr>
-        <w:t xml:space="preserve">tubeyou-frontend-TUSUFIJO</w:t>
+        <w:t xml:space="preserve">tubeyou-frontend-kattysirel</w:t>
       </w:r>
       <w:r>
         <w:rPr>
@@ -7505,7 +7568,7 @@
                 <w:szCs w:val="18"/>
                 <w:shd w:fill="F3F4F6" w:color="auto" w:val="clear"/>
               </w:rPr>
-              <w:t xml:space="preserve">tubeyou-frontend-TUSUFIJO</w:t>
+              <w:t xml:space="preserve">tubeyou-frontend-kattysirel</w:t>
             </w:r>
           </w:p>
         </w:tc>
@@ -7630,7 +7693,7 @@
                 <w:szCs w:val="18"/>
                 <w:shd w:fill="F3F4F6" w:color="auto" w:val="clear"/>
               </w:rPr>
-              <w:t xml:space="preserve">tubeyou-videos-TUSUFIJO</w:t>
+              <w:t xml:space="preserve">tubeyou-videos-kattysirel</w:t>
             </w:r>
           </w:p>
         </w:tc>
@@ -7727,7 +7790,7 @@
                 <w:szCs w:val="18"/>
                 <w:shd w:fill="F3F4F6" w:color="auto" w:val="clear"/>
               </w:rPr>
-              <w:t xml:space="preserve">tubeyou-miniaturas-TUSUFIJO</w:t>
+              <w:t xml:space="preserve">tubeyou-miniaturas-kattysirel</w:t>
             </w:r>
           </w:p>
         </w:tc>
@@ -8138,7 +8201,7 @@
           <w:szCs w:val="20"/>
           <w:shd w:fill="F3F4F6" w:color="auto" w:val="clear"/>
         </w:rPr>
-        <w:t xml:space="preserve">tubeyou-frontend-TUSUFIJO</w:t>
+        <w:t xml:space="preserve">tubeyou-frontend-kattysirel</w:t>
       </w:r>
       <w:r>
         <w:rPr>
@@ -8648,7 +8711,7 @@
           <w:szCs w:val="20"/>
           <w:shd w:fill="F3F4F6" w:color="auto" w:val="clear"/>
         </w:rPr>
-        <w:t xml:space="preserve">tubeyou-videos-TUSUFIJO</w:t>
+        <w:t xml:space="preserve">tubeyou-videos-kattysirel</w:t>
       </w:r>
       <w:r>
         <w:rPr>
@@ -8896,7 +8959,7 @@
           <w:szCs w:val="20"/>
           <w:shd w:fill="F3F4F6" w:color="auto" w:val="clear"/>
         </w:rPr>
-        <w:t xml:space="preserve">tubeyou-videos-TUSUFIJO</w:t>
+        <w:t xml:space="preserve">tubeyou-videos-kattysirel</w:t>
       </w:r>
       <w:r>
         <w:rPr>
@@ -8992,7 +9055,7 @@
         <w:rPr>
           <w:rFonts w:ascii="Calibri" w:cs="Calibri" w:eastAsia="Calibri" w:hAnsi="Calibri"/>
         </w:rPr>
-        <w:t xml:space="preserve">Borra lo que haya y pega este JSON (cambia </w:t>
+        <w:t xml:space="preserve">Borra lo que haya y pega este JSON (ya lleva tu sufijo </w:t>
       </w:r>
       <w:r>
         <w:rPr>
@@ -9002,13 +9065,13 @@
           <w:szCs w:val="20"/>
           <w:shd w:fill="F3F4F6" w:color="auto" w:val="clear"/>
         </w:rPr>
-        <w:t xml:space="preserve">TUSUFIJO</w:t>
-      </w:r>
-      <w:r>
-        <w:rPr>
-          <w:rFonts w:ascii="Calibri" w:cs="Calibri" w:eastAsia="Calibri" w:hAnsi="Calibri"/>
-        </w:rPr>
-        <w:t xml:space="preserve"> por el tuyo):</w:t>
+        <w:t xml:space="preserve">kattysirel</w:t>
+      </w:r>
+      <w:r>
+        <w:rPr>
+          <w:rFonts w:ascii="Calibri" w:cs="Calibri" w:eastAsia="Calibri" w:hAnsi="Calibri"/>
+        </w:rPr>
+        <w:t xml:space="preserve">):</w:t>
       </w:r>
     </w:p>
     <w:tbl>
@@ -9186,7 +9249,7 @@
                 <w:sz w:val="18"/>
                 <w:szCs w:val="18"/>
               </w:rPr>
-              <w:t xml:space="preserve">      "Resource": "arn:aws:s3:::tubeyou-videos-TUSUFIJO/*"</w:t>
+              <w:t xml:space="preserve">      "Resource": "arn:aws:s3:::tubeyou-videos-kattysirel/*"</w:t>
             </w:r>
           </w:p>
           <w:p>
@@ -9878,7 +9941,7 @@
           <w:szCs w:val="20"/>
           <w:shd w:fill="F3F4F6" w:color="auto" w:val="clear"/>
         </w:rPr>
-        <w:t xml:space="preserve">tubeyou-miniaturas-TUSUFIJO</w:t>
+        <w:t xml:space="preserve">tubeyou-miniaturas-kattysirel</w:t>
       </w:r>
       <w:r>
         <w:rPr>
@@ -10224,7 +10287,7 @@
                 <w:sz w:val="18"/>
                 <w:szCs w:val="18"/>
               </w:rPr>
-              <w:t xml:space="preserve">      "Resource": "arn:aws:s3:::tubeyou-miniaturas-TUSUFIJO/*"</w:t>
+              <w:t xml:space="preserve">      "Resource": "arn:aws:s3:::tubeyou-miniaturas-kattysirel/*"</w:t>
             </w:r>
           </w:p>
           <w:p>
@@ -13646,7 +13709,7 @@
         <w:rPr>
           <w:rFonts w:ascii="Calibri" w:cs="Calibri" w:eastAsia="Calibri" w:hAnsi="Calibri"/>
         </w:rPr>
-        <w:t xml:space="preserve">Borra lo que haya y pega este JSON (cambia </w:t>
+        <w:t xml:space="preserve">Borra lo que haya y pega este JSON (ya lleva tu sufijo </w:t>
       </w:r>
       <w:r>
         <w:rPr>
@@ -13656,7 +13719,7 @@
           <w:szCs w:val="20"/>
           <w:shd w:fill="F3F4F6" w:color="auto" w:val="clear"/>
         </w:rPr>
-        <w:t xml:space="preserve">TUSUFIJO</w:t>
+        <w:t xml:space="preserve">kattysirel</w:t>
       </w:r>
       <w:r>
         <w:rPr>
@@ -13910,7 +13973,7 @@
                 <w:sz w:val="18"/>
                 <w:szCs w:val="18"/>
               </w:rPr>
-              <w:t xml:space="preserve">        "arn:aws:s3:::tubeyou-videos-TUSUFIJO",</w:t>
+              <w:t xml:space="preserve">        "arn:aws:s3:::tubeyou-videos-kattysirel",</w:t>
             </w:r>
           </w:p>
           <w:p>
@@ -13924,7 +13987,7 @@
                 <w:sz w:val="18"/>
                 <w:szCs w:val="18"/>
               </w:rPr>
-              <w:t xml:space="preserve">        "arn:aws:s3:::tubeyou-videos-TUSUFIJO/*",</w:t>
+              <w:t xml:space="preserve">        "arn:aws:s3:::tubeyou-videos-kattysirel/*",</w:t>
             </w:r>
           </w:p>
           <w:p>
@@ -13938,7 +14001,7 @@
                 <w:sz w:val="18"/>
                 <w:szCs w:val="18"/>
               </w:rPr>
-              <w:t xml:space="preserve">        "arn:aws:s3:::tubeyou-miniaturas-TUSUFIJO",</w:t>
+              <w:t xml:space="preserve">        "arn:aws:s3:::tubeyou-miniaturas-kattysirel",</w:t>
             </w:r>
           </w:p>
           <w:p>
@@ -13952,7 +14015,7 @@
                 <w:sz w:val="18"/>
                 <w:szCs w:val="18"/>
               </w:rPr>
-              <w:t xml:space="preserve">        "arn:aws:s3:::tubeyou-miniaturas-TUSUFIJO/*"</w:t>
+              <w:t xml:space="preserve">        "arn:aws:s3:::tubeyou-miniaturas-kattysirel/*"</w:t>
             </w:r>
           </w:p>
           <w:p>
@@ -17273,7 +17336,7 @@
                 <w:sz w:val="18"/>
                 <w:szCs w:val="18"/>
               </w:rPr>
-              <w:t xml:space="preserve">S3_BUCKET_VIDEOS=tubeyou-videos-TUSUFIJO</w:t>
+              <w:t xml:space="preserve">S3_BUCKET_VIDEOS=tubeyou-videos-kattysirel</w:t>
             </w:r>
           </w:p>
           <w:p>
@@ -17287,7 +17350,7 @@
                 <w:sz w:val="18"/>
                 <w:szCs w:val="18"/>
               </w:rPr>
-              <w:t xml:space="preserve">S3_BUCKET_THUMBNAILS=tubeyou-miniaturas-TUSUFIJO</w:t>
+              <w:t xml:space="preserve">S3_BUCKET_THUMBNAILS=tubeyou-miniaturas-kattysirel</w:t>
             </w:r>
           </w:p>
           <w:p>
@@ -19285,7 +19348,7 @@
           <w:szCs w:val="20"/>
           <w:shd w:fill="F3F4F6" w:color="auto" w:val="clear"/>
         </w:rPr>
-        <w:t xml:space="preserve">tubeyou-frontend-TUSUFIJO</w:t>
+        <w:t xml:space="preserve">tubeyou-frontend-kattysirel</w:t>
       </w:r>
       <w:r>
         <w:rPr>
@@ -21604,7 +21667,7 @@
           <w:szCs w:val="20"/>
           <w:shd w:fill="F3F4F6" w:color="auto" w:val="clear"/>
         </w:rPr>
-        <w:t xml:space="preserve">tubeyou-frontend-TUSUFIJO...</w:t>
+        <w:t xml:space="preserve">tubeyou-frontend-kattysirel...</w:t>
       </w:r>
       <w:r>
         <w:rPr>
@@ -21694,7 +21757,7 @@
           <w:szCs w:val="20"/>
           <w:shd w:fill="F3F4F6" w:color="auto" w:val="clear"/>
         </w:rPr>
-        <w:t xml:space="preserve">tubeyou-frontend-TUSUFIJO</w:t>
+        <w:t xml:space="preserve">tubeyou-frontend-kattysirel</w:t>
       </w:r>
       <w:r>
         <w:rPr>
@@ -21950,7 +22013,7 @@
                 <w:sz w:val="18"/>
                 <w:szCs w:val="18"/>
               </w:rPr>
-              <w:t xml:space="preserve">      "Resource": "arn:aws:s3:::tubeyou-frontend-TUSUFIJO/*",</w:t>
+              <w:t xml:space="preserve">      "Resource": "arn:aws:s3:::tubeyou-frontend-kattysirel/*",</w:t>
             </w:r>
           </w:p>
           <w:p>
@@ -21992,7 +22055,7 @@
                 <w:sz w:val="18"/>
                 <w:szCs w:val="18"/>
               </w:rPr>
-              <w:t xml:space="preserve">          "AWS:SourceArn": "arn:aws:cloudfront::TU_ID_DE_CUENTA:distribution/ID_DE_TU_DISTRIBUCION"</w:t>
+              <w:t xml:space="preserve">          "AWS:SourceArn": "arn:aws:cloudfront::614315078836:distribution/ID_DE_TU_DISTRIBUCION"</w:t>
             </w:r>
           </w:p>
           <w:p>
@@ -22973,7 +23036,7 @@
         <w:rPr>
           <w:rFonts w:ascii="Calibri" w:cs="Calibri" w:eastAsia="Calibri" w:hAnsi="Calibri"/>
         </w:rPr>
-        <w:t xml:space="preserve">Pega este JSON (cambia </w:t>
+        <w:t xml:space="preserve">Pega este JSON (ya lleva tu sufijo </w:t>
       </w:r>
       <w:r>
         <w:rPr>
@@ -22983,7 +23046,7 @@
           <w:szCs w:val="20"/>
           <w:shd w:fill="F3F4F6" w:color="auto" w:val="clear"/>
         </w:rPr>
-        <w:t xml:space="preserve">TUSUFIJO</w:t>
+        <w:t xml:space="preserve">kattysirel</w:t>
       </w:r>
       <w:r>
         <w:rPr>
@@ -23237,7 +23300,7 @@
                 <w:sz w:val="18"/>
                 <w:szCs w:val="18"/>
               </w:rPr>
-              <w:t xml:space="preserve">        "arn:aws:s3:::tubeyou-frontend-TUSUFIJO",</w:t>
+              <w:t xml:space="preserve">        "arn:aws:s3:::tubeyou-frontend-kattysirel",</w:t>
             </w:r>
           </w:p>
           <w:p>
@@ -23251,7 +23314,7 @@
                 <w:sz w:val="18"/>
                 <w:szCs w:val="18"/>
               </w:rPr>
-              <w:t xml:space="preserve">        "arn:aws:s3:::tubeyou-frontend-TUSUFIJO/*"</w:t>
+              <w:t xml:space="preserve">        "arn:aws:s3:::tubeyou-frontend-kattysirel/*"</w:t>
             </w:r>
           </w:p>
           <w:p>
@@ -23841,7 +23904,7 @@
         <w:rPr>
           <w:rFonts w:ascii="Calibri" w:cs="Calibri" w:eastAsia="Calibri" w:hAnsi="Calibri"/>
         </w:rPr>
-        <w:t xml:space="preserve"> y pega este JSON (reemplaza </w:t>
+        <w:t xml:space="preserve"> y pega este JSON (ya lleva tu ID de cuenta </w:t>
       </w:r>
       <w:r>
         <w:rPr>
@@ -23851,13 +23914,13 @@
           <w:szCs w:val="20"/>
           <w:shd w:fill="F3F4F6" w:color="auto" w:val="clear"/>
         </w:rPr>
-        <w:t xml:space="preserve">TU_ID_DE_CUENTA</w:t>
-      </w:r>
-      <w:r>
-        <w:rPr>
-          <w:rFonts w:ascii="Calibri" w:cs="Calibri" w:eastAsia="Calibri" w:hAnsi="Calibri"/>
-        </w:rPr>
-        <w:t xml:space="preserve"> por tu ID de 12 dígitos):</w:t>
+        <w:t xml:space="preserve">614315078836</w:t>
+      </w:r>
+      <w:r>
+        <w:rPr>
+          <w:rFonts w:ascii="Calibri" w:cs="Calibri" w:eastAsia="Calibri" w:hAnsi="Calibri"/>
+        </w:rPr>
+        <w:t xml:space="preserve">):</w:t>
       </w:r>
     </w:p>
     <w:tbl>
@@ -24021,7 +24084,7 @@
                 <w:sz w:val="18"/>
                 <w:szCs w:val="18"/>
               </w:rPr>
-              <w:t xml:space="preserve">        "Federated": "arn:aws:iam::TU_ID_DE_CUENTA:oidc-provider/token.actions.githubusercontent.com"</w:t>
+              <w:t xml:space="preserve">        "Federated": "arn:aws:iam::614315078836:oidc-provider/token.actions.githubusercontent.com"</w:t>
             </w:r>
           </w:p>
           <w:p>
@@ -25123,7 +25186,7 @@
                 <w:szCs w:val="18"/>
                 <w:shd w:fill="F3F4F6" w:color="auto" w:val="clear"/>
               </w:rPr>
-              <w:t xml:space="preserve">tubeyou-frontend-TUSUFIJO</w:t>
+              <w:t xml:space="preserve">tubeyou-frontend-kattysirel</w:t>
             </w:r>
           </w:p>
         </w:tc>
@@ -27758,7 +27821,7 @@
                 <w:szCs w:val="18"/>
                 <w:shd w:fill="F3F4F6" w:color="auto" w:val="clear"/>
               </w:rPr>
-              <w:t xml:space="preserve">https://tubeyou-frontend-TUSUFIJO.s3.amazonaws.com/index.html</w:t>
+              <w:t xml:space="preserve">https://tubeyou-frontend-kattysirel.s3.amazonaws.com/index.html</w:t>
             </w:r>
           </w:p>
         </w:tc>

--- a/docs/Manual_Despliegue_AWS_TubeYou.docx
+++ b/docs/Manual_Despliegue_AWS_TubeYou.docx
@@ -484,8 +484,15 @@
     </w:tbl>
     <w:p>
       <w:pPr>
-        <w:spacing w:after="120"/>
-      </w:pPr>
+        <w:spacing w:after="0" w:line="160"/>
+      </w:pPr>
+      <w:r>
+        <w:rPr>
+          <w:sz w:val="4"/>
+          <w:szCs w:val="4"/>
+        </w:rPr>
+        <w:t xml:space="preserve"/>
+      </w:r>
     </w:p>
     <w:tbl>
       <w:tblPr>
@@ -631,19 +638,42 @@
             <w:r>
               <w:rPr>
                 <w:rFonts w:ascii="Calibri" w:cs="Calibri" w:eastAsia="Calibri" w:hAnsi="Calibri"/>
-                <w:sz w:val="21"/>
-                <w:szCs w:val="21"/>
-              </w:rPr>
-              <w:t xml:space="preserve">La consola de AWS cambia de diseño de vez en cuando. Si un botón está en otro lugar, busca el </w:t>
-            </w:r>
-            <w:r>
-              <w:rPr>
-                <w:rFonts w:ascii="Calibri" w:cs="Calibri" w:eastAsia="Calibri" w:hAnsi="Calibri"/>
                 <w:b/>
                 <w:bCs/>
                 <w:sz w:val="21"/>
                 <w:szCs w:val="21"/>
               </w:rPr>
+              <w:t xml:space="preserve">Este manual está escrito para la consola de AWS en español.</w:t>
+            </w:r>
+            <w:r>
+              <w:rPr>
+                <w:rFonts w:ascii="Calibri" w:cs="Calibri" w:eastAsia="Calibri" w:hAnsi="Calibri"/>
+                <w:sz w:val="21"/>
+                <w:szCs w:val="21"/>
+              </w:rPr>
+              <w:t xml:space="preserve"> Cada botón, menú o campo aparece en español y, entre paréntesis, su nombre en inglés por si tu consola lo traduce distinto. GitHub y la terminal se muestran en inglés.</w:t>
+            </w:r>
+          </w:p>
+          <w:p>
+            <w:pPr>
+              <w:spacing w:after="50" w:line="264"/>
+            </w:pPr>
+            <w:r>
+              <w:rPr>
+                <w:rFonts w:ascii="Calibri" w:cs="Calibri" w:eastAsia="Calibri" w:hAnsi="Calibri"/>
+                <w:sz w:val="21"/>
+                <w:szCs w:val="21"/>
+              </w:rPr>
+              <w:t xml:space="preserve">La consola de AWS cambia de diseño de vez en cuando. Si un botón está en otro lugar, busca el </w:t>
+            </w:r>
+            <w:r>
+              <w:rPr>
+                <w:rFonts w:ascii="Calibri" w:cs="Calibri" w:eastAsia="Calibri" w:hAnsi="Calibri"/>
+                <w:b/>
+                <w:bCs/>
+                <w:sz w:val="21"/>
+                <w:szCs w:val="21"/>
+              </w:rPr>
               <w:t xml:space="preserve">texto exacto</w:t>
             </w:r>
             <w:r>
@@ -660,8 +690,15 @@
     </w:tbl>
     <w:p>
       <w:pPr>
-        <w:spacing w:after="100"/>
-      </w:pPr>
+        <w:spacing w:after="0" w:line="160"/>
+      </w:pPr>
+      <w:r>
+        <w:rPr>
+          <w:sz w:val="4"/>
+          <w:szCs w:val="4"/>
+        </w:rPr>
+        <w:t xml:space="preserve"/>
+      </w:r>
     </w:p>
     <w:p>
       <w:pPr>
@@ -825,6 +862,14 @@
               </w:rPr>
               <w:t xml:space="preserve">Texto en negrita</w:t>
             </w:r>
+            <w:r>
+              <w:rPr>
+                <w:rFonts w:ascii="Calibri" w:cs="Calibri" w:eastAsia="Calibri" w:hAnsi="Calibri"/>
+                <w:sz w:val="20"/>
+                <w:szCs w:val="20"/>
+              </w:rPr>
+              <w:t xml:space="preserve"> (English)</w:t>
+            </w:r>
           </w:p>
         </w:tc>
         <w:tc>
@@ -853,7 +898,7 @@
                 <w:sz w:val="20"/>
                 <w:szCs w:val="20"/>
               </w:rPr>
-              <w:t xml:space="preserve">Nombre exacto de un botón, pestaña, menú o campo que verás en pantalla.</w:t>
+              <w:t xml:space="preserve">Nombre exacto de un botón, pestaña, menú o campo que verás en pantalla, en español y entre paréntesis en inglés.</w:t>
             </w:r>
           </w:p>
         </w:tc>
@@ -1206,8 +1251,15 @@
     </w:tbl>
     <w:p>
       <w:pPr>
-        <w:spacing w:after="120"/>
-      </w:pPr>
+        <w:spacing w:after="0" w:line="160"/>
+      </w:pPr>
+      <w:r>
+        <w:rPr>
+          <w:sz w:val="4"/>
+          <w:szCs w:val="4"/>
+        </w:rPr>
+        <w:t xml:space="preserve"/>
+      </w:r>
     </w:p>
     <w:p>
       <w:pPr>
@@ -2469,8 +2521,15 @@
     </w:tbl>
     <w:p>
       <w:pPr>
-        <w:spacing w:after="120"/>
-      </w:pPr>
+        <w:spacing w:after="0" w:line="160"/>
+      </w:pPr>
+      <w:r>
+        <w:rPr>
+          <w:sz w:val="4"/>
+          <w:szCs w:val="4"/>
+        </w:rPr>
+        <w:t xml:space="preserve"/>
+      </w:r>
     </w:p>
     <w:p>
       <w:pPr>
@@ -3427,8 +3486,15 @@
     </w:tbl>
     <w:p>
       <w:pPr>
-        <w:spacing w:after="120"/>
-      </w:pPr>
+        <w:spacing w:after="0" w:line="160"/>
+      </w:pPr>
+      <w:r>
+        <w:rPr>
+          <w:sz w:val="4"/>
+          <w:szCs w:val="4"/>
+        </w:rPr>
+        <w:t xml:space="preserve"/>
+      </w:r>
     </w:p>
     <w:p>
       <w:pPr>
@@ -3821,8 +3887,15 @@
     </w:tbl>
     <w:p>
       <w:pPr>
-        <w:spacing w:after="100"/>
-      </w:pPr>
+        <w:spacing w:after="0" w:line="160"/>
+      </w:pPr>
+      <w:r>
+        <w:rPr>
+          <w:sz w:val="4"/>
+          <w:szCs w:val="4"/>
+        </w:rPr>
+        <w:t xml:space="preserve"/>
+      </w:r>
     </w:p>
     <w:p>
       <w:pPr>
@@ -3934,13 +4007,13 @@
           <w:b/>
           <w:bCs/>
         </w:rPr>
-        <w:t xml:space="preserve">Distributions</w:t>
-      </w:r>
-      <w:r>
-        <w:rPr>
-          <w:rFonts w:ascii="Calibri" w:cs="Calibri" w:eastAsia="Calibri" w:hAnsi="Calibri"/>
-        </w:rPr>
-        <w:t xml:space="preserve">.</w:t>
+        <w:t xml:space="preserve">Distribuciones</w:t>
+      </w:r>
+      <w:r>
+        <w:rPr>
+          <w:rFonts w:ascii="Calibri" w:cs="Calibri" w:eastAsia="Calibri" w:hAnsi="Calibri"/>
+        </w:rPr>
+        <w:t xml:space="preserve"> (Distributions).</w:t>
       </w:r>
     </w:p>
     <w:p>
@@ -3964,27 +4037,27 @@
           <w:b/>
           <w:bCs/>
         </w:rPr>
-        <w:t xml:space="preserve">Disable</w:t>
-      </w:r>
-      <w:r>
-        <w:rPr>
-          <w:rFonts w:ascii="Calibri" w:cs="Calibri" w:eastAsia="Calibri" w:hAnsi="Calibri"/>
-        </w:rPr>
-        <w:t xml:space="preserve"> ➔ confirma con </w:t>
-      </w:r>
-      <w:r>
-        <w:rPr>
-          <w:rFonts w:ascii="Calibri" w:cs="Calibri" w:eastAsia="Calibri" w:hAnsi="Calibri"/>
-          <w:b/>
-          <w:bCs/>
-        </w:rPr>
-        <w:t xml:space="preserve">Disable</w:t>
-      </w:r>
-      <w:r>
-        <w:rPr>
-          <w:rFonts w:ascii="Calibri" w:cs="Calibri" w:eastAsia="Calibri" w:hAnsi="Calibri"/>
-        </w:rPr>
-        <w:t xml:space="preserve">.</w:t>
+        <w:t xml:space="preserve">Deshabilitar</w:t>
+      </w:r>
+      <w:r>
+        <w:rPr>
+          <w:rFonts w:ascii="Calibri" w:cs="Calibri" w:eastAsia="Calibri" w:hAnsi="Calibri"/>
+        </w:rPr>
+        <w:t xml:space="preserve"> (Disable) ➔ confirma con </w:t>
+      </w:r>
+      <w:r>
+        <w:rPr>
+          <w:rFonts w:ascii="Calibri" w:cs="Calibri" w:eastAsia="Calibri" w:hAnsi="Calibri"/>
+          <w:b/>
+          <w:bCs/>
+        </w:rPr>
+        <w:t xml:space="preserve">Deshabilitar</w:t>
+      </w:r>
+      <w:r>
+        <w:rPr>
+          <w:rFonts w:ascii="Calibri" w:cs="Calibri" w:eastAsia="Calibri" w:hAnsi="Calibri"/>
+        </w:rPr>
+        <w:t xml:space="preserve"> (Disable).</w:t>
       </w:r>
     </w:p>
     <w:p>
@@ -4016,13 +4089,13 @@
           <w:b/>
           <w:bCs/>
         </w:rPr>
-        <w:t xml:space="preserve">Last modified</w:t>
-      </w:r>
-      <w:r>
-        <w:rPr>
-          <w:rFonts w:ascii="Calibri" w:cs="Calibri" w:eastAsia="Calibri" w:hAnsi="Calibri"/>
-        </w:rPr>
-        <w:t xml:space="preserve"> deje de decir </w:t>
+        <w:t xml:space="preserve">Última modificación</w:t>
+      </w:r>
+      <w:r>
+        <w:rPr>
+          <w:rFonts w:ascii="Calibri" w:cs="Calibri" w:eastAsia="Calibri" w:hAnsi="Calibri"/>
+        </w:rPr>
+        <w:t xml:space="preserve"> (Last modified) deje de decir </w:t>
       </w:r>
       <w:r>
         <w:rPr>
@@ -4030,27 +4103,27 @@
           <w:i/>
           <w:iCs/>
         </w:rPr>
-        <w:t xml:space="preserve">Deploying</w:t>
-      </w:r>
-      <w:r>
-        <w:rPr>
-          <w:rFonts w:ascii="Calibri" w:cs="Calibri" w:eastAsia="Calibri" w:hAnsi="Calibri"/>
-        </w:rPr>
-        <w:t xml:space="preserve"> y muestre una fecha. El estado debe ser </w:t>
-      </w:r>
-      <w:r>
-        <w:rPr>
-          <w:rFonts w:ascii="Calibri" w:cs="Calibri" w:eastAsia="Calibri" w:hAnsi="Calibri"/>
-          <w:b/>
-          <w:bCs/>
-        </w:rPr>
-        <w:t xml:space="preserve">Disabled</w:t>
-      </w:r>
-      <w:r>
-        <w:rPr>
-          <w:rFonts w:ascii="Calibri" w:cs="Calibri" w:eastAsia="Calibri" w:hAnsi="Calibri"/>
-        </w:rPr>
-        <w:t xml:space="preserve">.</w:t>
+        <w:t xml:space="preserve">Implementando</w:t>
+      </w:r>
+      <w:r>
+        <w:rPr>
+          <w:rFonts w:ascii="Calibri" w:cs="Calibri" w:eastAsia="Calibri" w:hAnsi="Calibri"/>
+        </w:rPr>
+        <w:t xml:space="preserve"> (Deploying) y muestre una fecha. El estado debe ser </w:t>
+      </w:r>
+      <w:r>
+        <w:rPr>
+          <w:rFonts w:ascii="Calibri" w:cs="Calibri" w:eastAsia="Calibri" w:hAnsi="Calibri"/>
+          <w:b/>
+          <w:bCs/>
+        </w:rPr>
+        <w:t xml:space="preserve">Deshabilitada</w:t>
+      </w:r>
+      <w:r>
+        <w:rPr>
+          <w:rFonts w:ascii="Calibri" w:cs="Calibri" w:eastAsia="Calibri" w:hAnsi="Calibri"/>
+        </w:rPr>
+        <w:t xml:space="preserve"> (Disabled).</w:t>
       </w:r>
     </w:p>
     <w:p>
@@ -4074,27 +4147,27 @@
           <w:b/>
           <w:bCs/>
         </w:rPr>
-        <w:t xml:space="preserve">Delete</w:t>
-      </w:r>
-      <w:r>
-        <w:rPr>
-          <w:rFonts w:ascii="Calibri" w:cs="Calibri" w:eastAsia="Calibri" w:hAnsi="Calibri"/>
-        </w:rPr>
-        <w:t xml:space="preserve"> ➔ confirma con </w:t>
-      </w:r>
-      <w:r>
-        <w:rPr>
-          <w:rFonts w:ascii="Calibri" w:cs="Calibri" w:eastAsia="Calibri" w:hAnsi="Calibri"/>
-          <w:b/>
-          <w:bCs/>
-        </w:rPr>
-        <w:t xml:space="preserve">Delete</w:t>
-      </w:r>
-      <w:r>
-        <w:rPr>
-          <w:rFonts w:ascii="Calibri" w:cs="Calibri" w:eastAsia="Calibri" w:hAnsi="Calibri"/>
-        </w:rPr>
-        <w:t xml:space="preserve">.</w:t>
+        <w:t xml:space="preserve">Eliminar</w:t>
+      </w:r>
+      <w:r>
+        <w:rPr>
+          <w:rFonts w:ascii="Calibri" w:cs="Calibri" w:eastAsia="Calibri" w:hAnsi="Calibri"/>
+        </w:rPr>
+        <w:t xml:space="preserve"> (Delete) ➔ confirma con </w:t>
+      </w:r>
+      <w:r>
+        <w:rPr>
+          <w:rFonts w:ascii="Calibri" w:cs="Calibri" w:eastAsia="Calibri" w:hAnsi="Calibri"/>
+          <w:b/>
+          <w:bCs/>
+        </w:rPr>
+        <w:t xml:space="preserve">Eliminar</w:t>
+      </w:r>
+      <w:r>
+        <w:rPr>
+          <w:rFonts w:ascii="Calibri" w:cs="Calibri" w:eastAsia="Calibri" w:hAnsi="Calibri"/>
+        </w:rPr>
+        <w:t xml:space="preserve"> (Delete).</w:t>
       </w:r>
     </w:p>
     <w:tbl>
@@ -4169,7 +4242,7 @@
                 <w:sz w:val="21"/>
                 <w:szCs w:val="21"/>
               </w:rPr>
-              <w:t xml:space="preserve">Deploying</w:t>
+              <w:t xml:space="preserve">Implementando</w:t>
             </w:r>
             <w:r>
               <w:rPr>
@@ -4177,7 +4250,7 @@
                 <w:sz w:val="21"/>
                 <w:szCs w:val="21"/>
               </w:rPr>
-              <w:t xml:space="preserve">.</w:t>
+              <w:t xml:space="preserve"> (Deploying).</w:t>
             </w:r>
           </w:p>
         </w:tc>
@@ -4185,8 +4258,15 @@
     </w:tbl>
     <w:p>
       <w:pPr>
-        <w:spacing w:after="100"/>
-      </w:pPr>
+        <w:spacing w:after="0" w:line="160"/>
+      </w:pPr>
+      <w:r>
+        <w:rPr>
+          <w:sz w:val="4"/>
+          <w:szCs w:val="4"/>
+        </w:rPr>
+        <w:t xml:space="preserve"/>
+      </w:r>
     </w:p>
     <w:p>
       <w:pPr>
@@ -4243,13 +4323,13 @@
           <w:b/>
           <w:bCs/>
         </w:rPr>
-        <w:t xml:space="preserve">Instances</w:t>
-      </w:r>
-      <w:r>
-        <w:rPr>
-          <w:rFonts w:ascii="Calibri" w:cs="Calibri" w:eastAsia="Calibri" w:hAnsi="Calibri"/>
-        </w:rPr>
-        <w:t xml:space="preserve">.</w:t>
+        <w:t xml:space="preserve">Instancias</w:t>
+      </w:r>
+      <w:r>
+        <w:rPr>
+          <w:rFonts w:ascii="Calibri" w:cs="Calibri" w:eastAsia="Calibri" w:hAnsi="Calibri"/>
+        </w:rPr>
+        <w:t xml:space="preserve"> (Instances).</w:t>
       </w:r>
     </w:p>
     <w:p>
@@ -4273,41 +4353,41 @@
           <w:b/>
           <w:bCs/>
         </w:rPr>
-        <w:t xml:space="preserve">Instance state</w:t>
-      </w:r>
-      <w:r>
-        <w:rPr>
-          <w:rFonts w:ascii="Calibri" w:cs="Calibri" w:eastAsia="Calibri" w:hAnsi="Calibri"/>
-        </w:rPr>
-        <w:t xml:space="preserve"> ➔ </w:t>
-      </w:r>
-      <w:r>
-        <w:rPr>
-          <w:rFonts w:ascii="Calibri" w:cs="Calibri" w:eastAsia="Calibri" w:hAnsi="Calibri"/>
-          <w:b/>
-          <w:bCs/>
-        </w:rPr>
-        <w:t xml:space="preserve">Terminate (delete) instance</w:t>
-      </w:r>
-      <w:r>
-        <w:rPr>
-          <w:rFonts w:ascii="Calibri" w:cs="Calibri" w:eastAsia="Calibri" w:hAnsi="Calibri"/>
-        </w:rPr>
-        <w:t xml:space="preserve"> ➔ </w:t>
-      </w:r>
-      <w:r>
-        <w:rPr>
-          <w:rFonts w:ascii="Calibri" w:cs="Calibri" w:eastAsia="Calibri" w:hAnsi="Calibri"/>
-          <w:b/>
-          <w:bCs/>
-        </w:rPr>
-        <w:t xml:space="preserve">Terminate (delete)</w:t>
-      </w:r>
-      <w:r>
-        <w:rPr>
-          <w:rFonts w:ascii="Calibri" w:cs="Calibri" w:eastAsia="Calibri" w:hAnsi="Calibri"/>
-        </w:rPr>
-        <w:t xml:space="preserve">.</w:t>
+        <w:t xml:space="preserve">Estado de la instancia</w:t>
+      </w:r>
+      <w:r>
+        <w:rPr>
+          <w:rFonts w:ascii="Calibri" w:cs="Calibri" w:eastAsia="Calibri" w:hAnsi="Calibri"/>
+        </w:rPr>
+        <w:t xml:space="preserve"> (Instance state) ➔ </w:t>
+      </w:r>
+      <w:r>
+        <w:rPr>
+          <w:rFonts w:ascii="Calibri" w:cs="Calibri" w:eastAsia="Calibri" w:hAnsi="Calibri"/>
+          <w:b/>
+          <w:bCs/>
+        </w:rPr>
+        <w:t xml:space="preserve">Terminar (eliminar) instancia</w:t>
+      </w:r>
+      <w:r>
+        <w:rPr>
+          <w:rFonts w:ascii="Calibri" w:cs="Calibri" w:eastAsia="Calibri" w:hAnsi="Calibri"/>
+        </w:rPr>
+        <w:t xml:space="preserve"> (Terminate (delete) instance) ➔ </w:t>
+      </w:r>
+      <w:r>
+        <w:rPr>
+          <w:rFonts w:ascii="Calibri" w:cs="Calibri" w:eastAsia="Calibri" w:hAnsi="Calibri"/>
+          <w:b/>
+          <w:bCs/>
+        </w:rPr>
+        <w:t xml:space="preserve">Terminar (eliminar)</w:t>
+      </w:r>
+      <w:r>
+        <w:rPr>
+          <w:rFonts w:ascii="Calibri" w:cs="Calibri" w:eastAsia="Calibri" w:hAnsi="Calibri"/>
+        </w:rPr>
+        <w:t xml:space="preserve"> (Terminate (delete)).</w:t>
       </w:r>
     </w:p>
     <w:p>
@@ -4331,27 +4411,27 @@
           <w:i/>
           <w:iCs/>
         </w:rPr>
-        <w:t xml:space="preserve">Shutting-down</w:t>
-      </w:r>
-      <w:r>
-        <w:rPr>
-          <w:rFonts w:ascii="Calibri" w:cs="Calibri" w:eastAsia="Calibri" w:hAnsi="Calibri"/>
-        </w:rPr>
-        <w:t xml:space="preserve"> a </w:t>
-      </w:r>
-      <w:r>
-        <w:rPr>
-          <w:rFonts w:ascii="Calibri" w:cs="Calibri" w:eastAsia="Calibri" w:hAnsi="Calibri"/>
-          <w:b/>
-          <w:bCs/>
-        </w:rPr>
-        <w:t xml:space="preserve">Terminated</w:t>
-      </w:r>
-      <w:r>
-        <w:rPr>
-          <w:rFonts w:ascii="Calibri" w:cs="Calibri" w:eastAsia="Calibri" w:hAnsi="Calibri"/>
-        </w:rPr>
-        <w:t xml:space="preserve">. Esto libera el Security Group y el rol IAM.</w:t>
+        <w:t xml:space="preserve">Cerrando</w:t>
+      </w:r>
+      <w:r>
+        <w:rPr>
+          <w:rFonts w:ascii="Calibri" w:cs="Calibri" w:eastAsia="Calibri" w:hAnsi="Calibri"/>
+        </w:rPr>
+        <w:t xml:space="preserve"> (Shutting-down) a </w:t>
+      </w:r>
+      <w:r>
+        <w:rPr>
+          <w:rFonts w:ascii="Calibri" w:cs="Calibri" w:eastAsia="Calibri" w:hAnsi="Calibri"/>
+          <w:b/>
+          <w:bCs/>
+        </w:rPr>
+        <w:t xml:space="preserve">Terminada</w:t>
+      </w:r>
+      <w:r>
+        <w:rPr>
+          <w:rFonts w:ascii="Calibri" w:cs="Calibri" w:eastAsia="Calibri" w:hAnsi="Calibri"/>
+        </w:rPr>
+        <w:t xml:space="preserve"> (Terminated). Esto libera el Security Group y el rol IAM.</w:t>
       </w:r>
     </w:p>
     <w:p>
@@ -4375,69 +4455,69 @@
           <w:b/>
           <w:bCs/>
         </w:rPr>
-        <w:t xml:space="preserve">Elastic IP</w:t>
-      </w:r>
-      <w:r>
-        <w:rPr>
-          <w:rFonts w:ascii="Calibri" w:cs="Calibri" w:eastAsia="Calibri" w:hAnsi="Calibri"/>
-        </w:rPr>
-        <w:t xml:space="preserve">: menú izquierdo </w:t>
-      </w:r>
-      <w:r>
-        <w:rPr>
-          <w:rFonts w:ascii="Calibri" w:cs="Calibri" w:eastAsia="Calibri" w:hAnsi="Calibri"/>
-          <w:b/>
-          <w:bCs/>
-        </w:rPr>
-        <w:t xml:space="preserve">Elastic IPs</w:t>
-      </w:r>
-      <w:r>
-        <w:rPr>
-          <w:rFonts w:ascii="Calibri" w:cs="Calibri" w:eastAsia="Calibri" w:hAnsi="Calibri"/>
-        </w:rPr>
-        <w:t xml:space="preserve"> ➔ marca la IP ➔ </w:t>
-      </w:r>
-      <w:r>
-        <w:rPr>
-          <w:rFonts w:ascii="Calibri" w:cs="Calibri" w:eastAsia="Calibri" w:hAnsi="Calibri"/>
-          <w:b/>
-          <w:bCs/>
-        </w:rPr>
-        <w:t xml:space="preserve">Actions</w:t>
-      </w:r>
-      <w:r>
-        <w:rPr>
-          <w:rFonts w:ascii="Calibri" w:cs="Calibri" w:eastAsia="Calibri" w:hAnsi="Calibri"/>
-        </w:rPr>
-        <w:t xml:space="preserve"> ➔ </w:t>
-      </w:r>
-      <w:r>
-        <w:rPr>
-          <w:rFonts w:ascii="Calibri" w:cs="Calibri" w:eastAsia="Calibri" w:hAnsi="Calibri"/>
-          <w:b/>
-          <w:bCs/>
-        </w:rPr>
-        <w:t xml:space="preserve">Release Elastic IP addresses</w:t>
-      </w:r>
-      <w:r>
-        <w:rPr>
-          <w:rFonts w:ascii="Calibri" w:cs="Calibri" w:eastAsia="Calibri" w:hAnsi="Calibri"/>
-        </w:rPr>
-        <w:t xml:space="preserve"> ➔ </w:t>
-      </w:r>
-      <w:r>
-        <w:rPr>
-          <w:rFonts w:ascii="Calibri" w:cs="Calibri" w:eastAsia="Calibri" w:hAnsi="Calibri"/>
-          <w:b/>
-          <w:bCs/>
-        </w:rPr>
-        <w:t xml:space="preserve">Release</w:t>
-      </w:r>
-      <w:r>
-        <w:rPr>
-          <w:rFonts w:ascii="Calibri" w:cs="Calibri" w:eastAsia="Calibri" w:hAnsi="Calibri"/>
-        </w:rPr>
-        <w:t xml:space="preserve">.</w:t>
+        <w:t xml:space="preserve">IP elástica</w:t>
+      </w:r>
+      <w:r>
+        <w:rPr>
+          <w:rFonts w:ascii="Calibri" w:cs="Calibri" w:eastAsia="Calibri" w:hAnsi="Calibri"/>
+        </w:rPr>
+        <w:t xml:space="preserve"> (Elastic IP): menú izquierdo </w:t>
+      </w:r>
+      <w:r>
+        <w:rPr>
+          <w:rFonts w:ascii="Calibri" w:cs="Calibri" w:eastAsia="Calibri" w:hAnsi="Calibri"/>
+          <w:b/>
+          <w:bCs/>
+        </w:rPr>
+        <w:t xml:space="preserve">IP elásticas</w:t>
+      </w:r>
+      <w:r>
+        <w:rPr>
+          <w:rFonts w:ascii="Calibri" w:cs="Calibri" w:eastAsia="Calibri" w:hAnsi="Calibri"/>
+        </w:rPr>
+        <w:t xml:space="preserve"> (Elastic IPs) ➔ marca la IP ➔ </w:t>
+      </w:r>
+      <w:r>
+        <w:rPr>
+          <w:rFonts w:ascii="Calibri" w:cs="Calibri" w:eastAsia="Calibri" w:hAnsi="Calibri"/>
+          <w:b/>
+          <w:bCs/>
+        </w:rPr>
+        <w:t xml:space="preserve">Acciones</w:t>
+      </w:r>
+      <w:r>
+        <w:rPr>
+          <w:rFonts w:ascii="Calibri" w:cs="Calibri" w:eastAsia="Calibri" w:hAnsi="Calibri"/>
+        </w:rPr>
+        <w:t xml:space="preserve"> (Actions) ➔ </w:t>
+      </w:r>
+      <w:r>
+        <w:rPr>
+          <w:rFonts w:ascii="Calibri" w:cs="Calibri" w:eastAsia="Calibri" w:hAnsi="Calibri"/>
+          <w:b/>
+          <w:bCs/>
+        </w:rPr>
+        <w:t xml:space="preserve">Liberar direcciones IP elásticas</w:t>
+      </w:r>
+      <w:r>
+        <w:rPr>
+          <w:rFonts w:ascii="Calibri" w:cs="Calibri" w:eastAsia="Calibri" w:hAnsi="Calibri"/>
+        </w:rPr>
+        <w:t xml:space="preserve"> (Release Elastic IP addresses) ➔ </w:t>
+      </w:r>
+      <w:r>
+        <w:rPr>
+          <w:rFonts w:ascii="Calibri" w:cs="Calibri" w:eastAsia="Calibri" w:hAnsi="Calibri"/>
+          <w:b/>
+          <w:bCs/>
+        </w:rPr>
+        <w:t xml:space="preserve">Liberar</w:t>
+      </w:r>
+      <w:r>
+        <w:rPr>
+          <w:rFonts w:ascii="Calibri" w:cs="Calibri" w:eastAsia="Calibri" w:hAnsi="Calibri"/>
+        </w:rPr>
+        <w:t xml:space="preserve"> (Release).</w:t>
       </w:r>
     </w:p>
     <w:p>
@@ -4495,13 +4575,13 @@
           <w:b/>
           <w:bCs/>
         </w:rPr>
-        <w:t xml:space="preserve">Databases</w:t>
-      </w:r>
-      <w:r>
-        <w:rPr>
-          <w:rFonts w:ascii="Calibri" w:cs="Calibri" w:eastAsia="Calibri" w:hAnsi="Calibri"/>
-        </w:rPr>
-        <w:t xml:space="preserve">.</w:t>
+        <w:t xml:space="preserve">Bases de datos</w:t>
+      </w:r>
+      <w:r>
+        <w:rPr>
+          <w:rFonts w:ascii="Calibri" w:cs="Calibri" w:eastAsia="Calibri" w:hAnsi="Calibri"/>
+        </w:rPr>
+        <w:t xml:space="preserve"> (Databases).</w:t>
       </w:r>
     </w:p>
     <w:p>
@@ -4541,27 +4621,27 @@
           <w:b/>
           <w:bCs/>
         </w:rPr>
-        <w:t xml:space="preserve">Actions</w:t>
-      </w:r>
-      <w:r>
-        <w:rPr>
-          <w:rFonts w:ascii="Calibri" w:cs="Calibri" w:eastAsia="Calibri" w:hAnsi="Calibri"/>
-        </w:rPr>
-        <w:t xml:space="preserve"> ➔ </w:t>
-      </w:r>
-      <w:r>
-        <w:rPr>
-          <w:rFonts w:ascii="Calibri" w:cs="Calibri" w:eastAsia="Calibri" w:hAnsi="Calibri"/>
-          <w:b/>
-          <w:bCs/>
-        </w:rPr>
-        <w:t xml:space="preserve">Delete</w:t>
-      </w:r>
-      <w:r>
-        <w:rPr>
-          <w:rFonts w:ascii="Calibri" w:cs="Calibri" w:eastAsia="Calibri" w:hAnsi="Calibri"/>
-        </w:rPr>
-        <w:t xml:space="preserve">.</w:t>
+        <w:t xml:space="preserve">Acciones</w:t>
+      </w:r>
+      <w:r>
+        <w:rPr>
+          <w:rFonts w:ascii="Calibri" w:cs="Calibri" w:eastAsia="Calibri" w:hAnsi="Calibri"/>
+        </w:rPr>
+        <w:t xml:space="preserve"> (Actions) ➔ </w:t>
+      </w:r>
+      <w:r>
+        <w:rPr>
+          <w:rFonts w:ascii="Calibri" w:cs="Calibri" w:eastAsia="Calibri" w:hAnsi="Calibri"/>
+          <w:b/>
+          <w:bCs/>
+        </w:rPr>
+        <w:t xml:space="preserve">Eliminar</w:t>
+      </w:r>
+      <w:r>
+        <w:rPr>
+          <w:rFonts w:ascii="Calibri" w:cs="Calibri" w:eastAsia="Calibri" w:hAnsi="Calibri"/>
+        </w:rPr>
+        <w:t xml:space="preserve"> (Delete).</w:t>
       </w:r>
     </w:p>
     <w:p>
@@ -4593,13 +4673,13 @@
           <w:i/>
           <w:iCs/>
         </w:rPr>
-        <w:t xml:space="preserve">Create final snapshot</w:t>
-      </w:r>
-      <w:r>
-        <w:rPr>
-          <w:rFonts w:ascii="Calibri" w:cs="Calibri" w:eastAsia="Calibri" w:hAnsi="Calibri"/>
-        </w:rPr>
-        <w:t xml:space="preserve">.</w:t>
+        <w:t xml:space="preserve">Crear instantánea final</w:t>
+      </w:r>
+      <w:r>
+        <w:rPr>
+          <w:rFonts w:ascii="Calibri" w:cs="Calibri" w:eastAsia="Calibri" w:hAnsi="Calibri"/>
+        </w:rPr>
+        <w:t xml:space="preserve"> (Create final snapshot).</w:t>
       </w:r>
     </w:p>
     <w:p>
@@ -4631,13 +4711,13 @@
           <w:i/>
           <w:iCs/>
         </w:rPr>
-        <w:t xml:space="preserve">Retain automated backups</w:t>
-      </w:r>
-      <w:r>
-        <w:rPr>
-          <w:rFonts w:ascii="Calibri" w:cs="Calibri" w:eastAsia="Calibri" w:hAnsi="Calibri"/>
-        </w:rPr>
-        <w:t xml:space="preserve">.</w:t>
+        <w:t xml:space="preserve">Retener copias de seguridad automatizadas</w:t>
+      </w:r>
+      <w:r>
+        <w:rPr>
+          <w:rFonts w:ascii="Calibri" w:cs="Calibri" w:eastAsia="Calibri" w:hAnsi="Calibri"/>
+        </w:rPr>
+        <w:t xml:space="preserve"> (Retain automated backups).</w:t>
       </w:r>
     </w:p>
     <w:p>
@@ -4669,13 +4749,13 @@
           <w:i/>
           <w:iCs/>
         </w:rPr>
-        <w:t xml:space="preserve">I acknowledge that upon instance deletion, automated backups, including system snapshots and point-in-time recovery, are no longer available</w:t>
-      </w:r>
-      <w:r>
-        <w:rPr>
-          <w:rFonts w:ascii="Calibri" w:cs="Calibri" w:eastAsia="Calibri" w:hAnsi="Calibri"/>
-        </w:rPr>
-        <w:t xml:space="preserve">.</w:t>
+        <w:t xml:space="preserve">Reconozco que, al eliminar la instancia, las copias de seguridad automatizadas, incluidas las instantáneas del sistema y la recuperación a un momento dado, ya no estarán disponibles</w:t>
+      </w:r>
+      <w:r>
+        <w:rPr>
+          <w:rFonts w:ascii="Calibri" w:cs="Calibri" w:eastAsia="Calibri" w:hAnsi="Calibri"/>
+        </w:rPr>
+        <w:t xml:space="preserve"> (I acknowledge that upon instance deletion, automated backups, including system snapshots and point-in-time recovery, are no longer available).</w:t>
       </w:r>
     </w:p>
     <w:p>
@@ -4715,13 +4795,13 @@
           <w:b/>
           <w:bCs/>
         </w:rPr>
-        <w:t xml:space="preserve">Delete</w:t>
-      </w:r>
-      <w:r>
-        <w:rPr>
-          <w:rFonts w:ascii="Calibri" w:cs="Calibri" w:eastAsia="Calibri" w:hAnsi="Calibri"/>
-        </w:rPr>
-        <w:t xml:space="preserve">.</w:t>
+        <w:t xml:space="preserve">Eliminar</w:t>
+      </w:r>
+      <w:r>
+        <w:rPr>
+          <w:rFonts w:ascii="Calibri" w:cs="Calibri" w:eastAsia="Calibri" w:hAnsi="Calibri"/>
+        </w:rPr>
+        <w:t xml:space="preserve"> (Delete).</w:t>
       </w:r>
     </w:p>
     <w:p>
@@ -4848,7 +4928,7 @@
                 <w:sz w:val="21"/>
                 <w:szCs w:val="21"/>
               </w:rPr>
-              <w:t xml:space="preserve">Cannot delete security group: It is referenced by other security groups</w:t>
+              <w:t xml:space="preserve">No se puede eliminar el grupo de seguridad: otros grupos de seguridad hacen referencia a él</w:t>
             </w:r>
             <w:r>
               <w:rPr>
@@ -4856,7 +4936,7 @@
                 <w:sz w:val="21"/>
                 <w:szCs w:val="21"/>
               </w:rPr>
-              <w:t xml:space="preserve">, es porque la regla de entrada de </w:t>
+              <w:t xml:space="preserve"> (Cannot delete security group: It is referenced by other security groups), es porque la regla de entrada de </w:t>
             </w:r>
             <w:r>
               <w:rPr>
@@ -4900,8 +4980,15 @@
     </w:tbl>
     <w:p>
       <w:pPr>
-        <w:spacing w:after="100"/>
-      </w:pPr>
+        <w:spacing w:after="0" w:line="160"/>
+      </w:pPr>
+      <w:r>
+        <w:rPr>
+          <w:sz w:val="4"/>
+          <w:szCs w:val="4"/>
+        </w:rPr>
+        <w:t xml:space="preserve"/>
+      </w:r>
     </w:p>
     <w:p>
       <w:pPr>
@@ -4938,13 +5025,13 @@
           <w:b/>
           <w:bCs/>
         </w:rPr>
-        <w:t xml:space="preserve">Security Groups</w:t>
-      </w:r>
-      <w:r>
-        <w:rPr>
-          <w:rFonts w:ascii="Calibri" w:cs="Calibri" w:eastAsia="Calibri" w:hAnsi="Calibri"/>
-        </w:rPr>
-        <w:t xml:space="preserve">.</w:t>
+        <w:t xml:space="preserve">Grupos de seguridad</w:t>
+      </w:r>
+      <w:r>
+        <w:rPr>
+          <w:rFonts w:ascii="Calibri" w:cs="Calibri" w:eastAsia="Calibri" w:hAnsi="Calibri"/>
+        </w:rPr>
+        <w:t xml:space="preserve"> (Security Groups).</w:t>
       </w:r>
     </w:p>
     <w:p>
@@ -4984,83 +5071,83 @@
           <w:b/>
           <w:bCs/>
         </w:rPr>
-        <w:t xml:space="preserve">Inbound rules</w:t>
-      </w:r>
-      <w:r>
-        <w:rPr>
-          <w:rFonts w:ascii="Calibri" w:cs="Calibri" w:eastAsia="Calibri" w:hAnsi="Calibri"/>
-        </w:rPr>
-        <w:t xml:space="preserve"> ➔ </w:t>
-      </w:r>
-      <w:r>
-        <w:rPr>
-          <w:rFonts w:ascii="Calibri" w:cs="Calibri" w:eastAsia="Calibri" w:hAnsi="Calibri"/>
-          <w:b/>
-          <w:bCs/>
-        </w:rPr>
-        <w:t xml:space="preserve">Edit inbound rules</w:t>
-      </w:r>
-      <w:r>
-        <w:rPr>
-          <w:rFonts w:ascii="Calibri" w:cs="Calibri" w:eastAsia="Calibri" w:hAnsi="Calibri"/>
-        </w:rPr>
-        <w:t xml:space="preserve"> ➔ ícono </w:t>
-      </w:r>
-      <w:r>
-        <w:rPr>
-          <w:rFonts w:ascii="Calibri" w:cs="Calibri" w:eastAsia="Calibri" w:hAnsi="Calibri"/>
-          <w:b/>
-          <w:bCs/>
-        </w:rPr>
-        <w:t xml:space="preserve">Delete</w:t>
-      </w:r>
-      <w:r>
-        <w:rPr>
-          <w:rFonts w:ascii="Calibri" w:cs="Calibri" w:eastAsia="Calibri" w:hAnsi="Calibri"/>
-        </w:rPr>
-        <w:t xml:space="preserve"> de la regla del puerto 5432 ➔ </w:t>
-      </w:r>
-      <w:r>
-        <w:rPr>
-          <w:rFonts w:ascii="Calibri" w:cs="Calibri" w:eastAsia="Calibri" w:hAnsi="Calibri"/>
-          <w:b/>
-          <w:bCs/>
-        </w:rPr>
-        <w:t xml:space="preserve">Save rules</w:t>
-      </w:r>
-      <w:r>
-        <w:rPr>
-          <w:rFonts w:ascii="Calibri" w:cs="Calibri" w:eastAsia="Calibri" w:hAnsi="Calibri"/>
-        </w:rPr>
-        <w:t xml:space="preserve">. (Si la base RDS ya desapareció, puedes borrar directamente el grupo: </w:t>
-      </w:r>
-      <w:r>
-        <w:rPr>
-          <w:rFonts w:ascii="Calibri" w:cs="Calibri" w:eastAsia="Calibri" w:hAnsi="Calibri"/>
-          <w:b/>
-          <w:bCs/>
-        </w:rPr>
-        <w:t xml:space="preserve">Actions</w:t>
-      </w:r>
-      <w:r>
-        <w:rPr>
-          <w:rFonts w:ascii="Calibri" w:cs="Calibri" w:eastAsia="Calibri" w:hAnsi="Calibri"/>
-        </w:rPr>
-        <w:t xml:space="preserve"> ➔ </w:t>
-      </w:r>
-      <w:r>
-        <w:rPr>
-          <w:rFonts w:ascii="Calibri" w:cs="Calibri" w:eastAsia="Calibri" w:hAnsi="Calibri"/>
-          <w:b/>
-          <w:bCs/>
-        </w:rPr>
-        <w:t xml:space="preserve">Delete security groups</w:t>
-      </w:r>
-      <w:r>
-        <w:rPr>
-          <w:rFonts w:ascii="Calibri" w:cs="Calibri" w:eastAsia="Calibri" w:hAnsi="Calibri"/>
-        </w:rPr>
-        <w:t xml:space="preserve">.)</w:t>
+        <w:t xml:space="preserve">Reglas de entrada</w:t>
+      </w:r>
+      <w:r>
+        <w:rPr>
+          <w:rFonts w:ascii="Calibri" w:cs="Calibri" w:eastAsia="Calibri" w:hAnsi="Calibri"/>
+        </w:rPr>
+        <w:t xml:space="preserve"> (Inbound rules) ➔ </w:t>
+      </w:r>
+      <w:r>
+        <w:rPr>
+          <w:rFonts w:ascii="Calibri" w:cs="Calibri" w:eastAsia="Calibri" w:hAnsi="Calibri"/>
+          <w:b/>
+          <w:bCs/>
+        </w:rPr>
+        <w:t xml:space="preserve">Editar reglas de entrada</w:t>
+      </w:r>
+      <w:r>
+        <w:rPr>
+          <w:rFonts w:ascii="Calibri" w:cs="Calibri" w:eastAsia="Calibri" w:hAnsi="Calibri"/>
+        </w:rPr>
+        <w:t xml:space="preserve"> (Edit inbound rules) ➔ ícono </w:t>
+      </w:r>
+      <w:r>
+        <w:rPr>
+          <w:rFonts w:ascii="Calibri" w:cs="Calibri" w:eastAsia="Calibri" w:hAnsi="Calibri"/>
+          <w:b/>
+          <w:bCs/>
+        </w:rPr>
+        <w:t xml:space="preserve">Eliminar</w:t>
+      </w:r>
+      <w:r>
+        <w:rPr>
+          <w:rFonts w:ascii="Calibri" w:cs="Calibri" w:eastAsia="Calibri" w:hAnsi="Calibri"/>
+        </w:rPr>
+        <w:t xml:space="preserve"> (Delete) de la regla del puerto 5432 ➔ </w:t>
+      </w:r>
+      <w:r>
+        <w:rPr>
+          <w:rFonts w:ascii="Calibri" w:cs="Calibri" w:eastAsia="Calibri" w:hAnsi="Calibri"/>
+          <w:b/>
+          <w:bCs/>
+        </w:rPr>
+        <w:t xml:space="preserve">Guardar reglas</w:t>
+      </w:r>
+      <w:r>
+        <w:rPr>
+          <w:rFonts w:ascii="Calibri" w:cs="Calibri" w:eastAsia="Calibri" w:hAnsi="Calibri"/>
+        </w:rPr>
+        <w:t xml:space="preserve"> (Save rules). (Si la base RDS ya desapareció, puedes borrar directamente el grupo: </w:t>
+      </w:r>
+      <w:r>
+        <w:rPr>
+          <w:rFonts w:ascii="Calibri" w:cs="Calibri" w:eastAsia="Calibri" w:hAnsi="Calibri"/>
+          <w:b/>
+          <w:bCs/>
+        </w:rPr>
+        <w:t xml:space="preserve">Acciones</w:t>
+      </w:r>
+      <w:r>
+        <w:rPr>
+          <w:rFonts w:ascii="Calibri" w:cs="Calibri" w:eastAsia="Calibri" w:hAnsi="Calibri"/>
+        </w:rPr>
+        <w:t xml:space="preserve"> (Actions) ➔ </w:t>
+      </w:r>
+      <w:r>
+        <w:rPr>
+          <w:rFonts w:ascii="Calibri" w:cs="Calibri" w:eastAsia="Calibri" w:hAnsi="Calibri"/>
+          <w:b/>
+          <w:bCs/>
+        </w:rPr>
+        <w:t xml:space="preserve">Eliminar grupos de seguridad</w:t>
+      </w:r>
+      <w:r>
+        <w:rPr>
+          <w:rFonts w:ascii="Calibri" w:cs="Calibri" w:eastAsia="Calibri" w:hAnsi="Calibri"/>
+        </w:rPr>
+        <w:t xml:space="preserve"> (Delete security groups).)</w:t>
       </w:r>
     </w:p>
     <w:p>
@@ -5100,41 +5187,41 @@
           <w:b/>
           <w:bCs/>
         </w:rPr>
-        <w:t xml:space="preserve">Actions</w:t>
-      </w:r>
-      <w:r>
-        <w:rPr>
-          <w:rFonts w:ascii="Calibri" w:cs="Calibri" w:eastAsia="Calibri" w:hAnsi="Calibri"/>
-        </w:rPr>
-        <w:t xml:space="preserve"> ➔ </w:t>
-      </w:r>
-      <w:r>
-        <w:rPr>
-          <w:rFonts w:ascii="Calibri" w:cs="Calibri" w:eastAsia="Calibri" w:hAnsi="Calibri"/>
-          <w:b/>
-          <w:bCs/>
-        </w:rPr>
-        <w:t xml:space="preserve">Delete security groups</w:t>
-      </w:r>
-      <w:r>
-        <w:rPr>
-          <w:rFonts w:ascii="Calibri" w:cs="Calibri" w:eastAsia="Calibri" w:hAnsi="Calibri"/>
-        </w:rPr>
-        <w:t xml:space="preserve"> ➔ </w:t>
-      </w:r>
-      <w:r>
-        <w:rPr>
-          <w:rFonts w:ascii="Calibri" w:cs="Calibri" w:eastAsia="Calibri" w:hAnsi="Calibri"/>
-          <w:b/>
-          <w:bCs/>
-        </w:rPr>
-        <w:t xml:space="preserve">Delete</w:t>
-      </w:r>
-      <w:r>
-        <w:rPr>
-          <w:rFonts w:ascii="Calibri" w:cs="Calibri" w:eastAsia="Calibri" w:hAnsi="Calibri"/>
-        </w:rPr>
-        <w:t xml:space="preserve">.</w:t>
+        <w:t xml:space="preserve">Acciones</w:t>
+      </w:r>
+      <w:r>
+        <w:rPr>
+          <w:rFonts w:ascii="Calibri" w:cs="Calibri" w:eastAsia="Calibri" w:hAnsi="Calibri"/>
+        </w:rPr>
+        <w:t xml:space="preserve"> (Actions) ➔ </w:t>
+      </w:r>
+      <w:r>
+        <w:rPr>
+          <w:rFonts w:ascii="Calibri" w:cs="Calibri" w:eastAsia="Calibri" w:hAnsi="Calibri"/>
+          <w:b/>
+          <w:bCs/>
+        </w:rPr>
+        <w:t xml:space="preserve">Eliminar grupos de seguridad</w:t>
+      </w:r>
+      <w:r>
+        <w:rPr>
+          <w:rFonts w:ascii="Calibri" w:cs="Calibri" w:eastAsia="Calibri" w:hAnsi="Calibri"/>
+        </w:rPr>
+        <w:t xml:space="preserve"> (Delete security groups) ➔ </w:t>
+      </w:r>
+      <w:r>
+        <w:rPr>
+          <w:rFonts w:ascii="Calibri" w:cs="Calibri" w:eastAsia="Calibri" w:hAnsi="Calibri"/>
+          <w:b/>
+          <w:bCs/>
+        </w:rPr>
+        <w:t xml:space="preserve">Eliminar</w:t>
+      </w:r>
+      <w:r>
+        <w:rPr>
+          <w:rFonts w:ascii="Calibri" w:cs="Calibri" w:eastAsia="Calibri" w:hAnsi="Calibri"/>
+        </w:rPr>
+        <w:t xml:space="preserve"> (Delete).</w:t>
       </w:r>
     </w:p>
     <w:p>
@@ -5256,13 +5343,13 @@
           <w:b/>
           <w:bCs/>
         </w:rPr>
-        <w:t xml:space="preserve">Empty</w:t>
-      </w:r>
-      <w:r>
-        <w:rPr>
-          <w:rFonts w:ascii="Calibri" w:cs="Calibri" w:eastAsia="Calibri" w:hAnsi="Calibri"/>
-        </w:rPr>
-        <w:t xml:space="preserve">.</w:t>
+        <w:t xml:space="preserve">Vaciar</w:t>
+      </w:r>
+      <w:r>
+        <w:rPr>
+          <w:rFonts w:ascii="Calibri" w:cs="Calibri" w:eastAsia="Calibri" w:hAnsi="Calibri"/>
+        </w:rPr>
+        <w:t xml:space="preserve"> (Empty).</w:t>
       </w:r>
     </w:p>
     <w:p>
@@ -5302,27 +5389,27 @@
           <w:b/>
           <w:bCs/>
         </w:rPr>
-        <w:t xml:space="preserve">Empty</w:t>
-      </w:r>
-      <w:r>
-        <w:rPr>
-          <w:rFonts w:ascii="Calibri" w:cs="Calibri" w:eastAsia="Calibri" w:hAnsi="Calibri"/>
-        </w:rPr>
-        <w:t xml:space="preserve"> ➔ cuando aparezca el banner verde, presiona </w:t>
-      </w:r>
-      <w:r>
-        <w:rPr>
-          <w:rFonts w:ascii="Calibri" w:cs="Calibri" w:eastAsia="Calibri" w:hAnsi="Calibri"/>
-          <w:b/>
-          <w:bCs/>
-        </w:rPr>
-        <w:t xml:space="preserve">Exit</w:t>
-      </w:r>
-      <w:r>
-        <w:rPr>
-          <w:rFonts w:ascii="Calibri" w:cs="Calibri" w:eastAsia="Calibri" w:hAnsi="Calibri"/>
-        </w:rPr>
-        <w:t xml:space="preserve">.</w:t>
+        <w:t xml:space="preserve">Vaciar</w:t>
+      </w:r>
+      <w:r>
+        <w:rPr>
+          <w:rFonts w:ascii="Calibri" w:cs="Calibri" w:eastAsia="Calibri" w:hAnsi="Calibri"/>
+        </w:rPr>
+        <w:t xml:space="preserve"> (Empty) ➔ cuando aparezca el banner verde, presiona </w:t>
+      </w:r>
+      <w:r>
+        <w:rPr>
+          <w:rFonts w:ascii="Calibri" w:cs="Calibri" w:eastAsia="Calibri" w:hAnsi="Calibri"/>
+          <w:b/>
+          <w:bCs/>
+        </w:rPr>
+        <w:t xml:space="preserve">Salir</w:t>
+      </w:r>
+      <w:r>
+        <w:rPr>
+          <w:rFonts w:ascii="Calibri" w:cs="Calibri" w:eastAsia="Calibri" w:hAnsi="Calibri"/>
+        </w:rPr>
+        <w:t xml:space="preserve"> (Exit).</w:t>
       </w:r>
     </w:p>
     <w:p>
@@ -5346,13 +5433,13 @@
           <w:b/>
           <w:bCs/>
         </w:rPr>
-        <w:t xml:space="preserve">Delete</w:t>
-      </w:r>
-      <w:r>
-        <w:rPr>
-          <w:rFonts w:ascii="Calibri" w:cs="Calibri" w:eastAsia="Calibri" w:hAnsi="Calibri"/>
-        </w:rPr>
-        <w:t xml:space="preserve"> ➔ escribe el </w:t>
+        <w:t xml:space="preserve">Eliminar</w:t>
+      </w:r>
+      <w:r>
+        <w:rPr>
+          <w:rFonts w:ascii="Calibri" w:cs="Calibri" w:eastAsia="Calibri" w:hAnsi="Calibri"/>
+        </w:rPr>
+        <w:t xml:space="preserve"> (Delete) ➔ escribe el </w:t>
       </w:r>
       <w:r>
         <w:rPr>
@@ -5374,13 +5461,13 @@
           <w:b/>
           <w:bCs/>
         </w:rPr>
-        <w:t xml:space="preserve">Delete bucket</w:t>
-      </w:r>
-      <w:r>
-        <w:rPr>
-          <w:rFonts w:ascii="Calibri" w:cs="Calibri" w:eastAsia="Calibri" w:hAnsi="Calibri"/>
-        </w:rPr>
-        <w:t xml:space="preserve">.</w:t>
+        <w:t xml:space="preserve">Eliminar bucket</w:t>
+      </w:r>
+      <w:r>
+        <w:rPr>
+          <w:rFonts w:ascii="Calibri" w:cs="Calibri" w:eastAsia="Calibri" w:hAnsi="Calibri"/>
+        </w:rPr>
+        <w:t xml:space="preserve"> (Delete bucket).</w:t>
       </w:r>
     </w:p>
     <w:p>
@@ -5500,27 +5587,27 @@
           <w:b/>
           <w:bCs/>
         </w:rPr>
-        <w:t xml:space="preserve">Delete</w:t>
-      </w:r>
-      <w:r>
-        <w:rPr>
-          <w:rFonts w:ascii="Calibri" w:cs="Calibri" w:eastAsia="Calibri" w:hAnsi="Calibri"/>
-        </w:rPr>
-        <w:t xml:space="preserve"> ➔ escribe el nombre del rol ➔ </w:t>
-      </w:r>
-      <w:r>
-        <w:rPr>
-          <w:rFonts w:ascii="Calibri" w:cs="Calibri" w:eastAsia="Calibri" w:hAnsi="Calibri"/>
-          <w:b/>
-          <w:bCs/>
-        </w:rPr>
-        <w:t xml:space="preserve">Delete</w:t>
-      </w:r>
-      <w:r>
-        <w:rPr>
-          <w:rFonts w:ascii="Calibri" w:cs="Calibri" w:eastAsia="Calibri" w:hAnsi="Calibri"/>
-        </w:rPr>
-        <w:t xml:space="preserve">.</w:t>
+        <w:t xml:space="preserve">Eliminar</w:t>
+      </w:r>
+      <w:r>
+        <w:rPr>
+          <w:rFonts w:ascii="Calibri" w:cs="Calibri" w:eastAsia="Calibri" w:hAnsi="Calibri"/>
+        </w:rPr>
+        <w:t xml:space="preserve"> (Delete) ➔ escribe el nombre del rol ➔ </w:t>
+      </w:r>
+      <w:r>
+        <w:rPr>
+          <w:rFonts w:ascii="Calibri" w:cs="Calibri" w:eastAsia="Calibri" w:hAnsi="Calibri"/>
+          <w:b/>
+          <w:bCs/>
+        </w:rPr>
+        <w:t xml:space="preserve">Eliminar</w:t>
+      </w:r>
+      <w:r>
+        <w:rPr>
+          <w:rFonts w:ascii="Calibri" w:cs="Calibri" w:eastAsia="Calibri" w:hAnsi="Calibri"/>
+        </w:rPr>
+        <w:t xml:space="preserve"> (Delete).</w:t>
       </w:r>
     </w:p>
     <w:p>
@@ -5544,27 +5631,27 @@
           <w:b/>
           <w:bCs/>
         </w:rPr>
-        <w:t xml:space="preserve">Policies</w:t>
-      </w:r>
-      <w:r>
-        <w:rPr>
-          <w:rFonts w:ascii="Calibri" w:cs="Calibri" w:eastAsia="Calibri" w:hAnsi="Calibri"/>
-        </w:rPr>
-        <w:t xml:space="preserve">. Filtra por </w:t>
-      </w:r>
-      <w:r>
-        <w:rPr>
-          <w:rFonts w:ascii="Calibri" w:cs="Calibri" w:eastAsia="Calibri" w:hAnsi="Calibri"/>
-          <w:b/>
-          <w:bCs/>
-        </w:rPr>
-        <w:t xml:space="preserve">Customer managed</w:t>
-      </w:r>
-      <w:r>
-        <w:rPr>
-          <w:rFonts w:ascii="Calibri" w:cs="Calibri" w:eastAsia="Calibri" w:hAnsi="Calibri"/>
-        </w:rPr>
-        <w:t xml:space="preserve">. Marca cada política vieja ➔ </w:t>
+        <w:t xml:space="preserve">Políticas</w:t>
+      </w:r>
+      <w:r>
+        <w:rPr>
+          <w:rFonts w:ascii="Calibri" w:cs="Calibri" w:eastAsia="Calibri" w:hAnsi="Calibri"/>
+        </w:rPr>
+        <w:t xml:space="preserve"> (Policies). Filtra por </w:t>
+      </w:r>
+      <w:r>
+        <w:rPr>
+          <w:rFonts w:ascii="Calibri" w:cs="Calibri" w:eastAsia="Calibri" w:hAnsi="Calibri"/>
+          <w:b/>
+          <w:bCs/>
+        </w:rPr>
+        <w:t xml:space="preserve">Administrada por el cliente</w:t>
+      </w:r>
+      <w:r>
+        <w:rPr>
+          <w:rFonts w:ascii="Calibri" w:cs="Calibri" w:eastAsia="Calibri" w:hAnsi="Calibri"/>
+        </w:rPr>
+        <w:t xml:space="preserve"> (Customer managed). Marca cada política vieja ➔ </w:t>
       </w:r>
       <w:r>
         <w:rPr>
@@ -5586,13 +5673,13 @@
           <w:b/>
           <w:bCs/>
         </w:rPr>
-        <w:t xml:space="preserve">Delete</w:t>
-      </w:r>
-      <w:r>
-        <w:rPr>
-          <w:rFonts w:ascii="Calibri" w:cs="Calibri" w:eastAsia="Calibri" w:hAnsi="Calibri"/>
-        </w:rPr>
-        <w:t xml:space="preserve"> ➔ confirma.</w:t>
+        <w:t xml:space="preserve">Eliminar</w:t>
+      </w:r>
+      <w:r>
+        <w:rPr>
+          <w:rFonts w:ascii="Calibri" w:cs="Calibri" w:eastAsia="Calibri" w:hAnsi="Calibri"/>
+        </w:rPr>
+        <w:t xml:space="preserve"> (Delete) ➔ confirma.</w:t>
       </w:r>
     </w:p>
     <w:p>
@@ -5630,13 +5717,13 @@
           <w:b/>
           <w:bCs/>
         </w:rPr>
-        <w:t xml:space="preserve">Identity providers</w:t>
-      </w:r>
-      <w:r>
-        <w:rPr>
-          <w:rFonts w:ascii="Calibri" w:cs="Calibri" w:eastAsia="Calibri" w:hAnsi="Calibri"/>
-        </w:rPr>
-        <w:t xml:space="preserve">): se reutiliza.</w:t>
+        <w:t xml:space="preserve">Proveedores de identidad</w:t>
+      </w:r>
+      <w:r>
+        <w:rPr>
+          <w:rFonts w:ascii="Calibri" w:cs="Calibri" w:eastAsia="Calibri" w:hAnsi="Calibri"/>
+        </w:rPr>
+        <w:t xml:space="preserve"> (Identity providers)): se reutiliza.</w:t>
       </w:r>
     </w:p>
     <w:p>
@@ -6190,8 +6277,15 @@
     </w:tbl>
     <w:p>
       <w:pPr>
-        <w:spacing w:after="100"/>
-      </w:pPr>
+        <w:spacing w:after="0" w:line="160"/>
+      </w:pPr>
+      <w:r>
+        <w:rPr>
+          <w:sz w:val="4"/>
+          <w:szCs w:val="4"/>
+        </w:rPr>
+        <w:t xml:space="preserve"/>
+      </w:r>
     </w:p>
     <w:tbl>
       <w:tblPr>
@@ -6335,8 +6429,15 @@
     </w:tbl>
     <w:p>
       <w:pPr>
-        <w:spacing w:after="100"/>
-      </w:pPr>
+        <w:spacing w:after="0" w:line="160"/>
+      </w:pPr>
+      <w:r>
+        <w:rPr>
+          <w:sz w:val="4"/>
+          <w:szCs w:val="4"/>
+        </w:rPr>
+        <w:t xml:space="preserve"/>
+      </w:r>
     </w:p>
     <w:p>
       <w:pPr>
@@ -6707,8 +6808,15 @@
     </w:tbl>
     <w:p>
       <w:pPr>
-        <w:spacing w:after="100"/>
-      </w:pPr>
+        <w:spacing w:after="0" w:line="160"/>
+      </w:pPr>
+      <w:r>
+        <w:rPr>
+          <w:sz w:val="4"/>
+          <w:szCs w:val="4"/>
+        </w:rPr>
+        <w:t xml:space="preserve"/>
+      </w:r>
     </w:p>
     <w:p>
       <w:pPr>
@@ -7083,8 +7191,15 @@
     </w:tbl>
     <w:p>
       <w:pPr>
-        <w:spacing w:after="100"/>
-      </w:pPr>
+        <w:spacing w:after="0" w:line="160"/>
+      </w:pPr>
+      <w:r>
+        <w:rPr>
+          <w:sz w:val="4"/>
+          <w:szCs w:val="4"/>
+        </w:rPr>
+        <w:t xml:space="preserve"/>
+      </w:r>
     </w:p>
     <w:p>
       <w:pPr>
@@ -7347,8 +7462,15 @@
     </w:tbl>
     <w:p>
       <w:pPr>
-        <w:spacing w:after="100"/>
-      </w:pPr>
+        <w:spacing w:after="0" w:line="160"/>
+      </w:pPr>
+      <w:r>
+        <w:rPr>
+          <w:sz w:val="4"/>
+          <w:szCs w:val="4"/>
+        </w:rPr>
+        <w:t xml:space="preserve"/>
+      </w:r>
     </w:p>
     <w:p>
       <w:pPr>
@@ -7858,8 +7980,15 @@
     </w:tbl>
     <w:p>
       <w:pPr>
-        <w:spacing w:after="120"/>
-      </w:pPr>
+        <w:spacing w:after="0" w:line="160"/>
+      </w:pPr>
+      <w:r>
+        <w:rPr>
+          <w:sz w:val="4"/>
+          <w:szCs w:val="4"/>
+        </w:rPr>
+        <w:t xml:space="preserve"/>
+      </w:r>
     </w:p>
     <w:p>
       <w:pPr>
@@ -7946,13 +8075,13 @@
           <w:b/>
           <w:bCs/>
         </w:rPr>
-        <w:t xml:space="preserve">US East (N. Virginia) us-east-1</w:t>
-      </w:r>
-      <w:r>
-        <w:rPr>
-          <w:rFonts w:ascii="Calibri" w:cs="Calibri" w:eastAsia="Calibri" w:hAnsi="Calibri"/>
-        </w:rPr>
-        <w:t xml:space="preserve">. </w:t>
+        <w:t xml:space="preserve">Este de EE. UU. (Norte de Virginia) us-east-1</w:t>
+      </w:r>
+      <w:r>
+        <w:rPr>
+          <w:rFonts w:ascii="Calibri" w:cs="Calibri" w:eastAsia="Calibri" w:hAnsi="Calibri"/>
+        </w:rPr>
+        <w:t xml:space="preserve"> (US East (N. Virginia) us-east-1). </w:t>
       </w:r>
       <w:r>
         <w:rPr>
@@ -8123,13 +8252,13 @@
           <w:b/>
           <w:bCs/>
         </w:rPr>
-        <w:t xml:space="preserve">Create bucket</w:t>
-      </w:r>
-      <w:r>
-        <w:rPr>
-          <w:rFonts w:ascii="Calibri" w:cs="Calibri" w:eastAsia="Calibri" w:hAnsi="Calibri"/>
-        </w:rPr>
-        <w:t xml:space="preserve">.</w:t>
+        <w:t xml:space="preserve">Crear bucket</w:t>
+      </w:r>
+      <w:r>
+        <w:rPr>
+          <w:rFonts w:ascii="Calibri" w:cs="Calibri" w:eastAsia="Calibri" w:hAnsi="Calibri"/>
+        </w:rPr>
+        <w:t xml:space="preserve"> (Create bucket).</w:t>
       </w:r>
     </w:p>
     <w:p>
@@ -8147,13 +8276,13 @@
           <w:b/>
           <w:bCs/>
         </w:rPr>
-        <w:t xml:space="preserve">Bucket type:</w:t>
-      </w:r>
-      <w:r>
-        <w:rPr>
-          <w:rFonts w:ascii="Calibri" w:cs="Calibri" w:eastAsia="Calibri" w:hAnsi="Calibri"/>
-        </w:rPr>
-        <w:t xml:space="preserve"> deja </w:t>
+        <w:t xml:space="preserve">Tipo de bucket:</w:t>
+      </w:r>
+      <w:r>
+        <w:rPr>
+          <w:rFonts w:ascii="Calibri" w:cs="Calibri" w:eastAsia="Calibri" w:hAnsi="Calibri"/>
+        </w:rPr>
+        <w:t xml:space="preserve"> (Bucket type) deja </w:t>
       </w:r>
       <w:r>
         <w:rPr>
@@ -8161,13 +8290,13 @@
           <w:i/>
           <w:iCs/>
         </w:rPr>
-        <w:t xml:space="preserve">General purpose</w:t>
-      </w:r>
-      <w:r>
-        <w:rPr>
-          <w:rFonts w:ascii="Calibri" w:cs="Calibri" w:eastAsia="Calibri" w:hAnsi="Calibri"/>
-        </w:rPr>
-        <w:t xml:space="preserve">.</w:t>
+        <w:t xml:space="preserve">Uso general</w:t>
+      </w:r>
+      <w:r>
+        <w:rPr>
+          <w:rFonts w:ascii="Calibri" w:cs="Calibri" w:eastAsia="Calibri" w:hAnsi="Calibri"/>
+        </w:rPr>
+        <w:t xml:space="preserve"> (General purpose).</w:t>
       </w:r>
     </w:p>
     <w:p>
@@ -8185,13 +8314,13 @@
           <w:b/>
           <w:bCs/>
         </w:rPr>
-        <w:t xml:space="preserve">Bucket name:</w:t>
-      </w:r>
-      <w:r>
-        <w:rPr>
-          <w:rFonts w:ascii="Calibri" w:cs="Calibri" w:eastAsia="Calibri" w:hAnsi="Calibri"/>
-        </w:rPr>
-        <w:t xml:space="preserve"> escribe </w:t>
+        <w:t xml:space="preserve">Nombre del bucket:</w:t>
+      </w:r>
+      <w:r>
+        <w:rPr>
+          <w:rFonts w:ascii="Calibri" w:cs="Calibri" w:eastAsia="Calibri" w:hAnsi="Calibri"/>
+        </w:rPr>
+        <w:t xml:space="preserve"> (Bucket name) escribe </w:t>
       </w:r>
       <w:r>
         <w:rPr>
@@ -8231,13 +8360,13 @@
           <w:b/>
           <w:bCs/>
         </w:rPr>
-        <w:t xml:space="preserve">AWS Region: US East (N. Virginia) us-east-1</w:t>
-      </w:r>
-      <w:r>
-        <w:rPr>
-          <w:rFonts w:ascii="Calibri" w:cs="Calibri" w:eastAsia="Calibri" w:hAnsi="Calibri"/>
-        </w:rPr>
-        <w:t xml:space="preserve">.</w:t>
+        <w:t xml:space="preserve">Región de AWS: Este de EE. UU. (Norte de Virginia) us-east-1</w:t>
+      </w:r>
+      <w:r>
+        <w:rPr>
+          <w:rFonts w:ascii="Calibri" w:cs="Calibri" w:eastAsia="Calibri" w:hAnsi="Calibri"/>
+        </w:rPr>
+        <w:t xml:space="preserve"> (AWS Region: US East (N. Virginia) us-east-1).</w:t>
       </w:r>
     </w:p>
     <w:p>
@@ -8255,13 +8384,13 @@
           <w:b/>
           <w:bCs/>
         </w:rPr>
-        <w:t xml:space="preserve">Object Ownership:</w:t>
-      </w:r>
-      <w:r>
-        <w:rPr>
-          <w:rFonts w:ascii="Calibri" w:cs="Calibri" w:eastAsia="Calibri" w:hAnsi="Calibri"/>
-        </w:rPr>
-        <w:t xml:space="preserve"> deja marcado </w:t>
+        <w:t xml:space="preserve">Propiedad de objetos:</w:t>
+      </w:r>
+      <w:r>
+        <w:rPr>
+          <w:rFonts w:ascii="Calibri" w:cs="Calibri" w:eastAsia="Calibri" w:hAnsi="Calibri"/>
+        </w:rPr>
+        <w:t xml:space="preserve"> (Object Ownership) deja marcado </w:t>
       </w:r>
       <w:r>
         <w:rPr>
@@ -8269,13 +8398,13 @@
           <w:i/>
           <w:iCs/>
         </w:rPr>
-        <w:t xml:space="preserve">ACLs disabled (recommended)</w:t>
-      </w:r>
-      <w:r>
-        <w:rPr>
-          <w:rFonts w:ascii="Calibri" w:cs="Calibri" w:eastAsia="Calibri" w:hAnsi="Calibri"/>
-        </w:rPr>
-        <w:t xml:space="preserve">.</w:t>
+        <w:t xml:space="preserve">ACL deshabilitadas (recomendado)</w:t>
+      </w:r>
+      <w:r>
+        <w:rPr>
+          <w:rFonts w:ascii="Calibri" w:cs="Calibri" w:eastAsia="Calibri" w:hAnsi="Calibri"/>
+        </w:rPr>
+        <w:t xml:space="preserve"> (ACLs disabled (recommended)).</w:t>
       </w:r>
     </w:p>
     <w:p>
@@ -8293,13 +8422,13 @@
           <w:b/>
           <w:bCs/>
         </w:rPr>
-        <w:t xml:space="preserve">Block Public Access settings for this bucket:</w:t>
-      </w:r>
-      <w:r>
-        <w:rPr>
-          <w:rFonts w:ascii="Calibri" w:cs="Calibri" w:eastAsia="Calibri" w:hAnsi="Calibri"/>
-        </w:rPr>
-        <w:t xml:space="preserve"> deja </w:t>
+        <w:t xml:space="preserve">Configuración de bloqueo de acceso público para este bucket:</w:t>
+      </w:r>
+      <w:r>
+        <w:rPr>
+          <w:rFonts w:ascii="Calibri" w:cs="Calibri" w:eastAsia="Calibri" w:hAnsi="Calibri"/>
+        </w:rPr>
+        <w:t xml:space="preserve"> (Block Public Access settings for this bucket) deja </w:t>
       </w:r>
       <w:r>
         <w:rPr>
@@ -8321,13 +8450,13 @@
           <w:i/>
           <w:iCs/>
         </w:rPr>
-        <w:t xml:space="preserve">Block all public access</w:t>
-      </w:r>
-      <w:r>
-        <w:rPr>
-          <w:rFonts w:ascii="Calibri" w:cs="Calibri" w:eastAsia="Calibri" w:hAnsi="Calibri"/>
-        </w:rPr>
-        <w:t xml:space="preserve">. (Este bucket debe ser privado.)</w:t>
+        <w:t xml:space="preserve">Bloquear todo el acceso público</w:t>
+      </w:r>
+      <w:r>
+        <w:rPr>
+          <w:rFonts w:ascii="Calibri" w:cs="Calibri" w:eastAsia="Calibri" w:hAnsi="Calibri"/>
+        </w:rPr>
+        <w:t xml:space="preserve"> (Block all public access). (Este bucket debe ser privado.)</w:t>
       </w:r>
     </w:p>
     <w:p>
@@ -8345,13 +8474,13 @@
           <w:b/>
           <w:bCs/>
         </w:rPr>
-        <w:t xml:space="preserve">Bucket Versioning:</w:t>
-      </w:r>
-      <w:r>
-        <w:rPr>
-          <w:rFonts w:ascii="Calibri" w:cs="Calibri" w:eastAsia="Calibri" w:hAnsi="Calibri"/>
-        </w:rPr>
-        <w:t xml:space="preserve"> </w:t>
+        <w:t xml:space="preserve">Control de versiones de buckets:</w:t>
+      </w:r>
+      <w:r>
+        <w:rPr>
+          <w:rFonts w:ascii="Calibri" w:cs="Calibri" w:eastAsia="Calibri" w:hAnsi="Calibri"/>
+        </w:rPr>
+        <w:t xml:space="preserve"> (Bucket Versioning) </w:t>
       </w:r>
       <w:r>
         <w:rPr>
@@ -8359,13 +8488,13 @@
           <w:i/>
           <w:iCs/>
         </w:rPr>
-        <w:t xml:space="preserve">Disable</w:t>
-      </w:r>
-      <w:r>
-        <w:rPr>
-          <w:rFonts w:ascii="Calibri" w:cs="Calibri" w:eastAsia="Calibri" w:hAnsi="Calibri"/>
-        </w:rPr>
-        <w:t xml:space="preserve">.</w:t>
+        <w:t xml:space="preserve">Deshabilitar</w:t>
+      </w:r>
+      <w:r>
+        <w:rPr>
+          <w:rFonts w:ascii="Calibri" w:cs="Calibri" w:eastAsia="Calibri" w:hAnsi="Calibri"/>
+        </w:rPr>
+        <w:t xml:space="preserve"> (Disable).</w:t>
       </w:r>
     </w:p>
     <w:p>
@@ -8383,13 +8512,13 @@
           <w:b/>
           <w:bCs/>
         </w:rPr>
-        <w:t xml:space="preserve">Default encryption:</w:t>
-      </w:r>
-      <w:r>
-        <w:rPr>
-          <w:rFonts w:ascii="Calibri" w:cs="Calibri" w:eastAsia="Calibri" w:hAnsi="Calibri"/>
-        </w:rPr>
-        <w:t xml:space="preserve"> deja </w:t>
+        <w:t xml:space="preserve">Cifrado predeterminado:</w:t>
+      </w:r>
+      <w:r>
+        <w:rPr>
+          <w:rFonts w:ascii="Calibri" w:cs="Calibri" w:eastAsia="Calibri" w:hAnsi="Calibri"/>
+        </w:rPr>
+        <w:t xml:space="preserve"> (Default encryption) deja </w:t>
       </w:r>
       <w:r>
         <w:rPr>
@@ -8397,13 +8526,13 @@
           <w:i/>
           <w:iCs/>
         </w:rPr>
-        <w:t xml:space="preserve">Server-side encryption with Amazon S3 managed keys (SSE-S3)</w:t>
-      </w:r>
-      <w:r>
-        <w:rPr>
-          <w:rFonts w:ascii="Calibri" w:cs="Calibri" w:eastAsia="Calibri" w:hAnsi="Calibri"/>
-        </w:rPr>
-        <w:t xml:space="preserve">.</w:t>
+        <w:t xml:space="preserve">Cifrado del servidor con claves administradas de Amazon S3 (SSE-S3)</w:t>
+      </w:r>
+      <w:r>
+        <w:rPr>
+          <w:rFonts w:ascii="Calibri" w:cs="Calibri" w:eastAsia="Calibri" w:hAnsi="Calibri"/>
+        </w:rPr>
+        <w:t xml:space="preserve"> (Server-side encryption with Amazon S3 managed keys (SSE-S3)).</w:t>
       </w:r>
     </w:p>
     <w:p>
@@ -8427,13 +8556,13 @@
           <w:b/>
           <w:bCs/>
         </w:rPr>
-        <w:t xml:space="preserve">Create bucket</w:t>
-      </w:r>
-      <w:r>
-        <w:rPr>
-          <w:rFonts w:ascii="Calibri" w:cs="Calibri" w:eastAsia="Calibri" w:hAnsi="Calibri"/>
-        </w:rPr>
-        <w:t xml:space="preserve">.</w:t>
+        <w:t xml:space="preserve">Crear bucket</w:t>
+      </w:r>
+      <w:r>
+        <w:rPr>
+          <w:rFonts w:ascii="Calibri" w:cs="Calibri" w:eastAsia="Calibri" w:hAnsi="Calibri"/>
+        </w:rPr>
+        <w:t xml:space="preserve"> (Create bucket).</w:t>
       </w:r>
     </w:p>
     <w:tbl>
@@ -8508,7 +8637,7 @@
                 <w:sz w:val="21"/>
                 <w:szCs w:val="21"/>
               </w:rPr>
-              <w:t xml:space="preserve">Successfully created bucket</w:t>
+              <w:t xml:space="preserve">Se creó correctamente el bucket</w:t>
             </w:r>
             <w:r>
               <w:rPr>
@@ -8516,7 +8645,7 @@
                 <w:sz w:val="21"/>
                 <w:szCs w:val="21"/>
               </w:rPr>
-              <w:t xml:space="preserve"> y el bucket en la lista.</w:t>
+              <w:t xml:space="preserve"> (Successfully created bucket) y el bucket en la lista.</w:t>
             </w:r>
           </w:p>
         </w:tc>
@@ -8524,8 +8653,15 @@
     </w:tbl>
     <w:p>
       <w:pPr>
-        <w:spacing w:after="100"/>
-      </w:pPr>
+        <w:spacing w:after="0" w:line="160"/>
+      </w:pPr>
+      <w:r>
+        <w:rPr>
+          <w:sz w:val="4"/>
+          <w:szCs w:val="4"/>
+        </w:rPr>
+        <w:t xml:space="preserve"/>
+      </w:r>
     </w:p>
     <w:tbl>
       <w:tblPr>
@@ -8599,7 +8735,7 @@
                 <w:sz w:val="21"/>
                 <w:szCs w:val="21"/>
               </w:rPr>
-              <w:t xml:space="preserve">Origin Access Control</w:t>
+              <w:t xml:space="preserve">Control de acceso al origen</w:t>
             </w:r>
             <w:r>
               <w:rPr>
@@ -8607,7 +8743,7 @@
                 <w:sz w:val="21"/>
                 <w:szCs w:val="21"/>
               </w:rPr>
-              <w:t xml:space="preserve">, Bloque 5). Así nadie descarga tus archivos saltándose CloudFront.</w:t>
+              <w:t xml:space="preserve"> (Origin Access Control), Bloque 5). Así nadie descarga tus archivos saltándose CloudFront.</w:t>
             </w:r>
           </w:p>
         </w:tc>
@@ -8615,8 +8751,15 @@
     </w:tbl>
     <w:p>
       <w:pPr>
-        <w:spacing w:after="100"/>
-      </w:pPr>
+        <w:spacing w:after="0" w:line="160"/>
+      </w:pPr>
+      <w:r>
+        <w:rPr>
+          <w:sz w:val="4"/>
+          <w:szCs w:val="4"/>
+        </w:rPr>
+        <w:t xml:space="preserve"/>
+      </w:r>
     </w:p>
     <w:p>
       <w:pPr>
@@ -8671,13 +8814,13 @@
           <w:b/>
           <w:bCs/>
         </w:rPr>
-        <w:t xml:space="preserve">Create bucket</w:t>
-      </w:r>
-      <w:r>
-        <w:rPr>
-          <w:rFonts w:ascii="Calibri" w:cs="Calibri" w:eastAsia="Calibri" w:hAnsi="Calibri"/>
-        </w:rPr>
-        <w:t xml:space="preserve">.</w:t>
+        <w:t xml:space="preserve">Crear bucket</w:t>
+      </w:r>
+      <w:r>
+        <w:rPr>
+          <w:rFonts w:ascii="Calibri" w:cs="Calibri" w:eastAsia="Calibri" w:hAnsi="Calibri"/>
+        </w:rPr>
+        <w:t xml:space="preserve"> (Create bucket).</w:t>
       </w:r>
     </w:p>
     <w:p>
@@ -8695,13 +8838,13 @@
           <w:b/>
           <w:bCs/>
         </w:rPr>
-        <w:t xml:space="preserve">Bucket name:</w:t>
-      </w:r>
-      <w:r>
-        <w:rPr>
-          <w:rFonts w:ascii="Calibri" w:cs="Calibri" w:eastAsia="Calibri" w:hAnsi="Calibri"/>
-        </w:rPr>
-        <w:t xml:space="preserve"> </w:t>
+        <w:t xml:space="preserve">Nombre del bucket:</w:t>
+      </w:r>
+      <w:r>
+        <w:rPr>
+          <w:rFonts w:ascii="Calibri" w:cs="Calibri" w:eastAsia="Calibri" w:hAnsi="Calibri"/>
+        </w:rPr>
+        <w:t xml:space="preserve"> (Bucket name) </w:t>
       </w:r>
       <w:r>
         <w:rPr>
@@ -8725,13 +8868,13 @@
           <w:b/>
           <w:bCs/>
         </w:rPr>
-        <w:t xml:space="preserve">Region:</w:t>
-      </w:r>
-      <w:r>
-        <w:rPr>
-          <w:rFonts w:ascii="Calibri" w:cs="Calibri" w:eastAsia="Calibri" w:hAnsi="Calibri"/>
-        </w:rPr>
-        <w:t xml:space="preserve"> us-east-1.</w:t>
+        <w:t xml:space="preserve">Región:</w:t>
+      </w:r>
+      <w:r>
+        <w:rPr>
+          <w:rFonts w:ascii="Calibri" w:cs="Calibri" w:eastAsia="Calibri" w:hAnsi="Calibri"/>
+        </w:rPr>
+        <w:t xml:space="preserve"> (Region) us-east-1.</w:t>
       </w:r>
     </w:p>
     <w:p>
@@ -8749,13 +8892,13 @@
           <w:b/>
           <w:bCs/>
         </w:rPr>
-        <w:t xml:space="preserve">Object Ownership:</w:t>
-      </w:r>
-      <w:r>
-        <w:rPr>
-          <w:rFonts w:ascii="Calibri" w:cs="Calibri" w:eastAsia="Calibri" w:hAnsi="Calibri"/>
-        </w:rPr>
-        <w:t xml:space="preserve"> </w:t>
+        <w:t xml:space="preserve">Propiedad de objetos:</w:t>
+      </w:r>
+      <w:r>
+        <w:rPr>
+          <w:rFonts w:ascii="Calibri" w:cs="Calibri" w:eastAsia="Calibri" w:hAnsi="Calibri"/>
+        </w:rPr>
+        <w:t xml:space="preserve"> (Object Ownership) </w:t>
       </w:r>
       <w:r>
         <w:rPr>
@@ -8763,13 +8906,13 @@
           <w:i/>
           <w:iCs/>
         </w:rPr>
-        <w:t xml:space="preserve">ACLs disabled</w:t>
-      </w:r>
-      <w:r>
-        <w:rPr>
-          <w:rFonts w:ascii="Calibri" w:cs="Calibri" w:eastAsia="Calibri" w:hAnsi="Calibri"/>
-        </w:rPr>
-        <w:t xml:space="preserve">.</w:t>
+        <w:t xml:space="preserve">ACL deshabilitadas</w:t>
+      </w:r>
+      <w:r>
+        <w:rPr>
+          <w:rFonts w:ascii="Calibri" w:cs="Calibri" w:eastAsia="Calibri" w:hAnsi="Calibri"/>
+        </w:rPr>
+        <w:t xml:space="preserve"> (ACLs disabled).</w:t>
       </w:r>
     </w:p>
     <w:p>
@@ -8793,13 +8936,13 @@
           <w:b/>
           <w:bCs/>
         </w:rPr>
-        <w:t xml:space="preserve">Block Public Access settings</w:t>
-      </w:r>
-      <w:r>
-        <w:rPr>
-          <w:rFonts w:ascii="Calibri" w:cs="Calibri" w:eastAsia="Calibri" w:hAnsi="Calibri"/>
-        </w:rPr>
-        <w:t xml:space="preserve"> </w:t>
+        <w:t xml:space="preserve">Configuración de bloqueo de acceso público</w:t>
+      </w:r>
+      <w:r>
+        <w:rPr>
+          <w:rFonts w:ascii="Calibri" w:cs="Calibri" w:eastAsia="Calibri" w:hAnsi="Calibri"/>
+        </w:rPr>
+        <w:t xml:space="preserve"> (Block Public Access settings) </w:t>
       </w:r>
       <w:r>
         <w:rPr>
@@ -8821,13 +8964,13 @@
           <w:i/>
           <w:iCs/>
         </w:rPr>
-        <w:t xml:space="preserve">Block all public access</w:t>
-      </w:r>
-      <w:r>
-        <w:rPr>
-          <w:rFonts w:ascii="Calibri" w:cs="Calibri" w:eastAsia="Calibri" w:hAnsi="Calibri"/>
-        </w:rPr>
-        <w:t xml:space="preserve">. Al hacerlo aparecen 4 casillas hijas: quedan desmarcadas también.</w:t>
+        <w:t xml:space="preserve">Bloquear todo el acceso público</w:t>
+      </w:r>
+      <w:r>
+        <w:rPr>
+          <w:rFonts w:ascii="Calibri" w:cs="Calibri" w:eastAsia="Calibri" w:hAnsi="Calibri"/>
+        </w:rPr>
+        <w:t xml:space="preserve"> (Block all public access). Al hacerlo aparecen 4 casillas hijas: quedan desmarcadas también.</w:t>
       </w:r>
     </w:p>
     <w:p>
@@ -8865,13 +9008,13 @@
           <w:i/>
           <w:iCs/>
         </w:rPr>
-        <w:t xml:space="preserve">I acknowledge that the current settings might result in this bucket and the objects within becoming public</w:t>
-      </w:r>
-      <w:r>
-        <w:rPr>
-          <w:rFonts w:ascii="Calibri" w:cs="Calibri" w:eastAsia="Calibri" w:hAnsi="Calibri"/>
-        </w:rPr>
-        <w:t xml:space="preserve">.</w:t>
+        <w:t xml:space="preserve">Reconozco que la configuración actual podría provocar que este bucket y los objetos que contiene se hagan públicos</w:t>
+      </w:r>
+      <w:r>
+        <w:rPr>
+          <w:rFonts w:ascii="Calibri" w:cs="Calibri" w:eastAsia="Calibri" w:hAnsi="Calibri"/>
+        </w:rPr>
+        <w:t xml:space="preserve"> (I acknowledge that the current settings might result in this bucket and the objects within becoming public).</w:t>
       </w:r>
     </w:p>
     <w:p>
@@ -8895,13 +9038,13 @@
           <w:b/>
           <w:bCs/>
         </w:rPr>
-        <w:t xml:space="preserve">Create bucket</w:t>
-      </w:r>
-      <w:r>
-        <w:rPr>
-          <w:rFonts w:ascii="Calibri" w:cs="Calibri" w:eastAsia="Calibri" w:hAnsi="Calibri"/>
-        </w:rPr>
-        <w:t xml:space="preserve">.</w:t>
+        <w:t xml:space="preserve">Crear bucket</w:t>
+      </w:r>
+      <w:r>
+        <w:rPr>
+          <w:rFonts w:ascii="Calibri" w:cs="Calibri" w:eastAsia="Calibri" w:hAnsi="Calibri"/>
+        </w:rPr>
+        <w:t xml:space="preserve"> (Create bucket).</w:t>
       </w:r>
     </w:p>
     <w:p>
@@ -8989,13 +9132,13 @@
           <w:b/>
           <w:bCs/>
         </w:rPr>
-        <w:t xml:space="preserve">Permissions</w:t>
-      </w:r>
-      <w:r>
-        <w:rPr>
-          <w:rFonts w:ascii="Calibri" w:cs="Calibri" w:eastAsia="Calibri" w:hAnsi="Calibri"/>
-        </w:rPr>
-        <w:t xml:space="preserve">.</w:t>
+        <w:t xml:space="preserve">Permisos</w:t>
+      </w:r>
+      <w:r>
+        <w:rPr>
+          <w:rFonts w:ascii="Calibri" w:cs="Calibri" w:eastAsia="Calibri" w:hAnsi="Calibri"/>
+        </w:rPr>
+        <w:t xml:space="preserve"> (Permissions).</w:t>
       </w:r>
     </w:p>
     <w:p>
@@ -9019,27 +9162,27 @@
           <w:b/>
           <w:bCs/>
         </w:rPr>
-        <w:t xml:space="preserve">Bucket policy</w:t>
-      </w:r>
-      <w:r>
-        <w:rPr>
-          <w:rFonts w:ascii="Calibri" w:cs="Calibri" w:eastAsia="Calibri" w:hAnsi="Calibri"/>
-        </w:rPr>
-        <w:t xml:space="preserve"> y presiona </w:t>
-      </w:r>
-      <w:r>
-        <w:rPr>
-          <w:rFonts w:ascii="Calibri" w:cs="Calibri" w:eastAsia="Calibri" w:hAnsi="Calibri"/>
-          <w:b/>
-          <w:bCs/>
-        </w:rPr>
-        <w:t xml:space="preserve">Edit</w:t>
-      </w:r>
-      <w:r>
-        <w:rPr>
-          <w:rFonts w:ascii="Calibri" w:cs="Calibri" w:eastAsia="Calibri" w:hAnsi="Calibri"/>
-        </w:rPr>
-        <w:t xml:space="preserve">.</w:t>
+        <w:t xml:space="preserve">Política del bucket</w:t>
+      </w:r>
+      <w:r>
+        <w:rPr>
+          <w:rFonts w:ascii="Calibri" w:cs="Calibri" w:eastAsia="Calibri" w:hAnsi="Calibri"/>
+        </w:rPr>
+        <w:t xml:space="preserve"> (Bucket policy) y presiona </w:t>
+      </w:r>
+      <w:r>
+        <w:rPr>
+          <w:rFonts w:ascii="Calibri" w:cs="Calibri" w:eastAsia="Calibri" w:hAnsi="Calibri"/>
+          <w:b/>
+          <w:bCs/>
+        </w:rPr>
+        <w:t xml:space="preserve">Editar</w:t>
+      </w:r>
+      <w:r>
+        <w:rPr>
+          <w:rFonts w:ascii="Calibri" w:cs="Calibri" w:eastAsia="Calibri" w:hAnsi="Calibri"/>
+        </w:rPr>
+        <w:t xml:space="preserve"> (Edit).</w:t>
       </w:r>
     </w:p>
     <w:p>
@@ -9299,8 +9442,15 @@
     </w:tbl>
     <w:p>
       <w:pPr>
-        <w:spacing w:after="100"/>
-      </w:pPr>
+        <w:spacing w:after="0" w:line="160"/>
+      </w:pPr>
+      <w:r>
+        <w:rPr>
+          <w:sz w:val="4"/>
+          <w:szCs w:val="4"/>
+        </w:rPr>
+        <w:t xml:space="preserve"/>
+      </w:r>
     </w:p>
     <w:p>
       <w:pPr>
@@ -9323,13 +9473,13 @@
           <w:b/>
           <w:bCs/>
         </w:rPr>
-        <w:t xml:space="preserve">Save changes</w:t>
-      </w:r>
-      <w:r>
-        <w:rPr>
-          <w:rFonts w:ascii="Calibri" w:cs="Calibri" w:eastAsia="Calibri" w:hAnsi="Calibri"/>
-        </w:rPr>
-        <w:t xml:space="preserve">.</w:t>
+        <w:t xml:space="preserve">Guardar cambios</w:t>
+      </w:r>
+      <w:r>
+        <w:rPr>
+          <w:rFonts w:ascii="Calibri" w:cs="Calibri" w:eastAsia="Calibri" w:hAnsi="Calibri"/>
+        </w:rPr>
+        <w:t xml:space="preserve"> (Save changes).</w:t>
       </w:r>
     </w:p>
     <w:tbl>
@@ -9438,8 +9588,15 @@
     </w:tbl>
     <w:p>
       <w:pPr>
-        <w:spacing w:after="100"/>
-      </w:pPr>
+        <w:spacing w:after="0" w:line="160"/>
+      </w:pPr>
+      <w:r>
+        <w:rPr>
+          <w:sz w:val="4"/>
+          <w:szCs w:val="4"/>
+        </w:rPr>
+        <w:t xml:space="preserve"/>
+      </w:r>
     </w:p>
     <w:p>
       <w:pPr>
@@ -9480,41 +9637,41 @@
           <w:b/>
           <w:bCs/>
         </w:rPr>
-        <w:t xml:space="preserve">Permissions</w:t>
-      </w:r>
-      <w:r>
-        <w:rPr>
-          <w:rFonts w:ascii="Calibri" w:cs="Calibri" w:eastAsia="Calibri" w:hAnsi="Calibri"/>
-        </w:rPr>
-        <w:t xml:space="preserve"> baja hasta </w:t>
-      </w:r>
-      <w:r>
-        <w:rPr>
-          <w:rFonts w:ascii="Calibri" w:cs="Calibri" w:eastAsia="Calibri" w:hAnsi="Calibri"/>
-          <w:b/>
-          <w:bCs/>
-        </w:rPr>
-        <w:t xml:space="preserve">Cross-origin resource sharing (CORS)</w:t>
-      </w:r>
-      <w:r>
-        <w:rPr>
-          <w:rFonts w:ascii="Calibri" w:cs="Calibri" w:eastAsia="Calibri" w:hAnsi="Calibri"/>
-        </w:rPr>
-        <w:t xml:space="preserve"> y presiona </w:t>
-      </w:r>
-      <w:r>
-        <w:rPr>
-          <w:rFonts w:ascii="Calibri" w:cs="Calibri" w:eastAsia="Calibri" w:hAnsi="Calibri"/>
-          <w:b/>
-          <w:bCs/>
-        </w:rPr>
-        <w:t xml:space="preserve">Edit</w:t>
-      </w:r>
-      <w:r>
-        <w:rPr>
-          <w:rFonts w:ascii="Calibri" w:cs="Calibri" w:eastAsia="Calibri" w:hAnsi="Calibri"/>
-        </w:rPr>
-        <w:t xml:space="preserve">.</w:t>
+        <w:t xml:space="preserve">Permisos</w:t>
+      </w:r>
+      <w:r>
+        <w:rPr>
+          <w:rFonts w:ascii="Calibri" w:cs="Calibri" w:eastAsia="Calibri" w:hAnsi="Calibri"/>
+        </w:rPr>
+        <w:t xml:space="preserve"> (Permissions) baja hasta </w:t>
+      </w:r>
+      <w:r>
+        <w:rPr>
+          <w:rFonts w:ascii="Calibri" w:cs="Calibri" w:eastAsia="Calibri" w:hAnsi="Calibri"/>
+          <w:b/>
+          <w:bCs/>
+        </w:rPr>
+        <w:t xml:space="preserve">Uso compartido de recursos entre orígenes (CORS)</w:t>
+      </w:r>
+      <w:r>
+        <w:rPr>
+          <w:rFonts w:ascii="Calibri" w:cs="Calibri" w:eastAsia="Calibri" w:hAnsi="Calibri"/>
+        </w:rPr>
+        <w:t xml:space="preserve"> (Cross-origin resource sharing (CORS)) y presiona </w:t>
+      </w:r>
+      <w:r>
+        <w:rPr>
+          <w:rFonts w:ascii="Calibri" w:cs="Calibri" w:eastAsia="Calibri" w:hAnsi="Calibri"/>
+          <w:b/>
+          <w:bCs/>
+        </w:rPr>
+        <w:t xml:space="preserve">Editar</w:t>
+      </w:r>
+      <w:r>
+        <w:rPr>
+          <w:rFonts w:ascii="Calibri" w:cs="Calibri" w:eastAsia="Calibri" w:hAnsi="Calibri"/>
+        </w:rPr>
+        <w:t xml:space="preserve"> (Edit).</w:t>
       </w:r>
     </w:p>
     <w:p>
@@ -9702,8 +9859,15 @@
     </w:tbl>
     <w:p>
       <w:pPr>
-        <w:spacing w:after="100"/>
-      </w:pPr>
+        <w:spacing w:after="0" w:line="160"/>
+      </w:pPr>
+      <w:r>
+        <w:rPr>
+          <w:sz w:val="4"/>
+          <w:szCs w:val="4"/>
+        </w:rPr>
+        <w:t xml:space="preserve"/>
+      </w:r>
     </w:p>
     <w:p>
       <w:pPr>
@@ -9726,13 +9890,13 @@
           <w:b/>
           <w:bCs/>
         </w:rPr>
-        <w:t xml:space="preserve">Save changes</w:t>
-      </w:r>
-      <w:r>
-        <w:rPr>
-          <w:rFonts w:ascii="Calibri" w:cs="Calibri" w:eastAsia="Calibri" w:hAnsi="Calibri"/>
-        </w:rPr>
-        <w:t xml:space="preserve">.</w:t>
+        <w:t xml:space="preserve">Guardar cambios</w:t>
+      </w:r>
+      <w:r>
+        <w:rPr>
+          <w:rFonts w:ascii="Calibri" w:cs="Calibri" w:eastAsia="Calibri" w:hAnsi="Calibri"/>
+        </w:rPr>
+        <w:t xml:space="preserve"> (Save changes).</w:t>
       </w:r>
     </w:p>
     <w:tbl>
@@ -9851,8 +10015,15 @@
     </w:tbl>
     <w:p>
       <w:pPr>
-        <w:spacing w:after="100"/>
-      </w:pPr>
+        <w:spacing w:after="0" w:line="160"/>
+      </w:pPr>
+      <w:r>
+        <w:rPr>
+          <w:sz w:val="4"/>
+          <w:szCs w:val="4"/>
+        </w:rPr>
+        <w:t xml:space="preserve"/>
+      </w:r>
     </w:p>
     <w:p>
       <w:pPr>
@@ -9901,13 +10072,13 @@
           <w:b/>
           <w:bCs/>
         </w:rPr>
-        <w:t xml:space="preserve">Create bucket</w:t>
-      </w:r>
-      <w:r>
-        <w:rPr>
-          <w:rFonts w:ascii="Calibri" w:cs="Calibri" w:eastAsia="Calibri" w:hAnsi="Calibri"/>
-        </w:rPr>
-        <w:t xml:space="preserve">.</w:t>
+        <w:t xml:space="preserve">Crear bucket</w:t>
+      </w:r>
+      <w:r>
+        <w:rPr>
+          <w:rFonts w:ascii="Calibri" w:cs="Calibri" w:eastAsia="Calibri" w:hAnsi="Calibri"/>
+        </w:rPr>
+        <w:t xml:space="preserve"> (Create bucket).</w:t>
       </w:r>
     </w:p>
     <w:p>
@@ -9925,13 +10096,13 @@
           <w:b/>
           <w:bCs/>
         </w:rPr>
-        <w:t xml:space="preserve">Bucket name:</w:t>
-      </w:r>
-      <w:r>
-        <w:rPr>
-          <w:rFonts w:ascii="Calibri" w:cs="Calibri" w:eastAsia="Calibri" w:hAnsi="Calibri"/>
-        </w:rPr>
-        <w:t xml:space="preserve"> </w:t>
+        <w:t xml:space="preserve">Nombre del bucket:</w:t>
+      </w:r>
+      <w:r>
+        <w:rPr>
+          <w:rFonts w:ascii="Calibri" w:cs="Calibri" w:eastAsia="Calibri" w:hAnsi="Calibri"/>
+        </w:rPr>
+        <w:t xml:space="preserve"> (Bucket name) </w:t>
       </w:r>
       <w:r>
         <w:rPr>
@@ -9955,13 +10126,13 @@
           <w:b/>
           <w:bCs/>
         </w:rPr>
-        <w:t xml:space="preserve">Region:</w:t>
-      </w:r>
-      <w:r>
-        <w:rPr>
-          <w:rFonts w:ascii="Calibri" w:cs="Calibri" w:eastAsia="Calibri" w:hAnsi="Calibri"/>
-        </w:rPr>
-        <w:t xml:space="preserve"> us-east-1.</w:t>
+        <w:t xml:space="preserve">Región:</w:t>
+      </w:r>
+      <w:r>
+        <w:rPr>
+          <w:rFonts w:ascii="Calibri" w:cs="Calibri" w:eastAsia="Calibri" w:hAnsi="Calibri"/>
+        </w:rPr>
+        <w:t xml:space="preserve"> (Region) us-east-1.</w:t>
       </w:r>
     </w:p>
     <w:p>
@@ -9993,13 +10164,13 @@
           <w:i/>
           <w:iCs/>
         </w:rPr>
-        <w:t xml:space="preserve">Block all public access</w:t>
-      </w:r>
-      <w:r>
-        <w:rPr>
-          <w:rFonts w:ascii="Calibri" w:cs="Calibri" w:eastAsia="Calibri" w:hAnsi="Calibri"/>
-        </w:rPr>
-        <w:t xml:space="preserve"> y </w:t>
+        <w:t xml:space="preserve">Bloquear todo el acceso público</w:t>
+      </w:r>
+      <w:r>
+        <w:rPr>
+          <w:rFonts w:ascii="Calibri" w:cs="Calibri" w:eastAsia="Calibri" w:hAnsi="Calibri"/>
+        </w:rPr>
+        <w:t xml:space="preserve"> (Block all public access) y </w:t>
       </w:r>
       <w:r>
         <w:rPr>
@@ -10021,13 +10192,13 @@
           <w:i/>
           <w:iCs/>
         </w:rPr>
-        <w:t xml:space="preserve">I acknowledge...</w:t>
-      </w:r>
-      <w:r>
-        <w:rPr>
-          <w:rFonts w:ascii="Calibri" w:cs="Calibri" w:eastAsia="Calibri" w:hAnsi="Calibri"/>
-        </w:rPr>
-        <w:t xml:space="preserve"> (igual que en el bucket de videos).</w:t>
+        <w:t xml:space="preserve">Reconozco que...</w:t>
+      </w:r>
+      <w:r>
+        <w:rPr>
+          <w:rFonts w:ascii="Calibri" w:cs="Calibri" w:eastAsia="Calibri" w:hAnsi="Calibri"/>
+        </w:rPr>
+        <w:t xml:space="preserve"> (I acknowledge...) (igual que en el bucket de videos).</w:t>
       </w:r>
     </w:p>
     <w:p>
@@ -10045,13 +10216,13 @@
           <w:b/>
           <w:bCs/>
         </w:rPr>
-        <w:t xml:space="preserve">Create bucket</w:t>
-      </w:r>
-      <w:r>
-        <w:rPr>
-          <w:rFonts w:ascii="Calibri" w:cs="Calibri" w:eastAsia="Calibri" w:hAnsi="Calibri"/>
-        </w:rPr>
-        <w:t xml:space="preserve">.</w:t>
+        <w:t xml:space="preserve">Crear bucket</w:t>
+      </w:r>
+      <w:r>
+        <w:rPr>
+          <w:rFonts w:ascii="Calibri" w:cs="Calibri" w:eastAsia="Calibri" w:hAnsi="Calibri"/>
+        </w:rPr>
+        <w:t xml:space="preserve"> (Create bucket).</w:t>
       </w:r>
     </w:p>
     <w:p>
@@ -10075,41 +10246,41 @@
           <w:b/>
           <w:bCs/>
         </w:rPr>
-        <w:t xml:space="preserve">Permissions</w:t>
-      </w:r>
-      <w:r>
-        <w:rPr>
-          <w:rFonts w:ascii="Calibri" w:cs="Calibri" w:eastAsia="Calibri" w:hAnsi="Calibri"/>
-        </w:rPr>
-        <w:t xml:space="preserve"> ➔ </w:t>
-      </w:r>
-      <w:r>
-        <w:rPr>
-          <w:rFonts w:ascii="Calibri" w:cs="Calibri" w:eastAsia="Calibri" w:hAnsi="Calibri"/>
-          <w:b/>
-          <w:bCs/>
-        </w:rPr>
-        <w:t xml:space="preserve">Bucket policy</w:t>
-      </w:r>
-      <w:r>
-        <w:rPr>
-          <w:rFonts w:ascii="Calibri" w:cs="Calibri" w:eastAsia="Calibri" w:hAnsi="Calibri"/>
-        </w:rPr>
-        <w:t xml:space="preserve"> ➔ </w:t>
-      </w:r>
-      <w:r>
-        <w:rPr>
-          <w:rFonts w:ascii="Calibri" w:cs="Calibri" w:eastAsia="Calibri" w:hAnsi="Calibri"/>
-          <w:b/>
-          <w:bCs/>
-        </w:rPr>
-        <w:t xml:space="preserve">Edit</w:t>
-      </w:r>
-      <w:r>
-        <w:rPr>
-          <w:rFonts w:ascii="Calibri" w:cs="Calibri" w:eastAsia="Calibri" w:hAnsi="Calibri"/>
-        </w:rPr>
-        <w:t xml:space="preserve">, y pega:</w:t>
+        <w:t xml:space="preserve">Permisos</w:t>
+      </w:r>
+      <w:r>
+        <w:rPr>
+          <w:rFonts w:ascii="Calibri" w:cs="Calibri" w:eastAsia="Calibri" w:hAnsi="Calibri"/>
+        </w:rPr>
+        <w:t xml:space="preserve"> (Permissions) ➔ </w:t>
+      </w:r>
+      <w:r>
+        <w:rPr>
+          <w:rFonts w:ascii="Calibri" w:cs="Calibri" w:eastAsia="Calibri" w:hAnsi="Calibri"/>
+          <w:b/>
+          <w:bCs/>
+        </w:rPr>
+        <w:t xml:space="preserve">Política del bucket</w:t>
+      </w:r>
+      <w:r>
+        <w:rPr>
+          <w:rFonts w:ascii="Calibri" w:cs="Calibri" w:eastAsia="Calibri" w:hAnsi="Calibri"/>
+        </w:rPr>
+        <w:t xml:space="preserve"> (Bucket policy) ➔ </w:t>
+      </w:r>
+      <w:r>
+        <w:rPr>
+          <w:rFonts w:ascii="Calibri" w:cs="Calibri" w:eastAsia="Calibri" w:hAnsi="Calibri"/>
+          <w:b/>
+          <w:bCs/>
+        </w:rPr>
+        <w:t xml:space="preserve">Editar</w:t>
+      </w:r>
+      <w:r>
+        <w:rPr>
+          <w:rFonts w:ascii="Calibri" w:cs="Calibri" w:eastAsia="Calibri" w:hAnsi="Calibri"/>
+        </w:rPr>
+        <w:t xml:space="preserve"> (Edit), y pega:</w:t>
       </w:r>
     </w:p>
     <w:tbl>
@@ -10337,8 +10508,15 @@
     </w:tbl>
     <w:p>
       <w:pPr>
-        <w:spacing w:after="100"/>
-      </w:pPr>
+        <w:spacing w:after="0" w:line="160"/>
+      </w:pPr>
+      <w:r>
+        <w:rPr>
+          <w:sz w:val="4"/>
+          <w:szCs w:val="4"/>
+        </w:rPr>
+        <w:t xml:space="preserve"/>
+      </w:r>
     </w:p>
     <w:p>
       <w:pPr>
@@ -10355,13 +10533,13 @@
           <w:b/>
           <w:bCs/>
         </w:rPr>
-        <w:t xml:space="preserve">Save changes</w:t>
-      </w:r>
-      <w:r>
-        <w:rPr>
-          <w:rFonts w:ascii="Calibri" w:cs="Calibri" w:eastAsia="Calibri" w:hAnsi="Calibri"/>
-        </w:rPr>
-        <w:t xml:space="preserve">.</w:t>
+        <w:t xml:space="preserve">Guardar cambios</w:t>
+      </w:r>
+      <w:r>
+        <w:rPr>
+          <w:rFonts w:ascii="Calibri" w:cs="Calibri" w:eastAsia="Calibri" w:hAnsi="Calibri"/>
+        </w:rPr>
+        <w:t xml:space="preserve"> (Save changes).</w:t>
       </w:r>
     </w:p>
     <w:p>
@@ -10385,27 +10563,27 @@
           <w:b/>
           <w:bCs/>
         </w:rPr>
-        <w:t xml:space="preserve">Cross-origin resource sharing (CORS)</w:t>
-      </w:r>
-      <w:r>
-        <w:rPr>
-          <w:rFonts w:ascii="Calibri" w:cs="Calibri" w:eastAsia="Calibri" w:hAnsi="Calibri"/>
-        </w:rPr>
-        <w:t xml:space="preserve"> ➔ </w:t>
-      </w:r>
-      <w:r>
-        <w:rPr>
-          <w:rFonts w:ascii="Calibri" w:cs="Calibri" w:eastAsia="Calibri" w:hAnsi="Calibri"/>
-          <w:b/>
-          <w:bCs/>
-        </w:rPr>
-        <w:t xml:space="preserve">Edit</w:t>
-      </w:r>
-      <w:r>
-        <w:rPr>
-          <w:rFonts w:ascii="Calibri" w:cs="Calibri" w:eastAsia="Calibri" w:hAnsi="Calibri"/>
-        </w:rPr>
-        <w:t xml:space="preserve"> ➔ pega y guarda:</w:t>
+        <w:t xml:space="preserve">Uso compartido de recursos entre orígenes (CORS)</w:t>
+      </w:r>
+      <w:r>
+        <w:rPr>
+          <w:rFonts w:ascii="Calibri" w:cs="Calibri" w:eastAsia="Calibri" w:hAnsi="Calibri"/>
+        </w:rPr>
+        <w:t xml:space="preserve"> (Cross-origin resource sharing (CORS)) ➔ </w:t>
+      </w:r>
+      <w:r>
+        <w:rPr>
+          <w:rFonts w:ascii="Calibri" w:cs="Calibri" w:eastAsia="Calibri" w:hAnsi="Calibri"/>
+          <w:b/>
+          <w:bCs/>
+        </w:rPr>
+        <w:t xml:space="preserve">Editar</w:t>
+      </w:r>
+      <w:r>
+        <w:rPr>
+          <w:rFonts w:ascii="Calibri" w:cs="Calibri" w:eastAsia="Calibri" w:hAnsi="Calibri"/>
+        </w:rPr>
+        <w:t xml:space="preserve"> (Edit) ➔ pega y guarda:</w:t>
       </w:r>
     </w:p>
     <w:tbl>
@@ -10563,8 +10741,15 @@
     </w:tbl>
     <w:p>
       <w:pPr>
-        <w:spacing w:after="100"/>
-      </w:pPr>
+        <w:spacing w:after="0" w:line="160"/>
+      </w:pPr>
+      <w:r>
+        <w:rPr>
+          <w:sz w:val="4"/>
+          <w:szCs w:val="4"/>
+        </w:rPr>
+        <w:t xml:space="preserve"/>
+      </w:r>
     </w:p>
     <w:tbl>
       <w:tblPr>
@@ -10654,8 +10839,15 @@
     </w:tbl>
     <w:p>
       <w:pPr>
-        <w:spacing w:after="100"/>
-      </w:pPr>
+        <w:spacing w:after="0" w:line="160"/>
+      </w:pPr>
+      <w:r>
+        <w:rPr>
+          <w:sz w:val="4"/>
+          <w:szCs w:val="4"/>
+        </w:rPr>
+        <w:t xml:space="preserve"/>
+      </w:r>
     </w:p>
     <w:tbl>
       <w:tblPr>
@@ -10729,7 +10921,7 @@
                 <w:sz w:val="21"/>
                 <w:szCs w:val="21"/>
               </w:rPr>
-              <w:t xml:space="preserve">Block Public Access settings for this account</w:t>
+              <w:t xml:space="preserve">Configuración de bloqueo de acceso público para esta cuenta</w:t>
             </w:r>
             <w:r>
               <w:rPr>
@@ -10737,7 +10929,7 @@
                 <w:sz w:val="21"/>
                 <w:szCs w:val="21"/>
               </w:rPr>
-              <w:t xml:space="preserve"> ➔ </w:t>
+              <w:t xml:space="preserve"> (Block Public Access settings for this account) ➔ </w:t>
             </w:r>
             <w:r>
               <w:rPr>
@@ -10747,7 +10939,7 @@
                 <w:sz w:val="21"/>
                 <w:szCs w:val="21"/>
               </w:rPr>
-              <w:t xml:space="preserve">Edit</w:t>
+              <w:t xml:space="preserve">Editar</w:t>
             </w:r>
             <w:r>
               <w:rPr>
@@ -10755,7 +10947,7 @@
                 <w:sz w:val="21"/>
                 <w:szCs w:val="21"/>
               </w:rPr>
-              <w:t xml:space="preserve"> ➔ desmarca </w:t>
+              <w:t xml:space="preserve"> (Edit) ➔ desmarca </w:t>
             </w:r>
             <w:r>
               <w:rPr>
@@ -10765,7 +10957,7 @@
                 <w:sz w:val="21"/>
                 <w:szCs w:val="21"/>
               </w:rPr>
-              <w:t xml:space="preserve">Block all public access</w:t>
+              <w:t xml:space="preserve">Bloquear todo el acceso público</w:t>
             </w:r>
             <w:r>
               <w:rPr>
@@ -10773,7 +10965,7 @@
                 <w:sz w:val="21"/>
                 <w:szCs w:val="21"/>
               </w:rPr>
-              <w:t xml:space="preserve"> ➔ </w:t>
+              <w:t xml:space="preserve"> (Block all public access) ➔ </w:t>
             </w:r>
             <w:r>
               <w:rPr>
@@ -10783,7 +10975,7 @@
                 <w:sz w:val="21"/>
                 <w:szCs w:val="21"/>
               </w:rPr>
-              <w:t xml:space="preserve">Save changes</w:t>
+              <w:t xml:space="preserve">Guardar cambios</w:t>
             </w:r>
             <w:r>
               <w:rPr>
@@ -10791,7 +10983,7 @@
                 <w:sz w:val="21"/>
                 <w:szCs w:val="21"/>
               </w:rPr>
-              <w:t xml:space="preserve"> ➔ escribe </w:t>
+              <w:t xml:space="preserve"> (Save changes) ➔ escribe </w:t>
             </w:r>
             <w:r>
               <w:rPr>
@@ -10819,7 +11011,7 @@
                 <w:sz w:val="21"/>
                 <w:szCs w:val="21"/>
               </w:rPr>
-              <w:t xml:space="preserve">Confirm</w:t>
+              <w:t xml:space="preserve">Confirmar</w:t>
             </w:r>
             <w:r>
               <w:rPr>
@@ -10827,7 +11019,7 @@
                 <w:sz w:val="21"/>
                 <w:szCs w:val="21"/>
               </w:rPr>
-              <w:t xml:space="preserve">. Luego repite el guardado de la política.</w:t>
+              <w:t xml:space="preserve"> (Confirm). Luego repite el guardado de la política.</w:t>
             </w:r>
           </w:p>
         </w:tc>
@@ -10835,8 +11027,15 @@
     </w:tbl>
     <w:p>
       <w:pPr>
-        <w:spacing w:after="100"/>
-      </w:pPr>
+        <w:spacing w:after="0" w:line="160"/>
+      </w:pPr>
+      <w:r>
+        <w:rPr>
+          <w:sz w:val="4"/>
+          <w:szCs w:val="4"/>
+        </w:rPr>
+        <w:t xml:space="preserve"/>
+      </w:r>
     </w:p>
     <w:tbl>
       <w:tblPr>
@@ -10928,7 +11127,7 @@
                 <w:sz w:val="21"/>
                 <w:szCs w:val="21"/>
               </w:rPr>
-              <w:t xml:space="preserve">Objects can be public</w:t>
+              <w:t xml:space="preserve">Los objetos pueden ser públicos</w:t>
             </w:r>
             <w:r>
               <w:rPr>
@@ -10936,7 +11135,7 @@
                 <w:sz w:val="21"/>
                 <w:szCs w:val="21"/>
               </w:rPr>
-              <w:t xml:space="preserve">; el de frontend dice </w:t>
+              <w:t xml:space="preserve"> (Objects can be public); el de frontend dice </w:t>
             </w:r>
             <w:r>
               <w:rPr>
@@ -10946,7 +11145,7 @@
                 <w:sz w:val="21"/>
                 <w:szCs w:val="21"/>
               </w:rPr>
-              <w:t xml:space="preserve">Bucket and objects not public</w:t>
+              <w:t xml:space="preserve">Bucket y objetos no públicos</w:t>
             </w:r>
             <w:r>
               <w:rPr>
@@ -10954,7 +11153,7 @@
                 <w:sz w:val="21"/>
                 <w:szCs w:val="21"/>
               </w:rPr>
-              <w:t xml:space="preserve">.</w:t>
+              <w:t xml:space="preserve"> (Bucket and objects not public).</w:t>
             </w:r>
           </w:p>
         </w:tc>
@@ -10962,8 +11161,15 @@
     </w:tbl>
     <w:p>
       <w:pPr>
-        <w:spacing w:after="100"/>
-      </w:pPr>
+        <w:spacing w:after="0" w:line="160"/>
+      </w:pPr>
+      <w:r>
+        <w:rPr>
+          <w:sz w:val="4"/>
+          <w:szCs w:val="4"/>
+        </w:rPr>
+        <w:t xml:space="preserve"/>
+      </w:r>
     </w:p>
     <w:p>
       <w:pPr>
@@ -11066,27 +11272,27 @@
           <w:b/>
           <w:bCs/>
         </w:rPr>
-        <w:t xml:space="preserve">Network &amp; Security</w:t>
-      </w:r>
-      <w:r>
-        <w:rPr>
-          <w:rFonts w:ascii="Calibri" w:cs="Calibri" w:eastAsia="Calibri" w:hAnsi="Calibri"/>
-        </w:rPr>
-        <w:t xml:space="preserve">, haz clic en </w:t>
-      </w:r>
-      <w:r>
-        <w:rPr>
-          <w:rFonts w:ascii="Calibri" w:cs="Calibri" w:eastAsia="Calibri" w:hAnsi="Calibri"/>
-          <w:b/>
-          <w:bCs/>
-        </w:rPr>
-        <w:t xml:space="preserve">Security Groups</w:t>
-      </w:r>
-      <w:r>
-        <w:rPr>
-          <w:rFonts w:ascii="Calibri" w:cs="Calibri" w:eastAsia="Calibri" w:hAnsi="Calibri"/>
-        </w:rPr>
-        <w:t xml:space="preserve">.</w:t>
+        <w:t xml:space="preserve">Redes y seguridad</w:t>
+      </w:r>
+      <w:r>
+        <w:rPr>
+          <w:rFonts w:ascii="Calibri" w:cs="Calibri" w:eastAsia="Calibri" w:hAnsi="Calibri"/>
+        </w:rPr>
+        <w:t xml:space="preserve"> (Network &amp; Security), haz clic en </w:t>
+      </w:r>
+      <w:r>
+        <w:rPr>
+          <w:rFonts w:ascii="Calibri" w:cs="Calibri" w:eastAsia="Calibri" w:hAnsi="Calibri"/>
+          <w:b/>
+          <w:bCs/>
+        </w:rPr>
+        <w:t xml:space="preserve">Grupos de seguridad</w:t>
+      </w:r>
+      <w:r>
+        <w:rPr>
+          <w:rFonts w:ascii="Calibri" w:cs="Calibri" w:eastAsia="Calibri" w:hAnsi="Calibri"/>
+        </w:rPr>
+        <w:t xml:space="preserve"> (Security Groups).</w:t>
       </w:r>
     </w:p>
     <w:p>
@@ -11110,13 +11316,13 @@
           <w:b/>
           <w:bCs/>
         </w:rPr>
-        <w:t xml:space="preserve">Create security group</w:t>
-      </w:r>
-      <w:r>
-        <w:rPr>
-          <w:rFonts w:ascii="Calibri" w:cs="Calibri" w:eastAsia="Calibri" w:hAnsi="Calibri"/>
-        </w:rPr>
-        <w:t xml:space="preserve">.</w:t>
+        <w:t xml:space="preserve">Crear grupo de seguridad</w:t>
+      </w:r>
+      <w:r>
+        <w:rPr>
+          <w:rFonts w:ascii="Calibri" w:cs="Calibri" w:eastAsia="Calibri" w:hAnsi="Calibri"/>
+        </w:rPr>
+        <w:t xml:space="preserve"> (Create security group).</w:t>
       </w:r>
     </w:p>
     <w:p>
@@ -11134,13 +11340,13 @@
           <w:b/>
           <w:bCs/>
         </w:rPr>
-        <w:t xml:space="preserve">Security group name:</w:t>
-      </w:r>
-      <w:r>
-        <w:rPr>
-          <w:rFonts w:ascii="Calibri" w:cs="Calibri" w:eastAsia="Calibri" w:hAnsi="Calibri"/>
-        </w:rPr>
-        <w:t xml:space="preserve"> </w:t>
+        <w:t xml:space="preserve">Nombre del grupo de seguridad:</w:t>
+      </w:r>
+      <w:r>
+        <w:rPr>
+          <w:rFonts w:ascii="Calibri" w:cs="Calibri" w:eastAsia="Calibri" w:hAnsi="Calibri"/>
+        </w:rPr>
+        <w:t xml:space="preserve"> (Security group name) </w:t>
       </w:r>
       <w:r>
         <w:rPr>
@@ -11174,13 +11380,13 @@
           <w:b/>
           <w:bCs/>
         </w:rPr>
-        <w:t xml:space="preserve">Description:</w:t>
-      </w:r>
-      <w:r>
-        <w:rPr>
-          <w:rFonts w:ascii="Calibri" w:cs="Calibri" w:eastAsia="Calibri" w:hAnsi="Calibri"/>
-        </w:rPr>
-        <w:t xml:space="preserve"> </w:t>
+        <w:t xml:space="preserve">Descripción:</w:t>
+      </w:r>
+      <w:r>
+        <w:rPr>
+          <w:rFonts w:ascii="Calibri" w:cs="Calibri" w:eastAsia="Calibri" w:hAnsi="Calibri"/>
+        </w:rPr>
+        <w:t xml:space="preserve"> (Description) </w:t>
       </w:r>
       <w:r>
         <w:rPr>
@@ -11228,13 +11434,13 @@
           <w:i/>
           <w:iCs/>
         </w:rPr>
-        <w:t xml:space="preserve">(default)</w:t>
-      </w:r>
-      <w:r>
-        <w:rPr>
-          <w:rFonts w:ascii="Calibri" w:cs="Calibri" w:eastAsia="Calibri" w:hAnsi="Calibri"/>
-        </w:rPr>
-        <w:t xml:space="preserve">.</w:t>
+        <w:t xml:space="preserve">(predeterminada)</w:t>
+      </w:r>
+      <w:r>
+        <w:rPr>
+          <w:rFonts w:ascii="Calibri" w:cs="Calibri" w:eastAsia="Calibri" w:hAnsi="Calibri"/>
+        </w:rPr>
+        <w:t xml:space="preserve"> (default).</w:t>
       </w:r>
     </w:p>
     <w:p>
@@ -11258,27 +11464,27 @@
           <w:b/>
           <w:bCs/>
         </w:rPr>
-        <w:t xml:space="preserve">Inbound rules</w:t>
-      </w:r>
-      <w:r>
-        <w:rPr>
-          <w:rFonts w:ascii="Calibri" w:cs="Calibri" w:eastAsia="Calibri" w:hAnsi="Calibri"/>
-        </w:rPr>
-        <w:t xml:space="preserve"> presiona </w:t>
-      </w:r>
-      <w:r>
-        <w:rPr>
-          <w:rFonts w:ascii="Calibri" w:cs="Calibri" w:eastAsia="Calibri" w:hAnsi="Calibri"/>
-          <w:b/>
-          <w:bCs/>
-        </w:rPr>
-        <w:t xml:space="preserve">Add rule</w:t>
-      </w:r>
-      <w:r>
-        <w:rPr>
-          <w:rFonts w:ascii="Calibri" w:cs="Calibri" w:eastAsia="Calibri" w:hAnsi="Calibri"/>
-        </w:rPr>
-        <w:t xml:space="preserve"> y llena la </w:t>
+        <w:t xml:space="preserve">Reglas de entrada</w:t>
+      </w:r>
+      <w:r>
+        <w:rPr>
+          <w:rFonts w:ascii="Calibri" w:cs="Calibri" w:eastAsia="Calibri" w:hAnsi="Calibri"/>
+        </w:rPr>
+        <w:t xml:space="preserve"> (Inbound rules) presiona </w:t>
+      </w:r>
+      <w:r>
+        <w:rPr>
+          <w:rFonts w:ascii="Calibri" w:cs="Calibri" w:eastAsia="Calibri" w:hAnsi="Calibri"/>
+          <w:b/>
+          <w:bCs/>
+        </w:rPr>
+        <w:t xml:space="preserve">Agregar regla</w:t>
+      </w:r>
+      <w:r>
+        <w:rPr>
+          <w:rFonts w:ascii="Calibri" w:cs="Calibri" w:eastAsia="Calibri" w:hAnsi="Calibri"/>
+        </w:rPr>
+        <w:t xml:space="preserve"> (Add rule) y llena la </w:t>
       </w:r>
       <w:r>
         <w:rPr>
@@ -11300,13 +11506,13 @@
           <w:i/>
           <w:iCs/>
         </w:rPr>
-        <w:t xml:space="preserve">Type</w:t>
-      </w:r>
-      <w:r>
-        <w:rPr>
-          <w:rFonts w:ascii="Calibri" w:cs="Calibri" w:eastAsia="Calibri" w:hAnsi="Calibri"/>
-        </w:rPr>
-        <w:t xml:space="preserve"> </w:t>
+        <w:t xml:space="preserve">Tipo</w:t>
+      </w:r>
+      <w:r>
+        <w:rPr>
+          <w:rFonts w:ascii="Calibri" w:cs="Calibri" w:eastAsia="Calibri" w:hAnsi="Calibri"/>
+        </w:rPr>
+        <w:t xml:space="preserve"> (Type) </w:t>
       </w:r>
       <w:r>
         <w:rPr>
@@ -11330,13 +11536,13 @@
           <w:i/>
           <w:iCs/>
         </w:rPr>
-        <w:t xml:space="preserve">Port range</w:t>
-      </w:r>
-      <w:r>
-        <w:rPr>
-          <w:rFonts w:ascii="Calibri" w:cs="Calibri" w:eastAsia="Calibri" w:hAnsi="Calibri"/>
-        </w:rPr>
-        <w:t xml:space="preserve"> </w:t>
+        <w:t xml:space="preserve">Intervalo de puertos</w:t>
+      </w:r>
+      <w:r>
+        <w:rPr>
+          <w:rFonts w:ascii="Calibri" w:cs="Calibri" w:eastAsia="Calibri" w:hAnsi="Calibri"/>
+        </w:rPr>
+        <w:t xml:space="preserve"> (Port range) </w:t>
       </w:r>
       <w:r>
         <w:rPr>
@@ -11360,13 +11566,13 @@
           <w:i/>
           <w:iCs/>
         </w:rPr>
-        <w:t xml:space="preserve">Source</w:t>
-      </w:r>
-      <w:r>
-        <w:rPr>
-          <w:rFonts w:ascii="Calibri" w:cs="Calibri" w:eastAsia="Calibri" w:hAnsi="Calibri"/>
-        </w:rPr>
-        <w:t xml:space="preserve"> </w:t>
+        <w:t xml:space="preserve">Origen</w:t>
+      </w:r>
+      <w:r>
+        <w:rPr>
+          <w:rFonts w:ascii="Calibri" w:cs="Calibri" w:eastAsia="Calibri" w:hAnsi="Calibri"/>
+        </w:rPr>
+        <w:t xml:space="preserve"> (Source) </w:t>
       </w:r>
       <w:r>
         <w:rPr>
@@ -11376,13 +11582,13 @@
           <w:szCs w:val="20"/>
           <w:shd w:fill="F3F4F6" w:color="auto" w:val="clear"/>
         </w:rPr>
-        <w:t xml:space="preserve">Anywhere-IPv4</w:t>
-      </w:r>
-      <w:r>
-        <w:rPr>
-          <w:rFonts w:ascii="Calibri" w:cs="Calibri" w:eastAsia="Calibri" w:hAnsi="Calibri"/>
-        </w:rPr>
-        <w:t xml:space="preserve"> (</w:t>
+        <w:t xml:space="preserve">Cualquier lugar-IPv4</w:t>
+      </w:r>
+      <w:r>
+        <w:rPr>
+          <w:rFonts w:ascii="Calibri" w:cs="Calibri" w:eastAsia="Calibri" w:hAnsi="Calibri"/>
+        </w:rPr>
+        <w:t xml:space="preserve"> (Anywhere-IPv4) (</w:t>
       </w:r>
       <w:r>
         <w:rPr>
@@ -11422,13 +11628,13 @@
           <w:b/>
           <w:bCs/>
         </w:rPr>
-        <w:t xml:space="preserve">Add rule</w:t>
-      </w:r>
-      <w:r>
-        <w:rPr>
-          <w:rFonts w:ascii="Calibri" w:cs="Calibri" w:eastAsia="Calibri" w:hAnsi="Calibri"/>
-        </w:rPr>
-        <w:t xml:space="preserve"> otra vez y llena la </w:t>
+        <w:t xml:space="preserve">Agregar regla</w:t>
+      </w:r>
+      <w:r>
+        <w:rPr>
+          <w:rFonts w:ascii="Calibri" w:cs="Calibri" w:eastAsia="Calibri" w:hAnsi="Calibri"/>
+        </w:rPr>
+        <w:t xml:space="preserve"> (Add rule) otra vez y llena la </w:t>
       </w:r>
       <w:r>
         <w:rPr>
@@ -11450,13 +11656,13 @@
           <w:i/>
           <w:iCs/>
         </w:rPr>
-        <w:t xml:space="preserve">Type</w:t>
-      </w:r>
-      <w:r>
-        <w:rPr>
-          <w:rFonts w:ascii="Calibri" w:cs="Calibri" w:eastAsia="Calibri" w:hAnsi="Calibri"/>
-        </w:rPr>
-        <w:t xml:space="preserve"> </w:t>
+        <w:t xml:space="preserve">Tipo</w:t>
+      </w:r>
+      <w:r>
+        <w:rPr>
+          <w:rFonts w:ascii="Calibri" w:cs="Calibri" w:eastAsia="Calibri" w:hAnsi="Calibri"/>
+        </w:rPr>
+        <w:t xml:space="preserve"> (Type) </w:t>
       </w:r>
       <w:r>
         <w:rPr>
@@ -11466,13 +11672,13 @@
           <w:szCs w:val="20"/>
           <w:shd w:fill="F3F4F6" w:color="auto" w:val="clear"/>
         </w:rPr>
-        <w:t xml:space="preserve">Custom TCP</w:t>
-      </w:r>
-      <w:r>
-        <w:rPr>
-          <w:rFonts w:ascii="Calibri" w:cs="Calibri" w:eastAsia="Calibri" w:hAnsi="Calibri"/>
-        </w:rPr>
-        <w:t xml:space="preserve"> · </w:t>
+        <w:t xml:space="preserve">TCP personalizado</w:t>
+      </w:r>
+      <w:r>
+        <w:rPr>
+          <w:rFonts w:ascii="Calibri" w:cs="Calibri" w:eastAsia="Calibri" w:hAnsi="Calibri"/>
+        </w:rPr>
+        <w:t xml:space="preserve"> (Custom TCP) · </w:t>
       </w:r>
       <w:r>
         <w:rPr>
@@ -11480,13 +11686,13 @@
           <w:i/>
           <w:iCs/>
         </w:rPr>
-        <w:t xml:space="preserve">Port range</w:t>
-      </w:r>
-      <w:r>
-        <w:rPr>
-          <w:rFonts w:ascii="Calibri" w:cs="Calibri" w:eastAsia="Calibri" w:hAnsi="Calibri"/>
-        </w:rPr>
-        <w:t xml:space="preserve"> </w:t>
+        <w:t xml:space="preserve">Intervalo de puertos</w:t>
+      </w:r>
+      <w:r>
+        <w:rPr>
+          <w:rFonts w:ascii="Calibri" w:cs="Calibri" w:eastAsia="Calibri" w:hAnsi="Calibri"/>
+        </w:rPr>
+        <w:t xml:space="preserve"> (Port range) </w:t>
       </w:r>
       <w:r>
         <w:rPr>
@@ -11510,13 +11716,13 @@
           <w:i/>
           <w:iCs/>
         </w:rPr>
-        <w:t xml:space="preserve">Source</w:t>
-      </w:r>
-      <w:r>
-        <w:rPr>
-          <w:rFonts w:ascii="Calibri" w:cs="Calibri" w:eastAsia="Calibri" w:hAnsi="Calibri"/>
-        </w:rPr>
-        <w:t xml:space="preserve"> </w:t>
+        <w:t xml:space="preserve">Origen</w:t>
+      </w:r>
+      <w:r>
+        <w:rPr>
+          <w:rFonts w:ascii="Calibri" w:cs="Calibri" w:eastAsia="Calibri" w:hAnsi="Calibri"/>
+        </w:rPr>
+        <w:t xml:space="preserve"> (Source) </w:t>
       </w:r>
       <w:r>
         <w:rPr>
@@ -11526,13 +11732,13 @@
           <w:szCs w:val="20"/>
           <w:shd w:fill="F3F4F6" w:color="auto" w:val="clear"/>
         </w:rPr>
-        <w:t xml:space="preserve">Anywhere-IPv4</w:t>
-      </w:r>
-      <w:r>
-        <w:rPr>
-          <w:rFonts w:ascii="Calibri" w:cs="Calibri" w:eastAsia="Calibri" w:hAnsi="Calibri"/>
-        </w:rPr>
-        <w:t xml:space="preserve"> (</w:t>
+        <w:t xml:space="preserve">Cualquier lugar-IPv4</w:t>
+      </w:r>
+      <w:r>
+        <w:rPr>
+          <w:rFonts w:ascii="Calibri" w:cs="Calibri" w:eastAsia="Calibri" w:hAnsi="Calibri"/>
+        </w:rPr>
+        <w:t xml:space="preserve"> (Anywhere-IPv4) (</w:t>
       </w:r>
       <w:r>
         <w:rPr>
@@ -11572,27 +11778,27 @@
           <w:b/>
           <w:bCs/>
         </w:rPr>
-        <w:t xml:space="preserve">Outbound rules</w:t>
-      </w:r>
-      <w:r>
-        <w:rPr>
-          <w:rFonts w:ascii="Calibri" w:cs="Calibri" w:eastAsia="Calibri" w:hAnsi="Calibri"/>
-        </w:rPr>
-        <w:t xml:space="preserve"> como está y presiona </w:t>
-      </w:r>
-      <w:r>
-        <w:rPr>
-          <w:rFonts w:ascii="Calibri" w:cs="Calibri" w:eastAsia="Calibri" w:hAnsi="Calibri"/>
-          <w:b/>
-          <w:bCs/>
-        </w:rPr>
-        <w:t xml:space="preserve">Create security group</w:t>
-      </w:r>
-      <w:r>
-        <w:rPr>
-          <w:rFonts w:ascii="Calibri" w:cs="Calibri" w:eastAsia="Calibri" w:hAnsi="Calibri"/>
-        </w:rPr>
-        <w:t xml:space="preserve">.</w:t>
+        <w:t xml:space="preserve">Reglas de salida</w:t>
+      </w:r>
+      <w:r>
+        <w:rPr>
+          <w:rFonts w:ascii="Calibri" w:cs="Calibri" w:eastAsia="Calibri" w:hAnsi="Calibri"/>
+        </w:rPr>
+        <w:t xml:space="preserve"> (Outbound rules) como está y presiona </w:t>
+      </w:r>
+      <w:r>
+        <w:rPr>
+          <w:rFonts w:ascii="Calibri" w:cs="Calibri" w:eastAsia="Calibri" w:hAnsi="Calibri"/>
+          <w:b/>
+          <w:bCs/>
+        </w:rPr>
+        <w:t xml:space="preserve">Crear grupo de seguridad</w:t>
+      </w:r>
+      <w:r>
+        <w:rPr>
+          <w:rFonts w:ascii="Calibri" w:cs="Calibri" w:eastAsia="Calibri" w:hAnsi="Calibri"/>
+        </w:rPr>
+        <w:t xml:space="preserve"> (Create security group).</w:t>
       </w:r>
     </w:p>
     <w:tbl>
@@ -11667,7 +11873,7 @@
                 <w:sz w:val="21"/>
                 <w:szCs w:val="21"/>
               </w:rPr>
-              <w:t xml:space="preserve">Security group (sg-...) was created successfully</w:t>
+              <w:t xml:space="preserve">El grupo de seguridad (sg-...) se creó correctamente</w:t>
             </w:r>
             <w:r>
               <w:rPr>
@@ -11675,7 +11881,7 @@
                 <w:sz w:val="21"/>
                 <w:szCs w:val="21"/>
               </w:rPr>
-              <w:t xml:space="preserve">.</w:t>
+              <w:t xml:space="preserve"> (Security group (sg-...) was created successfully).</w:t>
             </w:r>
           </w:p>
         </w:tc>
@@ -11683,8 +11889,15 @@
     </w:tbl>
     <w:p>
       <w:pPr>
-        <w:spacing w:after="100"/>
-      </w:pPr>
+        <w:spacing w:after="0" w:line="160"/>
+      </w:pPr>
+      <w:r>
+        <w:rPr>
+          <w:sz w:val="4"/>
+          <w:szCs w:val="4"/>
+        </w:rPr>
+        <w:t xml:space="preserve"/>
+      </w:r>
     </w:p>
     <w:p>
       <w:pPr>
@@ -11719,27 +11932,27 @@
           <w:b/>
           <w:bCs/>
         </w:rPr>
-        <w:t xml:space="preserve">Security Groups</w:t>
-      </w:r>
-      <w:r>
-        <w:rPr>
-          <w:rFonts w:ascii="Calibri" w:cs="Calibri" w:eastAsia="Calibri" w:hAnsi="Calibri"/>
-        </w:rPr>
-        <w:t xml:space="preserve"> ➔ </w:t>
-      </w:r>
-      <w:r>
-        <w:rPr>
-          <w:rFonts w:ascii="Calibri" w:cs="Calibri" w:eastAsia="Calibri" w:hAnsi="Calibri"/>
-          <w:b/>
-          <w:bCs/>
-        </w:rPr>
-        <w:t xml:space="preserve">Create security group</w:t>
-      </w:r>
-      <w:r>
-        <w:rPr>
-          <w:rFonts w:ascii="Calibri" w:cs="Calibri" w:eastAsia="Calibri" w:hAnsi="Calibri"/>
-        </w:rPr>
-        <w:t xml:space="preserve">.</w:t>
+        <w:t xml:space="preserve">Grupos de seguridad</w:t>
+      </w:r>
+      <w:r>
+        <w:rPr>
+          <w:rFonts w:ascii="Calibri" w:cs="Calibri" w:eastAsia="Calibri" w:hAnsi="Calibri"/>
+        </w:rPr>
+        <w:t xml:space="preserve"> (Security Groups) ➔ </w:t>
+      </w:r>
+      <w:r>
+        <w:rPr>
+          <w:rFonts w:ascii="Calibri" w:cs="Calibri" w:eastAsia="Calibri" w:hAnsi="Calibri"/>
+          <w:b/>
+          <w:bCs/>
+        </w:rPr>
+        <w:t xml:space="preserve">Crear grupo de seguridad</w:t>
+      </w:r>
+      <w:r>
+        <w:rPr>
+          <w:rFonts w:ascii="Calibri" w:cs="Calibri" w:eastAsia="Calibri" w:hAnsi="Calibri"/>
+        </w:rPr>
+        <w:t xml:space="preserve"> (Create security group).</w:t>
       </w:r>
     </w:p>
     <w:p>
@@ -11757,13 +11970,13 @@
           <w:b/>
           <w:bCs/>
         </w:rPr>
-        <w:t xml:space="preserve">Security group name:</w:t>
-      </w:r>
-      <w:r>
-        <w:rPr>
-          <w:rFonts w:ascii="Calibri" w:cs="Calibri" w:eastAsia="Calibri" w:hAnsi="Calibri"/>
-        </w:rPr>
-        <w:t xml:space="preserve"> </w:t>
+        <w:t xml:space="preserve">Nombre del grupo de seguridad:</w:t>
+      </w:r>
+      <w:r>
+        <w:rPr>
+          <w:rFonts w:ascii="Calibri" w:cs="Calibri" w:eastAsia="Calibri" w:hAnsi="Calibri"/>
+        </w:rPr>
+        <w:t xml:space="preserve"> (Security group name) </w:t>
       </w:r>
       <w:r>
         <w:rPr>
@@ -11797,13 +12010,13 @@
           <w:b/>
           <w:bCs/>
         </w:rPr>
-        <w:t xml:space="preserve">Description:</w:t>
-      </w:r>
-      <w:r>
-        <w:rPr>
-          <w:rFonts w:ascii="Calibri" w:cs="Calibri" w:eastAsia="Calibri" w:hAnsi="Calibri"/>
-        </w:rPr>
-        <w:t xml:space="preserve"> </w:t>
+        <w:t xml:space="preserve">Descripción:</w:t>
+      </w:r>
+      <w:r>
+        <w:rPr>
+          <w:rFonts w:ascii="Calibri" w:cs="Calibri" w:eastAsia="Calibri" w:hAnsi="Calibri"/>
+        </w:rPr>
+        <w:t xml:space="preserve"> (Description) </w:t>
       </w:r>
       <w:r>
         <w:rPr>
@@ -11851,13 +12064,13 @@
           <w:i/>
           <w:iCs/>
         </w:rPr>
-        <w:t xml:space="preserve">default</w:t>
-      </w:r>
-      <w:r>
-        <w:rPr>
-          <w:rFonts w:ascii="Calibri" w:cs="Calibri" w:eastAsia="Calibri" w:hAnsi="Calibri"/>
-        </w:rPr>
-        <w:t xml:space="preserve">).</w:t>
+        <w:t xml:space="preserve">predeterminada</w:t>
+      </w:r>
+      <w:r>
+        <w:rPr>
+          <w:rFonts w:ascii="Calibri" w:cs="Calibri" w:eastAsia="Calibri" w:hAnsi="Calibri"/>
+        </w:rPr>
+        <w:t xml:space="preserve"> (default)).</w:t>
       </w:r>
     </w:p>
     <w:p>
@@ -11875,27 +12088,27 @@
           <w:b/>
           <w:bCs/>
         </w:rPr>
-        <w:t xml:space="preserve">Inbound rules</w:t>
-      </w:r>
-      <w:r>
-        <w:rPr>
-          <w:rFonts w:ascii="Calibri" w:cs="Calibri" w:eastAsia="Calibri" w:hAnsi="Calibri"/>
-        </w:rPr>
-        <w:t xml:space="preserve"> ➔ </w:t>
-      </w:r>
-      <w:r>
-        <w:rPr>
-          <w:rFonts w:ascii="Calibri" w:cs="Calibri" w:eastAsia="Calibri" w:hAnsi="Calibri"/>
-          <w:b/>
-          <w:bCs/>
-        </w:rPr>
-        <w:t xml:space="preserve">Add rule</w:t>
-      </w:r>
-      <w:r>
-        <w:rPr>
-          <w:rFonts w:ascii="Calibri" w:cs="Calibri" w:eastAsia="Calibri" w:hAnsi="Calibri"/>
-        </w:rPr>
-        <w:t xml:space="preserve">: </w:t>
+        <w:t xml:space="preserve">Reglas de entrada</w:t>
+      </w:r>
+      <w:r>
+        <w:rPr>
+          <w:rFonts w:ascii="Calibri" w:cs="Calibri" w:eastAsia="Calibri" w:hAnsi="Calibri"/>
+        </w:rPr>
+        <w:t xml:space="preserve"> (Inbound rules) ➔ </w:t>
+      </w:r>
+      <w:r>
+        <w:rPr>
+          <w:rFonts w:ascii="Calibri" w:cs="Calibri" w:eastAsia="Calibri" w:hAnsi="Calibri"/>
+          <w:b/>
+          <w:bCs/>
+        </w:rPr>
+        <w:t xml:space="preserve">Agregar regla</w:t>
+      </w:r>
+      <w:r>
+        <w:rPr>
+          <w:rFonts w:ascii="Calibri" w:cs="Calibri" w:eastAsia="Calibri" w:hAnsi="Calibri"/>
+        </w:rPr>
+        <w:t xml:space="preserve"> (Add rule): </w:t>
       </w:r>
       <w:r>
         <w:rPr>
@@ -11903,13 +12116,13 @@
           <w:i/>
           <w:iCs/>
         </w:rPr>
-        <w:t xml:space="preserve">Type</w:t>
-      </w:r>
-      <w:r>
-        <w:rPr>
-          <w:rFonts w:ascii="Calibri" w:cs="Calibri" w:eastAsia="Calibri" w:hAnsi="Calibri"/>
-        </w:rPr>
-        <w:t xml:space="preserve"> </w:t>
+        <w:t xml:space="preserve">Tipo</w:t>
+      </w:r>
+      <w:r>
+        <w:rPr>
+          <w:rFonts w:ascii="Calibri" w:cs="Calibri" w:eastAsia="Calibri" w:hAnsi="Calibri"/>
+        </w:rPr>
+        <w:t xml:space="preserve"> (Type) </w:t>
       </w:r>
       <w:r>
         <w:rPr>
@@ -11949,13 +12162,13 @@
           <w:b/>
           <w:bCs/>
         </w:rPr>
-        <w:t xml:space="preserve">Source</w:t>
-      </w:r>
-      <w:r>
-        <w:rPr>
-          <w:rFonts w:ascii="Calibri" w:cs="Calibri" w:eastAsia="Calibri" w:hAnsi="Calibri"/>
-        </w:rPr>
-        <w:t xml:space="preserve"> elige </w:t>
+        <w:t xml:space="preserve">Origen</w:t>
+      </w:r>
+      <w:r>
+        <w:rPr>
+          <w:rFonts w:ascii="Calibri" w:cs="Calibri" w:eastAsia="Calibri" w:hAnsi="Calibri"/>
+        </w:rPr>
+        <w:t xml:space="preserve"> (Source) elige </w:t>
       </w:r>
       <w:r>
         <w:rPr>
@@ -11965,13 +12178,13 @@
           <w:szCs w:val="20"/>
           <w:shd w:fill="F3F4F6" w:color="auto" w:val="clear"/>
         </w:rPr>
-        <w:t xml:space="preserve">Custom</w:t>
-      </w:r>
-      <w:r>
-        <w:rPr>
-          <w:rFonts w:ascii="Calibri" w:cs="Calibri" w:eastAsia="Calibri" w:hAnsi="Calibri"/>
-        </w:rPr>
-        <w:t xml:space="preserve">, haz clic en el cuadro de búsqueda y escribe </w:t>
+        <w:t xml:space="preserve">Personalizado</w:t>
+      </w:r>
+      <w:r>
+        <w:rPr>
+          <w:rFonts w:ascii="Calibri" w:cs="Calibri" w:eastAsia="Calibri" w:hAnsi="Calibri"/>
+        </w:rPr>
+        <w:t xml:space="preserve"> (Custom), haz clic en el cuadro de búsqueda y escribe </w:t>
       </w:r>
       <w:r>
         <w:rPr>
@@ -12035,13 +12248,13 @@
           <w:b/>
           <w:bCs/>
         </w:rPr>
-        <w:t xml:space="preserve">Create security group</w:t>
-      </w:r>
-      <w:r>
-        <w:rPr>
-          <w:rFonts w:ascii="Calibri" w:cs="Calibri" w:eastAsia="Calibri" w:hAnsi="Calibri"/>
-        </w:rPr>
-        <w:t xml:space="preserve">.</w:t>
+        <w:t xml:space="preserve">Crear grupo de seguridad</w:t>
+      </w:r>
+      <w:r>
+        <w:rPr>
+          <w:rFonts w:ascii="Calibri" w:cs="Calibri" w:eastAsia="Calibri" w:hAnsi="Calibri"/>
+        </w:rPr>
+        <w:t xml:space="preserve"> (Create security group).</w:t>
       </w:r>
     </w:p>
     <w:tbl>
@@ -12132,8 +12345,15 @@
     </w:tbl>
     <w:p>
       <w:pPr>
-        <w:spacing w:after="100"/>
-      </w:pPr>
+        <w:spacing w:after="0" w:line="160"/>
+      </w:pPr>
+      <w:r>
+        <w:rPr>
+          <w:sz w:val="4"/>
+          <w:szCs w:val="4"/>
+        </w:rPr>
+        <w:t xml:space="preserve"/>
+      </w:r>
     </w:p>
     <w:p>
       <w:pPr>
@@ -12190,27 +12410,27 @@
           <w:b/>
           <w:bCs/>
         </w:rPr>
-        <w:t xml:space="preserve">Databases</w:t>
-      </w:r>
-      <w:r>
-        <w:rPr>
-          <w:rFonts w:ascii="Calibri" w:cs="Calibri" w:eastAsia="Calibri" w:hAnsi="Calibri"/>
-        </w:rPr>
-        <w:t xml:space="preserve"> ➔ botón naranja </w:t>
-      </w:r>
-      <w:r>
-        <w:rPr>
-          <w:rFonts w:ascii="Calibri" w:cs="Calibri" w:eastAsia="Calibri" w:hAnsi="Calibri"/>
-          <w:b/>
-          <w:bCs/>
-        </w:rPr>
-        <w:t xml:space="preserve">Create database</w:t>
-      </w:r>
-      <w:r>
-        <w:rPr>
-          <w:rFonts w:ascii="Calibri" w:cs="Calibri" w:eastAsia="Calibri" w:hAnsi="Calibri"/>
-        </w:rPr>
-        <w:t xml:space="preserve">.</w:t>
+        <w:t xml:space="preserve">Bases de datos</w:t>
+      </w:r>
+      <w:r>
+        <w:rPr>
+          <w:rFonts w:ascii="Calibri" w:cs="Calibri" w:eastAsia="Calibri" w:hAnsi="Calibri"/>
+        </w:rPr>
+        <w:t xml:space="preserve"> (Databases) ➔ botón naranja </w:t>
+      </w:r>
+      <w:r>
+        <w:rPr>
+          <w:rFonts w:ascii="Calibri" w:cs="Calibri" w:eastAsia="Calibri" w:hAnsi="Calibri"/>
+          <w:b/>
+          <w:bCs/>
+        </w:rPr>
+        <w:t xml:space="preserve">Crear base de datos</w:t>
+      </w:r>
+      <w:r>
+        <w:rPr>
+          <w:rFonts w:ascii="Calibri" w:cs="Calibri" w:eastAsia="Calibri" w:hAnsi="Calibri"/>
+        </w:rPr>
+        <w:t xml:space="preserve"> (Create database).</w:t>
       </w:r>
     </w:p>
     <w:p>
@@ -12228,13 +12448,13 @@
           <w:b/>
           <w:bCs/>
         </w:rPr>
-        <w:t xml:space="preserve">Choose a database creation method:</w:t>
-      </w:r>
-      <w:r>
-        <w:rPr>
-          <w:rFonts w:ascii="Calibri" w:cs="Calibri" w:eastAsia="Calibri" w:hAnsi="Calibri"/>
-        </w:rPr>
-        <w:t xml:space="preserve"> </w:t>
+        <w:t xml:space="preserve">Elegir un método de creación de base de datos:</w:t>
+      </w:r>
+      <w:r>
+        <w:rPr>
+          <w:rFonts w:ascii="Calibri" w:cs="Calibri" w:eastAsia="Calibri" w:hAnsi="Calibri"/>
+        </w:rPr>
+        <w:t xml:space="preserve"> (Choose a database creation method) </w:t>
       </w:r>
       <w:r>
         <w:rPr>
@@ -12242,13 +12462,13 @@
           <w:i/>
           <w:iCs/>
         </w:rPr>
-        <w:t xml:space="preserve">Standard create</w:t>
-      </w:r>
-      <w:r>
-        <w:rPr>
-          <w:rFonts w:ascii="Calibri" w:cs="Calibri" w:eastAsia="Calibri" w:hAnsi="Calibri"/>
-        </w:rPr>
-        <w:t xml:space="preserve">.</w:t>
+        <w:t xml:space="preserve">Creación estándar</w:t>
+      </w:r>
+      <w:r>
+        <w:rPr>
+          <w:rFonts w:ascii="Calibri" w:cs="Calibri" w:eastAsia="Calibri" w:hAnsi="Calibri"/>
+        </w:rPr>
+        <w:t xml:space="preserve"> (Standard create).</w:t>
       </w:r>
     </w:p>
     <w:p>
@@ -12266,13 +12486,13 @@
           <w:b/>
           <w:bCs/>
         </w:rPr>
-        <w:t xml:space="preserve">Engine options:</w:t>
-      </w:r>
-      <w:r>
-        <w:rPr>
-          <w:rFonts w:ascii="Calibri" w:cs="Calibri" w:eastAsia="Calibri" w:hAnsi="Calibri"/>
-        </w:rPr>
-        <w:t xml:space="preserve"> haz clic en el recuadro </w:t>
+        <w:t xml:space="preserve">Opciones del motor:</w:t>
+      </w:r>
+      <w:r>
+        <w:rPr>
+          <w:rFonts w:ascii="Calibri" w:cs="Calibri" w:eastAsia="Calibri" w:hAnsi="Calibri"/>
+        </w:rPr>
+        <w:t xml:space="preserve"> (Engine options) haz clic en el recuadro </w:t>
       </w:r>
       <w:r>
         <w:rPr>
@@ -12304,13 +12524,13 @@
           <w:b/>
           <w:bCs/>
         </w:rPr>
-        <w:t xml:space="preserve">Templates:</w:t>
-      </w:r>
-      <w:r>
-        <w:rPr>
-          <w:rFonts w:ascii="Calibri" w:cs="Calibri" w:eastAsia="Calibri" w:hAnsi="Calibri"/>
-        </w:rPr>
-        <w:t xml:space="preserve"> </w:t>
+        <w:t xml:space="preserve">Plantillas:</w:t>
+      </w:r>
+      <w:r>
+        <w:rPr>
+          <w:rFonts w:ascii="Calibri" w:cs="Calibri" w:eastAsia="Calibri" w:hAnsi="Calibri"/>
+        </w:rPr>
+        <w:t xml:space="preserve"> (Templates) </w:t>
       </w:r>
       <w:r>
         <w:rPr>
@@ -12318,13 +12538,13 @@
           <w:i/>
           <w:iCs/>
         </w:rPr>
-        <w:t xml:space="preserve">Free tier</w:t>
-      </w:r>
-      <w:r>
-        <w:rPr>
-          <w:rFonts w:ascii="Calibri" w:cs="Calibri" w:eastAsia="Calibri" w:hAnsi="Calibri"/>
-        </w:rPr>
-        <w:t xml:space="preserve"> (si no aparece, elige </w:t>
+        <w:t xml:space="preserve">Capa gratuita</w:t>
+      </w:r>
+      <w:r>
+        <w:rPr>
+          <w:rFonts w:ascii="Calibri" w:cs="Calibri" w:eastAsia="Calibri" w:hAnsi="Calibri"/>
+        </w:rPr>
+        <w:t xml:space="preserve"> (Free tier) (si no aparece, elige </w:t>
       </w:r>
       <w:r>
         <w:rPr>
@@ -12338,7 +12558,7 @@
         <w:rPr>
           <w:rFonts w:ascii="Calibri" w:cs="Calibri" w:eastAsia="Calibri" w:hAnsi="Calibri"/>
         </w:rPr>
-        <w:t xml:space="preserve"> o </w:t>
+        <w:t xml:space="preserve"> (Sandbox) o </w:t>
       </w:r>
       <w:r>
         <w:rPr>
@@ -12346,13 +12566,13 @@
           <w:i/>
           <w:iCs/>
         </w:rPr>
-        <w:t xml:space="preserve">Dev/Test</w:t>
-      </w:r>
-      <w:r>
-        <w:rPr>
-          <w:rFonts w:ascii="Calibri" w:cs="Calibri" w:eastAsia="Calibri" w:hAnsi="Calibri"/>
-        </w:rPr>
-        <w:t xml:space="preserve">).</w:t>
+        <w:t xml:space="preserve">Desarrollo/Pruebas</w:t>
+      </w:r>
+      <w:r>
+        <w:rPr>
+          <w:rFonts w:ascii="Calibri" w:cs="Calibri" w:eastAsia="Calibri" w:hAnsi="Calibri"/>
+        </w:rPr>
+        <w:t xml:space="preserve"> (Dev/Test)).</w:t>
       </w:r>
     </w:p>
     <w:p>
@@ -12370,13 +12590,13 @@
           <w:b/>
           <w:bCs/>
         </w:rPr>
-        <w:t xml:space="preserve">Availability and durability:</w:t>
-      </w:r>
-      <w:r>
-        <w:rPr>
-          <w:rFonts w:ascii="Calibri" w:cs="Calibri" w:eastAsia="Calibri" w:hAnsi="Calibri"/>
-        </w:rPr>
-        <w:t xml:space="preserve"> si aparece, elige </w:t>
+        <w:t xml:space="preserve">Disponibilidad y durabilidad:</w:t>
+      </w:r>
+      <w:r>
+        <w:rPr>
+          <w:rFonts w:ascii="Calibri" w:cs="Calibri" w:eastAsia="Calibri" w:hAnsi="Calibri"/>
+        </w:rPr>
+        <w:t xml:space="preserve"> (Availability and durability) si aparece, elige </w:t>
       </w:r>
       <w:r>
         <w:rPr>
@@ -12384,13 +12604,13 @@
           <w:i/>
           <w:iCs/>
         </w:rPr>
-        <w:t xml:space="preserve">Single-AZ DB instance deployment (1 instance)</w:t>
-      </w:r>
-      <w:r>
-        <w:rPr>
-          <w:rFonts w:ascii="Calibri" w:cs="Calibri" w:eastAsia="Calibri" w:hAnsi="Calibri"/>
-        </w:rPr>
-        <w:t xml:space="preserve">.</w:t>
+        <w:t xml:space="preserve">Implementación de instancia de base de datos de una sola zona de disponibilidad (1 instancia)</w:t>
+      </w:r>
+      <w:r>
+        <w:rPr>
+          <w:rFonts w:ascii="Calibri" w:cs="Calibri" w:eastAsia="Calibri" w:hAnsi="Calibri"/>
+        </w:rPr>
+        <w:t xml:space="preserve"> (Single-AZ DB instance deployment (1 instance)).</w:t>
       </w:r>
     </w:p>
     <w:p>
@@ -12408,13 +12628,13 @@
           <w:b/>
           <w:bCs/>
         </w:rPr>
-        <w:t xml:space="preserve">DB instance identifier:</w:t>
-      </w:r>
-      <w:r>
-        <w:rPr>
-          <w:rFonts w:ascii="Calibri" w:cs="Calibri" w:eastAsia="Calibri" w:hAnsi="Calibri"/>
-        </w:rPr>
-        <w:t xml:space="preserve"> </w:t>
+        <w:t xml:space="preserve">Identificador de instancias de bases de datos:</w:t>
+      </w:r>
+      <w:r>
+        <w:rPr>
+          <w:rFonts w:ascii="Calibri" w:cs="Calibri" w:eastAsia="Calibri" w:hAnsi="Calibri"/>
+        </w:rPr>
+        <w:t xml:space="preserve"> (DB instance identifier) </w:t>
       </w:r>
       <w:r>
         <w:rPr>
@@ -12448,13 +12668,13 @@
           <w:b/>
           <w:bCs/>
         </w:rPr>
-        <w:t xml:space="preserve">Master username:</w:t>
-      </w:r>
-      <w:r>
-        <w:rPr>
-          <w:rFonts w:ascii="Calibri" w:cs="Calibri" w:eastAsia="Calibri" w:hAnsi="Calibri"/>
-        </w:rPr>
-        <w:t xml:space="preserve"> </w:t>
+        <w:t xml:space="preserve">Nombre de usuario maestro:</w:t>
+      </w:r>
+      <w:r>
+        <w:rPr>
+          <w:rFonts w:ascii="Calibri" w:cs="Calibri" w:eastAsia="Calibri" w:hAnsi="Calibri"/>
+        </w:rPr>
+        <w:t xml:space="preserve"> (Master username) </w:t>
       </w:r>
       <w:r>
         <w:rPr>
@@ -12488,13 +12708,13 @@
           <w:b/>
           <w:bCs/>
         </w:rPr>
-        <w:t xml:space="preserve">Credentials management:</w:t>
-      </w:r>
-      <w:r>
-        <w:rPr>
-          <w:rFonts w:ascii="Calibri" w:cs="Calibri" w:eastAsia="Calibri" w:hAnsi="Calibri"/>
-        </w:rPr>
-        <w:t xml:space="preserve"> </w:t>
+        <w:t xml:space="preserve">Administración de credenciales:</w:t>
+      </w:r>
+      <w:r>
+        <w:rPr>
+          <w:rFonts w:ascii="Calibri" w:cs="Calibri" w:eastAsia="Calibri" w:hAnsi="Calibri"/>
+        </w:rPr>
+        <w:t xml:space="preserve"> (Credentials management) </w:t>
       </w:r>
       <w:r>
         <w:rPr>
@@ -12502,27 +12722,27 @@
           <w:i/>
           <w:iCs/>
         </w:rPr>
-        <w:t xml:space="preserve">Self managed</w:t>
-      </w:r>
-      <w:r>
-        <w:rPr>
-          <w:rFonts w:ascii="Calibri" w:cs="Calibri" w:eastAsia="Calibri" w:hAnsi="Calibri"/>
-        </w:rPr>
-        <w:t xml:space="preserve">. En </w:t>
-      </w:r>
-      <w:r>
-        <w:rPr>
-          <w:rFonts w:ascii="Calibri" w:cs="Calibri" w:eastAsia="Calibri" w:hAnsi="Calibri"/>
-          <w:b/>
-          <w:bCs/>
-        </w:rPr>
-        <w:t xml:space="preserve">Master password</w:t>
-      </w:r>
-      <w:r>
-        <w:rPr>
-          <w:rFonts w:ascii="Calibri" w:cs="Calibri" w:eastAsia="Calibri" w:hAnsi="Calibri"/>
-        </w:rPr>
-        <w:t xml:space="preserve"> escribe una clave (ejemplo </w:t>
+        <w:t xml:space="preserve">Autoadministrada</w:t>
+      </w:r>
+      <w:r>
+        <w:rPr>
+          <w:rFonts w:ascii="Calibri" w:cs="Calibri" w:eastAsia="Calibri" w:hAnsi="Calibri"/>
+        </w:rPr>
+        <w:t xml:space="preserve"> (Self managed). En </w:t>
+      </w:r>
+      <w:r>
+        <w:rPr>
+          <w:rFonts w:ascii="Calibri" w:cs="Calibri" w:eastAsia="Calibri" w:hAnsi="Calibri"/>
+          <w:b/>
+          <w:bCs/>
+        </w:rPr>
+        <w:t xml:space="preserve">Contraseña maestra</w:t>
+      </w:r>
+      <w:r>
+        <w:rPr>
+          <w:rFonts w:ascii="Calibri" w:cs="Calibri" w:eastAsia="Calibri" w:hAnsi="Calibri"/>
+        </w:rPr>
+        <w:t xml:space="preserve"> (Master password) escribe una clave (ejemplo </w:t>
       </w:r>
       <w:r>
         <w:rPr>
@@ -12546,13 +12766,13 @@
           <w:b/>
           <w:bCs/>
         </w:rPr>
-        <w:t xml:space="preserve">Confirm master password</w:t>
-      </w:r>
-      <w:r>
-        <w:rPr>
-          <w:rFonts w:ascii="Calibri" w:cs="Calibri" w:eastAsia="Calibri" w:hAnsi="Calibri"/>
-        </w:rPr>
-        <w:t xml:space="preserve">. </w:t>
+        <w:t xml:space="preserve">Confirmar contraseña maestra</w:t>
+      </w:r>
+      <w:r>
+        <w:rPr>
+          <w:rFonts w:ascii="Calibri" w:cs="Calibri" w:eastAsia="Calibri" w:hAnsi="Calibri"/>
+        </w:rPr>
+        <w:t xml:space="preserve"> (Confirm master password). </w:t>
       </w:r>
       <w:r>
         <w:rPr>
@@ -12584,13 +12804,13 @@
           <w:b/>
           <w:bCs/>
         </w:rPr>
-        <w:t xml:space="preserve">Instance configuration:</w:t>
-      </w:r>
-      <w:r>
-        <w:rPr>
-          <w:rFonts w:ascii="Calibri" w:cs="Calibri" w:eastAsia="Calibri" w:hAnsi="Calibri"/>
-        </w:rPr>
-        <w:t xml:space="preserve"> elige </w:t>
+        <w:t xml:space="preserve">Configuración de la instancia:</w:t>
+      </w:r>
+      <w:r>
+        <w:rPr>
+          <w:rFonts w:ascii="Calibri" w:cs="Calibri" w:eastAsia="Calibri" w:hAnsi="Calibri"/>
+        </w:rPr>
+        <w:t xml:space="preserve"> (Instance configuration) elige </w:t>
       </w:r>
       <w:r>
         <w:rPr>
@@ -12630,13 +12850,13 @@
           <w:i/>
           <w:iCs/>
         </w:rPr>
-        <w:t xml:space="preserve">Free tier</w:t>
-      </w:r>
-      <w:r>
-        <w:rPr>
-          <w:rFonts w:ascii="Calibri" w:cs="Calibri" w:eastAsia="Calibri" w:hAnsi="Calibri"/>
-        </w:rPr>
-        <w:t xml:space="preserve">).</w:t>
+        <w:t xml:space="preserve">Capa gratuita</w:t>
+      </w:r>
+      <w:r>
+        <w:rPr>
+          <w:rFonts w:ascii="Calibri" w:cs="Calibri" w:eastAsia="Calibri" w:hAnsi="Calibri"/>
+        </w:rPr>
+        <w:t xml:space="preserve"> (Free tier)).</w:t>
       </w:r>
     </w:p>
     <w:p>
@@ -12654,13 +12874,13 @@
           <w:b/>
           <w:bCs/>
         </w:rPr>
-        <w:t xml:space="preserve">Storage:</w:t>
-      </w:r>
-      <w:r>
-        <w:rPr>
-          <w:rFonts w:ascii="Calibri" w:cs="Calibri" w:eastAsia="Calibri" w:hAnsi="Calibri"/>
-        </w:rPr>
-        <w:t xml:space="preserve"> </w:t>
+        <w:t xml:space="preserve">Almacenamiento:</w:t>
+      </w:r>
+      <w:r>
+        <w:rPr>
+          <w:rFonts w:ascii="Calibri" w:cs="Calibri" w:eastAsia="Calibri" w:hAnsi="Calibri"/>
+        </w:rPr>
+        <w:t xml:space="preserve"> (Storage) </w:t>
       </w:r>
       <w:r>
         <w:rPr>
@@ -12668,27 +12888,27 @@
           <w:i/>
           <w:iCs/>
         </w:rPr>
-        <w:t xml:space="preserve">General Purpose SSD (gp3 o gp2)</w:t>
-      </w:r>
-      <w:r>
-        <w:rPr>
-          <w:rFonts w:ascii="Calibri" w:cs="Calibri" w:eastAsia="Calibri" w:hAnsi="Calibri"/>
-        </w:rPr>
-        <w:t xml:space="preserve"> · </w:t>
-      </w:r>
-      <w:r>
-        <w:rPr>
-          <w:rFonts w:ascii="Calibri" w:cs="Calibri" w:eastAsia="Calibri" w:hAnsi="Calibri"/>
-          <w:b/>
-          <w:bCs/>
-        </w:rPr>
-        <w:t xml:space="preserve">Allocated storage</w:t>
-      </w:r>
-      <w:r>
-        <w:rPr>
-          <w:rFonts w:ascii="Calibri" w:cs="Calibri" w:eastAsia="Calibri" w:hAnsi="Calibri"/>
-        </w:rPr>
-        <w:t xml:space="preserve"> </w:t>
+        <w:t xml:space="preserve">SSD de uso general (gp3 o gp2)</w:t>
+      </w:r>
+      <w:r>
+        <w:rPr>
+          <w:rFonts w:ascii="Calibri" w:cs="Calibri" w:eastAsia="Calibri" w:hAnsi="Calibri"/>
+        </w:rPr>
+        <w:t xml:space="preserve"> (General Purpose SSD (gp3 o gp2)) · </w:t>
+      </w:r>
+      <w:r>
+        <w:rPr>
+          <w:rFonts w:ascii="Calibri" w:cs="Calibri" w:eastAsia="Calibri" w:hAnsi="Calibri"/>
+          <w:b/>
+          <w:bCs/>
+        </w:rPr>
+        <w:t xml:space="preserve">Almacenamiento asignado</w:t>
+      </w:r>
+      <w:r>
+        <w:rPr>
+          <w:rFonts w:ascii="Calibri" w:cs="Calibri" w:eastAsia="Calibri" w:hAnsi="Calibri"/>
+        </w:rPr>
+        <w:t xml:space="preserve"> (Allocated storage) </w:t>
       </w:r>
       <w:r>
         <w:rPr>
@@ -12726,13 +12946,13 @@
           <w:i/>
           <w:iCs/>
         </w:rPr>
-        <w:t xml:space="preserve">Enable storage autoscaling</w:t>
-      </w:r>
-      <w:r>
-        <w:rPr>
-          <w:rFonts w:ascii="Calibri" w:cs="Calibri" w:eastAsia="Calibri" w:hAnsi="Calibri"/>
-        </w:rPr>
-        <w:t xml:space="preserve">.</w:t>
+        <w:t xml:space="preserve">Habilitar el escalado automático del almacenamiento</w:t>
+      </w:r>
+      <w:r>
+        <w:rPr>
+          <w:rFonts w:ascii="Calibri" w:cs="Calibri" w:eastAsia="Calibri" w:hAnsi="Calibri"/>
+        </w:rPr>
+        <w:t xml:space="preserve"> (Enable storage autoscaling).</w:t>
       </w:r>
     </w:p>
     <w:p>
@@ -12750,13 +12970,13 @@
           <w:b/>
           <w:bCs/>
         </w:rPr>
-        <w:t xml:space="preserve">Connectivity:</w:t>
-      </w:r>
-      <w:r>
-        <w:rPr>
-          <w:rFonts w:ascii="Calibri" w:cs="Calibri" w:eastAsia="Calibri" w:hAnsi="Calibri"/>
-        </w:rPr>
-        <w:t xml:space="preserve"> </w:t>
+        <w:t xml:space="preserve">Conectividad:</w:t>
+      </w:r>
+      <w:r>
+        <w:rPr>
+          <w:rFonts w:ascii="Calibri" w:cs="Calibri" w:eastAsia="Calibri" w:hAnsi="Calibri"/>
+        </w:rPr>
+        <w:t xml:space="preserve"> (Connectivity) </w:t>
       </w:r>
       <w:r>
         <w:rPr>
@@ -12764,13 +12984,13 @@
           <w:i/>
           <w:iCs/>
         </w:rPr>
-        <w:t xml:space="preserve">Don't connect to an EC2 compute resource</w:t>
-      </w:r>
-      <w:r>
-        <w:rPr>
-          <w:rFonts w:ascii="Calibri" w:cs="Calibri" w:eastAsia="Calibri" w:hAnsi="Calibri"/>
-        </w:rPr>
-        <w:t xml:space="preserve"> · </w:t>
+        <w:t xml:space="preserve">No conectarse a un recurso de computación de EC2</w:t>
+      </w:r>
+      <w:r>
+        <w:rPr>
+          <w:rFonts w:ascii="Calibri" w:cs="Calibri" w:eastAsia="Calibri" w:hAnsi="Calibri"/>
+        </w:rPr>
+        <w:t xml:space="preserve"> (Don't connect to an EC2 compute resource) · </w:t>
       </w:r>
       <w:r>
         <w:rPr>
@@ -12778,13 +12998,13 @@
           <w:i/>
           <w:iCs/>
         </w:rPr>
-        <w:t xml:space="preserve">Network type</w:t>
-      </w:r>
-      <w:r>
-        <w:rPr>
-          <w:rFonts w:ascii="Calibri" w:cs="Calibri" w:eastAsia="Calibri" w:hAnsi="Calibri"/>
-        </w:rPr>
-        <w:t xml:space="preserve"> IPv4 · </w:t>
+        <w:t xml:space="preserve">Tipo de red</w:t>
+      </w:r>
+      <w:r>
+        <w:rPr>
+          <w:rFonts w:ascii="Calibri" w:cs="Calibri" w:eastAsia="Calibri" w:hAnsi="Calibri"/>
+        </w:rPr>
+        <w:t xml:space="preserve"> (Network type) IPv4 · </w:t>
       </w:r>
       <w:r>
         <w:rPr>
@@ -12806,13 +13026,13 @@
           <w:i/>
           <w:iCs/>
         </w:rPr>
-        <w:t xml:space="preserve">DB subnet group</w:t>
-      </w:r>
-      <w:r>
-        <w:rPr>
-          <w:rFonts w:ascii="Calibri" w:cs="Calibri" w:eastAsia="Calibri" w:hAnsi="Calibri"/>
-        </w:rPr>
-        <w:t xml:space="preserve"> default.</w:t>
+        <w:t xml:space="preserve">Grupo de subredes de base de datos</w:t>
+      </w:r>
+      <w:r>
+        <w:rPr>
+          <w:rFonts w:ascii="Calibri" w:cs="Calibri" w:eastAsia="Calibri" w:hAnsi="Calibri"/>
+        </w:rPr>
+        <w:t xml:space="preserve"> (DB subnet group) default.</w:t>
       </w:r>
     </w:p>
     <w:p>
@@ -12830,13 +13050,13 @@
           <w:b/>
           <w:bCs/>
         </w:rPr>
-        <w:t xml:space="preserve">Public access:</w:t>
-      </w:r>
-      <w:r>
-        <w:rPr>
-          <w:rFonts w:ascii="Calibri" w:cs="Calibri" w:eastAsia="Calibri" w:hAnsi="Calibri"/>
-        </w:rPr>
-        <w:t xml:space="preserve"> elige </w:t>
+        <w:t xml:space="preserve">Acceso público:</w:t>
+      </w:r>
+      <w:r>
+        <w:rPr>
+          <w:rFonts w:ascii="Calibri" w:cs="Calibri" w:eastAsia="Calibri" w:hAnsi="Calibri"/>
+        </w:rPr>
+        <w:t xml:space="preserve"> (Public access) elige </w:t>
       </w:r>
       <w:r>
         <w:rPr>
@@ -12868,13 +13088,13 @@
           <w:b/>
           <w:bCs/>
         </w:rPr>
-        <w:t xml:space="preserve">VPC security group (firewall):</w:t>
-      </w:r>
-      <w:r>
-        <w:rPr>
-          <w:rFonts w:ascii="Calibri" w:cs="Calibri" w:eastAsia="Calibri" w:hAnsi="Calibri"/>
-        </w:rPr>
-        <w:t xml:space="preserve"> </w:t>
+        <w:t xml:space="preserve">Grupo de seguridad de VPC (firewall):</w:t>
+      </w:r>
+      <w:r>
+        <w:rPr>
+          <w:rFonts w:ascii="Calibri" w:cs="Calibri" w:eastAsia="Calibri" w:hAnsi="Calibri"/>
+        </w:rPr>
+        <w:t xml:space="preserve"> (VPC security group (firewall)) </w:t>
       </w:r>
       <w:r>
         <w:rPr>
@@ -12882,13 +13102,13 @@
           <w:i/>
           <w:iCs/>
         </w:rPr>
-        <w:t xml:space="preserve">Choose existing</w:t>
-      </w:r>
-      <w:r>
-        <w:rPr>
-          <w:rFonts w:ascii="Calibri" w:cs="Calibri" w:eastAsia="Calibri" w:hAnsi="Calibri"/>
-        </w:rPr>
-        <w:t xml:space="preserve">. En el cuadro, </w:t>
+        <w:t xml:space="preserve">Elegir existente</w:t>
+      </w:r>
+      <w:r>
+        <w:rPr>
+          <w:rFonts w:ascii="Calibri" w:cs="Calibri" w:eastAsia="Calibri" w:hAnsi="Calibri"/>
+        </w:rPr>
+        <w:t xml:space="preserve"> (Choose existing). En el cuadro, </w:t>
       </w:r>
       <w:r>
         <w:rPr>
@@ -12972,13 +13192,13 @@
           <w:i/>
           <w:iCs/>
         </w:rPr>
-        <w:t xml:space="preserve">Database authentication</w:t>
-      </w:r>
-      <w:r>
-        <w:rPr>
-          <w:rFonts w:ascii="Calibri" w:cs="Calibri" w:eastAsia="Calibri" w:hAnsi="Calibri"/>
-        </w:rPr>
-        <w:t xml:space="preserve"> en </w:t>
+        <w:t xml:space="preserve">Autenticación de base de datos</w:t>
+      </w:r>
+      <w:r>
+        <w:rPr>
+          <w:rFonts w:ascii="Calibri" w:cs="Calibri" w:eastAsia="Calibri" w:hAnsi="Calibri"/>
+        </w:rPr>
+        <w:t xml:space="preserve"> (Database authentication) en </w:t>
       </w:r>
       <w:r>
         <w:rPr>
@@ -12986,13 +13206,13 @@
           <w:i/>
           <w:iCs/>
         </w:rPr>
-        <w:t xml:space="preserve">Password authentication</w:t>
-      </w:r>
-      <w:r>
-        <w:rPr>
-          <w:rFonts w:ascii="Calibri" w:cs="Calibri" w:eastAsia="Calibri" w:hAnsi="Calibri"/>
-        </w:rPr>
-        <w:t xml:space="preserve">.</w:t>
+        <w:t xml:space="preserve">Autenticación con contraseña</w:t>
+      </w:r>
+      <w:r>
+        <w:rPr>
+          <w:rFonts w:ascii="Calibri" w:cs="Calibri" w:eastAsia="Calibri" w:hAnsi="Calibri"/>
+        </w:rPr>
+        <w:t xml:space="preserve"> (Password authentication).</w:t>
       </w:r>
     </w:p>
     <w:p>
@@ -13016,27 +13236,27 @@
           <w:b/>
           <w:bCs/>
         </w:rPr>
-        <w:t xml:space="preserve">Additional configuration</w:t>
-      </w:r>
-      <w:r>
-        <w:rPr>
-          <w:rFonts w:ascii="Calibri" w:cs="Calibri" w:eastAsia="Calibri" w:hAnsi="Calibri"/>
-        </w:rPr>
-        <w:t xml:space="preserve"> (flecha al final de la página). En el campo </w:t>
-      </w:r>
-      <w:r>
-        <w:rPr>
-          <w:rFonts w:ascii="Calibri" w:cs="Calibri" w:eastAsia="Calibri" w:hAnsi="Calibri"/>
-          <w:b/>
-          <w:bCs/>
-        </w:rPr>
-        <w:t xml:space="preserve">Initial database name</w:t>
-      </w:r>
-      <w:r>
-        <w:rPr>
-          <w:rFonts w:ascii="Calibri" w:cs="Calibri" w:eastAsia="Calibri" w:hAnsi="Calibri"/>
-        </w:rPr>
-        <w:t xml:space="preserve"> escribe exactamente </w:t>
+        <w:t xml:space="preserve">Configuración adicional</w:t>
+      </w:r>
+      <w:r>
+        <w:rPr>
+          <w:rFonts w:ascii="Calibri" w:cs="Calibri" w:eastAsia="Calibri" w:hAnsi="Calibri"/>
+        </w:rPr>
+        <w:t xml:space="preserve"> (Additional configuration) (flecha al final de la página). En el campo </w:t>
+      </w:r>
+      <w:r>
+        <w:rPr>
+          <w:rFonts w:ascii="Calibri" w:cs="Calibri" w:eastAsia="Calibri" w:hAnsi="Calibri"/>
+          <w:b/>
+          <w:bCs/>
+        </w:rPr>
+        <w:t xml:space="preserve">Nombre de la base de datos inicial</w:t>
+      </w:r>
+      <w:r>
+        <w:rPr>
+          <w:rFonts w:ascii="Calibri" w:cs="Calibri" w:eastAsia="Calibri" w:hAnsi="Calibri"/>
+        </w:rPr>
+        <w:t xml:space="preserve"> (Initial database name) escribe exactamente </w:t>
       </w:r>
       <w:r>
         <w:rPr>
@@ -13076,13 +13296,13 @@
           <w:b/>
           <w:bCs/>
         </w:rPr>
-        <w:t xml:space="preserve">Create database</w:t>
-      </w:r>
-      <w:r>
-        <w:rPr>
-          <w:rFonts w:ascii="Calibri" w:cs="Calibri" w:eastAsia="Calibri" w:hAnsi="Calibri"/>
-        </w:rPr>
-        <w:t xml:space="preserve"> (abajo).</w:t>
+        <w:t xml:space="preserve">Crear base de datos</w:t>
+      </w:r>
+      <w:r>
+        <w:rPr>
+          <w:rFonts w:ascii="Calibri" w:cs="Calibri" w:eastAsia="Calibri" w:hAnsi="Calibri"/>
+        </w:rPr>
+        <w:t xml:space="preserve"> (Create database) (abajo).</w:t>
       </w:r>
     </w:p>
     <w:tbl>
@@ -13191,8 +13411,15 @@
     </w:tbl>
     <w:p>
       <w:pPr>
-        <w:spacing w:after="100"/>
-      </w:pPr>
+        <w:spacing w:after="0" w:line="160"/>
+      </w:pPr>
+      <w:r>
+        <w:rPr>
+          <w:sz w:val="4"/>
+          <w:szCs w:val="4"/>
+        </w:rPr>
+        <w:t xml:space="preserve"/>
+      </w:r>
     </w:p>
     <w:p>
       <w:pPr>
@@ -13215,13 +13442,13 @@
           <w:b/>
           <w:bCs/>
         </w:rPr>
-        <w:t xml:space="preserve">Databases</w:t>
-      </w:r>
-      <w:r>
-        <w:rPr>
-          <w:rFonts w:ascii="Calibri" w:cs="Calibri" w:eastAsia="Calibri" w:hAnsi="Calibri"/>
-        </w:rPr>
-        <w:t xml:space="preserve"> el estado pasa de </w:t>
+        <w:t xml:space="preserve">Bases de datos</w:t>
+      </w:r>
+      <w:r>
+        <w:rPr>
+          <w:rFonts w:ascii="Calibri" w:cs="Calibri" w:eastAsia="Calibri" w:hAnsi="Calibri"/>
+        </w:rPr>
+        <w:t xml:space="preserve"> (Databases) el estado pasa de </w:t>
       </w:r>
       <w:r>
         <w:rPr>
@@ -13229,27 +13456,27 @@
           <w:i/>
           <w:iCs/>
         </w:rPr>
-        <w:t xml:space="preserve">Creating</w:t>
-      </w:r>
-      <w:r>
-        <w:rPr>
-          <w:rFonts w:ascii="Calibri" w:cs="Calibri" w:eastAsia="Calibri" w:hAnsi="Calibri"/>
-        </w:rPr>
-        <w:t xml:space="preserve"> a </w:t>
-      </w:r>
-      <w:r>
-        <w:rPr>
-          <w:rFonts w:ascii="Calibri" w:cs="Calibri" w:eastAsia="Calibri" w:hAnsi="Calibri"/>
-          <w:b/>
-          <w:bCs/>
-        </w:rPr>
-        <w:t xml:space="preserve">Available</w:t>
-      </w:r>
-      <w:r>
-        <w:rPr>
-          <w:rFonts w:ascii="Calibri" w:cs="Calibri" w:eastAsia="Calibri" w:hAnsi="Calibri"/>
-        </w:rPr>
-        <w:t xml:space="preserve">.</w:t>
+        <w:t xml:space="preserve">Creando</w:t>
+      </w:r>
+      <w:r>
+        <w:rPr>
+          <w:rFonts w:ascii="Calibri" w:cs="Calibri" w:eastAsia="Calibri" w:hAnsi="Calibri"/>
+        </w:rPr>
+        <w:t xml:space="preserve"> (Creating) a </w:t>
+      </w:r>
+      <w:r>
+        <w:rPr>
+          <w:rFonts w:ascii="Calibri" w:cs="Calibri" w:eastAsia="Calibri" w:hAnsi="Calibri"/>
+          <w:b/>
+          <w:bCs/>
+        </w:rPr>
+        <w:t xml:space="preserve">Disponible</w:t>
+      </w:r>
+      <w:r>
+        <w:rPr>
+          <w:rFonts w:ascii="Calibri" w:cs="Calibri" w:eastAsia="Calibri" w:hAnsi="Calibri"/>
+        </w:rPr>
+        <w:t xml:space="preserve"> (Available).</w:t>
       </w:r>
     </w:p>
     <w:p>
@@ -13289,27 +13516,27 @@
           <w:b/>
           <w:bCs/>
         </w:rPr>
-        <w:t xml:space="preserve">Connectivity &amp; security</w:t>
-      </w:r>
-      <w:r>
-        <w:rPr>
-          <w:rFonts w:ascii="Calibri" w:cs="Calibri" w:eastAsia="Calibri" w:hAnsi="Calibri"/>
-        </w:rPr>
-        <w:t xml:space="preserve"> ➔ copia el </w:t>
-      </w:r>
-      <w:r>
-        <w:rPr>
-          <w:rFonts w:ascii="Calibri" w:cs="Calibri" w:eastAsia="Calibri" w:hAnsi="Calibri"/>
-          <w:b/>
-          <w:bCs/>
-        </w:rPr>
-        <w:t xml:space="preserve">Endpoint</w:t>
-      </w:r>
-      <w:r>
-        <w:rPr>
-          <w:rFonts w:ascii="Calibri" w:cs="Calibri" w:eastAsia="Calibri" w:hAnsi="Calibri"/>
-        </w:rPr>
-        <w:t xml:space="preserve"> (parecido a </w:t>
+        <w:t xml:space="preserve">Conectividad y seguridad</w:t>
+      </w:r>
+      <w:r>
+        <w:rPr>
+          <w:rFonts w:ascii="Calibri" w:cs="Calibri" w:eastAsia="Calibri" w:hAnsi="Calibri"/>
+        </w:rPr>
+        <w:t xml:space="preserve"> (Connectivity &amp; security) ➔ copia el </w:t>
+      </w:r>
+      <w:r>
+        <w:rPr>
+          <w:rFonts w:ascii="Calibri" w:cs="Calibri" w:eastAsia="Calibri" w:hAnsi="Calibri"/>
+          <w:b/>
+          <w:bCs/>
+        </w:rPr>
+        <w:t xml:space="preserve">Punto de enlace</w:t>
+      </w:r>
+      <w:r>
+        <w:rPr>
+          <w:rFonts w:ascii="Calibri" w:cs="Calibri" w:eastAsia="Calibri" w:hAnsi="Calibri"/>
+        </w:rPr>
+        <w:t xml:space="preserve"> (Endpoint) (parecido a </w:t>
       </w:r>
       <w:r>
         <w:rPr>
@@ -13571,8 +13798,15 @@
     </w:tbl>
     <w:p>
       <w:pPr>
-        <w:spacing w:after="100"/>
-      </w:pPr>
+        <w:spacing w:after="0" w:line="160"/>
+      </w:pPr>
+      <w:r>
+        <w:rPr>
+          <w:sz w:val="4"/>
+          <w:szCs w:val="4"/>
+        </w:rPr>
+        <w:t xml:space="preserve"/>
+      </w:r>
     </w:p>
     <w:p>
       <w:pPr>
@@ -13629,27 +13863,27 @@
           <w:b/>
           <w:bCs/>
         </w:rPr>
-        <w:t xml:space="preserve">Policies</w:t>
-      </w:r>
-      <w:r>
-        <w:rPr>
-          <w:rFonts w:ascii="Calibri" w:cs="Calibri" w:eastAsia="Calibri" w:hAnsi="Calibri"/>
-        </w:rPr>
-        <w:t xml:space="preserve"> ➔ </w:t>
-      </w:r>
-      <w:r>
-        <w:rPr>
-          <w:rFonts w:ascii="Calibri" w:cs="Calibri" w:eastAsia="Calibri" w:hAnsi="Calibri"/>
-          <w:b/>
-          <w:bCs/>
-        </w:rPr>
-        <w:t xml:space="preserve">Create policy</w:t>
-      </w:r>
-      <w:r>
-        <w:rPr>
-          <w:rFonts w:ascii="Calibri" w:cs="Calibri" w:eastAsia="Calibri" w:hAnsi="Calibri"/>
-        </w:rPr>
-        <w:t xml:space="preserve">.</w:t>
+        <w:t xml:space="preserve">Políticas</w:t>
+      </w:r>
+      <w:r>
+        <w:rPr>
+          <w:rFonts w:ascii="Calibri" w:cs="Calibri" w:eastAsia="Calibri" w:hAnsi="Calibri"/>
+        </w:rPr>
+        <w:t xml:space="preserve"> (Policies) ➔ </w:t>
+      </w:r>
+      <w:r>
+        <w:rPr>
+          <w:rFonts w:ascii="Calibri" w:cs="Calibri" w:eastAsia="Calibri" w:hAnsi="Calibri"/>
+          <w:b/>
+          <w:bCs/>
+        </w:rPr>
+        <w:t xml:space="preserve">Crear política</w:t>
+      </w:r>
+      <w:r>
+        <w:rPr>
+          <w:rFonts w:ascii="Calibri" w:cs="Calibri" w:eastAsia="Calibri" w:hAnsi="Calibri"/>
+        </w:rPr>
+        <w:t xml:space="preserve"> (Create policy).</w:t>
       </w:r>
     </w:p>
     <w:p>
@@ -13673,13 +13907,13 @@
           <w:b/>
           <w:bCs/>
         </w:rPr>
-        <w:t xml:space="preserve">Policy editor</w:t>
-      </w:r>
-      <w:r>
-        <w:rPr>
-          <w:rFonts w:ascii="Calibri" w:cs="Calibri" w:eastAsia="Calibri" w:hAnsi="Calibri"/>
-        </w:rPr>
-        <w:t xml:space="preserve"> elige la pestaña </w:t>
+        <w:t xml:space="preserve">Editor de políticas</w:t>
+      </w:r>
+      <w:r>
+        <w:rPr>
+          <w:rFonts w:ascii="Calibri" w:cs="Calibri" w:eastAsia="Calibri" w:hAnsi="Calibri"/>
+        </w:rPr>
+        <w:t xml:space="preserve"> (Policy editor) elige la pestaña </w:t>
       </w:r>
       <w:r>
         <w:rPr>
@@ -14079,8 +14313,15 @@
     </w:tbl>
     <w:p>
       <w:pPr>
-        <w:spacing w:after="100"/>
-      </w:pPr>
+        <w:spacing w:after="0" w:line="160"/>
+      </w:pPr>
+      <w:r>
+        <w:rPr>
+          <w:sz w:val="4"/>
+          <w:szCs w:val="4"/>
+        </w:rPr>
+        <w:t xml:space="preserve"/>
+      </w:r>
     </w:p>
     <w:p>
       <w:pPr>
@@ -14103,13 +14344,13 @@
           <w:b/>
           <w:bCs/>
         </w:rPr>
-        <w:t xml:space="preserve">Next</w:t>
-      </w:r>
-      <w:r>
-        <w:rPr>
-          <w:rFonts w:ascii="Calibri" w:cs="Calibri" w:eastAsia="Calibri" w:hAnsi="Calibri"/>
-        </w:rPr>
-        <w:t xml:space="preserve">.</w:t>
+        <w:t xml:space="preserve">Siguiente</w:t>
+      </w:r>
+      <w:r>
+        <w:rPr>
+          <w:rFonts w:ascii="Calibri" w:cs="Calibri" w:eastAsia="Calibri" w:hAnsi="Calibri"/>
+        </w:rPr>
+        <w:t xml:space="preserve"> (Next).</w:t>
       </w:r>
     </w:p>
     <w:p>
@@ -14127,13 +14368,13 @@
           <w:b/>
           <w:bCs/>
         </w:rPr>
-        <w:t xml:space="preserve">Policy name:</w:t>
-      </w:r>
-      <w:r>
-        <w:rPr>
-          <w:rFonts w:ascii="Calibri" w:cs="Calibri" w:eastAsia="Calibri" w:hAnsi="Calibri"/>
-        </w:rPr>
-        <w:t xml:space="preserve"> </w:t>
+        <w:t xml:space="preserve">Nombre de la política:</w:t>
+      </w:r>
+      <w:r>
+        <w:rPr>
+          <w:rFonts w:ascii="Calibri" w:cs="Calibri" w:eastAsia="Calibri" w:hAnsi="Calibri"/>
+        </w:rPr>
+        <w:t xml:space="preserve"> (Policy name) </w:t>
       </w:r>
       <w:r>
         <w:rPr>
@@ -14157,13 +14398,13 @@
           <w:b/>
           <w:bCs/>
         </w:rPr>
-        <w:t xml:space="preserve">Description:</w:t>
-      </w:r>
-      <w:r>
-        <w:rPr>
-          <w:rFonts w:ascii="Calibri" w:cs="Calibri" w:eastAsia="Calibri" w:hAnsi="Calibri"/>
-        </w:rPr>
-        <w:t xml:space="preserve"> </w:t>
+        <w:t xml:space="preserve">Descripción:</w:t>
+      </w:r>
+      <w:r>
+        <w:rPr>
+          <w:rFonts w:ascii="Calibri" w:cs="Calibri" w:eastAsia="Calibri" w:hAnsi="Calibri"/>
+        </w:rPr>
+        <w:t xml:space="preserve"> (Description) </w:t>
       </w:r>
       <w:r>
         <w:rPr>
@@ -14203,13 +14444,13 @@
           <w:b/>
           <w:bCs/>
         </w:rPr>
-        <w:t xml:space="preserve">Create policy</w:t>
-      </w:r>
-      <w:r>
-        <w:rPr>
-          <w:rFonts w:ascii="Calibri" w:cs="Calibri" w:eastAsia="Calibri" w:hAnsi="Calibri"/>
-        </w:rPr>
-        <w:t xml:space="preserve">. Verás el banner verde </w:t>
+        <w:t xml:space="preserve">Crear política</w:t>
+      </w:r>
+      <w:r>
+        <w:rPr>
+          <w:rFonts w:ascii="Calibri" w:cs="Calibri" w:eastAsia="Calibri" w:hAnsi="Calibri"/>
+        </w:rPr>
+        <w:t xml:space="preserve"> (Create policy). Verás el banner verde </w:t>
       </w:r>
       <w:r>
         <w:rPr>
@@ -14217,13 +14458,13 @@
           <w:i/>
           <w:iCs/>
         </w:rPr>
-        <w:t xml:space="preserve">Policy TubeYou-S3-Backend-Policy created</w:t>
-      </w:r>
-      <w:r>
-        <w:rPr>
-          <w:rFonts w:ascii="Calibri" w:cs="Calibri" w:eastAsia="Calibri" w:hAnsi="Calibri"/>
-        </w:rPr>
-        <w:t xml:space="preserve">.</w:t>
+        <w:t xml:space="preserve">Política TubeYou-S3-Backend-Policy creada</w:t>
+      </w:r>
+      <w:r>
+        <w:rPr>
+          <w:rFonts w:ascii="Calibri" w:cs="Calibri" w:eastAsia="Calibri" w:hAnsi="Calibri"/>
+        </w:rPr>
+        <w:t xml:space="preserve"> (Policy TubeYou-S3-Backend-Policy created).</w:t>
       </w:r>
     </w:p>
     <w:p>
@@ -14279,13 +14520,13 @@
           <w:b/>
           <w:bCs/>
         </w:rPr>
-        <w:t xml:space="preserve">Create role</w:t>
-      </w:r>
-      <w:r>
-        <w:rPr>
-          <w:rFonts w:ascii="Calibri" w:cs="Calibri" w:eastAsia="Calibri" w:hAnsi="Calibri"/>
-        </w:rPr>
-        <w:t xml:space="preserve">.</w:t>
+        <w:t xml:space="preserve">Crear rol</w:t>
+      </w:r>
+      <w:r>
+        <w:rPr>
+          <w:rFonts w:ascii="Calibri" w:cs="Calibri" w:eastAsia="Calibri" w:hAnsi="Calibri"/>
+        </w:rPr>
+        <w:t xml:space="preserve"> (Create role).</w:t>
       </w:r>
     </w:p>
     <w:p>
@@ -14303,13 +14544,13 @@
           <w:b/>
           <w:bCs/>
         </w:rPr>
-        <w:t xml:space="preserve">Trusted entity type:</w:t>
-      </w:r>
-      <w:r>
-        <w:rPr>
-          <w:rFonts w:ascii="Calibri" w:cs="Calibri" w:eastAsia="Calibri" w:hAnsi="Calibri"/>
-        </w:rPr>
-        <w:t xml:space="preserve"> </w:t>
+        <w:t xml:space="preserve">Tipo de entidad de confianza:</w:t>
+      </w:r>
+      <w:r>
+        <w:rPr>
+          <w:rFonts w:ascii="Calibri" w:cs="Calibri" w:eastAsia="Calibri" w:hAnsi="Calibri"/>
+        </w:rPr>
+        <w:t xml:space="preserve"> (Trusted entity type) </w:t>
       </w:r>
       <w:r>
         <w:rPr>
@@ -14317,13 +14558,13 @@
           <w:i/>
           <w:iCs/>
         </w:rPr>
-        <w:t xml:space="preserve">AWS service</w:t>
-      </w:r>
-      <w:r>
-        <w:rPr>
-          <w:rFonts w:ascii="Calibri" w:cs="Calibri" w:eastAsia="Calibri" w:hAnsi="Calibri"/>
-        </w:rPr>
-        <w:t xml:space="preserve">.</w:t>
+        <w:t xml:space="preserve">Servicio de AWS</w:t>
+      </w:r>
+      <w:r>
+        <w:rPr>
+          <w:rFonts w:ascii="Calibri" w:cs="Calibri" w:eastAsia="Calibri" w:hAnsi="Calibri"/>
+        </w:rPr>
+        <w:t xml:space="preserve"> (AWS service).</w:t>
       </w:r>
     </w:p>
     <w:p>
@@ -14341,13 +14582,13 @@
           <w:b/>
           <w:bCs/>
         </w:rPr>
-        <w:t xml:space="preserve">Use case:</w:t>
-      </w:r>
-      <w:r>
-        <w:rPr>
-          <w:rFonts w:ascii="Calibri" w:cs="Calibri" w:eastAsia="Calibri" w:hAnsi="Calibri"/>
-        </w:rPr>
-        <w:t xml:space="preserve"> </w:t>
+        <w:t xml:space="preserve">Caso de uso:</w:t>
+      </w:r>
+      <w:r>
+        <w:rPr>
+          <w:rFonts w:ascii="Calibri" w:cs="Calibri" w:eastAsia="Calibri" w:hAnsi="Calibri"/>
+        </w:rPr>
+        <w:t xml:space="preserve"> (Use case) </w:t>
       </w:r>
       <w:r>
         <w:rPr>
@@ -14369,27 +14610,27 @@
           <w:i/>
           <w:iCs/>
         </w:rPr>
-        <w:t xml:space="preserve">Allows EC2 instances to call AWS services on your behalf</w:t>
-      </w:r>
-      <w:r>
-        <w:rPr>
-          <w:rFonts w:ascii="Calibri" w:cs="Calibri" w:eastAsia="Calibri" w:hAnsi="Calibri"/>
-        </w:rPr>
-        <w:t xml:space="preserve">) ➔ </w:t>
-      </w:r>
-      <w:r>
-        <w:rPr>
-          <w:rFonts w:ascii="Calibri" w:cs="Calibri" w:eastAsia="Calibri" w:hAnsi="Calibri"/>
-          <w:b/>
-          <w:bCs/>
-        </w:rPr>
-        <w:t xml:space="preserve">Next</w:t>
-      </w:r>
-      <w:r>
-        <w:rPr>
-          <w:rFonts w:ascii="Calibri" w:cs="Calibri" w:eastAsia="Calibri" w:hAnsi="Calibri"/>
-        </w:rPr>
-        <w:t xml:space="preserve">.</w:t>
+        <w:t xml:space="preserve">Permite que las instancias de EC2 llamen a los servicios de AWS en su nombre</w:t>
+      </w:r>
+      <w:r>
+        <w:rPr>
+          <w:rFonts w:ascii="Calibri" w:cs="Calibri" w:eastAsia="Calibri" w:hAnsi="Calibri"/>
+        </w:rPr>
+        <w:t xml:space="preserve"> (Allows EC2 instances to call AWS services on your behalf)) ➔ </w:t>
+      </w:r>
+      <w:r>
+        <w:rPr>
+          <w:rFonts w:ascii="Calibri" w:cs="Calibri" w:eastAsia="Calibri" w:hAnsi="Calibri"/>
+          <w:b/>
+          <w:bCs/>
+        </w:rPr>
+        <w:t xml:space="preserve">Siguiente</w:t>
+      </w:r>
+      <w:r>
+        <w:rPr>
+          <w:rFonts w:ascii="Calibri" w:cs="Calibri" w:eastAsia="Calibri" w:hAnsi="Calibri"/>
+        </w:rPr>
+        <w:t xml:space="preserve"> (Next).</w:t>
       </w:r>
     </w:p>
     <w:p>
@@ -14443,13 +14684,13 @@
           <w:b/>
           <w:bCs/>
         </w:rPr>
-        <w:t xml:space="preserve">Next</w:t>
-      </w:r>
-      <w:r>
-        <w:rPr>
-          <w:rFonts w:ascii="Calibri" w:cs="Calibri" w:eastAsia="Calibri" w:hAnsi="Calibri"/>
-        </w:rPr>
-        <w:t xml:space="preserve">.</w:t>
+        <w:t xml:space="preserve">Siguiente</w:t>
+      </w:r>
+      <w:r>
+        <w:rPr>
+          <w:rFonts w:ascii="Calibri" w:cs="Calibri" w:eastAsia="Calibri" w:hAnsi="Calibri"/>
+        </w:rPr>
+        <w:t xml:space="preserve"> (Next).</w:t>
       </w:r>
     </w:p>
     <w:p>
@@ -14467,13 +14708,13 @@
           <w:b/>
           <w:bCs/>
         </w:rPr>
-        <w:t xml:space="preserve">Role name:</w:t>
-      </w:r>
-      <w:r>
-        <w:rPr>
-          <w:rFonts w:ascii="Calibri" w:cs="Calibri" w:eastAsia="Calibri" w:hAnsi="Calibri"/>
-        </w:rPr>
-        <w:t xml:space="preserve"> </w:t>
+        <w:t xml:space="preserve">Nombre del rol:</w:t>
+      </w:r>
+      <w:r>
+        <w:rPr>
+          <w:rFonts w:ascii="Calibri" w:cs="Calibri" w:eastAsia="Calibri" w:hAnsi="Calibri"/>
+        </w:rPr>
+        <w:t xml:space="preserve"> (Role name) </w:t>
       </w:r>
       <w:r>
         <w:rPr>
@@ -14497,13 +14738,13 @@
           <w:b/>
           <w:bCs/>
         </w:rPr>
-        <w:t xml:space="preserve">Create role</w:t>
-      </w:r>
-      <w:r>
-        <w:rPr>
-          <w:rFonts w:ascii="Calibri" w:cs="Calibri" w:eastAsia="Calibri" w:hAnsi="Calibri"/>
-        </w:rPr>
-        <w:t xml:space="preserve">.</w:t>
+        <w:t xml:space="preserve">Crear rol</w:t>
+      </w:r>
+      <w:r>
+        <w:rPr>
+          <w:rFonts w:ascii="Calibri" w:cs="Calibri" w:eastAsia="Calibri" w:hAnsi="Calibri"/>
+        </w:rPr>
+        <w:t xml:space="preserve"> (Create role).</w:t>
       </w:r>
     </w:p>
     <w:tbl>
@@ -14614,7 +14855,7 @@
                 <w:sz w:val="21"/>
                 <w:szCs w:val="21"/>
               </w:rPr>
-              <w:t xml:space="preserve">Permissions</w:t>
+              <w:t xml:space="preserve">Permisos</w:t>
             </w:r>
             <w:r>
               <w:rPr>
@@ -14622,7 +14863,7 @@
                 <w:sz w:val="21"/>
                 <w:szCs w:val="21"/>
               </w:rPr>
-              <w:t xml:space="preserve"> ves la política </w:t>
+              <w:t xml:space="preserve"> (Permissions) ves la política </w:t>
             </w:r>
             <w:r>
               <w:rPr>
@@ -14648,8 +14889,15 @@
     </w:tbl>
     <w:p>
       <w:pPr>
-        <w:spacing w:after="100"/>
-      </w:pPr>
+        <w:spacing w:after="0" w:line="160"/>
+      </w:pPr>
+      <w:r>
+        <w:rPr>
+          <w:sz w:val="4"/>
+          <w:szCs w:val="4"/>
+        </w:rPr>
+        <w:t xml:space="preserve"/>
+      </w:r>
     </w:p>
     <w:p>
       <w:pPr>
@@ -14752,27 +15000,27 @@
           <w:b/>
           <w:bCs/>
         </w:rPr>
-        <w:t xml:space="preserve">Instances</w:t>
-      </w:r>
-      <w:r>
-        <w:rPr>
-          <w:rFonts w:ascii="Calibri" w:cs="Calibri" w:eastAsia="Calibri" w:hAnsi="Calibri"/>
-        </w:rPr>
-        <w:t xml:space="preserve"> ➔ botón naranja </w:t>
-      </w:r>
-      <w:r>
-        <w:rPr>
-          <w:rFonts w:ascii="Calibri" w:cs="Calibri" w:eastAsia="Calibri" w:hAnsi="Calibri"/>
-          <w:b/>
-          <w:bCs/>
-        </w:rPr>
-        <w:t xml:space="preserve">Launch instances</w:t>
-      </w:r>
-      <w:r>
-        <w:rPr>
-          <w:rFonts w:ascii="Calibri" w:cs="Calibri" w:eastAsia="Calibri" w:hAnsi="Calibri"/>
-        </w:rPr>
-        <w:t xml:space="preserve">.</w:t>
+        <w:t xml:space="preserve">Instancias</w:t>
+      </w:r>
+      <w:r>
+        <w:rPr>
+          <w:rFonts w:ascii="Calibri" w:cs="Calibri" w:eastAsia="Calibri" w:hAnsi="Calibri"/>
+        </w:rPr>
+        <w:t xml:space="preserve"> (Instances) ➔ botón naranja </w:t>
+      </w:r>
+      <w:r>
+        <w:rPr>
+          <w:rFonts w:ascii="Calibri" w:cs="Calibri" w:eastAsia="Calibri" w:hAnsi="Calibri"/>
+          <w:b/>
+          <w:bCs/>
+        </w:rPr>
+        <w:t xml:space="preserve">Lanzar instancias</w:t>
+      </w:r>
+      <w:r>
+        <w:rPr>
+          <w:rFonts w:ascii="Calibri" w:cs="Calibri" w:eastAsia="Calibri" w:hAnsi="Calibri"/>
+        </w:rPr>
+        <w:t xml:space="preserve"> (Launch instances).</w:t>
       </w:r>
     </w:p>
     <w:p>
@@ -14790,13 +15038,13 @@
           <w:b/>
           <w:bCs/>
         </w:rPr>
-        <w:t xml:space="preserve">Name:</w:t>
-      </w:r>
-      <w:r>
-        <w:rPr>
-          <w:rFonts w:ascii="Calibri" w:cs="Calibri" w:eastAsia="Calibri" w:hAnsi="Calibri"/>
-        </w:rPr>
-        <w:t xml:space="preserve"> </w:t>
+        <w:t xml:space="preserve">Nombre</w:t>
+      </w:r>
+      <w:r>
+        <w:rPr>
+          <w:rFonts w:ascii="Calibri" w:cs="Calibri" w:eastAsia="Calibri" w:hAnsi="Calibri"/>
+        </w:rPr>
+        <w:t xml:space="preserve"> (Name): </w:t>
       </w:r>
       <w:r>
         <w:rPr>
@@ -14830,13 +15078,13 @@
           <w:b/>
           <w:bCs/>
         </w:rPr>
-        <w:t xml:space="preserve">Application and OS Images (Amazon Machine Image):</w:t>
-      </w:r>
-      <w:r>
-        <w:rPr>
-          <w:rFonts w:ascii="Calibri" w:cs="Calibri" w:eastAsia="Calibri" w:hAnsi="Calibri"/>
-        </w:rPr>
-        <w:t xml:space="preserve"> haz clic en el recuadro </w:t>
+        <w:t xml:space="preserve">Imágenes de aplicaciones y sistemas operativos (Imagen de máquina de Amazon):</w:t>
+      </w:r>
+      <w:r>
+        <w:rPr>
+          <w:rFonts w:ascii="Calibri" w:cs="Calibri" w:eastAsia="Calibri" w:hAnsi="Calibri"/>
+        </w:rPr>
+        <w:t xml:space="preserve"> (Application and OS Images (Amazon Machine Image)) haz clic en el recuadro </w:t>
       </w:r>
       <w:r>
         <w:rPr>
@@ -14858,27 +15106,27 @@
           <w:i/>
           <w:iCs/>
         </w:rPr>
-        <w:t xml:space="preserve">Ubuntu Server 24.04 LTS (HVM), SSD Volume Type</w:t>
-      </w:r>
-      <w:r>
-        <w:rPr>
-          <w:rFonts w:ascii="Calibri" w:cs="Calibri" w:eastAsia="Calibri" w:hAnsi="Calibri"/>
-        </w:rPr>
-        <w:t xml:space="preserve"> (sirve también la 22.04). </w:t>
-      </w:r>
-      <w:r>
-        <w:rPr>
-          <w:rFonts w:ascii="Calibri" w:cs="Calibri" w:eastAsia="Calibri" w:hAnsi="Calibri"/>
-          <w:b/>
-          <w:bCs/>
-        </w:rPr>
-        <w:t xml:space="preserve">Architecture:</w:t>
-      </w:r>
-      <w:r>
-        <w:rPr>
-          <w:rFonts w:ascii="Calibri" w:cs="Calibri" w:eastAsia="Calibri" w:hAnsi="Calibri"/>
-        </w:rPr>
-        <w:t xml:space="preserve"> </w:t>
+        <w:t xml:space="preserve">Ubuntu Server 24.04 LTS (HVM), tipo de volumen SSD</w:t>
+      </w:r>
+      <w:r>
+        <w:rPr>
+          <w:rFonts w:ascii="Calibri" w:cs="Calibri" w:eastAsia="Calibri" w:hAnsi="Calibri"/>
+        </w:rPr>
+        <w:t xml:space="preserve"> (Ubuntu Server 24.04 LTS (HVM), SSD Volume Type) (sirve también la 22.04). </w:t>
+      </w:r>
+      <w:r>
+        <w:rPr>
+          <w:rFonts w:ascii="Calibri" w:cs="Calibri" w:eastAsia="Calibri" w:hAnsi="Calibri"/>
+          <w:b/>
+          <w:bCs/>
+        </w:rPr>
+        <w:t xml:space="preserve">Arquitectura:</w:t>
+      </w:r>
+      <w:r>
+        <w:rPr>
+          <w:rFonts w:ascii="Calibri" w:cs="Calibri" w:eastAsia="Calibri" w:hAnsi="Calibri"/>
+        </w:rPr>
+        <w:t xml:space="preserve"> (Architecture) </w:t>
       </w:r>
       <w:r>
         <w:rPr>
@@ -14886,13 +15134,13 @@
           <w:i/>
           <w:iCs/>
         </w:rPr>
-        <w:t xml:space="preserve">64-bit (x86)</w:t>
-      </w:r>
-      <w:r>
-        <w:rPr>
-          <w:rFonts w:ascii="Calibri" w:cs="Calibri" w:eastAsia="Calibri" w:hAnsi="Calibri"/>
-        </w:rPr>
-        <w:t xml:space="preserve">.</w:t>
+        <w:t xml:space="preserve">64 bits (x86)</w:t>
+      </w:r>
+      <w:r>
+        <w:rPr>
+          <w:rFonts w:ascii="Calibri" w:cs="Calibri" w:eastAsia="Calibri" w:hAnsi="Calibri"/>
+        </w:rPr>
+        <w:t xml:space="preserve"> (64-bit (x86)).</w:t>
       </w:r>
     </w:p>
     <w:p>
@@ -14910,13 +15158,13 @@
           <w:b/>
           <w:bCs/>
         </w:rPr>
-        <w:t xml:space="preserve">Instance type:</w:t>
-      </w:r>
-      <w:r>
-        <w:rPr>
-          <w:rFonts w:ascii="Calibri" w:cs="Calibri" w:eastAsia="Calibri" w:hAnsi="Calibri"/>
-        </w:rPr>
-        <w:t xml:space="preserve"> </w:t>
+        <w:t xml:space="preserve">Tipo de instancia:</w:t>
+      </w:r>
+      <w:r>
+        <w:rPr>
+          <w:rFonts w:ascii="Calibri" w:cs="Calibri" w:eastAsia="Calibri" w:hAnsi="Calibri"/>
+        </w:rPr>
+        <w:t xml:space="preserve"> (Instance type) </w:t>
       </w:r>
       <w:r>
         <w:rPr>
@@ -14956,13 +15204,13 @@
           <w:i/>
           <w:iCs/>
         </w:rPr>
-        <w:t xml:space="preserve">Free tier eligible</w:t>
-      </w:r>
-      <w:r>
-        <w:rPr>
-          <w:rFonts w:ascii="Calibri" w:cs="Calibri" w:eastAsia="Calibri" w:hAnsi="Calibri"/>
-        </w:rPr>
-        <w:t xml:space="preserve">).</w:t>
+        <w:t xml:space="preserve">Apto para la capa gratuita</w:t>
+      </w:r>
+      <w:r>
+        <w:rPr>
+          <w:rFonts w:ascii="Calibri" w:cs="Calibri" w:eastAsia="Calibri" w:hAnsi="Calibri"/>
+        </w:rPr>
+        <w:t xml:space="preserve"> (Free tier eligible)).</w:t>
       </w:r>
     </w:p>
     <w:p>
@@ -14980,41 +15228,41 @@
           <w:b/>
           <w:bCs/>
         </w:rPr>
-        <w:t xml:space="preserve">Key pair (login):</w:t>
-      </w:r>
-      <w:r>
-        <w:rPr>
-          <w:rFonts w:ascii="Calibri" w:cs="Calibri" w:eastAsia="Calibri" w:hAnsi="Calibri"/>
-        </w:rPr>
-        <w:t xml:space="preserve"> presiona </w:t>
-      </w:r>
-      <w:r>
-        <w:rPr>
-          <w:rFonts w:ascii="Calibri" w:cs="Calibri" w:eastAsia="Calibri" w:hAnsi="Calibri"/>
-          <w:b/>
-          <w:bCs/>
-        </w:rPr>
-        <w:t xml:space="preserve">Create new key pair</w:t>
-      </w:r>
-      <w:r>
-        <w:rPr>
-          <w:rFonts w:ascii="Calibri" w:cs="Calibri" w:eastAsia="Calibri" w:hAnsi="Calibri"/>
-        </w:rPr>
-        <w:t xml:space="preserve">. Escribe </w:t>
-      </w:r>
-      <w:r>
-        <w:rPr>
-          <w:rFonts w:ascii="Calibri" w:cs="Calibri" w:eastAsia="Calibri" w:hAnsi="Calibri"/>
-          <w:b/>
-          <w:bCs/>
-        </w:rPr>
-        <w:t xml:space="preserve">Key pair name</w:t>
-      </w:r>
-      <w:r>
-        <w:rPr>
-          <w:rFonts w:ascii="Calibri" w:cs="Calibri" w:eastAsia="Calibri" w:hAnsi="Calibri"/>
-        </w:rPr>
-        <w:t xml:space="preserve"> </w:t>
+        <w:t xml:space="preserve">Par de claves (inicio de sesión):</w:t>
+      </w:r>
+      <w:r>
+        <w:rPr>
+          <w:rFonts w:ascii="Calibri" w:cs="Calibri" w:eastAsia="Calibri" w:hAnsi="Calibri"/>
+        </w:rPr>
+        <w:t xml:space="preserve"> (Key pair (login)) presiona </w:t>
+      </w:r>
+      <w:r>
+        <w:rPr>
+          <w:rFonts w:ascii="Calibri" w:cs="Calibri" w:eastAsia="Calibri" w:hAnsi="Calibri"/>
+          <w:b/>
+          <w:bCs/>
+        </w:rPr>
+        <w:t xml:space="preserve">Crear un nuevo par de claves</w:t>
+      </w:r>
+      <w:r>
+        <w:rPr>
+          <w:rFonts w:ascii="Calibri" w:cs="Calibri" w:eastAsia="Calibri" w:hAnsi="Calibri"/>
+        </w:rPr>
+        <w:t xml:space="preserve"> (Create new key pair). Escribe </w:t>
+      </w:r>
+      <w:r>
+        <w:rPr>
+          <w:rFonts w:ascii="Calibri" w:cs="Calibri" w:eastAsia="Calibri" w:hAnsi="Calibri"/>
+          <w:b/>
+          <w:bCs/>
+        </w:rPr>
+        <w:t xml:space="preserve">Nombre del par de claves</w:t>
+      </w:r>
+      <w:r>
+        <w:rPr>
+          <w:rFonts w:ascii="Calibri" w:cs="Calibri" w:eastAsia="Calibri" w:hAnsi="Calibri"/>
+        </w:rPr>
+        <w:t xml:space="preserve"> (Key pair name) </w:t>
       </w:r>
       <w:r>
         <w:rPr>
@@ -15038,13 +15286,13 @@
           <w:b/>
           <w:bCs/>
         </w:rPr>
-        <w:t xml:space="preserve">Key pair type</w:t>
-      </w:r>
-      <w:r>
-        <w:rPr>
-          <w:rFonts w:ascii="Calibri" w:cs="Calibri" w:eastAsia="Calibri" w:hAnsi="Calibri"/>
-        </w:rPr>
-        <w:t xml:space="preserve"> </w:t>
+        <w:t xml:space="preserve">Tipo de par de claves</w:t>
+      </w:r>
+      <w:r>
+        <w:rPr>
+          <w:rFonts w:ascii="Calibri" w:cs="Calibri" w:eastAsia="Calibri" w:hAnsi="Calibri"/>
+        </w:rPr>
+        <w:t xml:space="preserve"> (Key pair type) </w:t>
       </w:r>
       <w:r>
         <w:rPr>
@@ -15066,13 +15314,13 @@
           <w:b/>
           <w:bCs/>
         </w:rPr>
-        <w:t xml:space="preserve">Private key file format</w:t>
-      </w:r>
-      <w:r>
-        <w:rPr>
-          <w:rFonts w:ascii="Calibri" w:cs="Calibri" w:eastAsia="Calibri" w:hAnsi="Calibri"/>
-        </w:rPr>
-        <w:t xml:space="preserve"> </w:t>
+        <w:t xml:space="preserve">Formato de archivo de clave privada</w:t>
+      </w:r>
+      <w:r>
+        <w:rPr>
+          <w:rFonts w:ascii="Calibri" w:cs="Calibri" w:eastAsia="Calibri" w:hAnsi="Calibri"/>
+        </w:rPr>
+        <w:t xml:space="preserve"> (Private key file format) </w:t>
       </w:r>
       <w:r>
         <w:rPr>
@@ -15094,13 +15342,13 @@
           <w:b/>
           <w:bCs/>
         </w:rPr>
-        <w:t xml:space="preserve">Create key pair</w:t>
-      </w:r>
-      <w:r>
-        <w:rPr>
-          <w:rFonts w:ascii="Calibri" w:cs="Calibri" w:eastAsia="Calibri" w:hAnsi="Calibri"/>
-        </w:rPr>
-        <w:t xml:space="preserve">. El navegador descarga </w:t>
+        <w:t xml:space="preserve">Crear par de claves</w:t>
+      </w:r>
+      <w:r>
+        <w:rPr>
+          <w:rFonts w:ascii="Calibri" w:cs="Calibri" w:eastAsia="Calibri" w:hAnsi="Calibri"/>
+        </w:rPr>
+        <w:t xml:space="preserve"> (Create key pair). El navegador descarga </w:t>
       </w:r>
       <w:r>
         <w:rPr>
@@ -15156,27 +15404,27 @@
           <w:b/>
           <w:bCs/>
         </w:rPr>
-        <w:t xml:space="preserve">Network settings:</w:t>
-      </w:r>
-      <w:r>
-        <w:rPr>
-          <w:rFonts w:ascii="Calibri" w:cs="Calibri" w:eastAsia="Calibri" w:hAnsi="Calibri"/>
-        </w:rPr>
-        <w:t xml:space="preserve"> presiona </w:t>
-      </w:r>
-      <w:r>
-        <w:rPr>
-          <w:rFonts w:ascii="Calibri" w:cs="Calibri" w:eastAsia="Calibri" w:hAnsi="Calibri"/>
-          <w:b/>
-          <w:bCs/>
-        </w:rPr>
-        <w:t xml:space="preserve">Edit</w:t>
-      </w:r>
-      <w:r>
-        <w:rPr>
-          <w:rFonts w:ascii="Calibri" w:cs="Calibri" w:eastAsia="Calibri" w:hAnsi="Calibri"/>
-        </w:rPr>
-        <w:t xml:space="preserve">. </w:t>
+        <w:t xml:space="preserve">Configuración de red:</w:t>
+      </w:r>
+      <w:r>
+        <w:rPr>
+          <w:rFonts w:ascii="Calibri" w:cs="Calibri" w:eastAsia="Calibri" w:hAnsi="Calibri"/>
+        </w:rPr>
+        <w:t xml:space="preserve"> (Network settings) presiona </w:t>
+      </w:r>
+      <w:r>
+        <w:rPr>
+          <w:rFonts w:ascii="Calibri" w:cs="Calibri" w:eastAsia="Calibri" w:hAnsi="Calibri"/>
+          <w:b/>
+          <w:bCs/>
+        </w:rPr>
+        <w:t xml:space="preserve">Editar</w:t>
+      </w:r>
+      <w:r>
+        <w:rPr>
+          <w:rFonts w:ascii="Calibri" w:cs="Calibri" w:eastAsia="Calibri" w:hAnsi="Calibri"/>
+        </w:rPr>
+        <w:t xml:space="preserve"> (Edit). </w:t>
       </w:r>
       <w:r>
         <w:rPr>
@@ -15198,27 +15446,27 @@
           <w:i/>
           <w:iCs/>
         </w:rPr>
-        <w:t xml:space="preserve">Auto-assign public IP</w:t>
-      </w:r>
-      <w:r>
-        <w:rPr>
-          <w:rFonts w:ascii="Calibri" w:cs="Calibri" w:eastAsia="Calibri" w:hAnsi="Calibri"/>
-        </w:rPr>
-        <w:t xml:space="preserve"> </w:t>
-      </w:r>
-      <w:r>
-        <w:rPr>
-          <w:rFonts w:ascii="Calibri" w:cs="Calibri" w:eastAsia="Calibri" w:hAnsi="Calibri"/>
-          <w:b/>
-          <w:bCs/>
-        </w:rPr>
-        <w:t xml:space="preserve">Enable</w:t>
-      </w:r>
-      <w:r>
-        <w:rPr>
-          <w:rFonts w:ascii="Calibri" w:cs="Calibri" w:eastAsia="Calibri" w:hAnsi="Calibri"/>
-        </w:rPr>
-        <w:t xml:space="preserve"> · en </w:t>
+        <w:t xml:space="preserve">Asignar automáticamente la IP pública</w:t>
+      </w:r>
+      <w:r>
+        <w:rPr>
+          <w:rFonts w:ascii="Calibri" w:cs="Calibri" w:eastAsia="Calibri" w:hAnsi="Calibri"/>
+        </w:rPr>
+        <w:t xml:space="preserve"> (Auto-assign public IP) </w:t>
+      </w:r>
+      <w:r>
+        <w:rPr>
+          <w:rFonts w:ascii="Calibri" w:cs="Calibri" w:eastAsia="Calibri" w:hAnsi="Calibri"/>
+          <w:b/>
+          <w:bCs/>
+        </w:rPr>
+        <w:t xml:space="preserve">Habilitar</w:t>
+      </w:r>
+      <w:r>
+        <w:rPr>
+          <w:rFonts w:ascii="Calibri" w:cs="Calibri" w:eastAsia="Calibri" w:hAnsi="Calibri"/>
+        </w:rPr>
+        <w:t xml:space="preserve"> (Enable) · en </w:t>
       </w:r>
       <w:r>
         <w:rPr>
@@ -15226,27 +15474,27 @@
           <w:i/>
           <w:iCs/>
         </w:rPr>
-        <w:t xml:space="preserve">Firewall (security groups)</w:t>
-      </w:r>
-      <w:r>
-        <w:rPr>
-          <w:rFonts w:ascii="Calibri" w:cs="Calibri" w:eastAsia="Calibri" w:hAnsi="Calibri"/>
-        </w:rPr>
-        <w:t xml:space="preserve"> elige </w:t>
-      </w:r>
-      <w:r>
-        <w:rPr>
-          <w:rFonts w:ascii="Calibri" w:cs="Calibri" w:eastAsia="Calibri" w:hAnsi="Calibri"/>
-          <w:b/>
-          <w:bCs/>
-        </w:rPr>
-        <w:t xml:space="preserve">Select existing security group</w:t>
-      </w:r>
-      <w:r>
-        <w:rPr>
-          <w:rFonts w:ascii="Calibri" w:cs="Calibri" w:eastAsia="Calibri" w:hAnsi="Calibri"/>
-        </w:rPr>
-        <w:t xml:space="preserve"> y selecciona </w:t>
+        <w:t xml:space="preserve">Firewall (grupos de seguridad)</w:t>
+      </w:r>
+      <w:r>
+        <w:rPr>
+          <w:rFonts w:ascii="Calibri" w:cs="Calibri" w:eastAsia="Calibri" w:hAnsi="Calibri"/>
+        </w:rPr>
+        <w:t xml:space="preserve"> (Firewall (security groups)) elige </w:t>
+      </w:r>
+      <w:r>
+        <w:rPr>
+          <w:rFonts w:ascii="Calibri" w:cs="Calibri" w:eastAsia="Calibri" w:hAnsi="Calibri"/>
+          <w:b/>
+          <w:bCs/>
+        </w:rPr>
+        <w:t xml:space="preserve">Seleccionar un grupo de seguridad existente</w:t>
+      </w:r>
+      <w:r>
+        <w:rPr>
+          <w:rFonts w:ascii="Calibri" w:cs="Calibri" w:eastAsia="Calibri" w:hAnsi="Calibri"/>
+        </w:rPr>
+        <w:t xml:space="preserve"> (Select existing security group) y selecciona </w:t>
       </w:r>
       <w:r>
         <w:rPr>
@@ -15296,13 +15544,13 @@
           <w:b/>
           <w:bCs/>
         </w:rPr>
-        <w:t xml:space="preserve">Configure storage:</w:t>
-      </w:r>
-      <w:r>
-        <w:rPr>
-          <w:rFonts w:ascii="Calibri" w:cs="Calibri" w:eastAsia="Calibri" w:hAnsi="Calibri"/>
-        </w:rPr>
-        <w:t xml:space="preserve"> deja </w:t>
+        <w:t xml:space="preserve">Configurar almacenamiento:</w:t>
+      </w:r>
+      <w:r>
+        <w:rPr>
+          <w:rFonts w:ascii="Calibri" w:cs="Calibri" w:eastAsia="Calibri" w:hAnsi="Calibri"/>
+        </w:rPr>
+        <w:t xml:space="preserve"> (Configure storage) deja </w:t>
       </w:r>
       <w:r>
         <w:rPr>
@@ -15358,27 +15606,27 @@
           <w:b/>
           <w:bCs/>
         </w:rPr>
-        <w:t xml:space="preserve">Advanced details</w:t>
-      </w:r>
-      <w:r>
-        <w:rPr>
-          <w:rFonts w:ascii="Calibri" w:cs="Calibri" w:eastAsia="Calibri" w:hAnsi="Calibri"/>
-        </w:rPr>
-        <w:t xml:space="preserve"> (al final). En </w:t>
-      </w:r>
-      <w:r>
-        <w:rPr>
-          <w:rFonts w:ascii="Calibri" w:cs="Calibri" w:eastAsia="Calibri" w:hAnsi="Calibri"/>
-          <w:b/>
-          <w:bCs/>
-        </w:rPr>
-        <w:t xml:space="preserve">IAM instance profile</w:t>
-      </w:r>
-      <w:r>
-        <w:rPr>
-          <w:rFonts w:ascii="Calibri" w:cs="Calibri" w:eastAsia="Calibri" w:hAnsi="Calibri"/>
-        </w:rPr>
-        <w:t xml:space="preserve"> elige </w:t>
+        <w:t xml:space="preserve">Detalles avanzados</w:t>
+      </w:r>
+      <w:r>
+        <w:rPr>
+          <w:rFonts w:ascii="Calibri" w:cs="Calibri" w:eastAsia="Calibri" w:hAnsi="Calibri"/>
+        </w:rPr>
+        <w:t xml:space="preserve"> (Advanced details) (al final). En </w:t>
+      </w:r>
+      <w:r>
+        <w:rPr>
+          <w:rFonts w:ascii="Calibri" w:cs="Calibri" w:eastAsia="Calibri" w:hAnsi="Calibri"/>
+          <w:b/>
+          <w:bCs/>
+        </w:rPr>
+        <w:t xml:space="preserve">Perfil de instancia de IAM</w:t>
+      </w:r>
+      <w:r>
+        <w:rPr>
+          <w:rFonts w:ascii="Calibri" w:cs="Calibri" w:eastAsia="Calibri" w:hAnsi="Calibri"/>
+        </w:rPr>
+        <w:t xml:space="preserve"> (IAM instance profile) elige </w:t>
       </w:r>
       <w:r>
         <w:rPr>
@@ -15418,27 +15666,27 @@
           <w:b/>
           <w:bCs/>
         </w:rPr>
-        <w:t xml:space="preserve">Summary</w:t>
-      </w:r>
-      <w:r>
-        <w:rPr>
-          <w:rFonts w:ascii="Calibri" w:cs="Calibri" w:eastAsia="Calibri" w:hAnsi="Calibri"/>
-        </w:rPr>
-        <w:t xml:space="preserve"> presiona el botón naranja </w:t>
-      </w:r>
-      <w:r>
-        <w:rPr>
-          <w:rFonts w:ascii="Calibri" w:cs="Calibri" w:eastAsia="Calibri" w:hAnsi="Calibri"/>
-          <w:b/>
-          <w:bCs/>
-        </w:rPr>
-        <w:t xml:space="preserve">Launch instance</w:t>
-      </w:r>
-      <w:r>
-        <w:rPr>
-          <w:rFonts w:ascii="Calibri" w:cs="Calibri" w:eastAsia="Calibri" w:hAnsi="Calibri"/>
-        </w:rPr>
-        <w:t xml:space="preserve">.</w:t>
+        <w:t xml:space="preserve">Resumen</w:t>
+      </w:r>
+      <w:r>
+        <w:rPr>
+          <w:rFonts w:ascii="Calibri" w:cs="Calibri" w:eastAsia="Calibri" w:hAnsi="Calibri"/>
+        </w:rPr>
+        <w:t xml:space="preserve"> (Summary) presiona el botón naranja </w:t>
+      </w:r>
+      <w:r>
+        <w:rPr>
+          <w:rFonts w:ascii="Calibri" w:cs="Calibri" w:eastAsia="Calibri" w:hAnsi="Calibri"/>
+          <w:b/>
+          <w:bCs/>
+        </w:rPr>
+        <w:t xml:space="preserve">Lanzar instancia</w:t>
+      </w:r>
+      <w:r>
+        <w:rPr>
+          <w:rFonts w:ascii="Calibri" w:cs="Calibri" w:eastAsia="Calibri" w:hAnsi="Calibri"/>
+        </w:rPr>
+        <w:t xml:space="preserve"> (Launch instance).</w:t>
       </w:r>
     </w:p>
     <w:p>
@@ -15462,69 +15710,69 @@
           <w:b/>
           <w:bCs/>
         </w:rPr>
-        <w:t xml:space="preserve">View all instances</w:t>
-      </w:r>
-      <w:r>
-        <w:rPr>
-          <w:rFonts w:ascii="Calibri" w:cs="Calibri" w:eastAsia="Calibri" w:hAnsi="Calibri"/>
-        </w:rPr>
-        <w:t xml:space="preserve">. Espera a que </w:t>
-      </w:r>
-      <w:r>
-        <w:rPr>
-          <w:rFonts w:ascii="Calibri" w:cs="Calibri" w:eastAsia="Calibri" w:hAnsi="Calibri"/>
-          <w:b/>
-          <w:bCs/>
-        </w:rPr>
-        <w:t xml:space="preserve">Instance state</w:t>
-      </w:r>
-      <w:r>
-        <w:rPr>
-          <w:rFonts w:ascii="Calibri" w:cs="Calibri" w:eastAsia="Calibri" w:hAnsi="Calibri"/>
-        </w:rPr>
-        <w:t xml:space="preserve"> sea </w:t>
-      </w:r>
-      <w:r>
-        <w:rPr>
-          <w:rFonts w:ascii="Calibri" w:cs="Calibri" w:eastAsia="Calibri" w:hAnsi="Calibri"/>
-          <w:b/>
-          <w:bCs/>
-        </w:rPr>
-        <w:t xml:space="preserve">Running</w:t>
-      </w:r>
-      <w:r>
-        <w:rPr>
-          <w:rFonts w:ascii="Calibri" w:cs="Calibri" w:eastAsia="Calibri" w:hAnsi="Calibri"/>
-        </w:rPr>
-        <w:t xml:space="preserve"> y </w:t>
-      </w:r>
-      <w:r>
-        <w:rPr>
-          <w:rFonts w:ascii="Calibri" w:cs="Calibri" w:eastAsia="Calibri" w:hAnsi="Calibri"/>
-          <w:b/>
-          <w:bCs/>
-        </w:rPr>
-        <w:t xml:space="preserve">Status check</w:t>
-      </w:r>
-      <w:r>
-        <w:rPr>
-          <w:rFonts w:ascii="Calibri" w:cs="Calibri" w:eastAsia="Calibri" w:hAnsi="Calibri"/>
-        </w:rPr>
-        <w:t xml:space="preserve"> diga </w:t>
-      </w:r>
-      <w:r>
-        <w:rPr>
-          <w:rFonts w:ascii="Calibri" w:cs="Calibri" w:eastAsia="Calibri" w:hAnsi="Calibri"/>
-          <w:b/>
-          <w:bCs/>
-        </w:rPr>
-        <w:t xml:space="preserve">2/2 checks passed</w:t>
-      </w:r>
-      <w:r>
-        <w:rPr>
-          <w:rFonts w:ascii="Calibri" w:cs="Calibri" w:eastAsia="Calibri" w:hAnsi="Calibri"/>
-        </w:rPr>
-        <w:t xml:space="preserve"> (2 a 3 minutos).</w:t>
+        <w:t xml:space="preserve">Ver todas las instancias</w:t>
+      </w:r>
+      <w:r>
+        <w:rPr>
+          <w:rFonts w:ascii="Calibri" w:cs="Calibri" w:eastAsia="Calibri" w:hAnsi="Calibri"/>
+        </w:rPr>
+        <w:t xml:space="preserve"> (View all instances). Espera a que </w:t>
+      </w:r>
+      <w:r>
+        <w:rPr>
+          <w:rFonts w:ascii="Calibri" w:cs="Calibri" w:eastAsia="Calibri" w:hAnsi="Calibri"/>
+          <w:b/>
+          <w:bCs/>
+        </w:rPr>
+        <w:t xml:space="preserve">Estado de la instancia</w:t>
+      </w:r>
+      <w:r>
+        <w:rPr>
+          <w:rFonts w:ascii="Calibri" w:cs="Calibri" w:eastAsia="Calibri" w:hAnsi="Calibri"/>
+        </w:rPr>
+        <w:t xml:space="preserve"> (Instance state) sea </w:t>
+      </w:r>
+      <w:r>
+        <w:rPr>
+          <w:rFonts w:ascii="Calibri" w:cs="Calibri" w:eastAsia="Calibri" w:hAnsi="Calibri"/>
+          <w:b/>
+          <w:bCs/>
+        </w:rPr>
+        <w:t xml:space="preserve">En ejecución</w:t>
+      </w:r>
+      <w:r>
+        <w:rPr>
+          <w:rFonts w:ascii="Calibri" w:cs="Calibri" w:eastAsia="Calibri" w:hAnsi="Calibri"/>
+        </w:rPr>
+        <w:t xml:space="preserve"> (Running) y </w:t>
+      </w:r>
+      <w:r>
+        <w:rPr>
+          <w:rFonts w:ascii="Calibri" w:cs="Calibri" w:eastAsia="Calibri" w:hAnsi="Calibri"/>
+          <w:b/>
+          <w:bCs/>
+        </w:rPr>
+        <w:t xml:space="preserve">Comprobación de estado</w:t>
+      </w:r>
+      <w:r>
+        <w:rPr>
+          <w:rFonts w:ascii="Calibri" w:cs="Calibri" w:eastAsia="Calibri" w:hAnsi="Calibri"/>
+        </w:rPr>
+        <w:t xml:space="preserve"> (Status check) diga </w:t>
+      </w:r>
+      <w:r>
+        <w:rPr>
+          <w:rFonts w:ascii="Calibri" w:cs="Calibri" w:eastAsia="Calibri" w:hAnsi="Calibri"/>
+          <w:b/>
+          <w:bCs/>
+        </w:rPr>
+        <w:t xml:space="preserve">2/2 comprobaciones superadas</w:t>
+      </w:r>
+      <w:r>
+        <w:rPr>
+          <w:rFonts w:ascii="Calibri" w:cs="Calibri" w:eastAsia="Calibri" w:hAnsi="Calibri"/>
+        </w:rPr>
+        <w:t xml:space="preserve"> (2/2 checks passed) (2 a 3 minutos).</w:t>
       </w:r>
     </w:p>
     <w:p>
@@ -15548,41 +15796,41 @@
           <w:b/>
           <w:bCs/>
         </w:rPr>
-        <w:t xml:space="preserve">Details</w:t>
-      </w:r>
-      <w:r>
-        <w:rPr>
-          <w:rFonts w:ascii="Calibri" w:cs="Calibri" w:eastAsia="Calibri" w:hAnsi="Calibri"/>
-        </w:rPr>
-        <w:t xml:space="preserve">) copia </w:t>
-      </w:r>
-      <w:r>
-        <w:rPr>
-          <w:rFonts w:ascii="Calibri" w:cs="Calibri" w:eastAsia="Calibri" w:hAnsi="Calibri"/>
-          <w:b/>
-          <w:bCs/>
-        </w:rPr>
-        <w:t xml:space="preserve">Public IPv4 address</w:t>
-      </w:r>
-      <w:r>
-        <w:rPr>
-          <w:rFonts w:ascii="Calibri" w:cs="Calibri" w:eastAsia="Calibri" w:hAnsi="Calibri"/>
-        </w:rPr>
-        <w:t xml:space="preserve"> y </w:t>
-      </w:r>
-      <w:r>
-        <w:rPr>
-          <w:rFonts w:ascii="Calibri" w:cs="Calibri" w:eastAsia="Calibri" w:hAnsi="Calibri"/>
-          <w:b/>
-          <w:bCs/>
-        </w:rPr>
-        <w:t xml:space="preserve">Public IPv4 DNS</w:t>
-      </w:r>
-      <w:r>
-        <w:rPr>
-          <w:rFonts w:ascii="Calibri" w:cs="Calibri" w:eastAsia="Calibri" w:hAnsi="Calibri"/>
-        </w:rPr>
-        <w:t xml:space="preserve"> a la hoja de datos.</w:t>
+        <w:t xml:space="preserve">Detalles</w:t>
+      </w:r>
+      <w:r>
+        <w:rPr>
+          <w:rFonts w:ascii="Calibri" w:cs="Calibri" w:eastAsia="Calibri" w:hAnsi="Calibri"/>
+        </w:rPr>
+        <w:t xml:space="preserve"> (Details)) copia </w:t>
+      </w:r>
+      <w:r>
+        <w:rPr>
+          <w:rFonts w:ascii="Calibri" w:cs="Calibri" w:eastAsia="Calibri" w:hAnsi="Calibri"/>
+          <w:b/>
+          <w:bCs/>
+        </w:rPr>
+        <w:t xml:space="preserve">Dirección IPv4 pública</w:t>
+      </w:r>
+      <w:r>
+        <w:rPr>
+          <w:rFonts w:ascii="Calibri" w:cs="Calibri" w:eastAsia="Calibri" w:hAnsi="Calibri"/>
+        </w:rPr>
+        <w:t xml:space="preserve"> (Public IPv4 address) y </w:t>
+      </w:r>
+      <w:r>
+        <w:rPr>
+          <w:rFonts w:ascii="Calibri" w:cs="Calibri" w:eastAsia="Calibri" w:hAnsi="Calibri"/>
+          <w:b/>
+          <w:bCs/>
+        </w:rPr>
+        <w:t xml:space="preserve">DNS de IPv4 pública</w:t>
+      </w:r>
+      <w:r>
+        <w:rPr>
+          <w:rFonts w:ascii="Calibri" w:cs="Calibri" w:eastAsia="Calibri" w:hAnsi="Calibri"/>
+        </w:rPr>
+        <w:t xml:space="preserve"> (Public IPv4 DNS) a la hoja de datos.</w:t>
       </w:r>
     </w:p>
     <w:p>
@@ -15784,8 +16032,15 @@
     </w:tbl>
     <w:p>
       <w:pPr>
-        <w:spacing w:after="100"/>
-      </w:pPr>
+        <w:spacing w:after="0" w:line="160"/>
+      </w:pPr>
+      <w:r>
+        <w:rPr>
+          <w:sz w:val="4"/>
+          <w:szCs w:val="4"/>
+        </w:rPr>
+        <w:t xml:space="preserve"/>
+      </w:r>
     </w:p>
     <w:p>
       <w:pPr>
@@ -15935,8 +16190,15 @@
     </w:tbl>
     <w:p>
       <w:pPr>
-        <w:spacing w:after="100"/>
-      </w:pPr>
+        <w:spacing w:after="0" w:line="160"/>
+      </w:pPr>
+      <w:r>
+        <w:rPr>
+          <w:sz w:val="4"/>
+          <w:szCs w:val="4"/>
+        </w:rPr>
+        <w:t xml:space="preserve"/>
+      </w:r>
     </w:p>
     <w:tbl>
       <w:tblPr>
@@ -16023,8 +16285,15 @@
     </w:tbl>
     <w:p>
       <w:pPr>
-        <w:spacing w:after="100"/>
-      </w:pPr>
+        <w:spacing w:after="0" w:line="160"/>
+      </w:pPr>
+      <w:r>
+        <w:rPr>
+          <w:sz w:val="4"/>
+          <w:szCs w:val="4"/>
+        </w:rPr>
+        <w:t xml:space="preserve"/>
+      </w:r>
     </w:p>
     <w:p>
       <w:pPr>
@@ -16079,13 +16348,13 @@
           <w:b/>
           <w:bCs/>
         </w:rPr>
-        <w:t xml:space="preserve">Instances</w:t>
-      </w:r>
-      <w:r>
-        <w:rPr>
-          <w:rFonts w:ascii="Calibri" w:cs="Calibri" w:eastAsia="Calibri" w:hAnsi="Calibri"/>
-        </w:rPr>
-        <w:t xml:space="preserve"> marca </w:t>
+        <w:t xml:space="preserve">Instancias</w:t>
+      </w:r>
+      <w:r>
+        <w:rPr>
+          <w:rFonts w:ascii="Calibri" w:cs="Calibri" w:eastAsia="Calibri" w:hAnsi="Calibri"/>
+        </w:rPr>
+        <w:t xml:space="preserve"> (Instances) marca </w:t>
       </w:r>
       <w:r>
         <w:rPr>
@@ -16109,13 +16378,13 @@
           <w:b/>
           <w:bCs/>
         </w:rPr>
-        <w:t xml:space="preserve">Connect</w:t>
-      </w:r>
-      <w:r>
-        <w:rPr>
-          <w:rFonts w:ascii="Calibri" w:cs="Calibri" w:eastAsia="Calibri" w:hAnsi="Calibri"/>
-        </w:rPr>
-        <w:t xml:space="preserve"> (arriba).</w:t>
+        <w:t xml:space="preserve">Conectar</w:t>
+      </w:r>
+      <w:r>
+        <w:rPr>
+          <w:rFonts w:ascii="Calibri" w:cs="Calibri" w:eastAsia="Calibri" w:hAnsi="Calibri"/>
+        </w:rPr>
+        <w:t xml:space="preserve"> (Connect) (arriba).</w:t>
       </w:r>
     </w:p>
     <w:p>
@@ -16169,13 +16438,13 @@
           <w:b/>
           <w:bCs/>
         </w:rPr>
-        <w:t xml:space="preserve">Connect</w:t>
-      </w:r>
-      <w:r>
-        <w:rPr>
-          <w:rFonts w:ascii="Calibri" w:cs="Calibri" w:eastAsia="Calibri" w:hAnsi="Calibri"/>
-        </w:rPr>
-        <w:t xml:space="preserve">. Se abre una terminal en una pestaña nueva.</w:t>
+        <w:t xml:space="preserve">Conectar</w:t>
+      </w:r>
+      <w:r>
+        <w:rPr>
+          <w:rFonts w:ascii="Calibri" w:cs="Calibri" w:eastAsia="Calibri" w:hAnsi="Calibri"/>
+        </w:rPr>
+        <w:t xml:space="preserve"> (Connect). Se abre una terminal en una pestaña nueva.</w:t>
       </w:r>
     </w:p>
     <w:p>
@@ -16288,8 +16557,15 @@
     </w:tbl>
     <w:p>
       <w:pPr>
-        <w:spacing w:after="100"/>
-      </w:pPr>
+        <w:spacing w:after="0" w:line="160"/>
+      </w:pPr>
+      <w:r>
+        <w:rPr>
+          <w:sz w:val="4"/>
+          <w:szCs w:val="4"/>
+        </w:rPr>
+        <w:t xml:space="preserve"/>
+      </w:r>
     </w:p>
     <w:tbl>
       <w:tblPr>
@@ -16415,8 +16691,15 @@
     </w:tbl>
     <w:p>
       <w:pPr>
-        <w:spacing w:after="100"/>
-      </w:pPr>
+        <w:spacing w:after="0" w:line="160"/>
+      </w:pPr>
+      <w:r>
+        <w:rPr>
+          <w:sz w:val="4"/>
+          <w:szCs w:val="4"/>
+        </w:rPr>
+        <w:t xml:space="preserve"/>
+      </w:r>
     </w:p>
     <w:p>
       <w:pPr>
@@ -16535,8 +16818,15 @@
     </w:tbl>
     <w:p>
       <w:pPr>
-        <w:spacing w:after="100"/>
-      </w:pPr>
+        <w:spacing w:after="0" w:line="160"/>
+      </w:pPr>
+      <w:r>
+        <w:rPr>
+          <w:sz w:val="4"/>
+          <w:szCs w:val="4"/>
+        </w:rPr>
+        <w:t xml:space="preserve"/>
+      </w:r>
     </w:p>
     <w:tbl>
       <w:tblPr>
@@ -16608,8 +16898,15 @@
     </w:tbl>
     <w:p>
       <w:pPr>
-        <w:spacing w:after="100"/>
-      </w:pPr>
+        <w:spacing w:after="0" w:line="160"/>
+      </w:pPr>
+      <w:r>
+        <w:rPr>
+          <w:sz w:val="4"/>
+          <w:szCs w:val="4"/>
+        </w:rPr>
+        <w:t xml:space="preserve"/>
+      </w:r>
     </w:p>
     <w:p>
       <w:pPr>
@@ -16882,8 +17179,15 @@
     </w:tbl>
     <w:p>
       <w:pPr>
-        <w:spacing w:after="100"/>
-      </w:pPr>
+        <w:spacing w:after="0" w:line="160"/>
+      </w:pPr>
+      <w:r>
+        <w:rPr>
+          <w:sz w:val="4"/>
+          <w:szCs w:val="4"/>
+        </w:rPr>
+        <w:t xml:space="preserve"/>
+      </w:r>
     </w:p>
     <w:tbl>
       <w:tblPr>
@@ -16991,8 +17295,15 @@
     </w:tbl>
     <w:p>
       <w:pPr>
-        <w:spacing w:after="100"/>
-      </w:pPr>
+        <w:spacing w:after="0" w:line="160"/>
+      </w:pPr>
+      <w:r>
+        <w:rPr>
+          <w:sz w:val="4"/>
+          <w:szCs w:val="4"/>
+        </w:rPr>
+        <w:t xml:space="preserve"/>
+      </w:r>
     </w:p>
     <w:p>
       <w:pPr>
@@ -17428,8 +17739,15 @@
     </w:tbl>
     <w:p>
       <w:pPr>
-        <w:spacing w:after="100"/>
-      </w:pPr>
+        <w:spacing w:after="0" w:line="160"/>
+      </w:pPr>
+      <w:r>
+        <w:rPr>
+          <w:sz w:val="4"/>
+          <w:szCs w:val="4"/>
+        </w:rPr>
+        <w:t xml:space="preserve"/>
+      </w:r>
     </w:p>
     <w:p>
       <w:pPr>
@@ -17729,8 +18047,15 @@
     </w:tbl>
     <w:p>
       <w:pPr>
-        <w:spacing w:after="100"/>
-      </w:pPr>
+        <w:spacing w:after="0" w:line="160"/>
+      </w:pPr>
+      <w:r>
+        <w:rPr>
+          <w:sz w:val="4"/>
+          <w:szCs w:val="4"/>
+        </w:rPr>
+        <w:t xml:space="preserve"/>
+      </w:r>
     </w:p>
     <w:p>
       <w:pPr>
@@ -18034,8 +18359,15 @@
     </w:tbl>
     <w:p>
       <w:pPr>
-        <w:spacing w:after="100"/>
-      </w:pPr>
+        <w:spacing w:after="0" w:line="160"/>
+      </w:pPr>
+      <w:r>
+        <w:rPr>
+          <w:sz w:val="4"/>
+          <w:szCs w:val="4"/>
+        </w:rPr>
+        <w:t xml:space="preserve"/>
+      </w:r>
     </w:p>
     <w:tbl>
       <w:tblPr>
@@ -18179,8 +18511,15 @@
     </w:tbl>
     <w:p>
       <w:pPr>
-        <w:spacing w:after="100"/>
-      </w:pPr>
+        <w:spacing w:after="0" w:line="160"/>
+      </w:pPr>
+      <w:r>
+        <w:rPr>
+          <w:sz w:val="4"/>
+          <w:szCs w:val="4"/>
+        </w:rPr>
+        <w:t xml:space="preserve"/>
+      </w:r>
     </w:p>
     <w:p>
       <w:pPr>
@@ -18278,8 +18617,15 @@
     </w:tbl>
     <w:p>
       <w:pPr>
-        <w:spacing w:after="100"/>
-      </w:pPr>
+        <w:spacing w:after="0" w:line="160"/>
+      </w:pPr>
+      <w:r>
+        <w:rPr>
+          <w:sz w:val="4"/>
+          <w:szCs w:val="4"/>
+        </w:rPr>
+        <w:t xml:space="preserve"/>
+      </w:r>
     </w:p>
     <w:tbl>
       <w:tblPr>
@@ -18454,8 +18800,15 @@
     </w:tbl>
     <w:p>
       <w:pPr>
-        <w:spacing w:after="100"/>
-      </w:pPr>
+        <w:spacing w:after="0" w:line="160"/>
+      </w:pPr>
+      <w:r>
+        <w:rPr>
+          <w:sz w:val="4"/>
+          <w:szCs w:val="4"/>
+        </w:rPr>
+        <w:t xml:space="preserve"/>
+      </w:r>
     </w:p>
     <w:tbl>
       <w:tblPr>
@@ -18599,8 +18952,15 @@
     </w:tbl>
     <w:p>
       <w:pPr>
-        <w:spacing w:after="100"/>
-      </w:pPr>
+        <w:spacing w:after="0" w:line="160"/>
+      </w:pPr>
+      <w:r>
+        <w:rPr>
+          <w:sz w:val="4"/>
+          <w:szCs w:val="4"/>
+        </w:rPr>
+        <w:t xml:space="preserve"/>
+      </w:r>
     </w:p>
     <w:p>
       <w:pPr>
@@ -18937,8 +19297,15 @@
     </w:tbl>
     <w:p>
       <w:pPr>
-        <w:spacing w:after="100"/>
-      </w:pPr>
+        <w:spacing w:after="0" w:line="160"/>
+      </w:pPr>
+      <w:r>
+        <w:rPr>
+          <w:sz w:val="4"/>
+          <w:szCs w:val="4"/>
+        </w:rPr>
+        <w:t xml:space="preserve"/>
+      </w:r>
     </w:p>
     <w:tbl>
       <w:tblPr>
@@ -19028,8 +19395,15 @@
     </w:tbl>
     <w:p>
       <w:pPr>
-        <w:spacing w:after="100"/>
-      </w:pPr>
+        <w:spacing w:after="0" w:line="160"/>
+      </w:pPr>
+      <w:r>
+        <w:rPr>
+          <w:sz w:val="4"/>
+          <w:szCs w:val="4"/>
+        </w:rPr>
+        <w:t xml:space="preserve"/>
+      </w:r>
     </w:p>
     <w:p>
       <w:pPr>
@@ -19132,13 +19506,13 @@
           <w:b/>
           <w:bCs/>
         </w:rPr>
-        <w:t xml:space="preserve">Create distribution</w:t>
-      </w:r>
-      <w:r>
-        <w:rPr>
-          <w:rFonts w:ascii="Calibri" w:cs="Calibri" w:eastAsia="Calibri" w:hAnsi="Calibri"/>
-        </w:rPr>
-        <w:t xml:space="preserve">.</w:t>
+        <w:t xml:space="preserve">Crear distribución</w:t>
+      </w:r>
+      <w:r>
+        <w:rPr>
+          <w:rFonts w:ascii="Calibri" w:cs="Calibri" w:eastAsia="Calibri" w:hAnsi="Calibri"/>
+        </w:rPr>
+        <w:t xml:space="preserve"> (Create distribution).</w:t>
       </w:r>
     </w:p>
     <w:p>
@@ -19156,41 +19530,41 @@
           <w:b/>
           <w:bCs/>
         </w:rPr>
-        <w:t xml:space="preserve">Choose a plan:</w:t>
-      </w:r>
-      <w:r>
-        <w:rPr>
-          <w:rFonts w:ascii="Calibri" w:cs="Calibri" w:eastAsia="Calibri" w:hAnsi="Calibri"/>
-        </w:rPr>
-        <w:t xml:space="preserve"> selecciona </w:t>
-      </w:r>
-      <w:r>
-        <w:rPr>
-          <w:rFonts w:ascii="Calibri" w:cs="Calibri" w:eastAsia="Calibri" w:hAnsi="Calibri"/>
-          <w:b/>
-          <w:bCs/>
-        </w:rPr>
-        <w:t xml:space="preserve">Free</w:t>
-      </w:r>
-      <w:r>
-        <w:rPr>
-          <w:rFonts w:ascii="Calibri" w:cs="Calibri" w:eastAsia="Calibri" w:hAnsi="Calibri"/>
-        </w:rPr>
-        <w:t xml:space="preserve"> ($0/mo) ➔ </w:t>
-      </w:r>
-      <w:r>
-        <w:rPr>
-          <w:rFonts w:ascii="Calibri" w:cs="Calibri" w:eastAsia="Calibri" w:hAnsi="Calibri"/>
-          <w:b/>
-          <w:bCs/>
-        </w:rPr>
-        <w:t xml:space="preserve">Next</w:t>
-      </w:r>
-      <w:r>
-        <w:rPr>
-          <w:rFonts w:ascii="Calibri" w:cs="Calibri" w:eastAsia="Calibri" w:hAnsi="Calibri"/>
-        </w:rPr>
-        <w:t xml:space="preserve">.</w:t>
+        <w:t xml:space="preserve">Elegir un plan:</w:t>
+      </w:r>
+      <w:r>
+        <w:rPr>
+          <w:rFonts w:ascii="Calibri" w:cs="Calibri" w:eastAsia="Calibri" w:hAnsi="Calibri"/>
+        </w:rPr>
+        <w:t xml:space="preserve"> (Choose a plan) selecciona </w:t>
+      </w:r>
+      <w:r>
+        <w:rPr>
+          <w:rFonts w:ascii="Calibri" w:cs="Calibri" w:eastAsia="Calibri" w:hAnsi="Calibri"/>
+          <w:b/>
+          <w:bCs/>
+        </w:rPr>
+        <w:t xml:space="preserve">Gratis</w:t>
+      </w:r>
+      <w:r>
+        <w:rPr>
+          <w:rFonts w:ascii="Calibri" w:cs="Calibri" w:eastAsia="Calibri" w:hAnsi="Calibri"/>
+        </w:rPr>
+        <w:t xml:space="preserve"> (Free) ($0/mo) ➔ </w:t>
+      </w:r>
+      <w:r>
+        <w:rPr>
+          <w:rFonts w:ascii="Calibri" w:cs="Calibri" w:eastAsia="Calibri" w:hAnsi="Calibri"/>
+          <w:b/>
+          <w:bCs/>
+        </w:rPr>
+        <w:t xml:space="preserve">Siguiente</w:t>
+      </w:r>
+      <w:r>
+        <w:rPr>
+          <w:rFonts w:ascii="Calibri" w:cs="Calibri" w:eastAsia="Calibri" w:hAnsi="Calibri"/>
+        </w:rPr>
+        <w:t xml:space="preserve"> (Next).</w:t>
       </w:r>
     </w:p>
     <w:p>
@@ -19208,13 +19582,13 @@
           <w:b/>
           <w:bCs/>
         </w:rPr>
-        <w:t xml:space="preserve">Distribution name:</w:t>
-      </w:r>
-      <w:r>
-        <w:rPr>
-          <w:rFonts w:ascii="Calibri" w:cs="Calibri" w:eastAsia="Calibri" w:hAnsi="Calibri"/>
-        </w:rPr>
-        <w:t xml:space="preserve"> </w:t>
+        <w:t xml:space="preserve">Nombre de la distribución:</w:t>
+      </w:r>
+      <w:r>
+        <w:rPr>
+          <w:rFonts w:ascii="Calibri" w:cs="Calibri" w:eastAsia="Calibri" w:hAnsi="Calibri"/>
+        </w:rPr>
+        <w:t xml:space="preserve"> (Distribution name) </w:t>
       </w:r>
       <w:r>
         <w:rPr>
@@ -19238,41 +19612,41 @@
           <w:b/>
           <w:bCs/>
         </w:rPr>
-        <w:t xml:space="preserve">Single website or app</w:t>
-      </w:r>
-      <w:r>
-        <w:rPr>
-          <w:rFonts w:ascii="Calibri" w:cs="Calibri" w:eastAsia="Calibri" w:hAnsi="Calibri"/>
-        </w:rPr>
-        <w:t xml:space="preserve">. En </w:t>
-      </w:r>
-      <w:r>
-        <w:rPr>
-          <w:rFonts w:ascii="Calibri" w:cs="Calibri" w:eastAsia="Calibri" w:hAnsi="Calibri"/>
-          <w:b/>
-          <w:bCs/>
-        </w:rPr>
-        <w:t xml:space="preserve">Domain</w:t>
-      </w:r>
-      <w:r>
-        <w:rPr>
-          <w:rFonts w:ascii="Calibri" w:cs="Calibri" w:eastAsia="Calibri" w:hAnsi="Calibri"/>
-        </w:rPr>
-        <w:t xml:space="preserve"> (opcional) déjalo vacío ➔ </w:t>
-      </w:r>
-      <w:r>
-        <w:rPr>
-          <w:rFonts w:ascii="Calibri" w:cs="Calibri" w:eastAsia="Calibri" w:hAnsi="Calibri"/>
-          <w:b/>
-          <w:bCs/>
-        </w:rPr>
-        <w:t xml:space="preserve">Next</w:t>
-      </w:r>
-      <w:r>
-        <w:rPr>
-          <w:rFonts w:ascii="Calibri" w:cs="Calibri" w:eastAsia="Calibri" w:hAnsi="Calibri"/>
-        </w:rPr>
-        <w:t xml:space="preserve">.</w:t>
+        <w:t xml:space="preserve">Sitio web o aplicación único</w:t>
+      </w:r>
+      <w:r>
+        <w:rPr>
+          <w:rFonts w:ascii="Calibri" w:cs="Calibri" w:eastAsia="Calibri" w:hAnsi="Calibri"/>
+        </w:rPr>
+        <w:t xml:space="preserve"> (Single website or app). En </w:t>
+      </w:r>
+      <w:r>
+        <w:rPr>
+          <w:rFonts w:ascii="Calibri" w:cs="Calibri" w:eastAsia="Calibri" w:hAnsi="Calibri"/>
+          <w:b/>
+          <w:bCs/>
+        </w:rPr>
+        <w:t xml:space="preserve">Dominio</w:t>
+      </w:r>
+      <w:r>
+        <w:rPr>
+          <w:rFonts w:ascii="Calibri" w:cs="Calibri" w:eastAsia="Calibri" w:hAnsi="Calibri"/>
+        </w:rPr>
+        <w:t xml:space="preserve"> (Domain) (opcional) déjalo vacío ➔ </w:t>
+      </w:r>
+      <w:r>
+        <w:rPr>
+          <w:rFonts w:ascii="Calibri" w:cs="Calibri" w:eastAsia="Calibri" w:hAnsi="Calibri"/>
+          <w:b/>
+          <w:bCs/>
+        </w:rPr>
+        <w:t xml:space="preserve">Siguiente</w:t>
+      </w:r>
+      <w:r>
+        <w:rPr>
+          <w:rFonts w:ascii="Calibri" w:cs="Calibri" w:eastAsia="Calibri" w:hAnsi="Calibri"/>
+        </w:rPr>
+        <w:t xml:space="preserve"> (Next).</w:t>
       </w:r>
     </w:p>
     <w:p>
@@ -19290,13 +19664,13 @@
           <w:b/>
           <w:bCs/>
         </w:rPr>
-        <w:t xml:space="preserve">Origin type:</w:t>
-      </w:r>
-      <w:r>
-        <w:rPr>
-          <w:rFonts w:ascii="Calibri" w:cs="Calibri" w:eastAsia="Calibri" w:hAnsi="Calibri"/>
-        </w:rPr>
-        <w:t xml:space="preserve"> </w:t>
+        <w:t xml:space="preserve">Tipo de origen:</w:t>
+      </w:r>
+      <w:r>
+        <w:rPr>
+          <w:rFonts w:ascii="Calibri" w:cs="Calibri" w:eastAsia="Calibri" w:hAnsi="Calibri"/>
+        </w:rPr>
+        <w:t xml:space="preserve"> (Origin type) </w:t>
       </w:r>
       <w:r>
         <w:rPr>
@@ -19318,27 +19692,27 @@
           <w:b/>
           <w:bCs/>
         </w:rPr>
-        <w:t xml:space="preserve">S3 origin</w:t>
-      </w:r>
-      <w:r>
-        <w:rPr>
-          <w:rFonts w:ascii="Calibri" w:cs="Calibri" w:eastAsia="Calibri" w:hAnsi="Calibri"/>
-        </w:rPr>
-        <w:t xml:space="preserve"> presiona </w:t>
-      </w:r>
-      <w:r>
-        <w:rPr>
-          <w:rFonts w:ascii="Calibri" w:cs="Calibri" w:eastAsia="Calibri" w:hAnsi="Calibri"/>
-          <w:b/>
-          <w:bCs/>
-        </w:rPr>
-        <w:t xml:space="preserve">Browse S3</w:t>
-      </w:r>
-      <w:r>
-        <w:rPr>
-          <w:rFonts w:ascii="Calibri" w:cs="Calibri" w:eastAsia="Calibri" w:hAnsi="Calibri"/>
-        </w:rPr>
-        <w:t xml:space="preserve"> y elige </w:t>
+        <w:t xml:space="preserve">Origen de S3</w:t>
+      </w:r>
+      <w:r>
+        <w:rPr>
+          <w:rFonts w:ascii="Calibri" w:cs="Calibri" w:eastAsia="Calibri" w:hAnsi="Calibri"/>
+        </w:rPr>
+        <w:t xml:space="preserve"> (S3 origin) presiona </w:t>
+      </w:r>
+      <w:r>
+        <w:rPr>
+          <w:rFonts w:ascii="Calibri" w:cs="Calibri" w:eastAsia="Calibri" w:hAnsi="Calibri"/>
+          <w:b/>
+          <w:bCs/>
+        </w:rPr>
+        <w:t xml:space="preserve">Examinar S3</w:t>
+      </w:r>
+      <w:r>
+        <w:rPr>
+          <w:rFonts w:ascii="Calibri" w:cs="Calibri" w:eastAsia="Calibri" w:hAnsi="Calibri"/>
+        </w:rPr>
+        <w:t xml:space="preserve"> (Browse S3) y elige </w:t>
       </w:r>
       <w:r>
         <w:rPr>
@@ -19386,13 +19760,13 @@
           <w:i/>
           <w:iCs/>
         </w:rPr>
-        <w:t xml:space="preserve">Allow private S3 bucket access to CloudFront – Recommended</w:t>
-      </w:r>
-      <w:r>
-        <w:rPr>
-          <w:rFonts w:ascii="Calibri" w:cs="Calibri" w:eastAsia="Calibri" w:hAnsi="Calibri"/>
-        </w:rPr>
-        <w:t xml:space="preserve">. (Esto activa </w:t>
+        <w:t xml:space="preserve">Permitir el acceso privado al bucket de S3 a CloudFront (recomendado)</w:t>
+      </w:r>
+      <w:r>
+        <w:rPr>
+          <w:rFonts w:ascii="Calibri" w:cs="Calibri" w:eastAsia="Calibri" w:hAnsi="Calibri"/>
+        </w:rPr>
+        <w:t xml:space="preserve"> (Allow private S3 bucket access to CloudFront – Recommended). (Esto activa </w:t>
       </w:r>
       <w:r>
         <w:rPr>
@@ -19430,13 +19804,13 @@
           <w:b/>
           <w:bCs/>
         </w:rPr>
-        <w:t xml:space="preserve">Next</w:t>
-      </w:r>
-      <w:r>
-        <w:rPr>
-          <w:rFonts w:ascii="Calibri" w:cs="Calibri" w:eastAsia="Calibri" w:hAnsi="Calibri"/>
-        </w:rPr>
-        <w:t xml:space="preserve">. En la pantalla de seguridad (</w:t>
+        <w:t xml:space="preserve">Siguiente</w:t>
+      </w:r>
+      <w:r>
+        <w:rPr>
+          <w:rFonts w:ascii="Calibri" w:cs="Calibri" w:eastAsia="Calibri" w:hAnsi="Calibri"/>
+        </w:rPr>
+        <w:t xml:space="preserve"> (Next). En la pantalla de seguridad (</w:t>
       </w:r>
       <w:r>
         <w:rPr>
@@ -19444,27 +19818,27 @@
           <w:i/>
           <w:iCs/>
         </w:rPr>
-        <w:t xml:space="preserve">Enable security</w:t>
-      </w:r>
-      <w:r>
-        <w:rPr>
-          <w:rFonts w:ascii="Calibri" w:cs="Calibri" w:eastAsia="Calibri" w:hAnsi="Calibri"/>
-        </w:rPr>
-        <w:t xml:space="preserve">) deja lo recomendado ➔ </w:t>
-      </w:r>
-      <w:r>
-        <w:rPr>
-          <w:rFonts w:ascii="Calibri" w:cs="Calibri" w:eastAsia="Calibri" w:hAnsi="Calibri"/>
-          <w:b/>
-          <w:bCs/>
-        </w:rPr>
-        <w:t xml:space="preserve">Next</w:t>
-      </w:r>
-      <w:r>
-        <w:rPr>
-          <w:rFonts w:ascii="Calibri" w:cs="Calibri" w:eastAsia="Calibri" w:hAnsi="Calibri"/>
-        </w:rPr>
-        <w:t xml:space="preserve">.</w:t>
+        <w:t xml:space="preserve">Habilitar la seguridad</w:t>
+      </w:r>
+      <w:r>
+        <w:rPr>
+          <w:rFonts w:ascii="Calibri" w:cs="Calibri" w:eastAsia="Calibri" w:hAnsi="Calibri"/>
+        </w:rPr>
+        <w:t xml:space="preserve"> (Enable security)) deja lo recomendado ➔ </w:t>
+      </w:r>
+      <w:r>
+        <w:rPr>
+          <w:rFonts w:ascii="Calibri" w:cs="Calibri" w:eastAsia="Calibri" w:hAnsi="Calibri"/>
+          <w:b/>
+          <w:bCs/>
+        </w:rPr>
+        <w:t xml:space="preserve">Siguiente</w:t>
+      </w:r>
+      <w:r>
+        <w:rPr>
+          <w:rFonts w:ascii="Calibri" w:cs="Calibri" w:eastAsia="Calibri" w:hAnsi="Calibri"/>
+        </w:rPr>
+        <w:t xml:space="preserve"> (Next).</w:t>
       </w:r>
     </w:p>
     <w:p>
@@ -19488,13 +19862,13 @@
           <w:b/>
           <w:bCs/>
         </w:rPr>
-        <w:t xml:space="preserve">Create distribution</w:t>
-      </w:r>
-      <w:r>
-        <w:rPr>
-          <w:rFonts w:ascii="Calibri" w:cs="Calibri" w:eastAsia="Calibri" w:hAnsi="Calibri"/>
-        </w:rPr>
-        <w:t xml:space="preserve">.</w:t>
+        <w:t xml:space="preserve">Crear distribución</w:t>
+      </w:r>
+      <w:r>
+        <w:rPr>
+          <w:rFonts w:ascii="Calibri" w:cs="Calibri" w:eastAsia="Calibri" w:hAnsi="Calibri"/>
+        </w:rPr>
+        <w:t xml:space="preserve"> (Create distribution).</w:t>
       </w:r>
     </w:p>
     <w:p>
@@ -19518,13 +19892,13 @@
           <w:b/>
           <w:bCs/>
         </w:rPr>
-        <w:t xml:space="preserve">Last modified</w:t>
-      </w:r>
-      <w:r>
-        <w:rPr>
-          <w:rFonts w:ascii="Calibri" w:cs="Calibri" w:eastAsia="Calibri" w:hAnsi="Calibri"/>
-        </w:rPr>
-        <w:t xml:space="preserve"> deje de decir </w:t>
+        <w:t xml:space="preserve">Última modificación</w:t>
+      </w:r>
+      <w:r>
+        <w:rPr>
+          <w:rFonts w:ascii="Calibri" w:cs="Calibri" w:eastAsia="Calibri" w:hAnsi="Calibri"/>
+        </w:rPr>
+        <w:t xml:space="preserve"> (Last modified) deje de decir </w:t>
       </w:r>
       <w:r>
         <w:rPr>
@@ -19532,27 +19906,27 @@
           <w:i/>
           <w:iCs/>
         </w:rPr>
-        <w:t xml:space="preserve">Deploying</w:t>
-      </w:r>
-      <w:r>
-        <w:rPr>
-          <w:rFonts w:ascii="Calibri" w:cs="Calibri" w:eastAsia="Calibri" w:hAnsi="Calibri"/>
-        </w:rPr>
-        <w:t xml:space="preserve"> (3 a 5 minutos). Copia el </w:t>
-      </w:r>
-      <w:r>
-        <w:rPr>
-          <w:rFonts w:ascii="Calibri" w:cs="Calibri" w:eastAsia="Calibri" w:hAnsi="Calibri"/>
-          <w:b/>
-          <w:bCs/>
-        </w:rPr>
-        <w:t xml:space="preserve">Distribution domain name</w:t>
-      </w:r>
-      <w:r>
-        <w:rPr>
-          <w:rFonts w:ascii="Calibri" w:cs="Calibri" w:eastAsia="Calibri" w:hAnsi="Calibri"/>
-        </w:rPr>
-        <w:t xml:space="preserve"> (</w:t>
+        <w:t xml:space="preserve">Implementando</w:t>
+      </w:r>
+      <w:r>
+        <w:rPr>
+          <w:rFonts w:ascii="Calibri" w:cs="Calibri" w:eastAsia="Calibri" w:hAnsi="Calibri"/>
+        </w:rPr>
+        <w:t xml:space="preserve"> (Deploying) (3 a 5 minutos). Copia el </w:t>
+      </w:r>
+      <w:r>
+        <w:rPr>
+          <w:rFonts w:ascii="Calibri" w:cs="Calibri" w:eastAsia="Calibri" w:hAnsi="Calibri"/>
+          <w:b/>
+          <w:bCs/>
+        </w:rPr>
+        <w:t xml:space="preserve">Nombre de dominio de la distribución</w:t>
+      </w:r>
+      <w:r>
+        <w:rPr>
+          <w:rFonts w:ascii="Calibri" w:cs="Calibri" w:eastAsia="Calibri" w:hAnsi="Calibri"/>
+        </w:rPr>
+        <w:t xml:space="preserve"> (Distribution domain name) (</w:t>
       </w:r>
       <w:r>
         <w:rPr>
@@ -19654,27 +20028,27 @@
           <w:b/>
           <w:bCs/>
         </w:rPr>
-        <w:t xml:space="preserve">Settings</w:t>
-      </w:r>
-      <w:r>
-        <w:rPr>
-          <w:rFonts w:ascii="Calibri" w:cs="Calibri" w:eastAsia="Calibri" w:hAnsi="Calibri"/>
-        </w:rPr>
-        <w:t xml:space="preserve"> ➔ </w:t>
-      </w:r>
-      <w:r>
-        <w:rPr>
-          <w:rFonts w:ascii="Calibri" w:cs="Calibri" w:eastAsia="Calibri" w:hAnsi="Calibri"/>
-          <w:b/>
-          <w:bCs/>
-        </w:rPr>
-        <w:t xml:space="preserve">Edit</w:t>
-      </w:r>
-      <w:r>
-        <w:rPr>
-          <w:rFonts w:ascii="Calibri" w:cs="Calibri" w:eastAsia="Calibri" w:hAnsi="Calibri"/>
-        </w:rPr>
-        <w:t xml:space="preserve">.</w:t>
+        <w:t xml:space="preserve">Configuración</w:t>
+      </w:r>
+      <w:r>
+        <w:rPr>
+          <w:rFonts w:ascii="Calibri" w:cs="Calibri" w:eastAsia="Calibri" w:hAnsi="Calibri"/>
+        </w:rPr>
+        <w:t xml:space="preserve"> (Settings) ➔ </w:t>
+      </w:r>
+      <w:r>
+        <w:rPr>
+          <w:rFonts w:ascii="Calibri" w:cs="Calibri" w:eastAsia="Calibri" w:hAnsi="Calibri"/>
+          <w:b/>
+          <w:bCs/>
+        </w:rPr>
+        <w:t xml:space="preserve">Editar</w:t>
+      </w:r>
+      <w:r>
+        <w:rPr>
+          <w:rFonts w:ascii="Calibri" w:cs="Calibri" w:eastAsia="Calibri" w:hAnsi="Calibri"/>
+        </w:rPr>
+        <w:t xml:space="preserve"> (Edit).</w:t>
       </w:r>
     </w:p>
     <w:p>
@@ -19698,13 +20072,13 @@
           <w:b/>
           <w:bCs/>
         </w:rPr>
-        <w:t xml:space="preserve">Default root object</w:t>
-      </w:r>
-      <w:r>
-        <w:rPr>
-          <w:rFonts w:ascii="Calibri" w:cs="Calibri" w:eastAsia="Calibri" w:hAnsi="Calibri"/>
-        </w:rPr>
-        <w:t xml:space="preserve"> escribe </w:t>
+        <w:t xml:space="preserve">Objeto raíz predeterminado</w:t>
+      </w:r>
+      <w:r>
+        <w:rPr>
+          <w:rFonts w:ascii="Calibri" w:cs="Calibri" w:eastAsia="Calibri" w:hAnsi="Calibri"/>
+        </w:rPr>
+        <w:t xml:space="preserve"> (Default root object) escribe </w:t>
       </w:r>
       <w:r>
         <w:rPr>
@@ -19744,13 +20118,13 @@
           <w:b/>
           <w:bCs/>
         </w:rPr>
-        <w:t xml:space="preserve">Save changes</w:t>
-      </w:r>
-      <w:r>
-        <w:rPr>
-          <w:rFonts w:ascii="Calibri" w:cs="Calibri" w:eastAsia="Calibri" w:hAnsi="Calibri"/>
-        </w:rPr>
-        <w:t xml:space="preserve">.</w:t>
+        <w:t xml:space="preserve">Guardar cambios</w:t>
+      </w:r>
+      <w:r>
+        <w:rPr>
+          <w:rFonts w:ascii="Calibri" w:cs="Calibri" w:eastAsia="Calibri" w:hAnsi="Calibri"/>
+        </w:rPr>
+        <w:t xml:space="preserve"> (Save changes).</w:t>
       </w:r>
     </w:p>
     <w:p>
@@ -19865,27 +20239,27 @@
           <w:b/>
           <w:bCs/>
         </w:rPr>
-        <w:t xml:space="preserve">Error pages</w:t>
-      </w:r>
-      <w:r>
-        <w:rPr>
-          <w:rFonts w:ascii="Calibri" w:cs="Calibri" w:eastAsia="Calibri" w:hAnsi="Calibri"/>
-        </w:rPr>
-        <w:t xml:space="preserve"> ➔ </w:t>
-      </w:r>
-      <w:r>
-        <w:rPr>
-          <w:rFonts w:ascii="Calibri" w:cs="Calibri" w:eastAsia="Calibri" w:hAnsi="Calibri"/>
-          <w:b/>
-          <w:bCs/>
-        </w:rPr>
-        <w:t xml:space="preserve">Create custom error response</w:t>
-      </w:r>
-      <w:r>
-        <w:rPr>
-          <w:rFonts w:ascii="Calibri" w:cs="Calibri" w:eastAsia="Calibri" w:hAnsi="Calibri"/>
-        </w:rPr>
-        <w:t xml:space="preserve">.</w:t>
+        <w:t xml:space="preserve">Páginas de error</w:t>
+      </w:r>
+      <w:r>
+        <w:rPr>
+          <w:rFonts w:ascii="Calibri" w:cs="Calibri" w:eastAsia="Calibri" w:hAnsi="Calibri"/>
+        </w:rPr>
+        <w:t xml:space="preserve"> (Error pages) ➔ </w:t>
+      </w:r>
+      <w:r>
+        <w:rPr>
+          <w:rFonts w:ascii="Calibri" w:cs="Calibri" w:eastAsia="Calibri" w:hAnsi="Calibri"/>
+          <w:b/>
+          <w:bCs/>
+        </w:rPr>
+        <w:t xml:space="preserve">Crear respuesta de error personalizada</w:t>
+      </w:r>
+      <w:r>
+        <w:rPr>
+          <w:rFonts w:ascii="Calibri" w:cs="Calibri" w:eastAsia="Calibri" w:hAnsi="Calibri"/>
+        </w:rPr>
+        <w:t xml:space="preserve"> (Create custom error response).</w:t>
       </w:r>
     </w:p>
     <w:p>
@@ -19903,13 +20277,13 @@
           <w:b/>
           <w:bCs/>
         </w:rPr>
-        <w:t xml:space="preserve">HTTP error code:</w:t>
-      </w:r>
-      <w:r>
-        <w:rPr>
-          <w:rFonts w:ascii="Calibri" w:cs="Calibri" w:eastAsia="Calibri" w:hAnsi="Calibri"/>
-        </w:rPr>
-        <w:t xml:space="preserve"> </w:t>
+        <w:t xml:space="preserve">Código de error HTTP:</w:t>
+      </w:r>
+      <w:r>
+        <w:rPr>
+          <w:rFonts w:ascii="Calibri" w:cs="Calibri" w:eastAsia="Calibri" w:hAnsi="Calibri"/>
+        </w:rPr>
+        <w:t xml:space="preserve"> (HTTP error code) </w:t>
       </w:r>
       <w:r>
         <w:rPr>
@@ -19933,13 +20307,13 @@
           <w:b/>
           <w:bCs/>
         </w:rPr>
-        <w:t xml:space="preserve">Customize error response:</w:t>
-      </w:r>
-      <w:r>
-        <w:rPr>
-          <w:rFonts w:ascii="Calibri" w:cs="Calibri" w:eastAsia="Calibri" w:hAnsi="Calibri"/>
-        </w:rPr>
-        <w:t xml:space="preserve"> </w:t>
+        <w:t xml:space="preserve">Personalizar respuesta de error:</w:t>
+      </w:r>
+      <w:r>
+        <w:rPr>
+          <w:rFonts w:ascii="Calibri" w:cs="Calibri" w:eastAsia="Calibri" w:hAnsi="Calibri"/>
+        </w:rPr>
+        <w:t xml:space="preserve"> (Customize error response) </w:t>
       </w:r>
       <w:r>
         <w:rPr>
@@ -19947,27 +20321,27 @@
           <w:i/>
           <w:iCs/>
         </w:rPr>
-        <w:t xml:space="preserve">Yes</w:t>
-      </w:r>
-      <w:r>
-        <w:rPr>
-          <w:rFonts w:ascii="Calibri" w:cs="Calibri" w:eastAsia="Calibri" w:hAnsi="Calibri"/>
-        </w:rPr>
-        <w:t xml:space="preserve">. </w:t>
-      </w:r>
-      <w:r>
-        <w:rPr>
-          <w:rFonts w:ascii="Calibri" w:cs="Calibri" w:eastAsia="Calibri" w:hAnsi="Calibri"/>
-          <w:b/>
-          <w:bCs/>
-        </w:rPr>
-        <w:t xml:space="preserve">Response page path:</w:t>
-      </w:r>
-      <w:r>
-        <w:rPr>
-          <w:rFonts w:ascii="Calibri" w:cs="Calibri" w:eastAsia="Calibri" w:hAnsi="Calibri"/>
-        </w:rPr>
-        <w:t xml:space="preserve"> </w:t>
+        <w:t xml:space="preserve">Sí</w:t>
+      </w:r>
+      <w:r>
+        <w:rPr>
+          <w:rFonts w:ascii="Calibri" w:cs="Calibri" w:eastAsia="Calibri" w:hAnsi="Calibri"/>
+        </w:rPr>
+        <w:t xml:space="preserve"> (Yes). </w:t>
+      </w:r>
+      <w:r>
+        <w:rPr>
+          <w:rFonts w:ascii="Calibri" w:cs="Calibri" w:eastAsia="Calibri" w:hAnsi="Calibri"/>
+          <w:b/>
+          <w:bCs/>
+        </w:rPr>
+        <w:t xml:space="preserve">Ruta de la página de respuesta:</w:t>
+      </w:r>
+      <w:r>
+        <w:rPr>
+          <w:rFonts w:ascii="Calibri" w:cs="Calibri" w:eastAsia="Calibri" w:hAnsi="Calibri"/>
+        </w:rPr>
+        <w:t xml:space="preserve"> (Response page path) </w:t>
       </w:r>
       <w:r>
         <w:rPr>
@@ -19991,13 +20365,13 @@
           <w:b/>
           <w:bCs/>
         </w:rPr>
-        <w:t xml:space="preserve">HTTP Response code:</w:t>
-      </w:r>
-      <w:r>
-        <w:rPr>
-          <w:rFonts w:ascii="Calibri" w:cs="Calibri" w:eastAsia="Calibri" w:hAnsi="Calibri"/>
-        </w:rPr>
-        <w:t xml:space="preserve"> </w:t>
+        <w:t xml:space="preserve">Código de respuesta HTTP:</w:t>
+      </w:r>
+      <w:r>
+        <w:rPr>
+          <w:rFonts w:ascii="Calibri" w:cs="Calibri" w:eastAsia="Calibri" w:hAnsi="Calibri"/>
+        </w:rPr>
+        <w:t xml:space="preserve"> (HTTP Response code) </w:t>
       </w:r>
       <w:r>
         <w:rPr>
@@ -20021,13 +20395,13 @@
           <w:b/>
           <w:bCs/>
         </w:rPr>
-        <w:t xml:space="preserve">Create custom error response</w:t>
-      </w:r>
-      <w:r>
-        <w:rPr>
-          <w:rFonts w:ascii="Calibri" w:cs="Calibri" w:eastAsia="Calibri" w:hAnsi="Calibri"/>
-        </w:rPr>
-        <w:t xml:space="preserve">.</w:t>
+        <w:t xml:space="preserve">Crear respuesta de error personalizada</w:t>
+      </w:r>
+      <w:r>
+        <w:rPr>
+          <w:rFonts w:ascii="Calibri" w:cs="Calibri" w:eastAsia="Calibri" w:hAnsi="Calibri"/>
+        </w:rPr>
+        <w:t xml:space="preserve"> (Create custom error response).</w:t>
       </w:r>
     </w:p>
     <w:p>
@@ -20051,27 +20425,27 @@
           <w:b/>
           <w:bCs/>
         </w:rPr>
-        <w:t xml:space="preserve">Create custom error response</w:t>
-      </w:r>
-      <w:r>
-        <w:rPr>
-          <w:rFonts w:ascii="Calibri" w:cs="Calibri" w:eastAsia="Calibri" w:hAnsi="Calibri"/>
-        </w:rPr>
-        <w:t xml:space="preserve"> ➔ </w:t>
-      </w:r>
-      <w:r>
-        <w:rPr>
-          <w:rFonts w:ascii="Calibri" w:cs="Calibri" w:eastAsia="Calibri" w:hAnsi="Calibri"/>
-          <w:b/>
-          <w:bCs/>
-        </w:rPr>
-        <w:t xml:space="preserve">HTTP error code</w:t>
-      </w:r>
-      <w:r>
-        <w:rPr>
-          <w:rFonts w:ascii="Calibri" w:cs="Calibri" w:eastAsia="Calibri" w:hAnsi="Calibri"/>
-        </w:rPr>
-        <w:t xml:space="preserve"> </w:t>
+        <w:t xml:space="preserve">Crear respuesta de error personalizada</w:t>
+      </w:r>
+      <w:r>
+        <w:rPr>
+          <w:rFonts w:ascii="Calibri" w:cs="Calibri" w:eastAsia="Calibri" w:hAnsi="Calibri"/>
+        </w:rPr>
+        <w:t xml:space="preserve"> (Create custom error response) ➔ </w:t>
+      </w:r>
+      <w:r>
+        <w:rPr>
+          <w:rFonts w:ascii="Calibri" w:cs="Calibri" w:eastAsia="Calibri" w:hAnsi="Calibri"/>
+          <w:b/>
+          <w:bCs/>
+        </w:rPr>
+        <w:t xml:space="preserve">Código de error HTTP</w:t>
+      </w:r>
+      <w:r>
+        <w:rPr>
+          <w:rFonts w:ascii="Calibri" w:cs="Calibri" w:eastAsia="Calibri" w:hAnsi="Calibri"/>
+        </w:rPr>
+        <w:t xml:space="preserve"> (HTTP error code) </w:t>
       </w:r>
       <w:r>
         <w:rPr>
@@ -20095,13 +20469,13 @@
           <w:i/>
           <w:iCs/>
         </w:rPr>
-        <w:t xml:space="preserve">Yes</w:t>
-      </w:r>
-      <w:r>
-        <w:rPr>
-          <w:rFonts w:ascii="Calibri" w:cs="Calibri" w:eastAsia="Calibri" w:hAnsi="Calibri"/>
-        </w:rPr>
-        <w:t xml:space="preserve"> ➔ </w:t>
+        <w:t xml:space="preserve">Sí</w:t>
+      </w:r>
+      <w:r>
+        <w:rPr>
+          <w:rFonts w:ascii="Calibri" w:cs="Calibri" w:eastAsia="Calibri" w:hAnsi="Calibri"/>
+        </w:rPr>
+        <w:t xml:space="preserve"> (Yes) ➔ </w:t>
       </w:r>
       <w:r>
         <w:rPr>
@@ -20141,13 +20515,13 @@
           <w:b/>
           <w:bCs/>
         </w:rPr>
-        <w:t xml:space="preserve">Create custom error response</w:t>
-      </w:r>
-      <w:r>
-        <w:rPr>
-          <w:rFonts w:ascii="Calibri" w:cs="Calibri" w:eastAsia="Calibri" w:hAnsi="Calibri"/>
-        </w:rPr>
-        <w:t xml:space="preserve">.</w:t>
+        <w:t xml:space="preserve">Crear respuesta de error personalizada</w:t>
+      </w:r>
+      <w:r>
+        <w:rPr>
+          <w:rFonts w:ascii="Calibri" w:cs="Calibri" w:eastAsia="Calibri" w:hAnsi="Calibri"/>
+        </w:rPr>
+        <w:t xml:space="preserve"> (Create custom error response).</w:t>
       </w:r>
     </w:p>
     <w:p>
@@ -20189,27 +20563,27 @@
           <w:b/>
           <w:bCs/>
         </w:rPr>
-        <w:t xml:space="preserve">Origins</w:t>
-      </w:r>
-      <w:r>
-        <w:rPr>
-          <w:rFonts w:ascii="Calibri" w:cs="Calibri" w:eastAsia="Calibri" w:hAnsi="Calibri"/>
-        </w:rPr>
-        <w:t xml:space="preserve"> ➔ </w:t>
-      </w:r>
-      <w:r>
-        <w:rPr>
-          <w:rFonts w:ascii="Calibri" w:cs="Calibri" w:eastAsia="Calibri" w:hAnsi="Calibri"/>
-          <w:b/>
-          <w:bCs/>
-        </w:rPr>
-        <w:t xml:space="preserve">Create origin</w:t>
-      </w:r>
-      <w:r>
-        <w:rPr>
-          <w:rFonts w:ascii="Calibri" w:cs="Calibri" w:eastAsia="Calibri" w:hAnsi="Calibri"/>
-        </w:rPr>
-        <w:t xml:space="preserve">.</w:t>
+        <w:t xml:space="preserve">Orígenes</w:t>
+      </w:r>
+      <w:r>
+        <w:rPr>
+          <w:rFonts w:ascii="Calibri" w:cs="Calibri" w:eastAsia="Calibri" w:hAnsi="Calibri"/>
+        </w:rPr>
+        <w:t xml:space="preserve"> (Origins) ➔ </w:t>
+      </w:r>
+      <w:r>
+        <w:rPr>
+          <w:rFonts w:ascii="Calibri" w:cs="Calibri" w:eastAsia="Calibri" w:hAnsi="Calibri"/>
+          <w:b/>
+          <w:bCs/>
+        </w:rPr>
+        <w:t xml:space="preserve">Crear origen</w:t>
+      </w:r>
+      <w:r>
+        <w:rPr>
+          <w:rFonts w:ascii="Calibri" w:cs="Calibri" w:eastAsia="Calibri" w:hAnsi="Calibri"/>
+        </w:rPr>
+        <w:t xml:space="preserve"> (Create origin).</w:t>
       </w:r>
     </w:p>
     <w:p>
@@ -20227,27 +20601,27 @@
           <w:b/>
           <w:bCs/>
         </w:rPr>
-        <w:t xml:space="preserve">Origin domain:</w:t>
-      </w:r>
-      <w:r>
-        <w:rPr>
-          <w:rFonts w:ascii="Calibri" w:cs="Calibri" w:eastAsia="Calibri" w:hAnsi="Calibri"/>
-        </w:rPr>
-        <w:t xml:space="preserve"> pega el </w:t>
-      </w:r>
-      <w:r>
-        <w:rPr>
-          <w:rFonts w:ascii="Calibri" w:cs="Calibri" w:eastAsia="Calibri" w:hAnsi="Calibri"/>
-          <w:b/>
-          <w:bCs/>
-        </w:rPr>
-        <w:t xml:space="preserve">Public IPv4 DNS</w:t>
-      </w:r>
-      <w:r>
-        <w:rPr>
-          <w:rFonts w:ascii="Calibri" w:cs="Calibri" w:eastAsia="Calibri" w:hAnsi="Calibri"/>
-        </w:rPr>
-        <w:t xml:space="preserve"> de tu EC2 (ejemplo </w:t>
+        <w:t xml:space="preserve">Dominio de origen:</w:t>
+      </w:r>
+      <w:r>
+        <w:rPr>
+          <w:rFonts w:ascii="Calibri" w:cs="Calibri" w:eastAsia="Calibri" w:hAnsi="Calibri"/>
+        </w:rPr>
+        <w:t xml:space="preserve"> (Origin domain) pega el </w:t>
+      </w:r>
+      <w:r>
+        <w:rPr>
+          <w:rFonts w:ascii="Calibri" w:cs="Calibri" w:eastAsia="Calibri" w:hAnsi="Calibri"/>
+          <w:b/>
+          <w:bCs/>
+        </w:rPr>
+        <w:t xml:space="preserve">DNS de IPv4 pública</w:t>
+      </w:r>
+      <w:r>
+        <w:rPr>
+          <w:rFonts w:ascii="Calibri" w:cs="Calibri" w:eastAsia="Calibri" w:hAnsi="Calibri"/>
+        </w:rPr>
+        <w:t xml:space="preserve"> (Public IPv4 DNS) de tu EC2 (ejemplo </w:t>
       </w:r>
       <w:r>
         <w:rPr>
@@ -20341,13 +20715,13 @@
           <w:b/>
           <w:bCs/>
         </w:rPr>
-        <w:t xml:space="preserve">Protocol:</w:t>
-      </w:r>
-      <w:r>
-        <w:rPr>
-          <w:rFonts w:ascii="Calibri" w:cs="Calibri" w:eastAsia="Calibri" w:hAnsi="Calibri"/>
-        </w:rPr>
-        <w:t xml:space="preserve"> </w:t>
+        <w:t xml:space="preserve">Protocolo:</w:t>
+      </w:r>
+      <w:r>
+        <w:rPr>
+          <w:rFonts w:ascii="Calibri" w:cs="Calibri" w:eastAsia="Calibri" w:hAnsi="Calibri"/>
+        </w:rPr>
+        <w:t xml:space="preserve"> (Protocol) </w:t>
       </w:r>
       <w:r>
         <w:rPr>
@@ -20355,13 +20729,13 @@
           <w:i/>
           <w:iCs/>
         </w:rPr>
-        <w:t xml:space="preserve">HTTP only</w:t>
-      </w:r>
-      <w:r>
-        <w:rPr>
-          <w:rFonts w:ascii="Calibri" w:cs="Calibri" w:eastAsia="Calibri" w:hAnsi="Calibri"/>
-        </w:rPr>
-        <w:t xml:space="preserve">.</w:t>
+        <w:t xml:space="preserve">Solo HTTP</w:t>
+      </w:r>
+      <w:r>
+        <w:rPr>
+          <w:rFonts w:ascii="Calibri" w:cs="Calibri" w:eastAsia="Calibri" w:hAnsi="Calibri"/>
+        </w:rPr>
+        <w:t xml:space="preserve"> (HTTP only).</w:t>
       </w:r>
     </w:p>
     <w:p>
@@ -20379,13 +20753,13 @@
           <w:b/>
           <w:bCs/>
         </w:rPr>
-        <w:t xml:space="preserve">HTTP port:</w:t>
-      </w:r>
-      <w:r>
-        <w:rPr>
-          <w:rFonts w:ascii="Calibri" w:cs="Calibri" w:eastAsia="Calibri" w:hAnsi="Calibri"/>
-        </w:rPr>
-        <w:t xml:space="preserve"> </w:t>
+        <w:t xml:space="preserve">Puerto HTTP:</w:t>
+      </w:r>
+      <w:r>
+        <w:rPr>
+          <w:rFonts w:ascii="Calibri" w:cs="Calibri" w:eastAsia="Calibri" w:hAnsi="Calibri"/>
+        </w:rPr>
+        <w:t xml:space="preserve"> (HTTP port) </w:t>
       </w:r>
       <w:r>
         <w:rPr>
@@ -20419,13 +20793,13 @@
           <w:b/>
           <w:bCs/>
         </w:rPr>
-        <w:t xml:space="preserve">Name:</w:t>
-      </w:r>
-      <w:r>
-        <w:rPr>
-          <w:rFonts w:ascii="Calibri" w:cs="Calibri" w:eastAsia="Calibri" w:hAnsi="Calibri"/>
-        </w:rPr>
-        <w:t xml:space="preserve"> </w:t>
+        <w:t xml:space="preserve">Nombre</w:t>
+      </w:r>
+      <w:r>
+        <w:rPr>
+          <w:rFonts w:ascii="Calibri" w:cs="Calibri" w:eastAsia="Calibri" w:hAnsi="Calibri"/>
+        </w:rPr>
+        <w:t xml:space="preserve"> (Name): </w:t>
       </w:r>
       <w:r>
         <w:rPr>
@@ -20465,13 +20839,13 @@
           <w:b/>
           <w:bCs/>
         </w:rPr>
-        <w:t xml:space="preserve">Create origin</w:t>
-      </w:r>
-      <w:r>
-        <w:rPr>
-          <w:rFonts w:ascii="Calibri" w:cs="Calibri" w:eastAsia="Calibri" w:hAnsi="Calibri"/>
-        </w:rPr>
-        <w:t xml:space="preserve">.</w:t>
+        <w:t xml:space="preserve">Crear origen</w:t>
+      </w:r>
+      <w:r>
+        <w:rPr>
+          <w:rFonts w:ascii="Calibri" w:cs="Calibri" w:eastAsia="Calibri" w:hAnsi="Calibri"/>
+        </w:rPr>
+        <w:t xml:space="preserve"> (Create origin).</w:t>
       </w:r>
     </w:p>
     <w:p>
@@ -20552,27 +20926,27 @@
           <w:b/>
           <w:bCs/>
         </w:rPr>
-        <w:t xml:space="preserve">Behaviors</w:t>
-      </w:r>
-      <w:r>
-        <w:rPr>
-          <w:rFonts w:ascii="Calibri" w:cs="Calibri" w:eastAsia="Calibri" w:hAnsi="Calibri"/>
-        </w:rPr>
-        <w:t xml:space="preserve"> ➔ </w:t>
-      </w:r>
-      <w:r>
-        <w:rPr>
-          <w:rFonts w:ascii="Calibri" w:cs="Calibri" w:eastAsia="Calibri" w:hAnsi="Calibri"/>
-          <w:b/>
-          <w:bCs/>
-        </w:rPr>
-        <w:t xml:space="preserve">Create behavior</w:t>
-      </w:r>
-      <w:r>
-        <w:rPr>
-          <w:rFonts w:ascii="Calibri" w:cs="Calibri" w:eastAsia="Calibri" w:hAnsi="Calibri"/>
-        </w:rPr>
-        <w:t xml:space="preserve">.</w:t>
+        <w:t xml:space="preserve">Comportamientos</w:t>
+      </w:r>
+      <w:r>
+        <w:rPr>
+          <w:rFonts w:ascii="Calibri" w:cs="Calibri" w:eastAsia="Calibri" w:hAnsi="Calibri"/>
+        </w:rPr>
+        <w:t xml:space="preserve"> (Behaviors) ➔ </w:t>
+      </w:r>
+      <w:r>
+        <w:rPr>
+          <w:rFonts w:ascii="Calibri" w:cs="Calibri" w:eastAsia="Calibri" w:hAnsi="Calibri"/>
+          <w:b/>
+          <w:bCs/>
+        </w:rPr>
+        <w:t xml:space="preserve">Crear comportamiento</w:t>
+      </w:r>
+      <w:r>
+        <w:rPr>
+          <w:rFonts w:ascii="Calibri" w:cs="Calibri" w:eastAsia="Calibri" w:hAnsi="Calibri"/>
+        </w:rPr>
+        <w:t xml:space="preserve"> (Create behavior).</w:t>
       </w:r>
     </w:p>
     <w:p>
@@ -20590,13 +20964,13 @@
           <w:b/>
           <w:bCs/>
         </w:rPr>
-        <w:t xml:space="preserve">Path pattern:</w:t>
-      </w:r>
-      <w:r>
-        <w:rPr>
-          <w:rFonts w:ascii="Calibri" w:cs="Calibri" w:eastAsia="Calibri" w:hAnsi="Calibri"/>
-        </w:rPr>
-        <w:t xml:space="preserve"> </w:t>
+        <w:t xml:space="preserve">Patrón de ruta:</w:t>
+      </w:r>
+      <w:r>
+        <w:rPr>
+          <w:rFonts w:ascii="Calibri" w:cs="Calibri" w:eastAsia="Calibri" w:hAnsi="Calibri"/>
+        </w:rPr>
+        <w:t xml:space="preserve"> (Path pattern) </w:t>
       </w:r>
       <w:r>
         <w:rPr>
@@ -20630,13 +21004,13 @@
           <w:b/>
           <w:bCs/>
         </w:rPr>
-        <w:t xml:space="preserve">Origin and origin groups:</w:t>
-      </w:r>
-      <w:r>
-        <w:rPr>
-          <w:rFonts w:ascii="Calibri" w:cs="Calibri" w:eastAsia="Calibri" w:hAnsi="Calibri"/>
-        </w:rPr>
-        <w:t xml:space="preserve"> elige </w:t>
+        <w:t xml:space="preserve">Origen y grupos de origen:</w:t>
+      </w:r>
+      <w:r>
+        <w:rPr>
+          <w:rFonts w:ascii="Calibri" w:cs="Calibri" w:eastAsia="Calibri" w:hAnsi="Calibri"/>
+        </w:rPr>
+        <w:t xml:space="preserve"> (Origin and origin groups) elige </w:t>
       </w:r>
       <w:r>
         <w:rPr>
@@ -20670,13 +21044,13 @@
           <w:b/>
           <w:bCs/>
         </w:rPr>
-        <w:t xml:space="preserve">Compress objects automatically:</w:t>
-      </w:r>
-      <w:r>
-        <w:rPr>
-          <w:rFonts w:ascii="Calibri" w:cs="Calibri" w:eastAsia="Calibri" w:hAnsi="Calibri"/>
-        </w:rPr>
-        <w:t xml:space="preserve"> </w:t>
+        <w:t xml:space="preserve">Comprimir objetos automáticamente:</w:t>
+      </w:r>
+      <w:r>
+        <w:rPr>
+          <w:rFonts w:ascii="Calibri" w:cs="Calibri" w:eastAsia="Calibri" w:hAnsi="Calibri"/>
+        </w:rPr>
+        <w:t xml:space="preserve"> (Compress objects automatically) </w:t>
       </w:r>
       <w:r>
         <w:rPr>
@@ -20684,13 +21058,13 @@
           <w:i/>
           <w:iCs/>
         </w:rPr>
-        <w:t xml:space="preserve">Yes</w:t>
-      </w:r>
-      <w:r>
-        <w:rPr>
-          <w:rFonts w:ascii="Calibri" w:cs="Calibri" w:eastAsia="Calibri" w:hAnsi="Calibri"/>
-        </w:rPr>
-        <w:t xml:space="preserve"> (por defecto).</w:t>
+        <w:t xml:space="preserve">Sí</w:t>
+      </w:r>
+      <w:r>
+        <w:rPr>
+          <w:rFonts w:ascii="Calibri" w:cs="Calibri" w:eastAsia="Calibri" w:hAnsi="Calibri"/>
+        </w:rPr>
+        <w:t xml:space="preserve"> (Yes) (por defecto).</w:t>
       </w:r>
     </w:p>
     <w:p>
@@ -20708,13 +21082,13 @@
           <w:b/>
           <w:bCs/>
         </w:rPr>
-        <w:t xml:space="preserve">Viewer protocol policy:</w:t>
-      </w:r>
-      <w:r>
-        <w:rPr>
-          <w:rFonts w:ascii="Calibri" w:cs="Calibri" w:eastAsia="Calibri" w:hAnsi="Calibri"/>
-        </w:rPr>
-        <w:t xml:space="preserve"> </w:t>
+        <w:t xml:space="preserve">Política de protocolo de visor:</w:t>
+      </w:r>
+      <w:r>
+        <w:rPr>
+          <w:rFonts w:ascii="Calibri" w:cs="Calibri" w:eastAsia="Calibri" w:hAnsi="Calibri"/>
+        </w:rPr>
+        <w:t xml:space="preserve"> (Viewer protocol policy) </w:t>
       </w:r>
       <w:r>
         <w:rPr>
@@ -20722,13 +21096,13 @@
           <w:i/>
           <w:iCs/>
         </w:rPr>
-        <w:t xml:space="preserve">Redirect HTTP to HTTPS</w:t>
-      </w:r>
-      <w:r>
-        <w:rPr>
-          <w:rFonts w:ascii="Calibri" w:cs="Calibri" w:eastAsia="Calibri" w:hAnsi="Calibri"/>
-        </w:rPr>
-        <w:t xml:space="preserve">.</w:t>
+        <w:t xml:space="preserve">Redirigir HTTP a HTTPS</w:t>
+      </w:r>
+      <w:r>
+        <w:rPr>
+          <w:rFonts w:ascii="Calibri" w:cs="Calibri" w:eastAsia="Calibri" w:hAnsi="Calibri"/>
+        </w:rPr>
+        <w:t xml:space="preserve"> (Redirect HTTP to HTTPS).</w:t>
       </w:r>
     </w:p>
     <w:p>
@@ -20746,13 +21120,13 @@
           <w:b/>
           <w:bCs/>
         </w:rPr>
-        <w:t xml:space="preserve">Allowed HTTP methods:</w:t>
-      </w:r>
-      <w:r>
-        <w:rPr>
-          <w:rFonts w:ascii="Calibri" w:cs="Calibri" w:eastAsia="Calibri" w:hAnsi="Calibri"/>
-        </w:rPr>
-        <w:t xml:space="preserve"> el tercer botón: </w:t>
+        <w:t xml:space="preserve">Métodos HTTP permitidos:</w:t>
+      </w:r>
+      <w:r>
+        <w:rPr>
+          <w:rFonts w:ascii="Calibri" w:cs="Calibri" w:eastAsia="Calibri" w:hAnsi="Calibri"/>
+        </w:rPr>
+        <w:t xml:space="preserve"> (Allowed HTTP methods) el tercer botón: </w:t>
       </w:r>
       <w:r>
         <w:rPr>
@@ -20784,13 +21158,13 @@
           <w:b/>
           <w:bCs/>
         </w:rPr>
-        <w:t xml:space="preserve">Cache policy:</w:t>
-      </w:r>
-      <w:r>
-        <w:rPr>
-          <w:rFonts w:ascii="Calibri" w:cs="Calibri" w:eastAsia="Calibri" w:hAnsi="Calibri"/>
-        </w:rPr>
-        <w:t xml:space="preserve"> elige </w:t>
+        <w:t xml:space="preserve">Política de caché:</w:t>
+      </w:r>
+      <w:r>
+        <w:rPr>
+          <w:rFonts w:ascii="Calibri" w:cs="Calibri" w:eastAsia="Calibri" w:hAnsi="Calibri"/>
+        </w:rPr>
+        <w:t xml:space="preserve"> (Cache policy) elige </w:t>
       </w:r>
       <w:r>
         <w:rPr>
@@ -20812,13 +21186,13 @@
           <w:b/>
           <w:bCs/>
         </w:rPr>
-        <w:t xml:space="preserve">Managed</w:t>
-      </w:r>
-      <w:r>
-        <w:rPr>
-          <w:rFonts w:ascii="Calibri" w:cs="Calibri" w:eastAsia="Calibri" w:hAnsi="Calibri"/>
-        </w:rPr>
-        <w:t xml:space="preserve">).</w:t>
+        <w:t xml:space="preserve">Administradas</w:t>
+      </w:r>
+      <w:r>
+        <w:rPr>
+          <w:rFonts w:ascii="Calibri" w:cs="Calibri" w:eastAsia="Calibri" w:hAnsi="Calibri"/>
+        </w:rPr>
+        <w:t xml:space="preserve"> (Managed)).</w:t>
       </w:r>
     </w:p>
     <w:p>
@@ -20836,13 +21210,13 @@
           <w:b/>
           <w:bCs/>
         </w:rPr>
-        <w:t xml:space="preserve">Origin request policy:</w:t>
-      </w:r>
-      <w:r>
-        <w:rPr>
-          <w:rFonts w:ascii="Calibri" w:cs="Calibri" w:eastAsia="Calibri" w:hAnsi="Calibri"/>
-        </w:rPr>
-        <w:t xml:space="preserve"> elige </w:t>
+        <w:t xml:space="preserve">Política de solicitud de origen:</w:t>
+      </w:r>
+      <w:r>
+        <w:rPr>
+          <w:rFonts w:ascii="Calibri" w:cs="Calibri" w:eastAsia="Calibri" w:hAnsi="Calibri"/>
+        </w:rPr>
+        <w:t xml:space="preserve"> (Origin request policy) elige </w:t>
       </w:r>
       <w:r>
         <w:rPr>
@@ -20864,13 +21238,13 @@
           <w:b/>
           <w:bCs/>
         </w:rPr>
-        <w:t xml:space="preserve">Managed</w:t>
-      </w:r>
-      <w:r>
-        <w:rPr>
-          <w:rFonts w:ascii="Calibri" w:cs="Calibri" w:eastAsia="Calibri" w:hAnsi="Calibri"/>
-        </w:rPr>
-        <w:t xml:space="preserve">). Esto reenvía el encabezado </w:t>
+        <w:t xml:space="preserve">Administradas</w:t>
+      </w:r>
+      <w:r>
+        <w:rPr>
+          <w:rFonts w:ascii="Calibri" w:cs="Calibri" w:eastAsia="Calibri" w:hAnsi="Calibri"/>
+        </w:rPr>
+        <w:t xml:space="preserve"> (Managed)). Esto reenvía el encabezado </w:t>
       </w:r>
       <w:r>
         <w:rPr>
@@ -20910,13 +21284,13 @@
           <w:b/>
           <w:bCs/>
         </w:rPr>
-        <w:t xml:space="preserve">Create behavior</w:t>
-      </w:r>
-      <w:r>
-        <w:rPr>
-          <w:rFonts w:ascii="Calibri" w:cs="Calibri" w:eastAsia="Calibri" w:hAnsi="Calibri"/>
-        </w:rPr>
-        <w:t xml:space="preserve">.</w:t>
+        <w:t xml:space="preserve">Crear comportamiento</w:t>
+      </w:r>
+      <w:r>
+        <w:rPr>
+          <w:rFonts w:ascii="Calibri" w:cs="Calibri" w:eastAsia="Calibri" w:hAnsi="Calibri"/>
+        </w:rPr>
+        <w:t xml:space="preserve"> (Create behavior).</w:t>
       </w:r>
     </w:p>
     <w:p>
@@ -21439,8 +21813,15 @@
     </w:tbl>
     <w:p>
       <w:pPr>
-        <w:spacing w:after="120"/>
-      </w:pPr>
+        <w:spacing w:after="0" w:line="160"/>
+      </w:pPr>
+      <w:r>
+        <w:rPr>
+          <w:sz w:val="4"/>
+          <w:szCs w:val="4"/>
+        </w:rPr>
+        <w:t xml:space="preserve"/>
+      </w:r>
     </w:p>
     <w:tbl>
       <w:tblPr>
@@ -21584,8 +21965,15 @@
     </w:tbl>
     <w:p>
       <w:pPr>
-        <w:spacing w:after="100"/>
-      </w:pPr>
+        <w:spacing w:after="0" w:line="160"/>
+      </w:pPr>
+      <w:r>
+        <w:rPr>
+          <w:sz w:val="4"/>
+          <w:szCs w:val="4"/>
+        </w:rPr>
+        <w:t xml:space="preserve"/>
+      </w:r>
     </w:p>
     <w:p>
       <w:pPr>
@@ -21651,13 +22039,13 @@
           <w:b/>
           <w:bCs/>
         </w:rPr>
-        <w:t xml:space="preserve">Origins</w:t>
-      </w:r>
-      <w:r>
-        <w:rPr>
-          <w:rFonts w:ascii="Calibri" w:cs="Calibri" w:eastAsia="Calibri" w:hAnsi="Calibri"/>
-        </w:rPr>
-        <w:t xml:space="preserve"> ➔ marca el origen de S3 (</w:t>
+        <w:t xml:space="preserve">Orígenes</w:t>
+      </w:r>
+      <w:r>
+        <w:rPr>
+          <w:rFonts w:ascii="Calibri" w:cs="Calibri" w:eastAsia="Calibri" w:hAnsi="Calibri"/>
+        </w:rPr>
+        <w:t xml:space="preserve"> (Origins) ➔ marca el origen de S3 (</w:t>
       </w:r>
       <w:r>
         <w:rPr>
@@ -21681,13 +22069,13 @@
           <w:b/>
           <w:bCs/>
         </w:rPr>
-        <w:t xml:space="preserve">Edit</w:t>
-      </w:r>
-      <w:r>
-        <w:rPr>
-          <w:rFonts w:ascii="Calibri" w:cs="Calibri" w:eastAsia="Calibri" w:hAnsi="Calibri"/>
-        </w:rPr>
-        <w:t xml:space="preserve">.</w:t>
+        <w:t xml:space="preserve">Editar</w:t>
+      </w:r>
+      <w:r>
+        <w:rPr>
+          <w:rFonts w:ascii="Calibri" w:cs="Calibri" w:eastAsia="Calibri" w:hAnsi="Calibri"/>
+        </w:rPr>
+        <w:t xml:space="preserve"> (Edit).</w:t>
       </w:r>
     </w:p>
     <w:p>
@@ -21711,27 +22099,27 @@
           <w:i/>
           <w:iCs/>
         </w:rPr>
-        <w:t xml:space="preserve">You must allow access to the CloudFront distribution in the S3 bucket policy</w:t>
-      </w:r>
-      <w:r>
-        <w:rPr>
-          <w:rFonts w:ascii="Calibri" w:cs="Calibri" w:eastAsia="Calibri" w:hAnsi="Calibri"/>
-        </w:rPr>
-        <w:t xml:space="preserve">, presiona </w:t>
-      </w:r>
-      <w:r>
-        <w:rPr>
-          <w:rFonts w:ascii="Calibri" w:cs="Calibri" w:eastAsia="Calibri" w:hAnsi="Calibri"/>
-          <w:b/>
-          <w:bCs/>
-        </w:rPr>
-        <w:t xml:space="preserve">Copy policy</w:t>
-      </w:r>
-      <w:r>
-        <w:rPr>
-          <w:rFonts w:ascii="Calibri" w:cs="Calibri" w:eastAsia="Calibri" w:hAnsi="Calibri"/>
-        </w:rPr>
-        <w:t xml:space="preserve">. (Si no hay banner, ve directo al paso 3 para comprobar.)</w:t>
+        <w:t xml:space="preserve">Debe permitir el acceso a la distribución de CloudFront en la política del bucket de S3</w:t>
+      </w:r>
+      <w:r>
+        <w:rPr>
+          <w:rFonts w:ascii="Calibri" w:cs="Calibri" w:eastAsia="Calibri" w:hAnsi="Calibri"/>
+        </w:rPr>
+        <w:t xml:space="preserve"> (You must allow access to the CloudFront distribution in the S3 bucket policy), presiona </w:t>
+      </w:r>
+      <w:r>
+        <w:rPr>
+          <w:rFonts w:ascii="Calibri" w:cs="Calibri" w:eastAsia="Calibri" w:hAnsi="Calibri"/>
+          <w:b/>
+          <w:bCs/>
+        </w:rPr>
+        <w:t xml:space="preserve">Copiar política</w:t>
+      </w:r>
+      <w:r>
+        <w:rPr>
+          <w:rFonts w:ascii="Calibri" w:cs="Calibri" w:eastAsia="Calibri" w:hAnsi="Calibri"/>
+        </w:rPr>
+        <w:t xml:space="preserve"> (Copy policy). (Si no hay banner, ve directo al paso 3 para comprobar.)</w:t>
       </w:r>
     </w:p>
     <w:p>
@@ -21771,41 +22159,41 @@
           <w:b/>
           <w:bCs/>
         </w:rPr>
-        <w:t xml:space="preserve">Permissions</w:t>
-      </w:r>
-      <w:r>
-        <w:rPr>
-          <w:rFonts w:ascii="Calibri" w:cs="Calibri" w:eastAsia="Calibri" w:hAnsi="Calibri"/>
-        </w:rPr>
-        <w:t xml:space="preserve"> ➔ </w:t>
-      </w:r>
-      <w:r>
-        <w:rPr>
-          <w:rFonts w:ascii="Calibri" w:cs="Calibri" w:eastAsia="Calibri" w:hAnsi="Calibri"/>
-          <w:b/>
-          <w:bCs/>
-        </w:rPr>
-        <w:t xml:space="preserve">Bucket policy</w:t>
-      </w:r>
-      <w:r>
-        <w:rPr>
-          <w:rFonts w:ascii="Calibri" w:cs="Calibri" w:eastAsia="Calibri" w:hAnsi="Calibri"/>
-        </w:rPr>
-        <w:t xml:space="preserve"> ➔ </w:t>
-      </w:r>
-      <w:r>
-        <w:rPr>
-          <w:rFonts w:ascii="Calibri" w:cs="Calibri" w:eastAsia="Calibri" w:hAnsi="Calibri"/>
-          <w:b/>
-          <w:bCs/>
-        </w:rPr>
-        <w:t xml:space="preserve">Edit</w:t>
-      </w:r>
-      <w:r>
-        <w:rPr>
-          <w:rFonts w:ascii="Calibri" w:cs="Calibri" w:eastAsia="Calibri" w:hAnsi="Calibri"/>
-        </w:rPr>
-        <w:t xml:space="preserve">.</w:t>
+        <w:t xml:space="preserve">Permisos</w:t>
+      </w:r>
+      <w:r>
+        <w:rPr>
+          <w:rFonts w:ascii="Calibri" w:cs="Calibri" w:eastAsia="Calibri" w:hAnsi="Calibri"/>
+        </w:rPr>
+        <w:t xml:space="preserve"> (Permissions) ➔ </w:t>
+      </w:r>
+      <w:r>
+        <w:rPr>
+          <w:rFonts w:ascii="Calibri" w:cs="Calibri" w:eastAsia="Calibri" w:hAnsi="Calibri"/>
+          <w:b/>
+          <w:bCs/>
+        </w:rPr>
+        <w:t xml:space="preserve">Política del bucket</w:t>
+      </w:r>
+      <w:r>
+        <w:rPr>
+          <w:rFonts w:ascii="Calibri" w:cs="Calibri" w:eastAsia="Calibri" w:hAnsi="Calibri"/>
+        </w:rPr>
+        <w:t xml:space="preserve"> (Bucket policy) ➔ </w:t>
+      </w:r>
+      <w:r>
+        <w:rPr>
+          <w:rFonts w:ascii="Calibri" w:cs="Calibri" w:eastAsia="Calibri" w:hAnsi="Calibri"/>
+          <w:b/>
+          <w:bCs/>
+        </w:rPr>
+        <w:t xml:space="preserve">Editar</w:t>
+      </w:r>
+      <w:r>
+        <w:rPr>
+          <w:rFonts w:ascii="Calibri" w:cs="Calibri" w:eastAsia="Calibri" w:hAnsi="Calibri"/>
+        </w:rPr>
+        <w:t xml:space="preserve"> (Edit).</w:t>
       </w:r>
     </w:p>
     <w:p>
@@ -22133,8 +22521,15 @@
     </w:tbl>
     <w:p>
       <w:pPr>
-        <w:spacing w:after="100"/>
-      </w:pPr>
+        <w:spacing w:after="0" w:line="160"/>
+      </w:pPr>
+      <w:r>
+        <w:rPr>
+          <w:sz w:val="4"/>
+          <w:szCs w:val="4"/>
+        </w:rPr>
+        <w:t xml:space="preserve"/>
+      </w:r>
     </w:p>
     <w:p>
       <w:pPr>
@@ -22157,13 +22552,13 @@
           <w:b/>
           <w:bCs/>
         </w:rPr>
-        <w:t xml:space="preserve">Save changes</w:t>
-      </w:r>
-      <w:r>
-        <w:rPr>
-          <w:rFonts w:ascii="Calibri" w:cs="Calibri" w:eastAsia="Calibri" w:hAnsi="Calibri"/>
-        </w:rPr>
-        <w:t xml:space="preserve">.</w:t>
+        <w:t xml:space="preserve">Guardar cambios</w:t>
+      </w:r>
+      <w:r>
+        <w:rPr>
+          <w:rFonts w:ascii="Calibri" w:cs="Calibri" w:eastAsia="Calibri" w:hAnsi="Calibri"/>
+        </w:rPr>
+        <w:t xml:space="preserve"> (Save changes).</w:t>
       </w:r>
     </w:p>
     <w:tbl>
@@ -22321,8 +22716,15 @@
     </w:tbl>
     <w:p>
       <w:pPr>
-        <w:spacing w:after="100"/>
-      </w:pPr>
+        <w:spacing w:after="0" w:line="160"/>
+      </w:pPr>
+      <w:r>
+        <w:rPr>
+          <w:sz w:val="4"/>
+          <w:szCs w:val="4"/>
+        </w:rPr>
+        <w:t xml:space="preserve"/>
+      </w:r>
     </w:p>
     <w:p>
       <w:pPr>
@@ -22595,8 +22997,15 @@
     </w:tbl>
     <w:p>
       <w:pPr>
-        <w:spacing w:after="100"/>
-      </w:pPr>
+        <w:spacing w:after="0" w:line="160"/>
+      </w:pPr>
+      <w:r>
+        <w:rPr>
+          <w:sz w:val="4"/>
+          <w:szCs w:val="4"/>
+        </w:rPr>
+        <w:t xml:space="preserve"/>
+      </w:r>
     </w:p>
     <w:p>
       <w:pPr>
@@ -22653,27 +23062,27 @@
           <w:b/>
           <w:bCs/>
         </w:rPr>
-        <w:t xml:space="preserve">Identity providers</w:t>
-      </w:r>
-      <w:r>
-        <w:rPr>
-          <w:rFonts w:ascii="Calibri" w:cs="Calibri" w:eastAsia="Calibri" w:hAnsi="Calibri"/>
-        </w:rPr>
-        <w:t xml:space="preserve"> ➔ </w:t>
-      </w:r>
-      <w:r>
-        <w:rPr>
-          <w:rFonts w:ascii="Calibri" w:cs="Calibri" w:eastAsia="Calibri" w:hAnsi="Calibri"/>
-          <w:b/>
-          <w:bCs/>
-        </w:rPr>
-        <w:t xml:space="preserve">Add provider</w:t>
-      </w:r>
-      <w:r>
-        <w:rPr>
-          <w:rFonts w:ascii="Calibri" w:cs="Calibri" w:eastAsia="Calibri" w:hAnsi="Calibri"/>
-        </w:rPr>
-        <w:t xml:space="preserve">.</w:t>
+        <w:t xml:space="preserve">Proveedores de identidad</w:t>
+      </w:r>
+      <w:r>
+        <w:rPr>
+          <w:rFonts w:ascii="Calibri" w:cs="Calibri" w:eastAsia="Calibri" w:hAnsi="Calibri"/>
+        </w:rPr>
+        <w:t xml:space="preserve"> (Identity providers) ➔ </w:t>
+      </w:r>
+      <w:r>
+        <w:rPr>
+          <w:rFonts w:ascii="Calibri" w:cs="Calibri" w:eastAsia="Calibri" w:hAnsi="Calibri"/>
+          <w:b/>
+          <w:bCs/>
+        </w:rPr>
+        <w:t xml:space="preserve">Agregar proveedor</w:t>
+      </w:r>
+      <w:r>
+        <w:rPr>
+          <w:rFonts w:ascii="Calibri" w:cs="Calibri" w:eastAsia="Calibri" w:hAnsi="Calibri"/>
+        </w:rPr>
+        <w:t xml:space="preserve"> (Add provider).</w:t>
       </w:r>
     </w:p>
     <w:p>
@@ -22691,13 +23100,13 @@
           <w:b/>
           <w:bCs/>
         </w:rPr>
-        <w:t xml:space="preserve">Provider type:</w:t>
-      </w:r>
-      <w:r>
-        <w:rPr>
-          <w:rFonts w:ascii="Calibri" w:cs="Calibri" w:eastAsia="Calibri" w:hAnsi="Calibri"/>
-        </w:rPr>
-        <w:t xml:space="preserve"> </w:t>
+        <w:t xml:space="preserve">Tipo de proveedor:</w:t>
+      </w:r>
+      <w:r>
+        <w:rPr>
+          <w:rFonts w:ascii="Calibri" w:cs="Calibri" w:eastAsia="Calibri" w:hAnsi="Calibri"/>
+        </w:rPr>
+        <w:t xml:space="preserve"> (Provider type) </w:t>
       </w:r>
       <w:r>
         <w:rPr>
@@ -22729,13 +23138,13 @@
           <w:b/>
           <w:bCs/>
         </w:rPr>
-        <w:t xml:space="preserve">Provider URL:</w:t>
-      </w:r>
-      <w:r>
-        <w:rPr>
-          <w:rFonts w:ascii="Calibri" w:cs="Calibri" w:eastAsia="Calibri" w:hAnsi="Calibri"/>
-        </w:rPr>
-        <w:t xml:space="preserve"> </w:t>
+        <w:t xml:space="preserve">URL del proveedor:</w:t>
+      </w:r>
+      <w:r>
+        <w:rPr>
+          <w:rFonts w:ascii="Calibri" w:cs="Calibri" w:eastAsia="Calibri" w:hAnsi="Calibri"/>
+        </w:rPr>
+        <w:t xml:space="preserve"> (Provider URL) </w:t>
       </w:r>
       <w:r>
         <w:rPr>
@@ -22759,13 +23168,13 @@
           <w:b/>
           <w:bCs/>
         </w:rPr>
-        <w:t xml:space="preserve">Get thumbprint</w:t>
-      </w:r>
-      <w:r>
-        <w:rPr>
-          <w:rFonts w:ascii="Calibri" w:cs="Calibri" w:eastAsia="Calibri" w:hAnsi="Calibri"/>
-        </w:rPr>
-        <w:t xml:space="preserve">.</w:t>
+        <w:t xml:space="preserve">Obtener huella digital</w:t>
+      </w:r>
+      <w:r>
+        <w:rPr>
+          <w:rFonts w:ascii="Calibri" w:cs="Calibri" w:eastAsia="Calibri" w:hAnsi="Calibri"/>
+        </w:rPr>
+        <w:t xml:space="preserve"> (Get thumbprint).</w:t>
       </w:r>
     </w:p>
     <w:p>
@@ -22783,13 +23192,13 @@
           <w:b/>
           <w:bCs/>
         </w:rPr>
-        <w:t xml:space="preserve">Audience:</w:t>
-      </w:r>
-      <w:r>
-        <w:rPr>
-          <w:rFonts w:ascii="Calibri" w:cs="Calibri" w:eastAsia="Calibri" w:hAnsi="Calibri"/>
-        </w:rPr>
-        <w:t xml:space="preserve"> </w:t>
+        <w:t xml:space="preserve">Audiencia:</w:t>
+      </w:r>
+      <w:r>
+        <w:rPr>
+          <w:rFonts w:ascii="Calibri" w:cs="Calibri" w:eastAsia="Calibri" w:hAnsi="Calibri"/>
+        </w:rPr>
+        <w:t xml:space="preserve"> (Audience) </w:t>
       </w:r>
       <w:r>
         <w:rPr>
@@ -22829,13 +23238,13 @@
           <w:b/>
           <w:bCs/>
         </w:rPr>
-        <w:t xml:space="preserve">Add provider</w:t>
-      </w:r>
-      <w:r>
-        <w:rPr>
-          <w:rFonts w:ascii="Calibri" w:cs="Calibri" w:eastAsia="Calibri" w:hAnsi="Calibri"/>
-        </w:rPr>
-        <w:t xml:space="preserve">.</w:t>
+        <w:t xml:space="preserve">Agregar proveedor</w:t>
+      </w:r>
+      <w:r>
+        <w:rPr>
+          <w:rFonts w:ascii="Calibri" w:cs="Calibri" w:eastAsia="Calibri" w:hAnsi="Calibri"/>
+        </w:rPr>
+        <w:t xml:space="preserve"> (Add provider).</w:t>
       </w:r>
     </w:p>
     <w:tbl>
@@ -22910,7 +23319,7 @@
                 <w:sz w:val="21"/>
                 <w:szCs w:val="21"/>
               </w:rPr>
-              <w:t xml:space="preserve">Provider with url ... already exists</w:t>
+              <w:t xml:space="preserve">Ya existe un proveedor con esa URL</w:t>
             </w:r>
             <w:r>
               <w:rPr>
@@ -22918,7 +23327,7 @@
                 <w:sz w:val="21"/>
                 <w:szCs w:val="21"/>
               </w:rPr>
-              <w:t xml:space="preserve">, ya lo habías creado antes: </w:t>
+              <w:t xml:space="preserve"> (Provider with url ... already exists), ya lo habías creado antes: </w:t>
             </w:r>
             <w:r>
               <w:rPr>
@@ -22944,8 +23353,15 @@
     </w:tbl>
     <w:p>
       <w:pPr>
-        <w:spacing w:after="100"/>
-      </w:pPr>
+        <w:spacing w:after="0" w:line="160"/>
+      </w:pPr>
+      <w:r>
+        <w:rPr>
+          <w:sz w:val="4"/>
+          <w:szCs w:val="4"/>
+        </w:rPr>
+        <w:t xml:space="preserve"/>
+      </w:r>
     </w:p>
     <w:p>
       <w:pPr>
@@ -22986,27 +23402,27 @@
           <w:b/>
           <w:bCs/>
         </w:rPr>
-        <w:t xml:space="preserve">Policies</w:t>
-      </w:r>
-      <w:r>
-        <w:rPr>
-          <w:rFonts w:ascii="Calibri" w:cs="Calibri" w:eastAsia="Calibri" w:hAnsi="Calibri"/>
-        </w:rPr>
-        <w:t xml:space="preserve"> ➔ </w:t>
-      </w:r>
-      <w:r>
-        <w:rPr>
-          <w:rFonts w:ascii="Calibri" w:cs="Calibri" w:eastAsia="Calibri" w:hAnsi="Calibri"/>
-          <w:b/>
-          <w:bCs/>
-        </w:rPr>
-        <w:t xml:space="preserve">Create policy</w:t>
-      </w:r>
-      <w:r>
-        <w:rPr>
-          <w:rFonts w:ascii="Calibri" w:cs="Calibri" w:eastAsia="Calibri" w:hAnsi="Calibri"/>
-        </w:rPr>
-        <w:t xml:space="preserve"> ➔ pestaña </w:t>
+        <w:t xml:space="preserve">Políticas</w:t>
+      </w:r>
+      <w:r>
+        <w:rPr>
+          <w:rFonts w:ascii="Calibri" w:cs="Calibri" w:eastAsia="Calibri" w:hAnsi="Calibri"/>
+        </w:rPr>
+        <w:t xml:space="preserve"> (Policies) ➔ </w:t>
+      </w:r>
+      <w:r>
+        <w:rPr>
+          <w:rFonts w:ascii="Calibri" w:cs="Calibri" w:eastAsia="Calibri" w:hAnsi="Calibri"/>
+          <w:b/>
+          <w:bCs/>
+        </w:rPr>
+        <w:t xml:space="preserve">Crear política</w:t>
+      </w:r>
+      <w:r>
+        <w:rPr>
+          <w:rFonts w:ascii="Calibri" w:cs="Calibri" w:eastAsia="Calibri" w:hAnsi="Calibri"/>
+        </w:rPr>
+        <w:t xml:space="preserve"> (Create policy) ➔ pestaña </w:t>
       </w:r>
       <w:r>
         <w:rPr>
@@ -23378,8 +23794,15 @@
     </w:tbl>
     <w:p>
       <w:pPr>
-        <w:spacing w:after="100"/>
-      </w:pPr>
+        <w:spacing w:after="0" w:line="160"/>
+      </w:pPr>
+      <w:r>
+        <w:rPr>
+          <w:sz w:val="4"/>
+          <w:szCs w:val="4"/>
+        </w:rPr>
+        <w:t xml:space="preserve"/>
+      </w:r>
     </w:p>
     <w:p>
       <w:pPr>
@@ -23396,27 +23819,27 @@
           <w:b/>
           <w:bCs/>
         </w:rPr>
-        <w:t xml:space="preserve">Next</w:t>
-      </w:r>
-      <w:r>
-        <w:rPr>
-          <w:rFonts w:ascii="Calibri" w:cs="Calibri" w:eastAsia="Calibri" w:hAnsi="Calibri"/>
-        </w:rPr>
-        <w:t xml:space="preserve"> ➔ </w:t>
-      </w:r>
-      <w:r>
-        <w:rPr>
-          <w:rFonts w:ascii="Calibri" w:cs="Calibri" w:eastAsia="Calibri" w:hAnsi="Calibri"/>
-          <w:b/>
-          <w:bCs/>
-        </w:rPr>
-        <w:t xml:space="preserve">Policy name:</w:t>
-      </w:r>
-      <w:r>
-        <w:rPr>
-          <w:rFonts w:ascii="Calibri" w:cs="Calibri" w:eastAsia="Calibri" w:hAnsi="Calibri"/>
-        </w:rPr>
-        <w:t xml:space="preserve"> </w:t>
+        <w:t xml:space="preserve">Siguiente</w:t>
+      </w:r>
+      <w:r>
+        <w:rPr>
+          <w:rFonts w:ascii="Calibri" w:cs="Calibri" w:eastAsia="Calibri" w:hAnsi="Calibri"/>
+        </w:rPr>
+        <w:t xml:space="preserve"> (Next) ➔ </w:t>
+      </w:r>
+      <w:r>
+        <w:rPr>
+          <w:rFonts w:ascii="Calibri" w:cs="Calibri" w:eastAsia="Calibri" w:hAnsi="Calibri"/>
+          <w:b/>
+          <w:bCs/>
+        </w:rPr>
+        <w:t xml:space="preserve">Nombre de la política:</w:t>
+      </w:r>
+      <w:r>
+        <w:rPr>
+          <w:rFonts w:ascii="Calibri" w:cs="Calibri" w:eastAsia="Calibri" w:hAnsi="Calibri"/>
+        </w:rPr>
+        <w:t xml:space="preserve"> (Policy name) </w:t>
       </w:r>
       <w:r>
         <w:rPr>
@@ -23440,13 +23863,13 @@
           <w:b/>
           <w:bCs/>
         </w:rPr>
-        <w:t xml:space="preserve">Create policy</w:t>
-      </w:r>
-      <w:r>
-        <w:rPr>
-          <w:rFonts w:ascii="Calibri" w:cs="Calibri" w:eastAsia="Calibri" w:hAnsi="Calibri"/>
-        </w:rPr>
-        <w:t xml:space="preserve">.</w:t>
+        <w:t xml:space="preserve">Crear política</w:t>
+      </w:r>
+      <w:r>
+        <w:rPr>
+          <w:rFonts w:ascii="Calibri" w:cs="Calibri" w:eastAsia="Calibri" w:hAnsi="Calibri"/>
+        </w:rPr>
+        <w:t xml:space="preserve"> (Create policy).</w:t>
       </w:r>
     </w:p>
     <w:p>
@@ -23502,13 +23925,13 @@
           <w:b/>
           <w:bCs/>
         </w:rPr>
-        <w:t xml:space="preserve">Create role</w:t>
-      </w:r>
-      <w:r>
-        <w:rPr>
-          <w:rFonts w:ascii="Calibri" w:cs="Calibri" w:eastAsia="Calibri" w:hAnsi="Calibri"/>
-        </w:rPr>
-        <w:t xml:space="preserve">.</w:t>
+        <w:t xml:space="preserve">Crear rol</w:t>
+      </w:r>
+      <w:r>
+        <w:rPr>
+          <w:rFonts w:ascii="Calibri" w:cs="Calibri" w:eastAsia="Calibri" w:hAnsi="Calibri"/>
+        </w:rPr>
+        <w:t xml:space="preserve"> (Create role).</w:t>
       </w:r>
     </w:p>
     <w:p>
@@ -23526,13 +23949,13 @@
           <w:b/>
           <w:bCs/>
         </w:rPr>
-        <w:t xml:space="preserve">Trusted entity type:</w:t>
-      </w:r>
-      <w:r>
-        <w:rPr>
-          <w:rFonts w:ascii="Calibri" w:cs="Calibri" w:eastAsia="Calibri" w:hAnsi="Calibri"/>
-        </w:rPr>
-        <w:t xml:space="preserve"> </w:t>
+        <w:t xml:space="preserve">Tipo de entidad de confianza:</w:t>
+      </w:r>
+      <w:r>
+        <w:rPr>
+          <w:rFonts w:ascii="Calibri" w:cs="Calibri" w:eastAsia="Calibri" w:hAnsi="Calibri"/>
+        </w:rPr>
+        <w:t xml:space="preserve"> (Trusted entity type) </w:t>
       </w:r>
       <w:r>
         <w:rPr>
@@ -23540,13 +23963,13 @@
           <w:i/>
           <w:iCs/>
         </w:rPr>
-        <w:t xml:space="preserve">Web identity</w:t>
-      </w:r>
-      <w:r>
-        <w:rPr>
-          <w:rFonts w:ascii="Calibri" w:cs="Calibri" w:eastAsia="Calibri" w:hAnsi="Calibri"/>
-        </w:rPr>
-        <w:t xml:space="preserve">.</w:t>
+        <w:t xml:space="preserve">Identidad web</w:t>
+      </w:r>
+      <w:r>
+        <w:rPr>
+          <w:rFonts w:ascii="Calibri" w:cs="Calibri" w:eastAsia="Calibri" w:hAnsi="Calibri"/>
+        </w:rPr>
+        <w:t xml:space="preserve"> (Web identity).</w:t>
       </w:r>
     </w:p>
     <w:p>
@@ -23564,13 +23987,13 @@
           <w:b/>
           <w:bCs/>
         </w:rPr>
-        <w:t xml:space="preserve">Identity provider:</w:t>
-      </w:r>
-      <w:r>
-        <w:rPr>
-          <w:rFonts w:ascii="Calibri" w:cs="Calibri" w:eastAsia="Calibri" w:hAnsi="Calibri"/>
-        </w:rPr>
-        <w:t xml:space="preserve"> elige </w:t>
+        <w:t xml:space="preserve">Proveedor de identidad:</w:t>
+      </w:r>
+      <w:r>
+        <w:rPr>
+          <w:rFonts w:ascii="Calibri" w:cs="Calibri" w:eastAsia="Calibri" w:hAnsi="Calibri"/>
+        </w:rPr>
+        <w:t xml:space="preserve"> (Identity provider) elige </w:t>
       </w:r>
       <w:r>
         <w:rPr>
@@ -23594,13 +24017,13 @@
           <w:b/>
           <w:bCs/>
         </w:rPr>
-        <w:t xml:space="preserve">Audience:</w:t>
-      </w:r>
-      <w:r>
-        <w:rPr>
-          <w:rFonts w:ascii="Calibri" w:cs="Calibri" w:eastAsia="Calibri" w:hAnsi="Calibri"/>
-        </w:rPr>
-        <w:t xml:space="preserve"> </w:t>
+        <w:t xml:space="preserve">Audiencia:</w:t>
+      </w:r>
+      <w:r>
+        <w:rPr>
+          <w:rFonts w:ascii="Calibri" w:cs="Calibri" w:eastAsia="Calibri" w:hAnsi="Calibri"/>
+        </w:rPr>
+        <w:t xml:space="preserve"> (Audience) </w:t>
       </w:r>
       <w:r>
         <w:rPr>
@@ -23640,13 +24063,13 @@
           <w:b/>
           <w:bCs/>
         </w:rPr>
-        <w:t xml:space="preserve">GitHub organization</w:t>
-      </w:r>
-      <w:r>
-        <w:rPr>
-          <w:rFonts w:ascii="Calibri" w:cs="Calibri" w:eastAsia="Calibri" w:hAnsi="Calibri"/>
-        </w:rPr>
-        <w:t xml:space="preserve"> </w:t>
+        <w:t xml:space="preserve">Organización de GitHub</w:t>
+      </w:r>
+      <w:r>
+        <w:rPr>
+          <w:rFonts w:ascii="Calibri" w:cs="Calibri" w:eastAsia="Calibri" w:hAnsi="Calibri"/>
+        </w:rPr>
+        <w:t xml:space="preserve"> (GitHub organization) </w:t>
       </w:r>
       <w:r>
         <w:rPr>
@@ -23670,13 +24093,13 @@
           <w:b/>
           <w:bCs/>
         </w:rPr>
-        <w:t xml:space="preserve">GitHub repository</w:t>
-      </w:r>
-      <w:r>
-        <w:rPr>
-          <w:rFonts w:ascii="Calibri" w:cs="Calibri" w:eastAsia="Calibri" w:hAnsi="Calibri"/>
-        </w:rPr>
-        <w:t xml:space="preserve"> </w:t>
+        <w:t xml:space="preserve">Repositorio de GitHub</w:t>
+      </w:r>
+      <w:r>
+        <w:rPr>
+          <w:rFonts w:ascii="Calibri" w:cs="Calibri" w:eastAsia="Calibri" w:hAnsi="Calibri"/>
+        </w:rPr>
+        <w:t xml:space="preserve"> (GitHub repository) </w:t>
       </w:r>
       <w:r>
         <w:rPr>
@@ -23700,13 +24123,13 @@
           <w:b/>
           <w:bCs/>
         </w:rPr>
-        <w:t xml:space="preserve">GitHub branch</w:t>
-      </w:r>
-      <w:r>
-        <w:rPr>
-          <w:rFonts w:ascii="Calibri" w:cs="Calibri" w:eastAsia="Calibri" w:hAnsi="Calibri"/>
-        </w:rPr>
-        <w:t xml:space="preserve"> </w:t>
+        <w:t xml:space="preserve">Rama de GitHub</w:t>
+      </w:r>
+      <w:r>
+        <w:rPr>
+          <w:rFonts w:ascii="Calibri" w:cs="Calibri" w:eastAsia="Calibri" w:hAnsi="Calibri"/>
+        </w:rPr>
+        <w:t xml:space="preserve"> (GitHub branch) </w:t>
       </w:r>
       <w:r>
         <w:rPr>
@@ -23730,13 +24153,13 @@
           <w:b/>
           <w:bCs/>
         </w:rPr>
-        <w:t xml:space="preserve">Next</w:t>
-      </w:r>
-      <w:r>
-        <w:rPr>
-          <w:rFonts w:ascii="Calibri" w:cs="Calibri" w:eastAsia="Calibri" w:hAnsi="Calibri"/>
-        </w:rPr>
-        <w:t xml:space="preserve">.</w:t>
+        <w:t xml:space="preserve">Siguiente</w:t>
+      </w:r>
+      <w:r>
+        <w:rPr>
+          <w:rFonts w:ascii="Calibri" w:cs="Calibri" w:eastAsia="Calibri" w:hAnsi="Calibri"/>
+        </w:rPr>
+        <w:t xml:space="preserve"> (Next).</w:t>
       </w:r>
     </w:p>
     <w:p>
@@ -23776,13 +24199,13 @@
           <w:b/>
           <w:bCs/>
         </w:rPr>
-        <w:t xml:space="preserve">Next</w:t>
-      </w:r>
-      <w:r>
-        <w:rPr>
-          <w:rFonts w:ascii="Calibri" w:cs="Calibri" w:eastAsia="Calibri" w:hAnsi="Calibri"/>
-        </w:rPr>
-        <w:t xml:space="preserve">.</w:t>
+        <w:t xml:space="preserve">Siguiente</w:t>
+      </w:r>
+      <w:r>
+        <w:rPr>
+          <w:rFonts w:ascii="Calibri" w:cs="Calibri" w:eastAsia="Calibri" w:hAnsi="Calibri"/>
+        </w:rPr>
+        <w:t xml:space="preserve"> (Next).</w:t>
       </w:r>
     </w:p>
     <w:p>
@@ -23800,13 +24223,13 @@
           <w:b/>
           <w:bCs/>
         </w:rPr>
-        <w:t xml:space="preserve">Role name:</w:t>
-      </w:r>
-      <w:r>
-        <w:rPr>
-          <w:rFonts w:ascii="Calibri" w:cs="Calibri" w:eastAsia="Calibri" w:hAnsi="Calibri"/>
-        </w:rPr>
-        <w:t xml:space="preserve"> </w:t>
+        <w:t xml:space="preserve">Nombre del rol:</w:t>
+      </w:r>
+      <w:r>
+        <w:rPr>
+          <w:rFonts w:ascii="Calibri" w:cs="Calibri" w:eastAsia="Calibri" w:hAnsi="Calibri"/>
+        </w:rPr>
+        <w:t xml:space="preserve"> (Role name) </w:t>
       </w:r>
       <w:r>
         <w:rPr>
@@ -23830,13 +24253,13 @@
           <w:b/>
           <w:bCs/>
         </w:rPr>
-        <w:t xml:space="preserve">Create role</w:t>
-      </w:r>
-      <w:r>
-        <w:rPr>
-          <w:rFonts w:ascii="Calibri" w:cs="Calibri" w:eastAsia="Calibri" w:hAnsi="Calibri"/>
-        </w:rPr>
-        <w:t xml:space="preserve">.</w:t>
+        <w:t xml:space="preserve">Crear rol</w:t>
+      </w:r>
+      <w:r>
+        <w:rPr>
+          <w:rFonts w:ascii="Calibri" w:cs="Calibri" w:eastAsia="Calibri" w:hAnsi="Calibri"/>
+        </w:rPr>
+        <w:t xml:space="preserve"> (Create role).</w:t>
       </w:r>
     </w:p>
     <w:p>
@@ -23860,27 +24283,27 @@
           <w:b/>
           <w:bCs/>
         </w:rPr>
-        <w:t xml:space="preserve">Trust relationships</w:t>
-      </w:r>
-      <w:r>
-        <w:rPr>
-          <w:rFonts w:ascii="Calibri" w:cs="Calibri" w:eastAsia="Calibri" w:hAnsi="Calibri"/>
-        </w:rPr>
-        <w:t xml:space="preserve"> ➔ </w:t>
-      </w:r>
-      <w:r>
-        <w:rPr>
-          <w:rFonts w:ascii="Calibri" w:cs="Calibri" w:eastAsia="Calibri" w:hAnsi="Calibri"/>
-          <w:b/>
-          <w:bCs/>
-        </w:rPr>
-        <w:t xml:space="preserve">Edit trust policy</w:t>
-      </w:r>
-      <w:r>
-        <w:rPr>
-          <w:rFonts w:ascii="Calibri" w:cs="Calibri" w:eastAsia="Calibri" w:hAnsi="Calibri"/>
-        </w:rPr>
-        <w:t xml:space="preserve">.</w:t>
+        <w:t xml:space="preserve">Relaciones de confianza</w:t>
+      </w:r>
+      <w:r>
+        <w:rPr>
+          <w:rFonts w:ascii="Calibri" w:cs="Calibri" w:eastAsia="Calibri" w:hAnsi="Calibri"/>
+        </w:rPr>
+        <w:t xml:space="preserve"> (Trust relationships) ➔ </w:t>
+      </w:r>
+      <w:r>
+        <w:rPr>
+          <w:rFonts w:ascii="Calibri" w:cs="Calibri" w:eastAsia="Calibri" w:hAnsi="Calibri"/>
+          <w:b/>
+          <w:bCs/>
+        </w:rPr>
+        <w:t xml:space="preserve">Editar política de confianza</w:t>
+      </w:r>
+      <w:r>
+        <w:rPr>
+          <w:rFonts w:ascii="Calibri" w:cs="Calibri" w:eastAsia="Calibri" w:hAnsi="Calibri"/>
+        </w:rPr>
+        <w:t xml:space="preserve"> (Edit trust policy).</w:t>
       </w:r>
     </w:p>
     <w:p>
@@ -24246,8 +24669,15 @@
     </w:tbl>
     <w:p>
       <w:pPr>
-        <w:spacing w:after="100"/>
-      </w:pPr>
+        <w:spacing w:after="0" w:line="160"/>
+      </w:pPr>
+      <w:r>
+        <w:rPr>
+          <w:sz w:val="4"/>
+          <w:szCs w:val="4"/>
+        </w:rPr>
+        <w:t xml:space="preserve"/>
+      </w:r>
     </w:p>
     <w:p>
       <w:pPr>
@@ -24270,13 +24700,13 @@
           <w:b/>
           <w:bCs/>
         </w:rPr>
-        <w:t xml:space="preserve">Update policy</w:t>
-      </w:r>
-      <w:r>
-        <w:rPr>
-          <w:rFonts w:ascii="Calibri" w:cs="Calibri" w:eastAsia="Calibri" w:hAnsi="Calibri"/>
-        </w:rPr>
-        <w:t xml:space="preserve">.</w:t>
+        <w:t xml:space="preserve">Actualizar política</w:t>
+      </w:r>
+      <w:r>
+        <w:rPr>
+          <w:rFonts w:ascii="Calibri" w:cs="Calibri" w:eastAsia="Calibri" w:hAnsi="Calibri"/>
+        </w:rPr>
+        <w:t xml:space="preserve"> (Update policy).</w:t>
       </w:r>
     </w:p>
     <w:p>
@@ -24515,8 +24945,15 @@
     </w:tbl>
     <w:p>
       <w:pPr>
-        <w:spacing w:after="100"/>
-      </w:pPr>
+        <w:spacing w:after="0" w:line="160"/>
+      </w:pPr>
+      <w:r>
+        <w:rPr>
+          <w:sz w:val="4"/>
+          <w:szCs w:val="4"/>
+        </w:rPr>
+        <w:t xml:space="preserve"/>
+      </w:r>
     </w:p>
     <w:tbl>
       <w:tblPr>
@@ -24742,8 +25179,15 @@
     </w:tbl>
     <w:p>
       <w:pPr>
-        <w:spacing w:after="100"/>
-      </w:pPr>
+        <w:spacing w:after="0" w:line="160"/>
+      </w:pPr>
+      <w:r>
+        <w:rPr>
+          <w:sz w:val="4"/>
+          <w:szCs w:val="4"/>
+        </w:rPr>
+        <w:t xml:space="preserve"/>
+      </w:r>
     </w:p>
     <w:p>
       <w:pPr>
@@ -25358,8 +25802,15 @@
     </w:tbl>
     <w:p>
       <w:pPr>
-        <w:spacing w:after="120"/>
-      </w:pPr>
+        <w:spacing w:after="0" w:line="160"/>
+      </w:pPr>
+      <w:r>
+        <w:rPr>
+          <w:sz w:val="4"/>
+          <w:szCs w:val="4"/>
+        </w:rPr>
+        <w:t xml:space="preserve"/>
+      </w:r>
     </w:p>
     <w:tbl>
       <w:tblPr>
@@ -25485,8 +25936,15 @@
     </w:tbl>
     <w:p>
       <w:pPr>
-        <w:spacing w:after="100"/>
-      </w:pPr>
+        <w:spacing w:after="0" w:line="160"/>
+      </w:pPr>
+      <w:r>
+        <w:rPr>
+          <w:sz w:val="4"/>
+          <w:szCs w:val="4"/>
+        </w:rPr>
+        <w:t xml:space="preserve"/>
+      </w:r>
     </w:p>
     <w:tbl>
       <w:tblPr>
@@ -25776,8 +26234,15 @@
     </w:tbl>
     <w:p>
       <w:pPr>
-        <w:spacing w:after="100"/>
-      </w:pPr>
+        <w:spacing w:after="0" w:line="160"/>
+      </w:pPr>
+      <w:r>
+        <w:rPr>
+          <w:sz w:val="4"/>
+          <w:szCs w:val="4"/>
+        </w:rPr>
+        <w:t xml:space="preserve"/>
+      </w:r>
     </w:p>
     <w:p>
       <w:pPr>
@@ -26327,8 +26792,15 @@
     </w:tbl>
     <w:p>
       <w:pPr>
-        <w:spacing w:after="120"/>
-      </w:pPr>
+        <w:spacing w:after="0" w:line="160"/>
+      </w:pPr>
+      <w:r>
+        <w:rPr>
+          <w:sz w:val="4"/>
+          <w:szCs w:val="4"/>
+        </w:rPr>
+        <w:t xml:space="preserve"/>
+      </w:r>
     </w:p>
     <w:p>
       <w:pPr>
@@ -26659,8 +27131,15 @@
     </w:tbl>
     <w:p>
       <w:pPr>
-        <w:spacing w:after="100"/>
-      </w:pPr>
+        <w:spacing w:after="0" w:line="160"/>
+      </w:pPr>
+      <w:r>
+        <w:rPr>
+          <w:sz w:val="4"/>
+          <w:szCs w:val="4"/>
+        </w:rPr>
+        <w:t xml:space="preserve"/>
+      </w:r>
     </w:p>
     <w:tbl>
       <w:tblPr>
@@ -26786,8 +27265,15 @@
     </w:tbl>
     <w:p>
       <w:pPr>
-        <w:spacing w:after="100"/>
-      </w:pPr>
+        <w:spacing w:after="0" w:line="160"/>
+      </w:pPr>
+      <w:r>
+        <w:rPr>
+          <w:sz w:val="4"/>
+          <w:szCs w:val="4"/>
+        </w:rPr>
+        <w:t xml:space="preserve"/>
+      </w:r>
     </w:p>
     <w:p>
       <w:pPr>
@@ -27279,8 +27765,15 @@
     </w:tbl>
     <w:p>
       <w:pPr>
-        <w:spacing w:after="100"/>
-      </w:pPr>
+        <w:spacing w:after="0" w:line="160"/>
+      </w:pPr>
+      <w:r>
+        <w:rPr>
+          <w:sz w:val="4"/>
+          <w:szCs w:val="4"/>
+        </w:rPr>
+        <w:t xml:space="preserve"/>
+      </w:r>
     </w:p>
     <w:p>
       <w:pPr>
@@ -29118,8 +29611,15 @@
     </w:tbl>
     <w:p>
       <w:pPr>
-        <w:spacing w:after="120"/>
-      </w:pPr>
+        <w:spacing w:after="0" w:line="160"/>
+      </w:pPr>
+      <w:r>
+        <w:rPr>
+          <w:sz w:val="4"/>
+          <w:szCs w:val="4"/>
+        </w:rPr>
+        <w:t xml:space="preserve"/>
+      </w:r>
     </w:p>
     <w:p>
       <w:pPr>
@@ -29739,8 +30239,15 @@
     </w:tbl>
     <w:p>
       <w:pPr>
-        <w:spacing w:after="120"/>
-      </w:pPr>
+        <w:spacing w:after="0" w:line="160"/>
+      </w:pPr>
+      <w:r>
+        <w:rPr>
+          <w:sz w:val="4"/>
+          <w:szCs w:val="4"/>
+        </w:rPr>
+        <w:t xml:space="preserve"/>
+      </w:r>
     </w:p>
     <w:p>
       <w:pPr>
@@ -31397,7 +31904,7 @@
                 <w:sz w:val="20"/>
                 <w:szCs w:val="20"/>
               </w:rPr>
-              <w:t xml:space="preserve">Available</w:t>
+              <w:t xml:space="preserve">Disponible</w:t>
             </w:r>
             <w:r>
               <w:rPr>
@@ -31405,7 +31912,7 @@
                 <w:sz w:val="20"/>
                 <w:szCs w:val="20"/>
               </w:rPr>
-              <w:t xml:space="preserve">. Luego </w:t>
+              <w:t xml:space="preserve"> (Available). Luego </w:t>
             </w:r>
             <w:r>
               <w:rPr>
@@ -31785,7 +32292,7 @@
                 <w:sz w:val="20"/>
                 <w:szCs w:val="20"/>
               </w:rPr>
-              <w:t xml:space="preserve">Actions</w:t>
+              <w:t xml:space="preserve">Acciones</w:t>
             </w:r>
             <w:r>
               <w:rPr>
@@ -31793,7 +32300,7 @@
                 <w:sz w:val="20"/>
                 <w:szCs w:val="20"/>
               </w:rPr>
-              <w:t xml:space="preserve"> ➔ </w:t>
+              <w:t xml:space="preserve"> (Actions) ➔ </w:t>
             </w:r>
             <w:r>
               <w:rPr>
@@ -31803,7 +32310,7 @@
                 <w:sz w:val="20"/>
                 <w:szCs w:val="20"/>
               </w:rPr>
-              <w:t xml:space="preserve">Security</w:t>
+              <w:t xml:space="preserve">Seguridad</w:t>
             </w:r>
             <w:r>
               <w:rPr>
@@ -31811,7 +32318,7 @@
                 <w:sz w:val="20"/>
                 <w:szCs w:val="20"/>
               </w:rPr>
-              <w:t xml:space="preserve"> ➔ </w:t>
+              <w:t xml:space="preserve"> (Security) ➔ </w:t>
             </w:r>
             <w:r>
               <w:rPr>
@@ -31821,7 +32328,7 @@
                 <w:sz w:val="20"/>
                 <w:szCs w:val="20"/>
               </w:rPr>
-              <w:t xml:space="preserve">Modify IAM role</w:t>
+              <w:t xml:space="preserve">Modificar rol de IAM</w:t>
             </w:r>
             <w:r>
               <w:rPr>
@@ -31829,7 +32336,7 @@
                 <w:sz w:val="20"/>
                 <w:szCs w:val="20"/>
               </w:rPr>
-              <w:t xml:space="preserve"> ➔ elegir </w:t>
+              <w:t xml:space="preserve"> (Modify IAM role) ➔ elegir </w:t>
             </w:r>
             <w:r>
               <w:rPr>
@@ -32684,7 +33191,7 @@
                 <w:sz w:val="20"/>
                 <w:szCs w:val="20"/>
               </w:rPr>
-              <w:t xml:space="preserve">Invalidations</w:t>
+              <w:t xml:space="preserve">Invalidaciones</w:t>
             </w:r>
             <w:r>
               <w:rPr>
@@ -32692,7 +33199,7 @@
                 <w:sz w:val="20"/>
                 <w:szCs w:val="20"/>
               </w:rPr>
-              <w:t xml:space="preserve"> ➔ </w:t>
+              <w:t xml:space="preserve"> (Invalidations) ➔ </w:t>
             </w:r>
             <w:r>
               <w:rPr>
@@ -32702,7 +33209,7 @@
                 <w:sz w:val="20"/>
                 <w:szCs w:val="20"/>
               </w:rPr>
-              <w:t xml:space="preserve">Create invalidation</w:t>
+              <w:t xml:space="preserve">Crear invalidación</w:t>
             </w:r>
             <w:r>
               <w:rPr>
@@ -32710,7 +33217,7 @@
                 <w:sz w:val="20"/>
                 <w:szCs w:val="20"/>
               </w:rPr>
-              <w:t xml:space="preserve"> ➔ </w:t>
+              <w:t xml:space="preserve"> (Create invalidation) ➔ </w:t>
             </w:r>
             <w:r>
               <w:rPr>
@@ -32738,7 +33245,7 @@
                 <w:sz w:val="20"/>
                 <w:szCs w:val="20"/>
               </w:rPr>
-              <w:t xml:space="preserve">Create</w:t>
+              <w:t xml:space="preserve">Crear</w:t>
             </w:r>
             <w:r>
               <w:rPr>
@@ -32746,7 +33253,7 @@
                 <w:sz w:val="20"/>
                 <w:szCs w:val="20"/>
               </w:rPr>
-              <w:t xml:space="preserve">.</w:t>
+              <w:t xml:space="preserve"> (Create).</w:t>
             </w:r>
           </w:p>
         </w:tc>
@@ -32881,7 +33388,7 @@
                 <w:sz w:val="20"/>
                 <w:szCs w:val="20"/>
               </w:rPr>
-              <w:t xml:space="preserve">Origin domain</w:t>
+              <w:t xml:space="preserve">Dominio de origen</w:t>
             </w:r>
             <w:r>
               <w:rPr>
@@ -32889,7 +33396,7 @@
                 <w:sz w:val="20"/>
                 <w:szCs w:val="20"/>
               </w:rPr>
-              <w:t xml:space="preserve"> en CloudFront (Origins ➔ Edit). Para evitarlo asigna una </w:t>
+              <w:t xml:space="preserve"> (Origin domain) en CloudFront (</w:t>
             </w:r>
             <w:r>
               <w:rPr>
@@ -32899,7 +33406,7 @@
                 <w:sz w:val="20"/>
                 <w:szCs w:val="20"/>
               </w:rPr>
-              <w:t xml:space="preserve">Elastic IP</w:t>
+              <w:t xml:space="preserve">Orígenes</w:t>
             </w:r>
             <w:r>
               <w:rPr>
@@ -32907,7 +33414,43 @@
                 <w:sz w:val="20"/>
                 <w:szCs w:val="20"/>
               </w:rPr>
-              <w:t xml:space="preserve"> a la EC2.</w:t>
+              <w:t xml:space="preserve"> ➔ </w:t>
+            </w:r>
+            <w:r>
+              <w:rPr>
+                <w:rFonts w:ascii="Calibri" w:cs="Calibri" w:eastAsia="Calibri" w:hAnsi="Calibri"/>
+                <w:b/>
+                <w:bCs/>
+                <w:sz w:val="20"/>
+                <w:szCs w:val="20"/>
+              </w:rPr>
+              <w:t xml:space="preserve">Editar</w:t>
+            </w:r>
+            <w:r>
+              <w:rPr>
+                <w:rFonts w:ascii="Calibri" w:cs="Calibri" w:eastAsia="Calibri" w:hAnsi="Calibri"/>
+                <w:sz w:val="20"/>
+                <w:szCs w:val="20"/>
+              </w:rPr>
+              <w:t xml:space="preserve">). Para evitarlo asigna una </w:t>
+            </w:r>
+            <w:r>
+              <w:rPr>
+                <w:rFonts w:ascii="Calibri" w:cs="Calibri" w:eastAsia="Calibri" w:hAnsi="Calibri"/>
+                <w:b/>
+                <w:bCs/>
+                <w:sz w:val="20"/>
+                <w:szCs w:val="20"/>
+              </w:rPr>
+              <w:t xml:space="preserve">IP elástica</w:t>
+            </w:r>
+            <w:r>
+              <w:rPr>
+                <w:rFonts w:ascii="Calibri" w:cs="Calibri" w:eastAsia="Calibri" w:hAnsi="Calibri"/>
+                <w:sz w:val="20"/>
+                <w:szCs w:val="20"/>
+              </w:rPr>
+              <w:t xml:space="preserve"> (Elastic IP) a la EC2.</w:t>
             </w:r>
           </w:p>
         </w:tc>
@@ -33050,8 +33593,15 @@
     </w:tbl>
     <w:p>
       <w:pPr>
-        <w:spacing w:after="120"/>
-      </w:pPr>
+        <w:spacing w:after="0" w:line="160"/>
+      </w:pPr>
+      <w:r>
+        <w:rPr>
+          <w:sz w:val="4"/>
+          <w:szCs w:val="4"/>
+        </w:rPr>
+        <w:t xml:space="preserve"/>
+      </w:r>
     </w:p>
     <w:p>
       <w:pPr>
@@ -33274,8 +33824,15 @@
     </w:tbl>
     <w:p>
       <w:pPr>
-        <w:spacing w:after="100"/>
-      </w:pPr>
+        <w:spacing w:after="0" w:line="160"/>
+      </w:pPr>
+      <w:r>
+        <w:rPr>
+          <w:sz w:val="4"/>
+          <w:szCs w:val="4"/>
+        </w:rPr>
+        <w:t xml:space="preserve"/>
+      </w:r>
     </w:p>
     <w:p>
       <w:pPr>
@@ -33740,8 +34297,15 @@
     </w:tbl>
     <w:p>
       <w:pPr>
-        <w:spacing w:after="120"/>
-      </w:pPr>
+        <w:spacing w:after="0" w:line="160"/>
+      </w:pPr>
+      <w:r>
+        <w:rPr>
+          <w:sz w:val="4"/>
+          <w:szCs w:val="4"/>
+        </w:rPr>
+        <w:t xml:space="preserve"/>
+      </w:r>
     </w:p>
     <w:p>
       <w:pPr>
@@ -33782,35 +34346,35 @@
         <w:rPr>
           <w:rFonts w:ascii="Calibri" w:cs="Calibri" w:eastAsia="Calibri" w:hAnsi="Calibri"/>
         </w:rPr>
-        <w:t xml:space="preserve"> Instances ➔ marca la instancia ➔ </w:t>
-      </w:r>
-      <w:r>
-        <w:rPr>
-          <w:rFonts w:ascii="Calibri" w:cs="Calibri" w:eastAsia="Calibri" w:hAnsi="Calibri"/>
-          <w:b/>
-          <w:bCs/>
-        </w:rPr>
-        <w:t xml:space="preserve">Instance state</w:t>
-      </w:r>
-      <w:r>
-        <w:rPr>
-          <w:rFonts w:ascii="Calibri" w:cs="Calibri" w:eastAsia="Calibri" w:hAnsi="Calibri"/>
-        </w:rPr>
-        <w:t xml:space="preserve"> ➔ </w:t>
-      </w:r>
-      <w:r>
-        <w:rPr>
-          <w:rFonts w:ascii="Calibri" w:cs="Calibri" w:eastAsia="Calibri" w:hAnsi="Calibri"/>
-          <w:b/>
-          <w:bCs/>
-        </w:rPr>
-        <w:t xml:space="preserve">Stop instance</w:t>
-      </w:r>
-      <w:r>
-        <w:rPr>
-          <w:rFonts w:ascii="Calibri" w:cs="Calibri" w:eastAsia="Calibri" w:hAnsi="Calibri"/>
-        </w:rPr>
-        <w:t xml:space="preserve">. Al iniciarla de nuevo cambia la IP pública (ver caso 15).</w:t>
+        <w:t xml:space="preserve"> Instancias (Instances) ➔ marca la instancia ➔ </w:t>
+      </w:r>
+      <w:r>
+        <w:rPr>
+          <w:rFonts w:ascii="Calibri" w:cs="Calibri" w:eastAsia="Calibri" w:hAnsi="Calibri"/>
+          <w:b/>
+          <w:bCs/>
+        </w:rPr>
+        <w:t xml:space="preserve">Estado de la instancia</w:t>
+      </w:r>
+      <w:r>
+        <w:rPr>
+          <w:rFonts w:ascii="Calibri" w:cs="Calibri" w:eastAsia="Calibri" w:hAnsi="Calibri"/>
+        </w:rPr>
+        <w:t xml:space="preserve"> (Instance state) ➔ </w:t>
+      </w:r>
+      <w:r>
+        <w:rPr>
+          <w:rFonts w:ascii="Calibri" w:cs="Calibri" w:eastAsia="Calibri" w:hAnsi="Calibri"/>
+          <w:b/>
+          <w:bCs/>
+        </w:rPr>
+        <w:t xml:space="preserve">Detener instancia</w:t>
+      </w:r>
+      <w:r>
+        <w:rPr>
+          <w:rFonts w:ascii="Calibri" w:cs="Calibri" w:eastAsia="Calibri" w:hAnsi="Calibri"/>
+        </w:rPr>
+        <w:t xml:space="preserve"> (Stop instance). Al iniciarla de nuevo cambia la IP pública (ver caso 15).</w:t>
       </w:r>
     </w:p>
     <w:p>
@@ -33834,35 +34398,35 @@
         <w:rPr>
           <w:rFonts w:ascii="Calibri" w:cs="Calibri" w:eastAsia="Calibri" w:hAnsi="Calibri"/>
         </w:rPr>
-        <w:t xml:space="preserve"> Databases ➔ </w:t>
-      </w:r>
-      <w:r>
-        <w:rPr>
-          <w:rFonts w:ascii="Calibri" w:cs="Calibri" w:eastAsia="Calibri" w:hAnsi="Calibri"/>
-          <w:b/>
-          <w:bCs/>
-        </w:rPr>
-        <w:t xml:space="preserve">Actions</w:t>
-      </w:r>
-      <w:r>
-        <w:rPr>
-          <w:rFonts w:ascii="Calibri" w:cs="Calibri" w:eastAsia="Calibri" w:hAnsi="Calibri"/>
-        </w:rPr>
-        <w:t xml:space="preserve"> ➔ </w:t>
-      </w:r>
-      <w:r>
-        <w:rPr>
-          <w:rFonts w:ascii="Calibri" w:cs="Calibri" w:eastAsia="Calibri" w:hAnsi="Calibri"/>
-          <w:b/>
-          <w:bCs/>
-        </w:rPr>
-        <w:t xml:space="preserve">Stop temporarily</w:t>
-      </w:r>
-      <w:r>
-        <w:rPr>
-          <w:rFonts w:ascii="Calibri" w:cs="Calibri" w:eastAsia="Calibri" w:hAnsi="Calibri"/>
-        </w:rPr>
-        <w:t xml:space="preserve"> (AWS la vuelve a encender sola a los 7 días).</w:t>
+        <w:t xml:space="preserve"> Bases de datos (Databases) ➔ </w:t>
+      </w:r>
+      <w:r>
+        <w:rPr>
+          <w:rFonts w:ascii="Calibri" w:cs="Calibri" w:eastAsia="Calibri" w:hAnsi="Calibri"/>
+          <w:b/>
+          <w:bCs/>
+        </w:rPr>
+        <w:t xml:space="preserve">Acciones</w:t>
+      </w:r>
+      <w:r>
+        <w:rPr>
+          <w:rFonts w:ascii="Calibri" w:cs="Calibri" w:eastAsia="Calibri" w:hAnsi="Calibri"/>
+        </w:rPr>
+        <w:t xml:space="preserve"> (Actions) ➔ </w:t>
+      </w:r>
+      <w:r>
+        <w:rPr>
+          <w:rFonts w:ascii="Calibri" w:cs="Calibri" w:eastAsia="Calibri" w:hAnsi="Calibri"/>
+          <w:b/>
+          <w:bCs/>
+        </w:rPr>
+        <w:t xml:space="preserve">Detener temporalmente</w:t>
+      </w:r>
+      <w:r>
+        <w:rPr>
+          <w:rFonts w:ascii="Calibri" w:cs="Calibri" w:eastAsia="Calibri" w:hAnsi="Calibri"/>
+        </w:rPr>
+        <w:t xml:space="preserve"> (Stop temporarily) (AWS la vuelve a encender sola a los 7 días).</w:t>
       </w:r>
     </w:p>
     <w:p>
@@ -34070,13 +34634,13 @@
           <w:i/>
           <w:iCs/>
         </w:rPr>
-        <w:t xml:space="preserve">Running</w:t>
-      </w:r>
-      <w:r>
-        <w:rPr>
-          <w:rFonts w:ascii="Calibri" w:cs="Calibri" w:eastAsia="Calibri" w:hAnsi="Calibri"/>
-        </w:rPr>
-        <w:t xml:space="preserve"> (ID, IP pública, Security Group y rol IAM).</w:t>
+        <w:t xml:space="preserve">En ejecución</w:t>
+      </w:r>
+      <w:r>
+        <w:rPr>
+          <w:rFonts w:ascii="Calibri" w:cs="Calibri" w:eastAsia="Calibri" w:hAnsi="Calibri"/>
+        </w:rPr>
+        <w:t xml:space="preserve"> (Running) (ID, IP pública, Security Group y rol IAM).</w:t>
       </w:r>
     </w:p>
     <w:p>
@@ -34114,13 +34678,13 @@
           <w:i/>
           <w:iCs/>
         </w:rPr>
-        <w:t xml:space="preserve">Available</w:t>
-      </w:r>
-      <w:r>
-        <w:rPr>
-          <w:rFonts w:ascii="Calibri" w:cs="Calibri" w:eastAsia="Calibri" w:hAnsi="Calibri"/>
-        </w:rPr>
-        <w:t xml:space="preserve"> (PostgreSQL, endpoint, Security Group).</w:t>
+        <w:t xml:space="preserve">Disponible</w:t>
+      </w:r>
+      <w:r>
+        <w:rPr>
+          <w:rFonts w:ascii="Calibri" w:cs="Calibri" w:eastAsia="Calibri" w:hAnsi="Calibri"/>
+        </w:rPr>
+        <w:t xml:space="preserve"> (Available) (PostgreSQL, endpoint, Security Group).</w:t>
       </w:r>
     </w:p>
     <w:p>
@@ -34236,13 +34800,13 @@
           <w:i/>
           <w:iCs/>
         </w:rPr>
-        <w:t xml:space="preserve">Enabled</w:t>
-      </w:r>
-      <w:r>
-        <w:rPr>
-          <w:rFonts w:ascii="Calibri" w:cs="Calibri" w:eastAsia="Calibri" w:hAnsi="Calibri"/>
-        </w:rPr>
-        <w:t xml:space="preserve"> con sus behaviors.</w:t>
+        <w:t xml:space="preserve">Habilitada</w:t>
+      </w:r>
+      <w:r>
+        <w:rPr>
+          <w:rFonts w:ascii="Calibri" w:cs="Calibri" w:eastAsia="Calibri" w:hAnsi="Calibri"/>
+        </w:rPr>
+        <w:t xml:space="preserve"> (Enabled) con sus behaviors.</w:t>
       </w:r>
     </w:p>
     <w:p>

--- a/docs/Manual_Despliegue_AWS_TubeYou.docx
+++ b/docs/Manual_Despliegue_AWS_TubeYou.docx
@@ -12370,939 +12370,7 @@
           <w:sz w:val="28"/>
           <w:szCs w:val="28"/>
         </w:rPr>
-        <w:t xml:space="preserve">Paso 3 · Crear la base de datos</w:t>
-      </w:r>
-    </w:p>
-    <w:p>
-      <w:pPr>
-        <w:pStyle w:val="ListParagraph"/>
-        <w:numPr>
-          <w:ilvl w:val="0"/>
-          <w:numId w:val="19"/>
-        </w:numPr>
-        <w:spacing w:after="70" w:line="276"/>
-      </w:pPr>
-      <w:r>
-        <w:rPr>
-          <w:rFonts w:ascii="Calibri" w:cs="Calibri" w:eastAsia="Calibri" w:hAnsi="Calibri"/>
-        </w:rPr>
-        <w:t xml:space="preserve">Busca </w:t>
-      </w:r>
-      <w:r>
-        <w:rPr>
-          <w:rFonts w:ascii="Consolas" w:cs="Consolas" w:eastAsia="Consolas" w:hAnsi="Consolas"/>
-          <w:color w:val="9F1239"/>
-          <w:sz w:val="20"/>
-          <w:szCs w:val="20"/>
-          <w:shd w:fill="F3F4F6" w:color="auto" w:val="clear"/>
-        </w:rPr>
-        <w:t xml:space="preserve">RDS</w:t>
-      </w:r>
-      <w:r>
-        <w:rPr>
-          <w:rFonts w:ascii="Calibri" w:cs="Calibri" w:eastAsia="Calibri" w:hAnsi="Calibri"/>
-        </w:rPr>
-        <w:t xml:space="preserve"> y entra. Menú izquierdo ➔ </w:t>
-      </w:r>
-      <w:r>
-        <w:rPr>
-          <w:rFonts w:ascii="Calibri" w:cs="Calibri" w:eastAsia="Calibri" w:hAnsi="Calibri"/>
-          <w:b/>
-          <w:bCs/>
-        </w:rPr>
-        <w:t xml:space="preserve">Bases de datos</w:t>
-      </w:r>
-      <w:r>
-        <w:rPr>
-          <w:rFonts w:ascii="Calibri" w:cs="Calibri" w:eastAsia="Calibri" w:hAnsi="Calibri"/>
-        </w:rPr>
-        <w:t xml:space="preserve"> (Databases) ➔ botón naranja </w:t>
-      </w:r>
-      <w:r>
-        <w:rPr>
-          <w:rFonts w:ascii="Calibri" w:cs="Calibri" w:eastAsia="Calibri" w:hAnsi="Calibri"/>
-          <w:b/>
-          <w:bCs/>
-        </w:rPr>
-        <w:t xml:space="preserve">Crear base de datos</w:t>
-      </w:r>
-      <w:r>
-        <w:rPr>
-          <w:rFonts w:ascii="Calibri" w:cs="Calibri" w:eastAsia="Calibri" w:hAnsi="Calibri"/>
-        </w:rPr>
-        <w:t xml:space="preserve"> (Create database).</w:t>
-      </w:r>
-    </w:p>
-    <w:p>
-      <w:pPr>
-        <w:pStyle w:val="ListParagraph"/>
-        <w:numPr>
-          <w:ilvl w:val="0"/>
-          <w:numId w:val="19"/>
-        </w:numPr>
-        <w:spacing w:after="70" w:line="276"/>
-      </w:pPr>
-      <w:r>
-        <w:rPr>
-          <w:rFonts w:ascii="Calibri" w:cs="Calibri" w:eastAsia="Calibri" w:hAnsi="Calibri"/>
-          <w:b/>
-          <w:bCs/>
-        </w:rPr>
-        <w:t xml:space="preserve">Elegir un método de creación de base de datos:</w:t>
-      </w:r>
-      <w:r>
-        <w:rPr>
-          <w:rFonts w:ascii="Calibri" w:cs="Calibri" w:eastAsia="Calibri" w:hAnsi="Calibri"/>
-        </w:rPr>
-        <w:t xml:space="preserve"> (Choose a database creation method) </w:t>
-      </w:r>
-      <w:r>
-        <w:rPr>
-          <w:rFonts w:ascii="Calibri" w:cs="Calibri" w:eastAsia="Calibri" w:hAnsi="Calibri"/>
-          <w:i/>
-          <w:iCs/>
-        </w:rPr>
-        <w:t xml:space="preserve">Creación estándar</w:t>
-      </w:r>
-      <w:r>
-        <w:rPr>
-          <w:rFonts w:ascii="Calibri" w:cs="Calibri" w:eastAsia="Calibri" w:hAnsi="Calibri"/>
-        </w:rPr>
-        <w:t xml:space="preserve"> (Standard create).</w:t>
-      </w:r>
-    </w:p>
-    <w:p>
-      <w:pPr>
-        <w:pStyle w:val="ListParagraph"/>
-        <w:numPr>
-          <w:ilvl w:val="0"/>
-          <w:numId w:val="19"/>
-        </w:numPr>
-        <w:spacing w:after="70" w:line="276"/>
-      </w:pPr>
-      <w:r>
-        <w:rPr>
-          <w:rFonts w:ascii="Calibri" w:cs="Calibri" w:eastAsia="Calibri" w:hAnsi="Calibri"/>
-          <w:b/>
-          <w:bCs/>
-        </w:rPr>
-        <w:t xml:space="preserve">Opciones del motor:</w:t>
-      </w:r>
-      <w:r>
-        <w:rPr>
-          <w:rFonts w:ascii="Calibri" w:cs="Calibri" w:eastAsia="Calibri" w:hAnsi="Calibri"/>
-        </w:rPr>
-        <w:t xml:space="preserve"> (Engine options) haz clic en el recuadro </w:t>
-      </w:r>
-      <w:r>
-        <w:rPr>
-          <w:rFonts w:ascii="Calibri" w:cs="Calibri" w:eastAsia="Calibri" w:hAnsi="Calibri"/>
-          <w:b/>
-          <w:bCs/>
-        </w:rPr>
-        <w:t xml:space="preserve">PostgreSQL</w:t>
-      </w:r>
-      <w:r>
-        <w:rPr>
-          <w:rFonts w:ascii="Calibri" w:cs="Calibri" w:eastAsia="Calibri" w:hAnsi="Calibri"/>
-        </w:rPr>
-        <w:t xml:space="preserve">. Deja la versión que sugiere.</w:t>
-      </w:r>
-    </w:p>
-    <w:p>
-      <w:pPr>
-        <w:pStyle w:val="ListParagraph"/>
-        <w:numPr>
-          <w:ilvl w:val="0"/>
-          <w:numId w:val="19"/>
-        </w:numPr>
-        <w:spacing w:after="70" w:line="276"/>
-      </w:pPr>
-      <w:r>
-        <w:rPr>
-          <w:rFonts w:ascii="Calibri" w:cs="Calibri" w:eastAsia="Calibri" w:hAnsi="Calibri"/>
-          <w:b/>
-          <w:bCs/>
-        </w:rPr>
-        <w:t xml:space="preserve">Plantillas:</w:t>
-      </w:r>
-      <w:r>
-        <w:rPr>
-          <w:rFonts w:ascii="Calibri" w:cs="Calibri" w:eastAsia="Calibri" w:hAnsi="Calibri"/>
-        </w:rPr>
-        <w:t xml:space="preserve"> (Templates) </w:t>
-      </w:r>
-      <w:r>
-        <w:rPr>
-          <w:rFonts w:ascii="Calibri" w:cs="Calibri" w:eastAsia="Calibri" w:hAnsi="Calibri"/>
-          <w:i/>
-          <w:iCs/>
-        </w:rPr>
-        <w:t xml:space="preserve">Capa gratuita</w:t>
-      </w:r>
-      <w:r>
-        <w:rPr>
-          <w:rFonts w:ascii="Calibri" w:cs="Calibri" w:eastAsia="Calibri" w:hAnsi="Calibri"/>
-        </w:rPr>
-        <w:t xml:space="preserve"> (Free tier) (si no aparece, elige </w:t>
-      </w:r>
-      <w:r>
-        <w:rPr>
-          <w:rFonts w:ascii="Calibri" w:cs="Calibri" w:eastAsia="Calibri" w:hAnsi="Calibri"/>
-          <w:i/>
-          <w:iCs/>
-        </w:rPr>
-        <w:t xml:space="preserve">Sandbox</w:t>
-      </w:r>
-      <w:r>
-        <w:rPr>
-          <w:rFonts w:ascii="Calibri" w:cs="Calibri" w:eastAsia="Calibri" w:hAnsi="Calibri"/>
-        </w:rPr>
-        <w:t xml:space="preserve"> (Sandbox) o </w:t>
-      </w:r>
-      <w:r>
-        <w:rPr>
-          <w:rFonts w:ascii="Calibri" w:cs="Calibri" w:eastAsia="Calibri" w:hAnsi="Calibri"/>
-          <w:i/>
-          <w:iCs/>
-        </w:rPr>
-        <w:t xml:space="preserve">Desarrollo/Pruebas</w:t>
-      </w:r>
-      <w:r>
-        <w:rPr>
-          <w:rFonts w:ascii="Calibri" w:cs="Calibri" w:eastAsia="Calibri" w:hAnsi="Calibri"/>
-        </w:rPr>
-        <w:t xml:space="preserve"> (Dev/Test)).</w:t>
-      </w:r>
-    </w:p>
-    <w:p>
-      <w:pPr>
-        <w:pStyle w:val="ListParagraph"/>
-        <w:numPr>
-          <w:ilvl w:val="0"/>
-          <w:numId w:val="19"/>
-        </w:numPr>
-        <w:spacing w:after="70" w:line="276"/>
-      </w:pPr>
-      <w:r>
-        <w:rPr>
-          <w:rFonts w:ascii="Calibri" w:cs="Calibri" w:eastAsia="Calibri" w:hAnsi="Calibri"/>
-          <w:b/>
-          <w:bCs/>
-        </w:rPr>
-        <w:t xml:space="preserve">Disponibilidad y durabilidad:</w:t>
-      </w:r>
-      <w:r>
-        <w:rPr>
-          <w:rFonts w:ascii="Calibri" w:cs="Calibri" w:eastAsia="Calibri" w:hAnsi="Calibri"/>
-        </w:rPr>
-        <w:t xml:space="preserve"> (Availability and durability) si aparece, elige </w:t>
-      </w:r>
-      <w:r>
-        <w:rPr>
-          <w:rFonts w:ascii="Calibri" w:cs="Calibri" w:eastAsia="Calibri" w:hAnsi="Calibri"/>
-          <w:i/>
-          <w:iCs/>
-        </w:rPr>
-        <w:t xml:space="preserve">Implementación de instancia de base de datos de una sola zona de disponibilidad (1 instancia)</w:t>
-      </w:r>
-      <w:r>
-        <w:rPr>
-          <w:rFonts w:ascii="Calibri" w:cs="Calibri" w:eastAsia="Calibri" w:hAnsi="Calibri"/>
-        </w:rPr>
-        <w:t xml:space="preserve"> (Single-AZ DB instance deployment (1 instance)).</w:t>
-      </w:r>
-    </w:p>
-    <w:p>
-      <w:pPr>
-        <w:pStyle w:val="ListParagraph"/>
-        <w:numPr>
-          <w:ilvl w:val="0"/>
-          <w:numId w:val="19"/>
-        </w:numPr>
-        <w:spacing w:after="70" w:line="276"/>
-      </w:pPr>
-      <w:r>
-        <w:rPr>
-          <w:rFonts w:ascii="Calibri" w:cs="Calibri" w:eastAsia="Calibri" w:hAnsi="Calibri"/>
-          <w:b/>
-          <w:bCs/>
-        </w:rPr>
-        <w:t xml:space="preserve">Identificador de instancias de bases de datos:</w:t>
-      </w:r>
-      <w:r>
-        <w:rPr>
-          <w:rFonts w:ascii="Calibri" w:cs="Calibri" w:eastAsia="Calibri" w:hAnsi="Calibri"/>
-        </w:rPr>
-        <w:t xml:space="preserve"> (DB instance identifier) </w:t>
-      </w:r>
-      <w:r>
-        <w:rPr>
-          <w:rFonts w:ascii="Consolas" w:cs="Consolas" w:eastAsia="Consolas" w:hAnsi="Consolas"/>
-          <w:color w:val="9F1239"/>
-          <w:sz w:val="20"/>
-          <w:szCs w:val="20"/>
-          <w:shd w:fill="F3F4F6" w:color="auto" w:val="clear"/>
-        </w:rPr>
-        <w:t xml:space="preserve">tubeyou-rds</w:t>
-      </w:r>
-      <w:r>
-        <w:rPr>
-          <w:rFonts w:ascii="Calibri" w:cs="Calibri" w:eastAsia="Calibri" w:hAnsi="Calibri"/>
-        </w:rPr>
-        <w:t xml:space="preserve">.</w:t>
-      </w:r>
-    </w:p>
-    <w:p>
-      <w:pPr>
-        <w:pStyle w:val="ListParagraph"/>
-        <w:numPr>
-          <w:ilvl w:val="0"/>
-          <w:numId w:val="19"/>
-        </w:numPr>
-        <w:spacing w:after="70" w:line="276"/>
-      </w:pPr>
-      <w:r>
-        <w:rPr>
-          <w:rFonts w:ascii="Calibri" w:cs="Calibri" w:eastAsia="Calibri" w:hAnsi="Calibri"/>
-          <w:b/>
-          <w:bCs/>
-        </w:rPr>
-        <w:t xml:space="preserve">Nombre de usuario maestro:</w:t>
-      </w:r>
-      <w:r>
-        <w:rPr>
-          <w:rFonts w:ascii="Calibri" w:cs="Calibri" w:eastAsia="Calibri" w:hAnsi="Calibri"/>
-        </w:rPr>
-        <w:t xml:space="preserve"> (Master username) </w:t>
-      </w:r>
-      <w:r>
-        <w:rPr>
-          <w:rFonts w:ascii="Consolas" w:cs="Consolas" w:eastAsia="Consolas" w:hAnsi="Consolas"/>
-          <w:color w:val="9F1239"/>
-          <w:sz w:val="20"/>
-          <w:szCs w:val="20"/>
-          <w:shd w:fill="F3F4F6" w:color="auto" w:val="clear"/>
-        </w:rPr>
-        <w:t xml:space="preserve">postgres</w:t>
-      </w:r>
-      <w:r>
-        <w:rPr>
-          <w:rFonts w:ascii="Calibri" w:cs="Calibri" w:eastAsia="Calibri" w:hAnsi="Calibri"/>
-        </w:rPr>
-        <w:t xml:space="preserve">.</w:t>
-      </w:r>
-    </w:p>
-    <w:p>
-      <w:pPr>
-        <w:pStyle w:val="ListParagraph"/>
-        <w:numPr>
-          <w:ilvl w:val="0"/>
-          <w:numId w:val="19"/>
-        </w:numPr>
-        <w:spacing w:after="70" w:line="276"/>
-      </w:pPr>
-      <w:r>
-        <w:rPr>
-          <w:rFonts w:ascii="Calibri" w:cs="Calibri" w:eastAsia="Calibri" w:hAnsi="Calibri"/>
-          <w:b/>
-          <w:bCs/>
-        </w:rPr>
-        <w:t xml:space="preserve">Administración de credenciales:</w:t>
-      </w:r>
-      <w:r>
-        <w:rPr>
-          <w:rFonts w:ascii="Calibri" w:cs="Calibri" w:eastAsia="Calibri" w:hAnsi="Calibri"/>
-        </w:rPr>
-        <w:t xml:space="preserve"> (Credentials management) </w:t>
-      </w:r>
-      <w:r>
-        <w:rPr>
-          <w:rFonts w:ascii="Calibri" w:cs="Calibri" w:eastAsia="Calibri" w:hAnsi="Calibri"/>
-          <w:i/>
-          <w:iCs/>
-        </w:rPr>
-        <w:t xml:space="preserve">Autoadministrada</w:t>
-      </w:r>
-      <w:r>
-        <w:rPr>
-          <w:rFonts w:ascii="Calibri" w:cs="Calibri" w:eastAsia="Calibri" w:hAnsi="Calibri"/>
-        </w:rPr>
-        <w:t xml:space="preserve"> (Self managed). En </w:t>
-      </w:r>
-      <w:r>
-        <w:rPr>
-          <w:rFonts w:ascii="Calibri" w:cs="Calibri" w:eastAsia="Calibri" w:hAnsi="Calibri"/>
-          <w:b/>
-          <w:bCs/>
-        </w:rPr>
-        <w:t xml:space="preserve">Contraseña maestra</w:t>
-      </w:r>
-      <w:r>
-        <w:rPr>
-          <w:rFonts w:ascii="Calibri" w:cs="Calibri" w:eastAsia="Calibri" w:hAnsi="Calibri"/>
-        </w:rPr>
-        <w:t xml:space="preserve"> (Master password) escribe una clave (ejemplo </w:t>
-      </w:r>
-      <w:r>
-        <w:rPr>
-          <w:rFonts w:ascii="Consolas" w:cs="Consolas" w:eastAsia="Consolas" w:hAnsi="Consolas"/>
-          <w:color w:val="9F1239"/>
-          <w:sz w:val="20"/>
-          <w:szCs w:val="20"/>
-          <w:shd w:fill="F3F4F6" w:color="auto" w:val="clear"/>
-        </w:rPr>
-        <w:t xml:space="preserve">TuClaveSegura2026</w:t>
-      </w:r>
-      <w:r>
-        <w:rPr>
-          <w:rFonts w:ascii="Calibri" w:cs="Calibri" w:eastAsia="Calibri" w:hAnsi="Calibri"/>
-        </w:rPr>
-        <w:t xml:space="preserve">) y repítela en </w:t>
-      </w:r>
-      <w:r>
-        <w:rPr>
-          <w:rFonts w:ascii="Calibri" w:cs="Calibri" w:eastAsia="Calibri" w:hAnsi="Calibri"/>
-          <w:b/>
-          <w:bCs/>
-        </w:rPr>
-        <w:t xml:space="preserve">Confirmar contraseña maestra</w:t>
-      </w:r>
-      <w:r>
-        <w:rPr>
-          <w:rFonts w:ascii="Calibri" w:cs="Calibri" w:eastAsia="Calibri" w:hAnsi="Calibri"/>
-        </w:rPr>
-        <w:t xml:space="preserve"> (Confirm master password). </w:t>
-      </w:r>
-      <w:r>
-        <w:rPr>
-          <w:rFonts w:ascii="Calibri" w:cs="Calibri" w:eastAsia="Calibri" w:hAnsi="Calibri"/>
-          <w:b/>
-          <w:bCs/>
-        </w:rPr>
-        <w:t xml:space="preserve">Anótala en la hoja de datos.</w:t>
-      </w:r>
-      <w:r>
-        <w:rPr>
-          <w:rFonts w:ascii="Calibri" w:cs="Calibri" w:eastAsia="Calibri" w:hAnsi="Calibri"/>
-        </w:rPr>
-        <w:t xml:space="preserve"> Usa solo letras y números para evitar problemas.</w:t>
-      </w:r>
-    </w:p>
-    <w:p>
-      <w:pPr>
-        <w:pStyle w:val="ListParagraph"/>
-        <w:numPr>
-          <w:ilvl w:val="0"/>
-          <w:numId w:val="19"/>
-        </w:numPr>
-        <w:spacing w:after="70" w:line="276"/>
-      </w:pPr>
-      <w:r>
-        <w:rPr>
-          <w:rFonts w:ascii="Calibri" w:cs="Calibri" w:eastAsia="Calibri" w:hAnsi="Calibri"/>
-          <w:b/>
-          <w:bCs/>
-        </w:rPr>
-        <w:t xml:space="preserve">Configuración de la instancia:</w:t>
-      </w:r>
-      <w:r>
-        <w:rPr>
-          <w:rFonts w:ascii="Calibri" w:cs="Calibri" w:eastAsia="Calibri" w:hAnsi="Calibri"/>
-        </w:rPr>
-        <w:t xml:space="preserve"> (Instance configuration) elige </w:t>
-      </w:r>
-      <w:r>
-        <w:rPr>
-          <w:rFonts w:ascii="Consolas" w:cs="Consolas" w:eastAsia="Consolas" w:hAnsi="Consolas"/>
-          <w:color w:val="9F1239"/>
-          <w:sz w:val="20"/>
-          <w:szCs w:val="20"/>
-          <w:shd w:fill="F3F4F6" w:color="auto" w:val="clear"/>
-        </w:rPr>
-        <w:t xml:space="preserve">db.t4g.micro</w:t>
-      </w:r>
-      <w:r>
-        <w:rPr>
-          <w:rFonts w:ascii="Calibri" w:cs="Calibri" w:eastAsia="Calibri" w:hAnsi="Calibri"/>
-        </w:rPr>
-        <w:t xml:space="preserve"> o </w:t>
-      </w:r>
-      <w:r>
-        <w:rPr>
-          <w:rFonts w:ascii="Consolas" w:cs="Consolas" w:eastAsia="Consolas" w:hAnsi="Consolas"/>
-          <w:color w:val="9F1239"/>
-          <w:sz w:val="20"/>
-          <w:szCs w:val="20"/>
-          <w:shd w:fill="F3F4F6" w:color="auto" w:val="clear"/>
-        </w:rPr>
-        <w:t xml:space="preserve">db.t3.micro</w:t>
-      </w:r>
-      <w:r>
-        <w:rPr>
-          <w:rFonts w:ascii="Calibri" w:cs="Calibri" w:eastAsia="Calibri" w:hAnsi="Calibri"/>
-        </w:rPr>
-        <w:t xml:space="preserve"> (la que diga </w:t>
-      </w:r>
-      <w:r>
-        <w:rPr>
-          <w:rFonts w:ascii="Calibri" w:cs="Calibri" w:eastAsia="Calibri" w:hAnsi="Calibri"/>
-          <w:i/>
-          <w:iCs/>
-        </w:rPr>
-        <w:t xml:space="preserve">Capa gratuita</w:t>
-      </w:r>
-      <w:r>
-        <w:rPr>
-          <w:rFonts w:ascii="Calibri" w:cs="Calibri" w:eastAsia="Calibri" w:hAnsi="Calibri"/>
-        </w:rPr>
-        <w:t xml:space="preserve"> (Free tier)).</w:t>
-      </w:r>
-    </w:p>
-    <w:p>
-      <w:pPr>
-        <w:pStyle w:val="ListParagraph"/>
-        <w:numPr>
-          <w:ilvl w:val="0"/>
-          <w:numId w:val="19"/>
-        </w:numPr>
-        <w:spacing w:after="70" w:line="276"/>
-      </w:pPr>
-      <w:r>
-        <w:rPr>
-          <w:rFonts w:ascii="Calibri" w:cs="Calibri" w:eastAsia="Calibri" w:hAnsi="Calibri"/>
-          <w:b/>
-          <w:bCs/>
-        </w:rPr>
-        <w:t xml:space="preserve">Almacenamiento:</w:t>
-      </w:r>
-      <w:r>
-        <w:rPr>
-          <w:rFonts w:ascii="Calibri" w:cs="Calibri" w:eastAsia="Calibri" w:hAnsi="Calibri"/>
-        </w:rPr>
-        <w:t xml:space="preserve"> (Storage) </w:t>
-      </w:r>
-      <w:r>
-        <w:rPr>
-          <w:rFonts w:ascii="Calibri" w:cs="Calibri" w:eastAsia="Calibri" w:hAnsi="Calibri"/>
-          <w:i/>
-          <w:iCs/>
-        </w:rPr>
-        <w:t xml:space="preserve">SSD de uso general (gp3 o gp2)</w:t>
-      </w:r>
-      <w:r>
-        <w:rPr>
-          <w:rFonts w:ascii="Calibri" w:cs="Calibri" w:eastAsia="Calibri" w:hAnsi="Calibri"/>
-        </w:rPr>
-        <w:t xml:space="preserve"> (General Purpose SSD (gp3 o gp2)) · </w:t>
-      </w:r>
-      <w:r>
-        <w:rPr>
-          <w:rFonts w:ascii="Calibri" w:cs="Calibri" w:eastAsia="Calibri" w:hAnsi="Calibri"/>
-          <w:b/>
-          <w:bCs/>
-        </w:rPr>
-        <w:t xml:space="preserve">Almacenamiento asignado</w:t>
-      </w:r>
-      <w:r>
-        <w:rPr>
-          <w:rFonts w:ascii="Calibri" w:cs="Calibri" w:eastAsia="Calibri" w:hAnsi="Calibri"/>
-        </w:rPr>
-        <w:t xml:space="preserve"> (Allocated storage) </w:t>
-      </w:r>
-      <w:r>
-        <w:rPr>
-          <w:rFonts w:ascii="Consolas" w:cs="Consolas" w:eastAsia="Consolas" w:hAnsi="Consolas"/>
-          <w:color w:val="9F1239"/>
-          <w:sz w:val="20"/>
-          <w:szCs w:val="20"/>
-          <w:shd w:fill="F3F4F6" w:color="auto" w:val="clear"/>
-        </w:rPr>
-        <w:t xml:space="preserve">20</w:t>
-      </w:r>
-      <w:r>
-        <w:rPr>
-          <w:rFonts w:ascii="Calibri" w:cs="Calibri" w:eastAsia="Calibri" w:hAnsi="Calibri"/>
-        </w:rPr>
-        <w:t xml:space="preserve"> GiB · </w:t>
-      </w:r>
-      <w:r>
-        <w:rPr>
-          <w:rFonts w:ascii="Calibri" w:cs="Calibri" w:eastAsia="Calibri" w:hAnsi="Calibri"/>
-          <w:b/>
-          <w:bCs/>
-        </w:rPr>
-        <w:t xml:space="preserve">desmarca</w:t>
-      </w:r>
-      <w:r>
-        <w:rPr>
-          <w:rFonts w:ascii="Calibri" w:cs="Calibri" w:eastAsia="Calibri" w:hAnsi="Calibri"/>
-        </w:rPr>
-        <w:t xml:space="preserve"> </w:t>
-      </w:r>
-      <w:r>
-        <w:rPr>
-          <w:rFonts w:ascii="Calibri" w:cs="Calibri" w:eastAsia="Calibri" w:hAnsi="Calibri"/>
-          <w:i/>
-          <w:iCs/>
-        </w:rPr>
-        <w:t xml:space="preserve">Habilitar el escalado automático del almacenamiento</w:t>
-      </w:r>
-      <w:r>
-        <w:rPr>
-          <w:rFonts w:ascii="Calibri" w:cs="Calibri" w:eastAsia="Calibri" w:hAnsi="Calibri"/>
-        </w:rPr>
-        <w:t xml:space="preserve"> (Enable storage autoscaling).</w:t>
-      </w:r>
-    </w:p>
-    <w:p>
-      <w:pPr>
-        <w:pStyle w:val="ListParagraph"/>
-        <w:numPr>
-          <w:ilvl w:val="0"/>
-          <w:numId w:val="19"/>
-        </w:numPr>
-        <w:spacing w:after="70" w:line="276"/>
-      </w:pPr>
-      <w:r>
-        <w:rPr>
-          <w:rFonts w:ascii="Calibri" w:cs="Calibri" w:eastAsia="Calibri" w:hAnsi="Calibri"/>
-          <w:b/>
-          <w:bCs/>
-        </w:rPr>
-        <w:t xml:space="preserve">Conectividad:</w:t>
-      </w:r>
-      <w:r>
-        <w:rPr>
-          <w:rFonts w:ascii="Calibri" w:cs="Calibri" w:eastAsia="Calibri" w:hAnsi="Calibri"/>
-        </w:rPr>
-        <w:t xml:space="preserve"> (Connectivity) </w:t>
-      </w:r>
-      <w:r>
-        <w:rPr>
-          <w:rFonts w:ascii="Calibri" w:cs="Calibri" w:eastAsia="Calibri" w:hAnsi="Calibri"/>
-          <w:i/>
-          <w:iCs/>
-        </w:rPr>
-        <w:t xml:space="preserve">No conectarse a un recurso de computación de EC2</w:t>
-      </w:r>
-      <w:r>
-        <w:rPr>
-          <w:rFonts w:ascii="Calibri" w:cs="Calibri" w:eastAsia="Calibri" w:hAnsi="Calibri"/>
-        </w:rPr>
-        <w:t xml:space="preserve"> (Don't connect to an EC2 compute resource) · </w:t>
-      </w:r>
-      <w:r>
-        <w:rPr>
-          <w:rFonts w:ascii="Calibri" w:cs="Calibri" w:eastAsia="Calibri" w:hAnsi="Calibri"/>
-          <w:i/>
-          <w:iCs/>
-        </w:rPr>
-        <w:t xml:space="preserve">Tipo de red</w:t>
-      </w:r>
-      <w:r>
-        <w:rPr>
-          <w:rFonts w:ascii="Calibri" w:cs="Calibri" w:eastAsia="Calibri" w:hAnsi="Calibri"/>
-        </w:rPr>
-        <w:t xml:space="preserve"> (Network type) IPv4 · </w:t>
-      </w:r>
-      <w:r>
-        <w:rPr>
-          <w:rFonts w:ascii="Calibri" w:cs="Calibri" w:eastAsia="Calibri" w:hAnsi="Calibri"/>
-          <w:i/>
-          <w:iCs/>
-        </w:rPr>
-        <w:t xml:space="preserve">VPC</w:t>
-      </w:r>
-      <w:r>
-        <w:rPr>
-          <w:rFonts w:ascii="Calibri" w:cs="Calibri" w:eastAsia="Calibri" w:hAnsi="Calibri"/>
-        </w:rPr>
-        <w:t xml:space="preserve"> la default · </w:t>
-      </w:r>
-      <w:r>
-        <w:rPr>
-          <w:rFonts w:ascii="Calibri" w:cs="Calibri" w:eastAsia="Calibri" w:hAnsi="Calibri"/>
-          <w:i/>
-          <w:iCs/>
-        </w:rPr>
-        <w:t xml:space="preserve">Grupo de subredes de base de datos</w:t>
-      </w:r>
-      <w:r>
-        <w:rPr>
-          <w:rFonts w:ascii="Calibri" w:cs="Calibri" w:eastAsia="Calibri" w:hAnsi="Calibri"/>
-        </w:rPr>
-        <w:t xml:space="preserve"> (DB subnet group) default.</w:t>
-      </w:r>
-    </w:p>
-    <w:p>
-      <w:pPr>
-        <w:pStyle w:val="ListParagraph"/>
-        <w:numPr>
-          <w:ilvl w:val="0"/>
-          <w:numId w:val="19"/>
-        </w:numPr>
-        <w:spacing w:after="70" w:line="276"/>
-      </w:pPr>
-      <w:r>
-        <w:rPr>
-          <w:rFonts w:ascii="Calibri" w:cs="Calibri" w:eastAsia="Calibri" w:hAnsi="Calibri"/>
-          <w:b/>
-          <w:bCs/>
-        </w:rPr>
-        <w:t xml:space="preserve">Acceso público:</w:t>
-      </w:r>
-      <w:r>
-        <w:rPr>
-          <w:rFonts w:ascii="Calibri" w:cs="Calibri" w:eastAsia="Calibri" w:hAnsi="Calibri"/>
-        </w:rPr>
-        <w:t xml:space="preserve"> (Public access) elige </w:t>
-      </w:r>
-      <w:r>
-        <w:rPr>
-          <w:rFonts w:ascii="Calibri" w:cs="Calibri" w:eastAsia="Calibri" w:hAnsi="Calibri"/>
-          <w:b/>
-          <w:bCs/>
-        </w:rPr>
-        <w:t xml:space="preserve">No</w:t>
-      </w:r>
-      <w:r>
-        <w:rPr>
-          <w:rFonts w:ascii="Calibri" w:cs="Calibri" w:eastAsia="Calibri" w:hAnsi="Calibri"/>
-        </w:rPr>
-        <w:t xml:space="preserve">.</w:t>
-      </w:r>
-    </w:p>
-    <w:p>
-      <w:pPr>
-        <w:pStyle w:val="ListParagraph"/>
-        <w:numPr>
-          <w:ilvl w:val="0"/>
-          <w:numId w:val="19"/>
-        </w:numPr>
-        <w:spacing w:after="70" w:line="276"/>
-      </w:pPr>
-      <w:r>
-        <w:rPr>
-          <w:rFonts w:ascii="Calibri" w:cs="Calibri" w:eastAsia="Calibri" w:hAnsi="Calibri"/>
-          <w:b/>
-          <w:bCs/>
-        </w:rPr>
-        <w:t xml:space="preserve">Grupo de seguridad de VPC (firewall):</w:t>
-      </w:r>
-      <w:r>
-        <w:rPr>
-          <w:rFonts w:ascii="Calibri" w:cs="Calibri" w:eastAsia="Calibri" w:hAnsi="Calibri"/>
-        </w:rPr>
-        <w:t xml:space="preserve"> (VPC security group (firewall)) </w:t>
-      </w:r>
-      <w:r>
-        <w:rPr>
-          <w:rFonts w:ascii="Calibri" w:cs="Calibri" w:eastAsia="Calibri" w:hAnsi="Calibri"/>
-          <w:i/>
-          <w:iCs/>
-        </w:rPr>
-        <w:t xml:space="preserve">Elegir existente</w:t>
-      </w:r>
-      <w:r>
-        <w:rPr>
-          <w:rFonts w:ascii="Calibri" w:cs="Calibri" w:eastAsia="Calibri" w:hAnsi="Calibri"/>
-        </w:rPr>
-        <w:t xml:space="preserve"> (Choose existing). En el cuadro, </w:t>
-      </w:r>
-      <w:r>
-        <w:rPr>
-          <w:rFonts w:ascii="Calibri" w:cs="Calibri" w:eastAsia="Calibri" w:hAnsi="Calibri"/>
-          <w:b/>
-          <w:bCs/>
-        </w:rPr>
-        <w:t xml:space="preserve">quita</w:t>
-      </w:r>
-      <w:r>
-        <w:rPr>
-          <w:rFonts w:ascii="Calibri" w:cs="Calibri" w:eastAsia="Calibri" w:hAnsi="Calibri"/>
-        </w:rPr>
-        <w:t xml:space="preserve"> </w:t>
-      </w:r>
-      <w:r>
-        <w:rPr>
-          <w:rFonts w:ascii="Consolas" w:cs="Consolas" w:eastAsia="Consolas" w:hAnsi="Consolas"/>
-          <w:color w:val="9F1239"/>
-          <w:sz w:val="20"/>
-          <w:szCs w:val="20"/>
-          <w:shd w:fill="F3F4F6" w:color="auto" w:val="clear"/>
-        </w:rPr>
-        <w:t xml:space="preserve">default</w:t>
-      </w:r>
-      <w:r>
-        <w:rPr>
-          <w:rFonts w:ascii="Calibri" w:cs="Calibri" w:eastAsia="Calibri" w:hAnsi="Calibri"/>
-        </w:rPr>
-        <w:t xml:space="preserve"> (clic en la X) y </w:t>
-      </w:r>
-      <w:r>
-        <w:rPr>
-          <w:rFonts w:ascii="Calibri" w:cs="Calibri" w:eastAsia="Calibri" w:hAnsi="Calibri"/>
-          <w:b/>
-          <w:bCs/>
-        </w:rPr>
-        <w:t xml:space="preserve">agrega</w:t>
-      </w:r>
-      <w:r>
-        <w:rPr>
-          <w:rFonts w:ascii="Calibri" w:cs="Calibri" w:eastAsia="Calibri" w:hAnsi="Calibri"/>
-        </w:rPr>
-        <w:t xml:space="preserve"> </w:t>
-      </w:r>
-      <w:r>
-        <w:rPr>
-          <w:rFonts w:ascii="Consolas" w:cs="Consolas" w:eastAsia="Consolas" w:hAnsi="Consolas"/>
-          <w:color w:val="9F1239"/>
-          <w:sz w:val="20"/>
-          <w:szCs w:val="20"/>
-          <w:shd w:fill="F3F4F6" w:color="auto" w:val="clear"/>
-        </w:rPr>
-        <w:t xml:space="preserve">rds-postgres-sg</w:t>
-      </w:r>
-      <w:r>
-        <w:rPr>
-          <w:rFonts w:ascii="Calibri" w:cs="Calibri" w:eastAsia="Calibri" w:hAnsi="Calibri"/>
-        </w:rPr>
-        <w:t xml:space="preserve">.</w:t>
-      </w:r>
-    </w:p>
-    <w:p>
-      <w:pPr>
-        <w:pStyle w:val="ListParagraph"/>
-        <w:numPr>
-          <w:ilvl w:val="0"/>
-          <w:numId w:val="19"/>
-        </w:numPr>
-        <w:spacing w:after="70" w:line="276"/>
-      </w:pPr>
-      <w:r>
-        <w:rPr>
-          <w:rFonts w:ascii="Calibri" w:cs="Calibri" w:eastAsia="Calibri" w:hAnsi="Calibri"/>
-        </w:rPr>
-        <w:t xml:space="preserve">Deja </w:t>
-      </w:r>
-      <w:r>
-        <w:rPr>
-          <w:rFonts w:ascii="Calibri" w:cs="Calibri" w:eastAsia="Calibri" w:hAnsi="Calibri"/>
-          <w:i/>
-          <w:iCs/>
-        </w:rPr>
-        <w:t xml:space="preserve">Autenticación de base de datos</w:t>
-      </w:r>
-      <w:r>
-        <w:rPr>
-          <w:rFonts w:ascii="Calibri" w:cs="Calibri" w:eastAsia="Calibri" w:hAnsi="Calibri"/>
-        </w:rPr>
-        <w:t xml:space="preserve"> (Database authentication) en </w:t>
-      </w:r>
-      <w:r>
-        <w:rPr>
-          <w:rFonts w:ascii="Calibri" w:cs="Calibri" w:eastAsia="Calibri" w:hAnsi="Calibri"/>
-          <w:i/>
-          <w:iCs/>
-        </w:rPr>
-        <w:t xml:space="preserve">Autenticación con contraseña</w:t>
-      </w:r>
-      <w:r>
-        <w:rPr>
-          <w:rFonts w:ascii="Calibri" w:cs="Calibri" w:eastAsia="Calibri" w:hAnsi="Calibri"/>
-        </w:rPr>
-        <w:t xml:space="preserve"> (Password authentication).</w:t>
-      </w:r>
-    </w:p>
-    <w:p>
-      <w:pPr>
-        <w:pStyle w:val="ListParagraph"/>
-        <w:numPr>
-          <w:ilvl w:val="0"/>
-          <w:numId w:val="19"/>
-        </w:numPr>
-        <w:spacing w:after="70" w:line="276"/>
-      </w:pPr>
-      <w:r>
-        <w:rPr>
-          <w:rFonts w:ascii="Calibri" w:cs="Calibri" w:eastAsia="Calibri" w:hAnsi="Calibri"/>
-        </w:rPr>
-        <w:t xml:space="preserve">Despliega </w:t>
-      </w:r>
-      <w:r>
-        <w:rPr>
-          <w:rFonts w:ascii="Calibri" w:cs="Calibri" w:eastAsia="Calibri" w:hAnsi="Calibri"/>
-          <w:b/>
-          <w:bCs/>
-        </w:rPr>
-        <w:t xml:space="preserve">Configuración adicional</w:t>
-      </w:r>
-      <w:r>
-        <w:rPr>
-          <w:rFonts w:ascii="Calibri" w:cs="Calibri" w:eastAsia="Calibri" w:hAnsi="Calibri"/>
-        </w:rPr>
-        <w:t xml:space="preserve"> (Additional configuration) (flecha al final de la página). En el campo </w:t>
-      </w:r>
-      <w:r>
-        <w:rPr>
-          <w:rFonts w:ascii="Calibri" w:cs="Calibri" w:eastAsia="Calibri" w:hAnsi="Calibri"/>
-          <w:b/>
-          <w:bCs/>
-        </w:rPr>
-        <w:t xml:space="preserve">Nombre de la base de datos inicial</w:t>
-      </w:r>
-      <w:r>
-        <w:rPr>
-          <w:rFonts w:ascii="Calibri" w:cs="Calibri" w:eastAsia="Calibri" w:hAnsi="Calibri"/>
-        </w:rPr>
-        <w:t xml:space="preserve"> (Initial database name) escribe exactamente </w:t>
-      </w:r>
-      <w:r>
-        <w:rPr>
-          <w:rFonts w:ascii="Consolas" w:cs="Consolas" w:eastAsia="Consolas" w:hAnsi="Consolas"/>
-          <w:color w:val="9F1239"/>
-          <w:sz w:val="20"/>
-          <w:szCs w:val="20"/>
-          <w:shd w:fill="F3F4F6" w:color="auto" w:val="clear"/>
-        </w:rPr>
-        <w:t xml:space="preserve">tubeyou_db</w:t>
-      </w:r>
-      <w:r>
-        <w:rPr>
-          <w:rFonts w:ascii="Calibri" w:cs="Calibri" w:eastAsia="Calibri" w:hAnsi="Calibri"/>
-        </w:rPr>
-        <w:t xml:space="preserve">.</w:t>
-      </w:r>
-    </w:p>
-    <w:p>
-      <w:pPr>
-        <w:pStyle w:val="ListParagraph"/>
-        <w:numPr>
-          <w:ilvl w:val="0"/>
-          <w:numId w:val="19"/>
-        </w:numPr>
-        <w:spacing w:after="70" w:line="276"/>
-      </w:pPr>
-      <w:r>
-        <w:rPr>
-          <w:rFonts w:ascii="Calibri" w:cs="Calibri" w:eastAsia="Calibri" w:hAnsi="Calibri"/>
-        </w:rPr>
-        <w:t xml:space="preserve">Presiona </w:t>
-      </w:r>
-      <w:r>
-        <w:rPr>
-          <w:rFonts w:ascii="Calibri" w:cs="Calibri" w:eastAsia="Calibri" w:hAnsi="Calibri"/>
-          <w:b/>
-          <w:bCs/>
-        </w:rPr>
-        <w:t xml:space="preserve">Crear base de datos</w:t>
-      </w:r>
-      <w:r>
-        <w:rPr>
-          <w:rFonts w:ascii="Calibri" w:cs="Calibri" w:eastAsia="Calibri" w:hAnsi="Calibri"/>
-        </w:rPr>
-        <w:t xml:space="preserve"> (Create database) (abajo).</w:t>
+        <w:t xml:space="preserve">Paso 3 · Crear la base de datos (versión actual de la consola)</w:t>
       </w:r>
     </w:p>
     <w:tbl>
@@ -13354,7 +12422,1824 @@
                 <w:sz w:val="21"/>
                 <w:szCs w:val="21"/>
               </w:rPr>
-              <w:t xml:space="preserve">ERROR: No olvides el Initial database name</w:t>
+              <w:t xml:space="preserve">ERROR: Cuidado con el costo: revisa el total antes de crear</w:t>
+            </w:r>
+          </w:p>
+          <w:p>
+            <w:pPr>
+              <w:spacing w:after="50" w:line="264"/>
+            </w:pPr>
+            <w:r>
+              <w:rPr>
+                <w:rFonts w:ascii="Calibri" w:cs="Calibri" w:eastAsia="Calibri" w:hAnsi="Calibri"/>
+                <w:sz w:val="21"/>
+                <w:szCs w:val="21"/>
+              </w:rPr>
+              <w:t xml:space="preserve">Al final del formulario, en </w:t>
+            </w:r>
+            <w:r>
+              <w:rPr>
+                <w:rFonts w:ascii="Calibri" w:cs="Calibri" w:eastAsia="Calibri" w:hAnsi="Calibri"/>
+                <w:b/>
+                <w:bCs/>
+                <w:sz w:val="21"/>
+                <w:szCs w:val="21"/>
+              </w:rPr>
+              <w:t xml:space="preserve">Costos mensuales estimados</w:t>
+            </w:r>
+            <w:r>
+              <w:rPr>
+                <w:rFonts w:ascii="Calibri" w:cs="Calibri" w:eastAsia="Calibri" w:hAnsi="Calibri"/>
+                <w:sz w:val="21"/>
+                <w:szCs w:val="21"/>
+              </w:rPr>
+              <w:t xml:space="preserve">, el total para este proyecto debe ser de </w:t>
+            </w:r>
+            <w:r>
+              <w:rPr>
+                <w:rFonts w:ascii="Calibri" w:cs="Calibri" w:eastAsia="Calibri" w:hAnsi="Calibri"/>
+                <w:b/>
+                <w:bCs/>
+                <w:sz w:val="21"/>
+                <w:szCs w:val="21"/>
+              </w:rPr>
+              <w:t xml:space="preserve">unos 15 USD al mes o menos</w:t>
+            </w:r>
+            <w:r>
+              <w:rPr>
+                <w:rFonts w:ascii="Calibri" w:cs="Calibri" w:eastAsia="Calibri" w:hAnsi="Calibri"/>
+                <w:sz w:val="21"/>
+                <w:szCs w:val="21"/>
+              </w:rPr>
+              <w:t xml:space="preserve"> (y la capa gratuita o los créditos de tu cuenta pueden cubrirlo).</w:t>
+            </w:r>
+          </w:p>
+          <w:p>
+            <w:pPr>
+              <w:spacing w:after="50" w:line="264"/>
+            </w:pPr>
+            <w:r>
+              <w:rPr>
+                <w:rFonts w:ascii="Calibri" w:cs="Calibri" w:eastAsia="Calibri" w:hAnsi="Calibri"/>
+                <w:sz w:val="21"/>
+                <w:szCs w:val="21"/>
+              </w:rPr>
+              <w:t xml:space="preserve">Si ves </w:t>
+            </w:r>
+            <w:r>
+              <w:rPr>
+                <w:rFonts w:ascii="Calibri" w:cs="Calibri" w:eastAsia="Calibri" w:hAnsi="Calibri"/>
+                <w:b/>
+                <w:bCs/>
+                <w:sz w:val="21"/>
+                <w:szCs w:val="21"/>
+              </w:rPr>
+              <w:t xml:space="preserve">cientos o miles de dólares</w:t>
+            </w:r>
+            <w:r>
+              <w:rPr>
+                <w:rFonts w:ascii="Calibri" w:cs="Calibri" w:eastAsia="Calibri" w:hAnsi="Calibri"/>
+                <w:sz w:val="21"/>
+                <w:szCs w:val="21"/>
+              </w:rPr>
+              <w:t xml:space="preserve"> (por ejemplo 1.477 USD), tienes marcada la plantilla </w:t>
+            </w:r>
+            <w:r>
+              <w:rPr>
+                <w:rFonts w:ascii="Calibri" w:cs="Calibri" w:eastAsia="Calibri" w:hAnsi="Calibri"/>
+                <w:i/>
+                <w:iCs/>
+                <w:sz w:val="21"/>
+                <w:szCs w:val="21"/>
+              </w:rPr>
+              <w:t xml:space="preserve">Producción</w:t>
+            </w:r>
+            <w:r>
+              <w:rPr>
+                <w:rFonts w:ascii="Calibri" w:cs="Calibri" w:eastAsia="Calibri" w:hAnsi="Calibri"/>
+                <w:sz w:val="21"/>
+                <w:szCs w:val="21"/>
+              </w:rPr>
+              <w:t xml:space="preserve">, una instalación </w:t>
+            </w:r>
+            <w:r>
+              <w:rPr>
+                <w:rFonts w:ascii="Calibri" w:cs="Calibri" w:eastAsia="Calibri" w:hAnsi="Calibri"/>
+                <w:i/>
+                <w:iCs/>
+                <w:sz w:val="21"/>
+                <w:szCs w:val="21"/>
+              </w:rPr>
+              <w:t xml:space="preserve">multi-AZ</w:t>
+            </w:r>
+            <w:r>
+              <w:rPr>
+                <w:rFonts w:ascii="Calibri" w:cs="Calibri" w:eastAsia="Calibri" w:hAnsi="Calibri"/>
+                <w:sz w:val="21"/>
+                <w:szCs w:val="21"/>
+              </w:rPr>
+              <w:t xml:space="preserve"> o el disco </w:t>
+            </w:r>
+            <w:r>
+              <w:rPr>
+                <w:rFonts w:ascii="Calibri" w:cs="Calibri" w:eastAsia="Calibri" w:hAnsi="Calibri"/>
+                <w:i/>
+                <w:iCs/>
+                <w:sz w:val="21"/>
+                <w:szCs w:val="21"/>
+              </w:rPr>
+              <w:t xml:space="preserve">io2</w:t>
+            </w:r>
+            <w:r>
+              <w:rPr>
+                <w:rFonts w:ascii="Calibri" w:cs="Calibri" w:eastAsia="Calibri" w:hAnsi="Calibri"/>
+                <w:sz w:val="21"/>
+                <w:szCs w:val="21"/>
+              </w:rPr>
+              <w:t xml:space="preserve">. </w:t>
+            </w:r>
+            <w:r>
+              <w:rPr>
+                <w:rFonts w:ascii="Calibri" w:cs="Calibri" w:eastAsia="Calibri" w:hAnsi="Calibri"/>
+                <w:b/>
+                <w:bCs/>
+                <w:sz w:val="21"/>
+                <w:szCs w:val="21"/>
+              </w:rPr>
+              <w:t xml:space="preserve">No crees la base</w:t>
+            </w:r>
+            <w:r>
+              <w:rPr>
+                <w:rFonts w:ascii="Calibri" w:cs="Calibri" w:eastAsia="Calibri" w:hAnsi="Calibri"/>
+                <w:sz w:val="21"/>
+                <w:szCs w:val="21"/>
+              </w:rPr>
+              <w:t xml:space="preserve"> hasta corregirlo con los pasos de abajo.</w:t>
+            </w:r>
+          </w:p>
+        </w:tc>
+      </w:tr>
+    </w:tbl>
+    <w:p>
+      <w:pPr>
+        <w:spacing w:after="0" w:line="160"/>
+      </w:pPr>
+      <w:r>
+        <w:rPr>
+          <w:sz w:val="4"/>
+          <w:szCs w:val="4"/>
+        </w:rPr>
+        <w:t xml:space="preserve"/>
+      </w:r>
+    </w:p>
+    <w:p>
+      <w:pPr>
+        <w:pStyle w:val="ListParagraph"/>
+        <w:numPr>
+          <w:ilvl w:val="0"/>
+          <w:numId w:val="19"/>
+        </w:numPr>
+        <w:spacing w:after="70" w:line="276"/>
+      </w:pPr>
+      <w:r>
+        <w:rPr>
+          <w:rFonts w:ascii="Calibri" w:cs="Calibri" w:eastAsia="Calibri" w:hAnsi="Calibri"/>
+        </w:rPr>
+        <w:t xml:space="preserve">Busca </w:t>
+      </w:r>
+      <w:r>
+        <w:rPr>
+          <w:rFonts w:ascii="Consolas" w:cs="Consolas" w:eastAsia="Consolas" w:hAnsi="Consolas"/>
+          <w:color w:val="9F1239"/>
+          <w:sz w:val="20"/>
+          <w:szCs w:val="20"/>
+          <w:shd w:fill="F3F4F6" w:color="auto" w:val="clear"/>
+        </w:rPr>
+        <w:t xml:space="preserve">RDS</w:t>
+      </w:r>
+      <w:r>
+        <w:rPr>
+          <w:rFonts w:ascii="Calibri" w:cs="Calibri" w:eastAsia="Calibri" w:hAnsi="Calibri"/>
+        </w:rPr>
+        <w:t xml:space="preserve"> y entra. Menú izquierdo ➔ </w:t>
+      </w:r>
+      <w:r>
+        <w:rPr>
+          <w:rFonts w:ascii="Calibri" w:cs="Calibri" w:eastAsia="Calibri" w:hAnsi="Calibri"/>
+          <w:b/>
+          <w:bCs/>
+        </w:rPr>
+        <w:t xml:space="preserve">Bases de datos</w:t>
+      </w:r>
+      <w:r>
+        <w:rPr>
+          <w:rFonts w:ascii="Calibri" w:cs="Calibri" w:eastAsia="Calibri" w:hAnsi="Calibri"/>
+        </w:rPr>
+        <w:t xml:space="preserve"> ➔ botón naranja </w:t>
+      </w:r>
+      <w:r>
+        <w:rPr>
+          <w:rFonts w:ascii="Calibri" w:cs="Calibri" w:eastAsia="Calibri" w:hAnsi="Calibri"/>
+          <w:b/>
+          <w:bCs/>
+        </w:rPr>
+        <w:t xml:space="preserve">Crear base de datos</w:t>
+      </w:r>
+      <w:r>
+        <w:rPr>
+          <w:rFonts w:ascii="Calibri" w:cs="Calibri" w:eastAsia="Calibri" w:hAnsi="Calibri"/>
+        </w:rPr>
+        <w:t xml:space="preserve">.</w:t>
+      </w:r>
+    </w:p>
+    <w:p>
+      <w:pPr>
+        <w:pStyle w:val="ListParagraph"/>
+        <w:numPr>
+          <w:ilvl w:val="0"/>
+          <w:numId w:val="19"/>
+        </w:numPr>
+        <w:spacing w:after="70" w:line="276"/>
+      </w:pPr>
+      <w:r>
+        <w:rPr>
+          <w:rFonts w:ascii="Calibri" w:cs="Calibri" w:eastAsia="Calibri" w:hAnsi="Calibri"/>
+          <w:b/>
+          <w:bCs/>
+        </w:rPr>
+        <w:t xml:space="preserve">Opciones del motor</w:t>
+      </w:r>
+      <w:r>
+        <w:rPr>
+          <w:rFonts w:ascii="Calibri" w:cs="Calibri" w:eastAsia="Calibri" w:hAnsi="Calibri"/>
+        </w:rPr>
+        <w:t xml:space="preserve"> ➔ </w:t>
+      </w:r>
+      <w:r>
+        <w:rPr>
+          <w:rFonts w:ascii="Calibri" w:cs="Calibri" w:eastAsia="Calibri" w:hAnsi="Calibri"/>
+          <w:b/>
+          <w:bCs/>
+        </w:rPr>
+        <w:t xml:space="preserve">Tipo de motor</w:t>
+      </w:r>
+      <w:r>
+        <w:rPr>
+          <w:rFonts w:ascii="Calibri" w:cs="Calibri" w:eastAsia="Calibri" w:hAnsi="Calibri"/>
+        </w:rPr>
+        <w:t xml:space="preserve">: haz clic en el recuadro </w:t>
+      </w:r>
+      <w:r>
+        <w:rPr>
+          <w:rFonts w:ascii="Calibri" w:cs="Calibri" w:eastAsia="Calibri" w:hAnsi="Calibri"/>
+          <w:b/>
+          <w:bCs/>
+        </w:rPr>
+        <w:t xml:space="preserve">PostgreSQL</w:t>
+      </w:r>
+      <w:r>
+        <w:rPr>
+          <w:rFonts w:ascii="Calibri" w:cs="Calibri" w:eastAsia="Calibri" w:hAnsi="Calibri"/>
+        </w:rPr>
+        <w:t xml:space="preserve"> (no Aurora).</w:t>
+      </w:r>
+    </w:p>
+    <w:p>
+      <w:pPr>
+        <w:pStyle w:val="ListParagraph"/>
+        <w:numPr>
+          <w:ilvl w:val="0"/>
+          <w:numId w:val="19"/>
+        </w:numPr>
+        <w:spacing w:after="70" w:line="276"/>
+      </w:pPr>
+      <w:r>
+        <w:rPr>
+          <w:rFonts w:ascii="Calibri" w:cs="Calibri" w:eastAsia="Calibri" w:hAnsi="Calibri"/>
+          <w:b/>
+          <w:bCs/>
+        </w:rPr>
+        <w:t xml:space="preserve">Elegir un método de creación de base de datos</w:t>
+      </w:r>
+      <w:r>
+        <w:rPr>
+          <w:rFonts w:ascii="Calibri" w:cs="Calibri" w:eastAsia="Calibri" w:hAnsi="Calibri"/>
+        </w:rPr>
+        <w:t xml:space="preserve">: marca </w:t>
+      </w:r>
+      <w:r>
+        <w:rPr>
+          <w:rFonts w:ascii="Calibri" w:cs="Calibri" w:eastAsia="Calibri" w:hAnsi="Calibri"/>
+          <w:b/>
+          <w:bCs/>
+        </w:rPr>
+        <w:t xml:space="preserve">Configuración completa</w:t>
+      </w:r>
+      <w:r>
+        <w:rPr>
+          <w:rFonts w:ascii="Calibri" w:cs="Calibri" w:eastAsia="Calibri" w:hAnsi="Calibri"/>
+        </w:rPr>
+        <w:t xml:space="preserve">.</w:t>
+      </w:r>
+    </w:p>
+    <w:p>
+      <w:pPr>
+        <w:pStyle w:val="ListParagraph"/>
+        <w:numPr>
+          <w:ilvl w:val="0"/>
+          <w:numId w:val="19"/>
+        </w:numPr>
+        <w:spacing w:after="70" w:line="276"/>
+      </w:pPr>
+      <w:r>
+        <w:rPr>
+          <w:rFonts w:ascii="Calibri" w:cs="Calibri" w:eastAsia="Calibri" w:hAnsi="Calibri"/>
+          <w:b/>
+          <w:bCs/>
+        </w:rPr>
+        <w:t xml:space="preserve">Plantillas</w:t>
+      </w:r>
+      <w:r>
+        <w:rPr>
+          <w:rFonts w:ascii="Calibri" w:cs="Calibri" w:eastAsia="Calibri" w:hAnsi="Calibri"/>
+        </w:rPr>
+        <w:t xml:space="preserve">: marca </w:t>
+      </w:r>
+      <w:r>
+        <w:rPr>
+          <w:rFonts w:ascii="Calibri" w:cs="Calibri" w:eastAsia="Calibri" w:hAnsi="Calibri"/>
+          <w:b/>
+          <w:bCs/>
+        </w:rPr>
+        <w:t xml:space="preserve">Entorno de pruebas</w:t>
+      </w:r>
+      <w:r>
+        <w:rPr>
+          <w:rFonts w:ascii="Calibri" w:cs="Calibri" w:eastAsia="Calibri" w:hAnsi="Calibri"/>
+        </w:rPr>
+        <w:t xml:space="preserve"> (Sandbox). </w:t>
+      </w:r>
+      <w:r>
+        <w:rPr>
+          <w:rFonts w:ascii="Calibri" w:cs="Calibri" w:eastAsia="Calibri" w:hAnsi="Calibri"/>
+          <w:b/>
+          <w:bCs/>
+        </w:rPr>
+        <w:t xml:space="preserve">No</w:t>
+      </w:r>
+      <w:r>
+        <w:rPr>
+          <w:rFonts w:ascii="Calibri" w:cs="Calibri" w:eastAsia="Calibri" w:hAnsi="Calibri"/>
+        </w:rPr>
+        <w:t xml:space="preserve"> elijas </w:t>
+      </w:r>
+      <w:r>
+        <w:rPr>
+          <w:rFonts w:ascii="Calibri" w:cs="Calibri" w:eastAsia="Calibri" w:hAnsi="Calibri"/>
+          <w:i/>
+          <w:iCs/>
+        </w:rPr>
+        <w:t xml:space="preserve">Producción</w:t>
+      </w:r>
+      <w:r>
+        <w:rPr>
+          <w:rFonts w:ascii="Calibri" w:cs="Calibri" w:eastAsia="Calibri" w:hAnsi="Calibri"/>
+        </w:rPr>
+        <w:t xml:space="preserve"> ni </w:t>
+      </w:r>
+      <w:r>
+        <w:rPr>
+          <w:rFonts w:ascii="Calibri" w:cs="Calibri" w:eastAsia="Calibri" w:hAnsi="Calibri"/>
+          <w:i/>
+          <w:iCs/>
+        </w:rPr>
+        <w:t xml:space="preserve">Desarrollo y pruebas</w:t>
+      </w:r>
+      <w:r>
+        <w:rPr>
+          <w:rFonts w:ascii="Calibri" w:cs="Calibri" w:eastAsia="Calibri" w:hAnsi="Calibri"/>
+        </w:rPr>
+        <w:t xml:space="preserve">: esas activan opciones caras.</w:t>
+      </w:r>
+    </w:p>
+    <w:p>
+      <w:pPr>
+        <w:pStyle w:val="ListParagraph"/>
+        <w:numPr>
+          <w:ilvl w:val="0"/>
+          <w:numId w:val="19"/>
+        </w:numPr>
+        <w:spacing w:after="70" w:line="276"/>
+      </w:pPr>
+      <w:r>
+        <w:rPr>
+          <w:rFonts w:ascii="Calibri" w:cs="Calibri" w:eastAsia="Calibri" w:hAnsi="Calibri"/>
+          <w:b/>
+          <w:bCs/>
+        </w:rPr>
+        <w:t xml:space="preserve">Disponibilidad y durabilidad</w:t>
+      </w:r>
+      <w:r>
+        <w:rPr>
+          <w:rFonts w:ascii="Calibri" w:cs="Calibri" w:eastAsia="Calibri" w:hAnsi="Calibri"/>
+        </w:rPr>
+        <w:t xml:space="preserve"> ➔ </w:t>
+      </w:r>
+      <w:r>
+        <w:rPr>
+          <w:rFonts w:ascii="Calibri" w:cs="Calibri" w:eastAsia="Calibri" w:hAnsi="Calibri"/>
+          <w:b/>
+          <w:bCs/>
+        </w:rPr>
+        <w:t xml:space="preserve">Opciones de implementación</w:t>
+      </w:r>
+      <w:r>
+        <w:rPr>
+          <w:rFonts w:ascii="Calibri" w:cs="Calibri" w:eastAsia="Calibri" w:hAnsi="Calibri"/>
+        </w:rPr>
+        <w:t xml:space="preserve">: marca </w:t>
+      </w:r>
+      <w:r>
+        <w:rPr>
+          <w:rFonts w:ascii="Calibri" w:cs="Calibri" w:eastAsia="Calibri" w:hAnsi="Calibri"/>
+          <w:b/>
+          <w:bCs/>
+        </w:rPr>
+        <w:t xml:space="preserve">Implementación de una instancia de base de datos de zona de disponibilidad única (1 instancia)</w:t>
+      </w:r>
+      <w:r>
+        <w:rPr>
+          <w:rFonts w:ascii="Calibri" w:cs="Calibri" w:eastAsia="Calibri" w:hAnsi="Calibri"/>
+        </w:rPr>
+        <w:t xml:space="preserve">. Con </w:t>
+      </w:r>
+      <w:r>
+        <w:rPr>
+          <w:rFonts w:ascii="Calibri" w:cs="Calibri" w:eastAsia="Calibri" w:hAnsi="Calibri"/>
+          <w:i/>
+          <w:iCs/>
+        </w:rPr>
+        <w:t xml:space="preserve">Entorno de pruebas</w:t>
+      </w:r>
+      <w:r>
+        <w:rPr>
+          <w:rFonts w:ascii="Calibri" w:cs="Calibri" w:eastAsia="Calibri" w:hAnsi="Calibri"/>
+        </w:rPr>
+        <w:t xml:space="preserve"> ya viene marcada.</w:t>
+      </w:r>
+    </w:p>
+    <w:p>
+      <w:pPr>
+        <w:pStyle w:val="ListParagraph"/>
+        <w:numPr>
+          <w:ilvl w:val="0"/>
+          <w:numId w:val="19"/>
+        </w:numPr>
+        <w:spacing w:after="70" w:line="276"/>
+      </w:pPr>
+      <w:r>
+        <w:rPr>
+          <w:rFonts w:ascii="Calibri" w:cs="Calibri" w:eastAsia="Calibri" w:hAnsi="Calibri"/>
+          <w:b/>
+          <w:bCs/>
+        </w:rPr>
+        <w:t xml:space="preserve">Versión del motor</w:t>
+      </w:r>
+      <w:r>
+        <w:rPr>
+          <w:rFonts w:ascii="Calibri" w:cs="Calibri" w:eastAsia="Calibri" w:hAnsi="Calibri"/>
+        </w:rPr>
+        <w:t xml:space="preserve">: deja la que aparece (o elige una PostgreSQL 16 o 17 si la ves). </w:t>
+      </w:r>
+      <w:r>
+        <w:rPr>
+          <w:rFonts w:ascii="Calibri" w:cs="Calibri" w:eastAsia="Calibri" w:hAnsi="Calibri"/>
+          <w:b/>
+          <w:bCs/>
+        </w:rPr>
+        <w:t xml:space="preserve">No</w:t>
+      </w:r>
+      <w:r>
+        <w:rPr>
+          <w:rFonts w:ascii="Calibri" w:cs="Calibri" w:eastAsia="Calibri" w:hAnsi="Calibri"/>
+        </w:rPr>
+        <w:t xml:space="preserve"> marques </w:t>
+      </w:r>
+      <w:r>
+        <w:rPr>
+          <w:rFonts w:ascii="Calibri" w:cs="Calibri" w:eastAsia="Calibri" w:hAnsi="Calibri"/>
+          <w:i/>
+          <w:iCs/>
+        </w:rPr>
+        <w:t xml:space="preserve">Activar el soporte extendido de RDS</w:t>
+      </w:r>
+      <w:r>
+        <w:rPr>
+          <w:rFonts w:ascii="Calibri" w:cs="Calibri" w:eastAsia="Calibri" w:hAnsi="Calibri"/>
+        </w:rPr>
+        <w:t xml:space="preserve"> (tiene costo).</w:t>
+      </w:r>
+    </w:p>
+    <w:p>
+      <w:pPr>
+        <w:pStyle w:val="ListParagraph"/>
+        <w:numPr>
+          <w:ilvl w:val="0"/>
+          <w:numId w:val="19"/>
+        </w:numPr>
+        <w:spacing w:after="70" w:line="276"/>
+      </w:pPr>
+      <w:r>
+        <w:rPr>
+          <w:rFonts w:ascii="Calibri" w:cs="Calibri" w:eastAsia="Calibri" w:hAnsi="Calibri"/>
+          <w:b/>
+          <w:bCs/>
+        </w:rPr>
+        <w:t xml:space="preserve">Identificador de instancia de base de datos</w:t>
+      </w:r>
+      <w:r>
+        <w:rPr>
+          <w:rFonts w:ascii="Calibri" w:cs="Calibri" w:eastAsia="Calibri" w:hAnsi="Calibri"/>
+        </w:rPr>
+        <w:t xml:space="preserve">: escribe </w:t>
+      </w:r>
+      <w:r>
+        <w:rPr>
+          <w:rFonts w:ascii="Consolas" w:cs="Consolas" w:eastAsia="Consolas" w:hAnsi="Consolas"/>
+          <w:color w:val="9F1239"/>
+          <w:sz w:val="20"/>
+          <w:szCs w:val="20"/>
+          <w:shd w:fill="F3F4F6" w:color="auto" w:val="clear"/>
+        </w:rPr>
+        <w:t xml:space="preserve">tubeyou-rds</w:t>
+      </w:r>
+      <w:r>
+        <w:rPr>
+          <w:rFonts w:ascii="Calibri" w:cs="Calibri" w:eastAsia="Calibri" w:hAnsi="Calibri"/>
+        </w:rPr>
+        <w:t xml:space="preserve">. (Si el campo dice </w:t>
+      </w:r>
+      <w:r>
+        <w:rPr>
+          <w:rFonts w:ascii="Calibri" w:cs="Calibri" w:eastAsia="Calibri" w:hAnsi="Calibri"/>
+          <w:i/>
+          <w:iCs/>
+        </w:rPr>
+        <w:t xml:space="preserve">Identificador del clúster</w:t>
+      </w:r>
+      <w:r>
+        <w:rPr>
+          <w:rFonts w:ascii="Calibri" w:cs="Calibri" w:eastAsia="Calibri" w:hAnsi="Calibri"/>
+        </w:rPr>
+        <w:t xml:space="preserve">, es que sigues en una opción multi-AZ: vuelve al paso 5.)</w:t>
+      </w:r>
+    </w:p>
+    <w:p>
+      <w:pPr>
+        <w:pStyle w:val="ListParagraph"/>
+        <w:numPr>
+          <w:ilvl w:val="0"/>
+          <w:numId w:val="19"/>
+        </w:numPr>
+        <w:spacing w:after="70" w:line="276"/>
+      </w:pPr>
+      <w:r>
+        <w:rPr>
+          <w:rFonts w:ascii="Calibri" w:cs="Calibri" w:eastAsia="Calibri" w:hAnsi="Calibri"/>
+          <w:b/>
+          <w:bCs/>
+        </w:rPr>
+        <w:t xml:space="preserve">Configuración de credenciales</w:t>
+      </w:r>
+      <w:r>
+        <w:rPr>
+          <w:rFonts w:ascii="Calibri" w:cs="Calibri" w:eastAsia="Calibri" w:hAnsi="Calibri"/>
+        </w:rPr>
+        <w:t xml:space="preserve"> ➔ </w:t>
+      </w:r>
+      <w:r>
+        <w:rPr>
+          <w:rFonts w:ascii="Calibri" w:cs="Calibri" w:eastAsia="Calibri" w:hAnsi="Calibri"/>
+          <w:b/>
+          <w:bCs/>
+        </w:rPr>
+        <w:t xml:space="preserve">Nombre de usuario maestro</w:t>
+      </w:r>
+      <w:r>
+        <w:rPr>
+          <w:rFonts w:ascii="Calibri" w:cs="Calibri" w:eastAsia="Calibri" w:hAnsi="Calibri"/>
+        </w:rPr>
+        <w:t xml:space="preserve">: escribe </w:t>
+      </w:r>
+      <w:r>
+        <w:rPr>
+          <w:rFonts w:ascii="Consolas" w:cs="Consolas" w:eastAsia="Consolas" w:hAnsi="Consolas"/>
+          <w:color w:val="9F1239"/>
+          <w:sz w:val="20"/>
+          <w:szCs w:val="20"/>
+          <w:shd w:fill="F3F4F6" w:color="auto" w:val="clear"/>
+        </w:rPr>
+        <w:t xml:space="preserve">postgres</w:t>
+      </w:r>
+      <w:r>
+        <w:rPr>
+          <w:rFonts w:ascii="Calibri" w:cs="Calibri" w:eastAsia="Calibri" w:hAnsi="Calibri"/>
+        </w:rPr>
+        <w:t xml:space="preserve">.</w:t>
+      </w:r>
+    </w:p>
+    <w:p>
+      <w:pPr>
+        <w:pStyle w:val="ListParagraph"/>
+        <w:numPr>
+          <w:ilvl w:val="0"/>
+          <w:numId w:val="19"/>
+        </w:numPr>
+        <w:spacing w:after="70" w:line="276"/>
+      </w:pPr>
+      <w:r>
+        <w:rPr>
+          <w:rFonts w:ascii="Calibri" w:cs="Calibri" w:eastAsia="Calibri" w:hAnsi="Calibri"/>
+          <w:b/>
+          <w:bCs/>
+        </w:rPr>
+        <w:t xml:space="preserve">Administración de credenciales</w:t>
+      </w:r>
+      <w:r>
+        <w:rPr>
+          <w:rFonts w:ascii="Calibri" w:cs="Calibri" w:eastAsia="Calibri" w:hAnsi="Calibri"/>
+        </w:rPr>
+        <w:t xml:space="preserve">: marca </w:t>
+      </w:r>
+      <w:r>
+        <w:rPr>
+          <w:rFonts w:ascii="Calibri" w:cs="Calibri" w:eastAsia="Calibri" w:hAnsi="Calibri"/>
+          <w:b/>
+          <w:bCs/>
+        </w:rPr>
+        <w:t xml:space="preserve">Autoadministrado</w:t>
+      </w:r>
+      <w:r>
+        <w:rPr>
+          <w:rFonts w:ascii="Calibri" w:cs="Calibri" w:eastAsia="Calibri" w:hAnsi="Calibri"/>
+        </w:rPr>
+        <w:t xml:space="preserve"> (no </w:t>
+      </w:r>
+      <w:r>
+        <w:rPr>
+          <w:rFonts w:ascii="Calibri" w:cs="Calibri" w:eastAsia="Calibri" w:hAnsi="Calibri"/>
+          <w:i/>
+          <w:iCs/>
+        </w:rPr>
+        <w:t xml:space="preserve">Administrado en AWS Secrets Manager</w:t>
+      </w:r>
+      <w:r>
+        <w:rPr>
+          <w:rFonts w:ascii="Calibri" w:cs="Calibri" w:eastAsia="Calibri" w:hAnsi="Calibri"/>
+        </w:rPr>
+        <w:t xml:space="preserve">, que cobra aparte).</w:t>
+      </w:r>
+    </w:p>
+    <w:p>
+      <w:pPr>
+        <w:pStyle w:val="ListParagraph"/>
+        <w:numPr>
+          <w:ilvl w:val="0"/>
+          <w:numId w:val="19"/>
+        </w:numPr>
+        <w:spacing w:after="70" w:line="276"/>
+      </w:pPr>
+      <w:r>
+        <w:rPr>
+          <w:rFonts w:ascii="Calibri" w:cs="Calibri" w:eastAsia="Calibri" w:hAnsi="Calibri"/>
+        </w:rPr>
+        <w:t xml:space="preserve">En </w:t>
+      </w:r>
+      <w:r>
+        <w:rPr>
+          <w:rFonts w:ascii="Calibri" w:cs="Calibri" w:eastAsia="Calibri" w:hAnsi="Calibri"/>
+          <w:b/>
+          <w:bCs/>
+        </w:rPr>
+        <w:t xml:space="preserve">Contraseña maestra</w:t>
+      </w:r>
+      <w:r>
+        <w:rPr>
+          <w:rFonts w:ascii="Calibri" w:cs="Calibri" w:eastAsia="Calibri" w:hAnsi="Calibri"/>
+        </w:rPr>
+        <w:t xml:space="preserve"> escribe una clave (ejemplo </w:t>
+      </w:r>
+      <w:r>
+        <w:rPr>
+          <w:rFonts w:ascii="Consolas" w:cs="Consolas" w:eastAsia="Consolas" w:hAnsi="Consolas"/>
+          <w:color w:val="9F1239"/>
+          <w:sz w:val="20"/>
+          <w:szCs w:val="20"/>
+          <w:shd w:fill="F3F4F6" w:color="auto" w:val="clear"/>
+        </w:rPr>
+        <w:t xml:space="preserve">TuClaveSegura2026</w:t>
+      </w:r>
+      <w:r>
+        <w:rPr>
+          <w:rFonts w:ascii="Calibri" w:cs="Calibri" w:eastAsia="Calibri" w:hAnsi="Calibri"/>
+        </w:rPr>
+        <w:t xml:space="preserve">) y repítela en </w:t>
+      </w:r>
+      <w:r>
+        <w:rPr>
+          <w:rFonts w:ascii="Calibri" w:cs="Calibri" w:eastAsia="Calibri" w:hAnsi="Calibri"/>
+          <w:b/>
+          <w:bCs/>
+        </w:rPr>
+        <w:t xml:space="preserve">Confirmar contraseña maestra</w:t>
+      </w:r>
+      <w:r>
+        <w:rPr>
+          <w:rFonts w:ascii="Calibri" w:cs="Calibri" w:eastAsia="Calibri" w:hAnsi="Calibri"/>
+        </w:rPr>
+        <w:t xml:space="preserve">. </w:t>
+      </w:r>
+      <w:r>
+        <w:rPr>
+          <w:rFonts w:ascii="Calibri" w:cs="Calibri" w:eastAsia="Calibri" w:hAnsi="Calibri"/>
+          <w:b/>
+          <w:bCs/>
+        </w:rPr>
+        <w:t xml:space="preserve">Anótala en la hoja de datos.</w:t>
+      </w:r>
+      <w:r>
+        <w:rPr>
+          <w:rFonts w:ascii="Calibri" w:cs="Calibri" w:eastAsia="Calibri" w:hAnsi="Calibri"/>
+        </w:rPr>
+        <w:t xml:space="preserve"> Usa solo letras y números.</w:t>
+      </w:r>
+    </w:p>
+    <w:p>
+      <w:pPr>
+        <w:pStyle w:val="ListParagraph"/>
+        <w:numPr>
+          <w:ilvl w:val="0"/>
+          <w:numId w:val="19"/>
+        </w:numPr>
+        <w:spacing w:after="70" w:line="276"/>
+      </w:pPr>
+      <w:r>
+        <w:rPr>
+          <w:rFonts w:ascii="Calibri" w:cs="Calibri" w:eastAsia="Calibri" w:hAnsi="Calibri"/>
+          <w:b/>
+          <w:bCs/>
+        </w:rPr>
+        <w:t xml:space="preserve">Opciones de autenticación de bases de datos</w:t>
+      </w:r>
+      <w:r>
+        <w:rPr>
+          <w:rFonts w:ascii="Calibri" w:cs="Calibri" w:eastAsia="Calibri" w:hAnsi="Calibri"/>
+        </w:rPr>
+        <w:t xml:space="preserve">: deja </w:t>
+      </w:r>
+      <w:r>
+        <w:rPr>
+          <w:rFonts w:ascii="Calibri" w:cs="Calibri" w:eastAsia="Calibri" w:hAnsi="Calibri"/>
+          <w:b/>
+          <w:bCs/>
+        </w:rPr>
+        <w:t xml:space="preserve">Autenticación con contraseña</w:t>
+      </w:r>
+      <w:r>
+        <w:rPr>
+          <w:rFonts w:ascii="Calibri" w:cs="Calibri" w:eastAsia="Calibri" w:hAnsi="Calibri"/>
+        </w:rPr>
+        <w:t xml:space="preserve">.</w:t>
+      </w:r>
+    </w:p>
+    <w:p>
+      <w:pPr>
+        <w:pStyle w:val="ListParagraph"/>
+        <w:numPr>
+          <w:ilvl w:val="0"/>
+          <w:numId w:val="19"/>
+        </w:numPr>
+        <w:spacing w:after="70" w:line="276"/>
+      </w:pPr>
+      <w:r>
+        <w:rPr>
+          <w:rFonts w:ascii="Calibri" w:cs="Calibri" w:eastAsia="Calibri" w:hAnsi="Calibri"/>
+          <w:b/>
+          <w:bCs/>
+        </w:rPr>
+        <w:t xml:space="preserve">Configuración de la instancia</w:t>
+      </w:r>
+      <w:r>
+        <w:rPr>
+          <w:rFonts w:ascii="Calibri" w:cs="Calibri" w:eastAsia="Calibri" w:hAnsi="Calibri"/>
+        </w:rPr>
+        <w:t xml:space="preserve"> ➔ </w:t>
+      </w:r>
+      <w:r>
+        <w:rPr>
+          <w:rFonts w:ascii="Calibri" w:cs="Calibri" w:eastAsia="Calibri" w:hAnsi="Calibri"/>
+          <w:b/>
+          <w:bCs/>
+        </w:rPr>
+        <w:t xml:space="preserve">Clase de instancia de base de datos</w:t>
+      </w:r>
+      <w:r>
+        <w:rPr>
+          <w:rFonts w:ascii="Calibri" w:cs="Calibri" w:eastAsia="Calibri" w:hAnsi="Calibri"/>
+        </w:rPr>
+        <w:t xml:space="preserve">: marca </w:t>
+      </w:r>
+      <w:r>
+        <w:rPr>
+          <w:rFonts w:ascii="Calibri" w:cs="Calibri" w:eastAsia="Calibri" w:hAnsi="Calibri"/>
+          <w:b/>
+          <w:bCs/>
+        </w:rPr>
+        <w:t xml:space="preserve">Clases ampliables (incluye clases t)</w:t>
+      </w:r>
+      <w:r>
+        <w:rPr>
+          <w:rFonts w:ascii="Calibri" w:cs="Calibri" w:eastAsia="Calibri" w:hAnsi="Calibri"/>
+        </w:rPr>
+        <w:t xml:space="preserve">. Si solo ves </w:t>
+      </w:r>
+      <w:r>
+        <w:rPr>
+          <w:rFonts w:ascii="Calibri" w:cs="Calibri" w:eastAsia="Calibri" w:hAnsi="Calibri"/>
+          <w:i/>
+          <w:iCs/>
+        </w:rPr>
+        <w:t xml:space="preserve">Clases estándar (incluye clases m)</w:t>
+      </w:r>
+      <w:r>
+        <w:rPr>
+          <w:rFonts w:ascii="Calibri" w:cs="Calibri" w:eastAsia="Calibri" w:hAnsi="Calibri"/>
+        </w:rPr>
+        <w:t xml:space="preserve"> sin la opción de clases t, regresa y confirma que la plantilla sea </w:t>
+      </w:r>
+      <w:r>
+        <w:rPr>
+          <w:rFonts w:ascii="Calibri" w:cs="Calibri" w:eastAsia="Calibri" w:hAnsi="Calibri"/>
+          <w:i/>
+          <w:iCs/>
+        </w:rPr>
+        <w:t xml:space="preserve">Entorno de pruebas</w:t>
+      </w:r>
+      <w:r>
+        <w:rPr>
+          <w:rFonts w:ascii="Calibri" w:cs="Calibri" w:eastAsia="Calibri" w:hAnsi="Calibri"/>
+        </w:rPr>
+        <w:t xml:space="preserve">.</w:t>
+      </w:r>
+    </w:p>
+    <w:p>
+      <w:pPr>
+        <w:pStyle w:val="ListParagraph"/>
+        <w:numPr>
+          <w:ilvl w:val="0"/>
+          <w:numId w:val="19"/>
+        </w:numPr>
+        <w:spacing w:after="70" w:line="276"/>
+      </w:pPr>
+      <w:r>
+        <w:rPr>
+          <w:rFonts w:ascii="Calibri" w:cs="Calibri" w:eastAsia="Calibri" w:hAnsi="Calibri"/>
+        </w:rPr>
+        <w:t xml:space="preserve">En </w:t>
+      </w:r>
+      <w:r>
+        <w:rPr>
+          <w:rFonts w:ascii="Calibri" w:cs="Calibri" w:eastAsia="Calibri" w:hAnsi="Calibri"/>
+          <w:b/>
+          <w:bCs/>
+        </w:rPr>
+        <w:t xml:space="preserve">Tipo de instancia</w:t>
+      </w:r>
+      <w:r>
+        <w:rPr>
+          <w:rFonts w:ascii="Calibri" w:cs="Calibri" w:eastAsia="Calibri" w:hAnsi="Calibri"/>
+        </w:rPr>
+        <w:t xml:space="preserve"> elige </w:t>
+      </w:r>
+      <w:r>
+        <w:rPr>
+          <w:rFonts w:ascii="Consolas" w:cs="Consolas" w:eastAsia="Consolas" w:hAnsi="Consolas"/>
+          <w:color w:val="9F1239"/>
+          <w:sz w:val="20"/>
+          <w:szCs w:val="20"/>
+          <w:shd w:fill="F3F4F6" w:color="auto" w:val="clear"/>
+        </w:rPr>
+        <w:t xml:space="preserve">db.t3.micro</w:t>
+      </w:r>
+      <w:r>
+        <w:rPr>
+          <w:rFonts w:ascii="Calibri" w:cs="Calibri" w:eastAsia="Calibri" w:hAnsi="Calibri"/>
+        </w:rPr>
+        <w:t xml:space="preserve"> o </w:t>
+      </w:r>
+      <w:r>
+        <w:rPr>
+          <w:rFonts w:ascii="Consolas" w:cs="Consolas" w:eastAsia="Consolas" w:hAnsi="Consolas"/>
+          <w:color w:val="9F1239"/>
+          <w:sz w:val="20"/>
+          <w:szCs w:val="20"/>
+          <w:shd w:fill="F3F4F6" w:color="auto" w:val="clear"/>
+        </w:rPr>
+        <w:t xml:space="preserve">db.t4g.micro</w:t>
+      </w:r>
+      <w:r>
+        <w:rPr>
+          <w:rFonts w:ascii="Calibri" w:cs="Calibri" w:eastAsia="Calibri" w:hAnsi="Calibri"/>
+        </w:rPr>
+        <w:t xml:space="preserve">. Si no aparece ninguna </w:t>
+      </w:r>
+      <w:r>
+        <w:rPr>
+          <w:rFonts w:ascii="Consolas" w:cs="Consolas" w:eastAsia="Consolas" w:hAnsi="Consolas"/>
+          <w:color w:val="9F1239"/>
+          <w:sz w:val="20"/>
+          <w:szCs w:val="20"/>
+          <w:shd w:fill="F3F4F6" w:color="auto" w:val="clear"/>
+        </w:rPr>
+        <w:t xml:space="preserve">micro</w:t>
+      </w:r>
+      <w:r>
+        <w:rPr>
+          <w:rFonts w:ascii="Calibri" w:cs="Calibri" w:eastAsia="Calibri" w:hAnsi="Calibri"/>
+        </w:rPr>
+        <w:t xml:space="preserve">, elige </w:t>
+      </w:r>
+      <w:r>
+        <w:rPr>
+          <w:rFonts w:ascii="Consolas" w:cs="Consolas" w:eastAsia="Consolas" w:hAnsi="Consolas"/>
+          <w:color w:val="9F1239"/>
+          <w:sz w:val="20"/>
+          <w:szCs w:val="20"/>
+          <w:shd w:fill="F3F4F6" w:color="auto" w:val="clear"/>
+        </w:rPr>
+        <w:t xml:space="preserve">db.t3.small</w:t>
+      </w:r>
+      <w:r>
+        <w:rPr>
+          <w:rFonts w:ascii="Calibri" w:cs="Calibri" w:eastAsia="Calibri" w:hAnsi="Calibri"/>
+        </w:rPr>
+        <w:t xml:space="preserve">.</w:t>
+      </w:r>
+    </w:p>
+    <w:p>
+      <w:pPr>
+        <w:pStyle w:val="ListParagraph"/>
+        <w:numPr>
+          <w:ilvl w:val="0"/>
+          <w:numId w:val="19"/>
+        </w:numPr>
+        <w:spacing w:after="70" w:line="276"/>
+      </w:pPr>
+      <w:r>
+        <w:rPr>
+          <w:rFonts w:ascii="Calibri" w:cs="Calibri" w:eastAsia="Calibri" w:hAnsi="Calibri"/>
+          <w:b/>
+          <w:bCs/>
+        </w:rPr>
+        <w:t xml:space="preserve">Almacenamiento</w:t>
+      </w:r>
+      <w:r>
+        <w:rPr>
+          <w:rFonts w:ascii="Calibri" w:cs="Calibri" w:eastAsia="Calibri" w:hAnsi="Calibri"/>
+        </w:rPr>
+        <w:t xml:space="preserve"> ➔ </w:t>
+      </w:r>
+      <w:r>
+        <w:rPr>
+          <w:rFonts w:ascii="Calibri" w:cs="Calibri" w:eastAsia="Calibri" w:hAnsi="Calibri"/>
+          <w:b/>
+          <w:bCs/>
+        </w:rPr>
+        <w:t xml:space="preserve">Tipo de almacenamiento</w:t>
+      </w:r>
+      <w:r>
+        <w:rPr>
+          <w:rFonts w:ascii="Calibri" w:cs="Calibri" w:eastAsia="Calibri" w:hAnsi="Calibri"/>
+        </w:rPr>
+        <w:t xml:space="preserve">: elige </w:t>
+      </w:r>
+      <w:r>
+        <w:rPr>
+          <w:rFonts w:ascii="Calibri" w:cs="Calibri" w:eastAsia="Calibri" w:hAnsi="Calibri"/>
+          <w:b/>
+          <w:bCs/>
+        </w:rPr>
+        <w:t xml:space="preserve">SSD de uso general (gp3)</w:t>
+      </w:r>
+      <w:r>
+        <w:rPr>
+          <w:rFonts w:ascii="Calibri" w:cs="Calibri" w:eastAsia="Calibri" w:hAnsi="Calibri"/>
+        </w:rPr>
+        <w:t xml:space="preserve">. </w:t>
+      </w:r>
+      <w:r>
+        <w:rPr>
+          <w:rFonts w:ascii="Calibri" w:cs="Calibri" w:eastAsia="Calibri" w:hAnsi="Calibri"/>
+          <w:b/>
+          <w:bCs/>
+        </w:rPr>
+        <w:t xml:space="preserve">No</w:t>
+      </w:r>
+      <w:r>
+        <w:rPr>
+          <w:rFonts w:ascii="Calibri" w:cs="Calibri" w:eastAsia="Calibri" w:hAnsi="Calibri"/>
+        </w:rPr>
+        <w:t xml:space="preserve"> dejes </w:t>
+      </w:r>
+      <w:r>
+        <w:rPr>
+          <w:rFonts w:ascii="Calibri" w:cs="Calibri" w:eastAsia="Calibri" w:hAnsi="Calibri"/>
+          <w:i/>
+          <w:iCs/>
+        </w:rPr>
+        <w:t xml:space="preserve">SSD de IOPS provisionadas (io2)</w:t>
+      </w:r>
+      <w:r>
+        <w:rPr>
+          <w:rFonts w:ascii="Calibri" w:cs="Calibri" w:eastAsia="Calibri" w:hAnsi="Calibri"/>
+        </w:rPr>
+        <w:t xml:space="preserve">: pide mínimo 100 GiB y 1.000 IOPS y es la causa de los 1.477 USD.</w:t>
+      </w:r>
+    </w:p>
+    <w:p>
+      <w:pPr>
+        <w:pStyle w:val="ListParagraph"/>
+        <w:numPr>
+          <w:ilvl w:val="0"/>
+          <w:numId w:val="19"/>
+        </w:numPr>
+        <w:spacing w:after="70" w:line="276"/>
+      </w:pPr>
+      <w:r>
+        <w:rPr>
+          <w:rFonts w:ascii="Calibri" w:cs="Calibri" w:eastAsia="Calibri" w:hAnsi="Calibri"/>
+          <w:b/>
+          <w:bCs/>
+        </w:rPr>
+        <w:t xml:space="preserve">Almacenamiento asignado</w:t>
+      </w:r>
+      <w:r>
+        <w:rPr>
+          <w:rFonts w:ascii="Calibri" w:cs="Calibri" w:eastAsia="Calibri" w:hAnsi="Calibri"/>
+        </w:rPr>
+        <w:t xml:space="preserve">: escribe </w:t>
+      </w:r>
+      <w:r>
+        <w:rPr>
+          <w:rFonts w:ascii="Consolas" w:cs="Consolas" w:eastAsia="Consolas" w:hAnsi="Consolas"/>
+          <w:color w:val="9F1239"/>
+          <w:sz w:val="20"/>
+          <w:szCs w:val="20"/>
+          <w:shd w:fill="F3F4F6" w:color="auto" w:val="clear"/>
+        </w:rPr>
+        <w:t xml:space="preserve">20</w:t>
+      </w:r>
+      <w:r>
+        <w:rPr>
+          <w:rFonts w:ascii="Calibri" w:cs="Calibri" w:eastAsia="Calibri" w:hAnsi="Calibri"/>
+        </w:rPr>
+        <w:t xml:space="preserve"> (GiB).</w:t>
+      </w:r>
+    </w:p>
+    <w:p>
+      <w:pPr>
+        <w:pStyle w:val="ListParagraph"/>
+        <w:numPr>
+          <w:ilvl w:val="0"/>
+          <w:numId w:val="19"/>
+        </w:numPr>
+        <w:spacing w:after="70" w:line="276"/>
+      </w:pPr>
+      <w:r>
+        <w:rPr>
+          <w:rFonts w:ascii="Calibri" w:cs="Calibri" w:eastAsia="Calibri" w:hAnsi="Calibri"/>
+        </w:rPr>
+        <w:t xml:space="preserve">Despliega </w:t>
+      </w:r>
+      <w:r>
+        <w:rPr>
+          <w:rFonts w:ascii="Calibri" w:cs="Calibri" w:eastAsia="Calibri" w:hAnsi="Calibri"/>
+          <w:b/>
+          <w:bCs/>
+        </w:rPr>
+        <w:t xml:space="preserve">Configuración de almacenamiento adicional</w:t>
+      </w:r>
+      <w:r>
+        <w:rPr>
+          <w:rFonts w:ascii="Calibri" w:cs="Calibri" w:eastAsia="Calibri" w:hAnsi="Calibri"/>
+        </w:rPr>
+        <w:t xml:space="preserve"> y </w:t>
+      </w:r>
+      <w:r>
+        <w:rPr>
+          <w:rFonts w:ascii="Calibri" w:cs="Calibri" w:eastAsia="Calibri" w:hAnsi="Calibri"/>
+          <w:b/>
+          <w:bCs/>
+        </w:rPr>
+        <w:t xml:space="preserve">desmarca</w:t>
+      </w:r>
+      <w:r>
+        <w:rPr>
+          <w:rFonts w:ascii="Calibri" w:cs="Calibri" w:eastAsia="Calibri" w:hAnsi="Calibri"/>
+        </w:rPr>
+        <w:t xml:space="preserve"> </w:t>
+      </w:r>
+      <w:r>
+        <w:rPr>
+          <w:rFonts w:ascii="Calibri" w:cs="Calibri" w:eastAsia="Calibri" w:hAnsi="Calibri"/>
+          <w:i/>
+          <w:iCs/>
+        </w:rPr>
+        <w:t xml:space="preserve">Habilitar el escalado automático del almacenamiento</w:t>
+      </w:r>
+      <w:r>
+        <w:rPr>
+          <w:rFonts w:ascii="Calibri" w:cs="Calibri" w:eastAsia="Calibri" w:hAnsi="Calibri"/>
+        </w:rPr>
+        <w:t xml:space="preserve">.</w:t>
+      </w:r>
+    </w:p>
+    <w:p>
+      <w:pPr>
+        <w:pStyle w:val="ListParagraph"/>
+        <w:numPr>
+          <w:ilvl w:val="0"/>
+          <w:numId w:val="19"/>
+        </w:numPr>
+        <w:spacing w:after="70" w:line="276"/>
+      </w:pPr>
+      <w:r>
+        <w:rPr>
+          <w:rFonts w:ascii="Calibri" w:cs="Calibri" w:eastAsia="Calibri" w:hAnsi="Calibri"/>
+          <w:b/>
+          <w:bCs/>
+        </w:rPr>
+        <w:t xml:space="preserve">Conectividad</w:t>
+      </w:r>
+      <w:r>
+        <w:rPr>
+          <w:rFonts w:ascii="Calibri" w:cs="Calibri" w:eastAsia="Calibri" w:hAnsi="Calibri"/>
+        </w:rPr>
+        <w:t xml:space="preserve"> ➔ </w:t>
+      </w:r>
+      <w:r>
+        <w:rPr>
+          <w:rFonts w:ascii="Calibri" w:cs="Calibri" w:eastAsia="Calibri" w:hAnsi="Calibri"/>
+          <w:b/>
+          <w:bCs/>
+        </w:rPr>
+        <w:t xml:space="preserve">Recurso de computación</w:t>
+      </w:r>
+      <w:r>
+        <w:rPr>
+          <w:rFonts w:ascii="Calibri" w:cs="Calibri" w:eastAsia="Calibri" w:hAnsi="Calibri"/>
+        </w:rPr>
+        <w:t xml:space="preserve">: marca </w:t>
+      </w:r>
+      <w:r>
+        <w:rPr>
+          <w:rFonts w:ascii="Calibri" w:cs="Calibri" w:eastAsia="Calibri" w:hAnsi="Calibri"/>
+          <w:b/>
+          <w:bCs/>
+        </w:rPr>
+        <w:t xml:space="preserve">No se conecte a un recurso informático EC2</w:t>
+      </w:r>
+      <w:r>
+        <w:rPr>
+          <w:rFonts w:ascii="Calibri" w:cs="Calibri" w:eastAsia="Calibri" w:hAnsi="Calibri"/>
+        </w:rPr>
+        <w:t xml:space="preserve">.</w:t>
+      </w:r>
+    </w:p>
+    <w:p>
+      <w:pPr>
+        <w:pStyle w:val="ListParagraph"/>
+        <w:numPr>
+          <w:ilvl w:val="0"/>
+          <w:numId w:val="19"/>
+        </w:numPr>
+        <w:spacing w:after="70" w:line="276"/>
+      </w:pPr>
+      <w:r>
+        <w:rPr>
+          <w:rFonts w:ascii="Calibri" w:cs="Calibri" w:eastAsia="Calibri" w:hAnsi="Calibri"/>
+          <w:b/>
+          <w:bCs/>
+        </w:rPr>
+        <w:t xml:space="preserve">Nube privada virtual (VPC)</w:t>
+      </w:r>
+      <w:r>
+        <w:rPr>
+          <w:rFonts w:ascii="Calibri" w:cs="Calibri" w:eastAsia="Calibri" w:hAnsi="Calibri"/>
+        </w:rPr>
+        <w:t xml:space="preserve">: deja </w:t>
+      </w:r>
+      <w:r>
+        <w:rPr>
+          <w:rFonts w:ascii="Calibri" w:cs="Calibri" w:eastAsia="Calibri" w:hAnsi="Calibri"/>
+          <w:b/>
+          <w:bCs/>
+        </w:rPr>
+        <w:t xml:space="preserve">Default VPC</w:t>
+      </w:r>
+      <w:r>
+        <w:rPr>
+          <w:rFonts w:ascii="Calibri" w:cs="Calibri" w:eastAsia="Calibri" w:hAnsi="Calibri"/>
+        </w:rPr>
+        <w:t xml:space="preserve">. </w:t>
+      </w:r>
+      <w:r>
+        <w:rPr>
+          <w:rFonts w:ascii="Calibri" w:cs="Calibri" w:eastAsia="Calibri" w:hAnsi="Calibri"/>
+          <w:b/>
+          <w:bCs/>
+        </w:rPr>
+        <w:t xml:space="preserve">Grupo de subredes de la base de datos</w:t>
+      </w:r>
+      <w:r>
+        <w:rPr>
+          <w:rFonts w:ascii="Calibri" w:cs="Calibri" w:eastAsia="Calibri" w:hAnsi="Calibri"/>
+        </w:rPr>
+        <w:t xml:space="preserve">: deja el que viene (</w:t>
+      </w:r>
+      <w:r>
+        <w:rPr>
+          <w:rFonts w:ascii="Consolas" w:cs="Consolas" w:eastAsia="Consolas" w:hAnsi="Consolas"/>
+          <w:color w:val="9F1239"/>
+          <w:sz w:val="20"/>
+          <w:szCs w:val="20"/>
+          <w:shd w:fill="F3F4F6" w:color="auto" w:val="clear"/>
+        </w:rPr>
+        <w:t xml:space="preserve">default-vpc-...</w:t>
+      </w:r>
+      <w:r>
+        <w:rPr>
+          <w:rFonts w:ascii="Calibri" w:cs="Calibri" w:eastAsia="Calibri" w:hAnsi="Calibri"/>
+        </w:rPr>
+        <w:t xml:space="preserve">).</w:t>
+      </w:r>
+    </w:p>
+    <w:p>
+      <w:pPr>
+        <w:pStyle w:val="ListParagraph"/>
+        <w:numPr>
+          <w:ilvl w:val="0"/>
+          <w:numId w:val="19"/>
+        </w:numPr>
+        <w:spacing w:after="70" w:line="276"/>
+      </w:pPr>
+      <w:r>
+        <w:rPr>
+          <w:rFonts w:ascii="Calibri" w:cs="Calibri" w:eastAsia="Calibri" w:hAnsi="Calibri"/>
+          <w:b/>
+          <w:bCs/>
+        </w:rPr>
+        <w:t xml:space="preserve">Acceso público</w:t>
+      </w:r>
+      <w:r>
+        <w:rPr>
+          <w:rFonts w:ascii="Calibri" w:cs="Calibri" w:eastAsia="Calibri" w:hAnsi="Calibri"/>
+        </w:rPr>
+        <w:t xml:space="preserve">: marca </w:t>
+      </w:r>
+      <w:r>
+        <w:rPr>
+          <w:rFonts w:ascii="Calibri" w:cs="Calibri" w:eastAsia="Calibri" w:hAnsi="Calibri"/>
+          <w:b/>
+          <w:bCs/>
+        </w:rPr>
+        <w:t xml:space="preserve">No</w:t>
+      </w:r>
+      <w:r>
+        <w:rPr>
+          <w:rFonts w:ascii="Calibri" w:cs="Calibri" w:eastAsia="Calibri" w:hAnsi="Calibri"/>
+        </w:rPr>
+        <w:t xml:space="preserve">.</w:t>
+      </w:r>
+    </w:p>
+    <w:p>
+      <w:pPr>
+        <w:pStyle w:val="ListParagraph"/>
+        <w:numPr>
+          <w:ilvl w:val="0"/>
+          <w:numId w:val="19"/>
+        </w:numPr>
+        <w:spacing w:after="70" w:line="276"/>
+      </w:pPr>
+      <w:r>
+        <w:rPr>
+          <w:rFonts w:ascii="Calibri" w:cs="Calibri" w:eastAsia="Calibri" w:hAnsi="Calibri"/>
+          <w:b/>
+          <w:bCs/>
+        </w:rPr>
+        <w:t xml:space="preserve">Grupo de seguridad de VPC (firewall)</w:t>
+      </w:r>
+      <w:r>
+        <w:rPr>
+          <w:rFonts w:ascii="Calibri" w:cs="Calibri" w:eastAsia="Calibri" w:hAnsi="Calibri"/>
+        </w:rPr>
+        <w:t xml:space="preserve">: marca </w:t>
+      </w:r>
+      <w:r>
+        <w:rPr>
+          <w:rFonts w:ascii="Calibri" w:cs="Calibri" w:eastAsia="Calibri" w:hAnsi="Calibri"/>
+          <w:b/>
+          <w:bCs/>
+        </w:rPr>
+        <w:t xml:space="preserve">Elegir existente</w:t>
+      </w:r>
+      <w:r>
+        <w:rPr>
+          <w:rFonts w:ascii="Calibri" w:cs="Calibri" w:eastAsia="Calibri" w:hAnsi="Calibri"/>
+        </w:rPr>
+        <w:t xml:space="preserve">. En </w:t>
+      </w:r>
+      <w:r>
+        <w:rPr>
+          <w:rFonts w:ascii="Calibri" w:cs="Calibri" w:eastAsia="Calibri" w:hAnsi="Calibri"/>
+          <w:b/>
+          <w:bCs/>
+        </w:rPr>
+        <w:t xml:space="preserve">Grupos de seguridad de VPC existentes</w:t>
+      </w:r>
+      <w:r>
+        <w:rPr>
+          <w:rFonts w:ascii="Calibri" w:cs="Calibri" w:eastAsia="Calibri" w:hAnsi="Calibri"/>
+        </w:rPr>
+        <w:t xml:space="preserve"> quita </w:t>
+      </w:r>
+      <w:r>
+        <w:rPr>
+          <w:rFonts w:ascii="Consolas" w:cs="Consolas" w:eastAsia="Consolas" w:hAnsi="Consolas"/>
+          <w:color w:val="9F1239"/>
+          <w:sz w:val="20"/>
+          <w:szCs w:val="20"/>
+          <w:shd w:fill="F3F4F6" w:color="auto" w:val="clear"/>
+        </w:rPr>
+        <w:t xml:space="preserve">default</w:t>
+      </w:r>
+      <w:r>
+        <w:rPr>
+          <w:rFonts w:ascii="Calibri" w:cs="Calibri" w:eastAsia="Calibri" w:hAnsi="Calibri"/>
+        </w:rPr>
+        <w:t xml:space="preserve"> (clic en la X) y agrega </w:t>
+      </w:r>
+      <w:r>
+        <w:rPr>
+          <w:rFonts w:ascii="Calibri" w:cs="Calibri" w:eastAsia="Calibri" w:hAnsi="Calibri"/>
+          <w:b/>
+          <w:bCs/>
+        </w:rPr>
+        <w:t xml:space="preserve">`rds-postgres-sg`</w:t>
+      </w:r>
+      <w:r>
+        <w:rPr>
+          <w:rFonts w:ascii="Calibri" w:cs="Calibri" w:eastAsia="Calibri" w:hAnsi="Calibri"/>
+        </w:rPr>
+        <w:t xml:space="preserve">.</w:t>
+      </w:r>
+    </w:p>
+    <w:p>
+      <w:pPr>
+        <w:pStyle w:val="ListParagraph"/>
+        <w:numPr>
+          <w:ilvl w:val="0"/>
+          <w:numId w:val="19"/>
+        </w:numPr>
+        <w:spacing w:after="70" w:line="276"/>
+      </w:pPr>
+      <w:r>
+        <w:rPr>
+          <w:rFonts w:ascii="Calibri" w:cs="Calibri" w:eastAsia="Calibri" w:hAnsi="Calibri"/>
+          <w:b/>
+          <w:bCs/>
+        </w:rPr>
+        <w:t xml:space="preserve">Proxy de RDS</w:t>
+      </w:r>
+      <w:r>
+        <w:rPr>
+          <w:rFonts w:ascii="Calibri" w:cs="Calibri" w:eastAsia="Calibri" w:hAnsi="Calibri"/>
+        </w:rPr>
+        <w:t xml:space="preserve">: déjalo </w:t>
+      </w:r>
+      <w:r>
+        <w:rPr>
+          <w:rFonts w:ascii="Calibri" w:cs="Calibri" w:eastAsia="Calibri" w:hAnsi="Calibri"/>
+          <w:b/>
+          <w:bCs/>
+        </w:rPr>
+        <w:t xml:space="preserve">sin marcar</w:t>
+      </w:r>
+      <w:r>
+        <w:rPr>
+          <w:rFonts w:ascii="Calibri" w:cs="Calibri" w:eastAsia="Calibri" w:hAnsi="Calibri"/>
+        </w:rPr>
+        <w:t xml:space="preserve"> (tiene costo adicional). </w:t>
+      </w:r>
+      <w:r>
+        <w:rPr>
+          <w:rFonts w:ascii="Calibri" w:cs="Calibri" w:eastAsia="Calibri" w:hAnsi="Calibri"/>
+          <w:b/>
+          <w:bCs/>
+        </w:rPr>
+        <w:t xml:space="preserve">Entidad de certificación</w:t>
+      </w:r>
+      <w:r>
+        <w:rPr>
+          <w:rFonts w:ascii="Calibri" w:cs="Calibri" w:eastAsia="Calibri" w:hAnsi="Calibri"/>
+        </w:rPr>
+        <w:t xml:space="preserve">: deja el valor predeterminado.</w:t>
+      </w:r>
+    </w:p>
+    <w:p>
+      <w:pPr>
+        <w:pStyle w:val="ListParagraph"/>
+        <w:numPr>
+          <w:ilvl w:val="0"/>
+          <w:numId w:val="19"/>
+        </w:numPr>
+        <w:spacing w:after="70" w:line="276"/>
+      </w:pPr>
+      <w:r>
+        <w:rPr>
+          <w:rFonts w:ascii="Calibri" w:cs="Calibri" w:eastAsia="Calibri" w:hAnsi="Calibri"/>
+          <w:b/>
+          <w:bCs/>
+        </w:rPr>
+        <w:t xml:space="preserve">Supervisión</w:t>
+      </w:r>
+      <w:r>
+        <w:rPr>
+          <w:rFonts w:ascii="Calibri" w:cs="Calibri" w:eastAsia="Calibri" w:hAnsi="Calibri"/>
+        </w:rPr>
+        <w:t xml:space="preserve">: elige </w:t>
+      </w:r>
+      <w:r>
+        <w:rPr>
+          <w:rFonts w:ascii="Calibri" w:cs="Calibri" w:eastAsia="Calibri" w:hAnsi="Calibri"/>
+          <w:b/>
+          <w:bCs/>
+        </w:rPr>
+        <w:t xml:space="preserve">Database Insights: estándar</w:t>
+      </w:r>
+      <w:r>
+        <w:rPr>
+          <w:rFonts w:ascii="Calibri" w:cs="Calibri" w:eastAsia="Calibri" w:hAnsi="Calibri"/>
+        </w:rPr>
+        <w:t xml:space="preserve"> (no </w:t>
+      </w:r>
+      <w:r>
+        <w:rPr>
+          <w:rFonts w:ascii="Calibri" w:cs="Calibri" w:eastAsia="Calibri" w:hAnsi="Calibri"/>
+          <w:i/>
+          <w:iCs/>
+        </w:rPr>
+        <w:t xml:space="preserve">avanzado</w:t>
+      </w:r>
+      <w:r>
+        <w:rPr>
+          <w:rFonts w:ascii="Calibri" w:cs="Calibri" w:eastAsia="Calibri" w:hAnsi="Calibri"/>
+        </w:rPr>
+        <w:t xml:space="preserve">). Más abajo, en </w:t>
+      </w:r>
+      <w:r>
+        <w:rPr>
+          <w:rFonts w:ascii="Calibri" w:cs="Calibri" w:eastAsia="Calibri" w:hAnsi="Calibri"/>
+          <w:i/>
+          <w:iCs/>
+        </w:rPr>
+        <w:t xml:space="preserve">Ajustes de monitorización adicional</w:t>
+      </w:r>
+      <w:r>
+        <w:rPr>
+          <w:rFonts w:ascii="Calibri" w:cs="Calibri" w:eastAsia="Calibri" w:hAnsi="Calibri"/>
+        </w:rPr>
+        <w:t xml:space="preserve">, deja </w:t>
+      </w:r>
+      <w:r>
+        <w:rPr>
+          <w:rFonts w:ascii="Calibri" w:cs="Calibri" w:eastAsia="Calibri" w:hAnsi="Calibri"/>
+          <w:b/>
+          <w:bCs/>
+        </w:rPr>
+        <w:t xml:space="preserve">sin marcar</w:t>
+      </w:r>
+      <w:r>
+        <w:rPr>
+          <w:rFonts w:ascii="Calibri" w:cs="Calibri" w:eastAsia="Calibri" w:hAnsi="Calibri"/>
+        </w:rPr>
+        <w:t xml:space="preserve"> </w:t>
+      </w:r>
+      <w:r>
+        <w:rPr>
+          <w:rFonts w:ascii="Calibri" w:cs="Calibri" w:eastAsia="Calibri" w:hAnsi="Calibri"/>
+          <w:i/>
+          <w:iCs/>
+        </w:rPr>
+        <w:t xml:space="preserve">Monitorización mejorada</w:t>
+      </w:r>
+      <w:r>
+        <w:rPr>
+          <w:rFonts w:ascii="Calibri" w:cs="Calibri" w:eastAsia="Calibri" w:hAnsi="Calibri"/>
+        </w:rPr>
+        <w:t xml:space="preserve">, </w:t>
+      </w:r>
+      <w:r>
+        <w:rPr>
+          <w:rFonts w:ascii="Calibri" w:cs="Calibri" w:eastAsia="Calibri" w:hAnsi="Calibri"/>
+          <w:i/>
+          <w:iCs/>
+        </w:rPr>
+        <w:t xml:space="preserve">Exportaciones de registros</w:t>
+      </w:r>
+      <w:r>
+        <w:rPr>
+          <w:rFonts w:ascii="Calibri" w:cs="Calibri" w:eastAsia="Calibri" w:hAnsi="Calibri"/>
+        </w:rPr>
+        <w:t xml:space="preserve"> y </w:t>
+      </w:r>
+      <w:r>
+        <w:rPr>
+          <w:rFonts w:ascii="Calibri" w:cs="Calibri" w:eastAsia="Calibri" w:hAnsi="Calibri"/>
+          <w:i/>
+          <w:iCs/>
+        </w:rPr>
+        <w:t xml:space="preserve">Activar DevOps Guru</w:t>
+      </w:r>
+      <w:r>
+        <w:rPr>
+          <w:rFonts w:ascii="Calibri" w:cs="Calibri" w:eastAsia="Calibri" w:hAnsi="Calibri"/>
+        </w:rPr>
+        <w:t xml:space="preserve">.</w:t>
+      </w:r>
+    </w:p>
+    <w:p>
+      <w:pPr>
+        <w:pStyle w:val="ListParagraph"/>
+        <w:numPr>
+          <w:ilvl w:val="0"/>
+          <w:numId w:val="19"/>
+        </w:numPr>
+        <w:spacing w:after="70" w:line="276"/>
+      </w:pPr>
+      <w:r>
+        <w:rPr>
+          <w:rFonts w:ascii="Calibri" w:cs="Calibri" w:eastAsia="Calibri" w:hAnsi="Calibri"/>
+        </w:rPr>
+        <w:t xml:space="preserve">Abre </w:t>
+      </w:r>
+      <w:r>
+        <w:rPr>
+          <w:rFonts w:ascii="Calibri" w:cs="Calibri" w:eastAsia="Calibri" w:hAnsi="Calibri"/>
+          <w:b/>
+          <w:bCs/>
+        </w:rPr>
+        <w:t xml:space="preserve">Configuración adicional</w:t>
+      </w:r>
+      <w:r>
+        <w:rPr>
+          <w:rFonts w:ascii="Calibri" w:cs="Calibri" w:eastAsia="Calibri" w:hAnsi="Calibri"/>
+        </w:rPr>
+        <w:t xml:space="preserve"> (la sección plegada al final de la página) y llena:</w:t>
+      </w:r>
+    </w:p>
+    <w:p>
+      <w:pPr>
+        <w:pStyle w:val="ListParagraph"/>
+        <w:numPr>
+          <w:ilvl w:val="0"/>
+          <w:numId w:val="2"/>
+        </w:numPr>
+        <w:spacing w:after="70" w:line="276"/>
+      </w:pPr>
+      <w:r>
+        <w:rPr>
+          <w:rFonts w:ascii="Calibri" w:cs="Calibri" w:eastAsia="Calibri" w:hAnsi="Calibri"/>
+          <w:b/>
+          <w:bCs/>
+        </w:rPr>
+        <w:t xml:space="preserve">Nombre de la base de datos inicial</w:t>
+      </w:r>
+      <w:r>
+        <w:rPr>
+          <w:rFonts w:ascii="Calibri" w:cs="Calibri" w:eastAsia="Calibri" w:hAnsi="Calibri"/>
+        </w:rPr>
+        <w:t xml:space="preserve">: escribe exactamente </w:t>
+      </w:r>
+      <w:r>
+        <w:rPr>
+          <w:rFonts w:ascii="Consolas" w:cs="Consolas" w:eastAsia="Consolas" w:hAnsi="Consolas"/>
+          <w:color w:val="9F1239"/>
+          <w:sz w:val="20"/>
+          <w:szCs w:val="20"/>
+          <w:shd w:fill="F3F4F6" w:color="auto" w:val="clear"/>
+        </w:rPr>
+        <w:t xml:space="preserve">tubeyou_db</w:t>
+      </w:r>
+      <w:r>
+        <w:rPr>
+          <w:rFonts w:ascii="Calibri" w:cs="Calibri" w:eastAsia="Calibri" w:hAnsi="Calibri"/>
+        </w:rPr>
+        <w:t xml:space="preserve">.</w:t>
+      </w:r>
+    </w:p>
+    <w:p>
+      <w:pPr>
+        <w:pStyle w:val="ListParagraph"/>
+        <w:numPr>
+          <w:ilvl w:val="0"/>
+          <w:numId w:val="2"/>
+        </w:numPr>
+        <w:spacing w:after="70" w:line="276"/>
+      </w:pPr>
+      <w:r>
+        <w:rPr>
+          <w:rFonts w:ascii="Calibri" w:cs="Calibri" w:eastAsia="Calibri" w:hAnsi="Calibri"/>
+          <w:b/>
+          <w:bCs/>
+        </w:rPr>
+        <w:t xml:space="preserve">Protección contra eliminación</w:t>
+      </w:r>
+      <w:r>
+        <w:rPr>
+          <w:rFonts w:ascii="Calibri" w:cs="Calibri" w:eastAsia="Calibri" w:hAnsi="Calibri"/>
+        </w:rPr>
+        <w:t xml:space="preserve">: </w:t>
+      </w:r>
+      <w:r>
+        <w:rPr>
+          <w:rFonts w:ascii="Calibri" w:cs="Calibri" w:eastAsia="Calibri" w:hAnsi="Calibri"/>
+          <w:b/>
+          <w:bCs/>
+        </w:rPr>
+        <w:t xml:space="preserve">desmarca</w:t>
+      </w:r>
+      <w:r>
+        <w:rPr>
+          <w:rFonts w:ascii="Calibri" w:cs="Calibri" w:eastAsia="Calibri" w:hAnsi="Calibri"/>
+        </w:rPr>
+        <w:t xml:space="preserve"> </w:t>
+      </w:r>
+      <w:r>
+        <w:rPr>
+          <w:rFonts w:ascii="Calibri" w:cs="Calibri" w:eastAsia="Calibri" w:hAnsi="Calibri"/>
+          <w:i/>
+          <w:iCs/>
+        </w:rPr>
+        <w:t xml:space="preserve">Activar la protección contra eliminación</w:t>
+      </w:r>
+      <w:r>
+        <w:rPr>
+          <w:rFonts w:ascii="Calibri" w:cs="Calibri" w:eastAsia="Calibri" w:hAnsi="Calibri"/>
+        </w:rPr>
+        <w:t xml:space="preserve"> (si no, no podrás borrar la base al terminar y el Bloque 0 fallará).</w:t>
+      </w:r>
+    </w:p>
+    <w:p>
+      <w:pPr>
+        <w:pStyle w:val="ListParagraph"/>
+        <w:numPr>
+          <w:ilvl w:val="0"/>
+          <w:numId w:val="2"/>
+        </w:numPr>
+        <w:spacing w:after="70" w:line="276"/>
+      </w:pPr>
+      <w:r>
+        <w:rPr>
+          <w:rFonts w:ascii="Calibri" w:cs="Calibri" w:eastAsia="Calibri" w:hAnsi="Calibri"/>
+        </w:rPr>
+        <w:t xml:space="preserve">Copias de seguridad: puedes dejarlas como vienen.</w:t>
+      </w:r>
+    </w:p>
+    <w:p>
+      <w:pPr>
+        <w:pStyle w:val="ListParagraph"/>
+        <w:numPr>
+          <w:ilvl w:val="0"/>
+          <w:numId w:val="19"/>
+        </w:numPr>
+        <w:spacing w:after="70" w:line="276"/>
+      </w:pPr>
+      <w:r>
+        <w:rPr>
+          <w:rFonts w:ascii="Calibri" w:cs="Calibri" w:eastAsia="Calibri" w:hAnsi="Calibri"/>
+        </w:rPr>
+        <w:t xml:space="preserve">Baja hasta </w:t>
+      </w:r>
+      <w:r>
+        <w:rPr>
+          <w:rFonts w:ascii="Calibri" w:cs="Calibri" w:eastAsia="Calibri" w:hAnsi="Calibri"/>
+          <w:b/>
+          <w:bCs/>
+        </w:rPr>
+        <w:t xml:space="preserve">Costos mensuales estimados</w:t>
+      </w:r>
+      <w:r>
+        <w:rPr>
+          <w:rFonts w:ascii="Calibri" w:cs="Calibri" w:eastAsia="Calibri" w:hAnsi="Calibri"/>
+        </w:rPr>
+        <w:t xml:space="preserve"> y comprueba el </w:t>
+      </w:r>
+      <w:r>
+        <w:rPr>
+          <w:rFonts w:ascii="Calibri" w:cs="Calibri" w:eastAsia="Calibri" w:hAnsi="Calibri"/>
+          <w:b/>
+          <w:bCs/>
+        </w:rPr>
+        <w:t xml:space="preserve">Total</w:t>
+      </w:r>
+      <w:r>
+        <w:rPr>
+          <w:rFonts w:ascii="Calibri" w:cs="Calibri" w:eastAsia="Calibri" w:hAnsi="Calibri"/>
+        </w:rPr>
+        <w:t xml:space="preserve"> (unos 15 USD o menos).</w:t>
+      </w:r>
+    </w:p>
+    <w:p>
+      <w:pPr>
+        <w:pStyle w:val="ListParagraph"/>
+        <w:numPr>
+          <w:ilvl w:val="0"/>
+          <w:numId w:val="19"/>
+        </w:numPr>
+        <w:spacing w:after="70" w:line="276"/>
+      </w:pPr>
+      <w:r>
+        <w:rPr>
+          <w:rFonts w:ascii="Calibri" w:cs="Calibri" w:eastAsia="Calibri" w:hAnsi="Calibri"/>
+        </w:rPr>
+        <w:t xml:space="preserve">Presiona el botón naranja </w:t>
+      </w:r>
+      <w:r>
+        <w:rPr>
+          <w:rFonts w:ascii="Calibri" w:cs="Calibri" w:eastAsia="Calibri" w:hAnsi="Calibri"/>
+          <w:b/>
+          <w:bCs/>
+        </w:rPr>
+        <w:t xml:space="preserve">Crear base de datos</w:t>
+      </w:r>
+      <w:r>
+        <w:rPr>
+          <w:rFonts w:ascii="Calibri" w:cs="Calibri" w:eastAsia="Calibri" w:hAnsi="Calibri"/>
+        </w:rPr>
+        <w:t xml:space="preserve">.</w:t>
+      </w:r>
+    </w:p>
+    <w:tbl>
+      <w:tblPr>
+        <w:tblW w:type="dxa" w:w="9360"/>
+        <w:tblBorders>
+          <w:top w:val="single" w:color="auto" w:sz="4"/>
+          <w:left w:val="single" w:color="auto" w:sz="4"/>
+          <w:bottom w:val="single" w:color="auto" w:sz="4"/>
+          <w:right w:val="single" w:color="auto" w:sz="4"/>
+          <w:insideH w:val="single" w:color="auto" w:sz="4"/>
+          <w:insideV w:val="single" w:color="auto" w:sz="4"/>
+        </w:tblBorders>
+      </w:tblPr>
+      <w:tblGrid>
+        <w:gridCol w:w="9360"/>
+      </w:tblGrid>
+      <w:tr>
+        <w:trPr>
+          <w:cantSplit/>
+        </w:trPr>
+        <w:tc>
+          <w:tcPr>
+            <w:tcW w:type="dxa" w:w="9360"/>
+            <w:tcBorders>
+              <w:top w:val="single" w:color="FEF2F2" w:sz="4"/>
+              <w:left w:val="single" w:color="DC2626" w:sz="24"/>
+              <w:bottom w:val="single" w:color="FEF2F2" w:sz="4"/>
+              <w:right w:val="single" w:color="FEF2F2" w:sz="4"/>
+            </w:tcBorders>
+            <w:shd w:fill="FEF2F2" w:color="auto" w:val="clear"/>
+            <w:tcMar>
+              <w:top w:type="dxa" w:w="100"/>
+              <w:left w:type="dxa" w:w="160"/>
+              <w:bottom w:type="dxa" w:w="100"/>
+              <w:right w:type="dxa" w:w="140"/>
+            </w:tcMar>
+          </w:tcPr>
+          <w:p>
+            <w:pPr>
+              <w:spacing w:after="60"/>
+            </w:pPr>
+            <w:r>
+              <w:rPr>
+                <w:rFonts w:ascii="Calibri" w:cs="Calibri" w:eastAsia="Calibri" w:hAnsi="Calibri"/>
+                <w:b/>
+                <w:bCs/>
+                <w:color w:val="DC2626"/>
+                <w:sz w:val="21"/>
+                <w:szCs w:val="21"/>
+              </w:rPr>
+              <w:t xml:space="preserve">ERROR: No olvides el nombre de la base de datos inicial</w:t>
             </w:r>
           </w:p>
           <w:p>

--- a/docs/Manual_Despliegue_AWS_TubeYou.docx
+++ b/docs/Manual_Despliegue_AWS_TubeYou.docx
@@ -12370,7 +12370,892 @@
           <w:sz w:val="28"/>
           <w:szCs w:val="28"/>
         </w:rPr>
-        <w:t xml:space="preserve">Paso 3 · Crear la base de datos (versión actual de la consola)</w:t>
+        <w:t xml:space="preserve">Paso 3 · Crear la base de datos</w:t>
+      </w:r>
+    </w:p>
+    <w:p>
+      <w:pPr>
+        <w:spacing w:after="120" w:line="276"/>
+      </w:pPr>
+      <w:r>
+        <w:rPr>
+          <w:rFonts w:ascii="Calibri" w:cs="Calibri" w:eastAsia="Calibri" w:hAnsi="Calibri"/>
+        </w:rPr>
+        <w:t xml:space="preserve">La clave es elegir la plantilla </w:t>
+      </w:r>
+      <w:r>
+        <w:rPr>
+          <w:rFonts w:ascii="Calibri" w:cs="Calibri" w:eastAsia="Calibri" w:hAnsi="Calibri"/>
+          <w:b/>
+          <w:bCs/>
+        </w:rPr>
+        <w:t xml:space="preserve">Entorno de pruebas</w:t>
+      </w:r>
+      <w:r>
+        <w:rPr>
+          <w:rFonts w:ascii="Calibri" w:cs="Calibri" w:eastAsia="Calibri" w:hAnsi="Calibri"/>
+        </w:rPr>
+        <w:t xml:space="preserve">: con ella AWS ya deja una sola instancia, clases pequeñas y disco económico. </w:t>
+      </w:r>
+      <w:r>
+        <w:rPr>
+          <w:rFonts w:ascii="Calibri" w:cs="Calibri" w:eastAsia="Calibri" w:hAnsi="Calibri"/>
+          <w:b/>
+          <w:bCs/>
+        </w:rPr>
+        <w:t xml:space="preserve">Todo lo que no se mencione aquí se queda como viene.</w:t>
+      </w:r>
+    </w:p>
+    <w:p>
+      <w:pPr>
+        <w:pStyle w:val="ListParagraph"/>
+        <w:numPr>
+          <w:ilvl w:val="0"/>
+          <w:numId w:val="19"/>
+        </w:numPr>
+        <w:spacing w:after="70" w:line="276"/>
+      </w:pPr>
+      <w:r>
+        <w:rPr>
+          <w:rFonts w:ascii="Calibri" w:cs="Calibri" w:eastAsia="Calibri" w:hAnsi="Calibri"/>
+        </w:rPr>
+        <w:t xml:space="preserve">Busca </w:t>
+      </w:r>
+      <w:r>
+        <w:rPr>
+          <w:rFonts w:ascii="Consolas" w:cs="Consolas" w:eastAsia="Consolas" w:hAnsi="Consolas"/>
+          <w:color w:val="9F1239"/>
+          <w:sz w:val="20"/>
+          <w:szCs w:val="20"/>
+          <w:shd w:fill="F3F4F6" w:color="auto" w:val="clear"/>
+        </w:rPr>
+        <w:t xml:space="preserve">RDS</w:t>
+      </w:r>
+      <w:r>
+        <w:rPr>
+          <w:rFonts w:ascii="Calibri" w:cs="Calibri" w:eastAsia="Calibri" w:hAnsi="Calibri"/>
+        </w:rPr>
+        <w:t xml:space="preserve"> y entra. Menú izquierdo ➔ </w:t>
+      </w:r>
+      <w:r>
+        <w:rPr>
+          <w:rFonts w:ascii="Calibri" w:cs="Calibri" w:eastAsia="Calibri" w:hAnsi="Calibri"/>
+          <w:b/>
+          <w:bCs/>
+        </w:rPr>
+        <w:t xml:space="preserve">Bases de datos</w:t>
+      </w:r>
+      <w:r>
+        <w:rPr>
+          <w:rFonts w:ascii="Calibri" w:cs="Calibri" w:eastAsia="Calibri" w:hAnsi="Calibri"/>
+        </w:rPr>
+        <w:t xml:space="preserve"> ➔ botón naranja </w:t>
+      </w:r>
+      <w:r>
+        <w:rPr>
+          <w:rFonts w:ascii="Calibri" w:cs="Calibri" w:eastAsia="Calibri" w:hAnsi="Calibri"/>
+          <w:b/>
+          <w:bCs/>
+        </w:rPr>
+        <w:t xml:space="preserve">Crear base de datos</w:t>
+      </w:r>
+      <w:r>
+        <w:rPr>
+          <w:rFonts w:ascii="Calibri" w:cs="Calibri" w:eastAsia="Calibri" w:hAnsi="Calibri"/>
+        </w:rPr>
+        <w:t xml:space="preserve">.</w:t>
+      </w:r>
+    </w:p>
+    <w:p>
+      <w:pPr>
+        <w:pStyle w:val="ListParagraph"/>
+        <w:numPr>
+          <w:ilvl w:val="0"/>
+          <w:numId w:val="19"/>
+        </w:numPr>
+        <w:spacing w:after="70" w:line="276"/>
+      </w:pPr>
+      <w:r>
+        <w:rPr>
+          <w:rFonts w:ascii="Calibri" w:cs="Calibri" w:eastAsia="Calibri" w:hAnsi="Calibri"/>
+          <w:b/>
+          <w:bCs/>
+        </w:rPr>
+        <w:t xml:space="preserve">Elegir un método de creación de base de datos</w:t>
+      </w:r>
+      <w:r>
+        <w:rPr>
+          <w:rFonts w:ascii="Calibri" w:cs="Calibri" w:eastAsia="Calibri" w:hAnsi="Calibri"/>
+        </w:rPr>
+        <w:t xml:space="preserve">: marca </w:t>
+      </w:r>
+      <w:r>
+        <w:rPr>
+          <w:rFonts w:ascii="Calibri" w:cs="Calibri" w:eastAsia="Calibri" w:hAnsi="Calibri"/>
+          <w:b/>
+          <w:bCs/>
+        </w:rPr>
+        <w:t xml:space="preserve">Configuración completa</w:t>
+      </w:r>
+      <w:r>
+        <w:rPr>
+          <w:rFonts w:ascii="Calibri" w:cs="Calibri" w:eastAsia="Calibri" w:hAnsi="Calibri"/>
+        </w:rPr>
+        <w:t xml:space="preserve">.</w:t>
+      </w:r>
+    </w:p>
+    <w:p>
+      <w:pPr>
+        <w:pStyle w:val="ListParagraph"/>
+        <w:numPr>
+          <w:ilvl w:val="0"/>
+          <w:numId w:val="19"/>
+        </w:numPr>
+        <w:spacing w:after="70" w:line="276"/>
+      </w:pPr>
+      <w:r>
+        <w:rPr>
+          <w:rFonts w:ascii="Calibri" w:cs="Calibri" w:eastAsia="Calibri" w:hAnsi="Calibri"/>
+          <w:b/>
+          <w:bCs/>
+        </w:rPr>
+        <w:t xml:space="preserve">Opciones del motor</w:t>
+      </w:r>
+      <w:r>
+        <w:rPr>
+          <w:rFonts w:ascii="Calibri" w:cs="Calibri" w:eastAsia="Calibri" w:hAnsi="Calibri"/>
+        </w:rPr>
+        <w:t xml:space="preserve"> ➔ </w:t>
+      </w:r>
+      <w:r>
+        <w:rPr>
+          <w:rFonts w:ascii="Calibri" w:cs="Calibri" w:eastAsia="Calibri" w:hAnsi="Calibri"/>
+          <w:b/>
+          <w:bCs/>
+        </w:rPr>
+        <w:t xml:space="preserve">Tipo de motor</w:t>
+      </w:r>
+      <w:r>
+        <w:rPr>
+          <w:rFonts w:ascii="Calibri" w:cs="Calibri" w:eastAsia="Calibri" w:hAnsi="Calibri"/>
+        </w:rPr>
+        <w:t xml:space="preserve">: haz clic en </w:t>
+      </w:r>
+      <w:r>
+        <w:rPr>
+          <w:rFonts w:ascii="Calibri" w:cs="Calibri" w:eastAsia="Calibri" w:hAnsi="Calibri"/>
+          <w:b/>
+          <w:bCs/>
+        </w:rPr>
+        <w:t xml:space="preserve">PostgreSQL</w:t>
+      </w:r>
+      <w:r>
+        <w:rPr>
+          <w:rFonts w:ascii="Calibri" w:cs="Calibri" w:eastAsia="Calibri" w:hAnsi="Calibri"/>
+        </w:rPr>
+        <w:t xml:space="preserve">.</w:t>
+      </w:r>
+    </w:p>
+    <w:p>
+      <w:pPr>
+        <w:pStyle w:val="ListParagraph"/>
+        <w:numPr>
+          <w:ilvl w:val="0"/>
+          <w:numId w:val="19"/>
+        </w:numPr>
+        <w:spacing w:after="70" w:line="276"/>
+      </w:pPr>
+      <w:r>
+        <w:rPr>
+          <w:rFonts w:ascii="Calibri" w:cs="Calibri" w:eastAsia="Calibri" w:hAnsi="Calibri"/>
+          <w:b/>
+          <w:bCs/>
+        </w:rPr>
+        <w:t xml:space="preserve">Plantillas</w:t>
+      </w:r>
+      <w:r>
+        <w:rPr>
+          <w:rFonts w:ascii="Calibri" w:cs="Calibri" w:eastAsia="Calibri" w:hAnsi="Calibri"/>
+        </w:rPr>
+        <w:t xml:space="preserve">: marca </w:t>
+      </w:r>
+      <w:r>
+        <w:rPr>
+          <w:rFonts w:ascii="Calibri" w:cs="Calibri" w:eastAsia="Calibri" w:hAnsi="Calibri"/>
+          <w:b/>
+          <w:bCs/>
+        </w:rPr>
+        <w:t xml:space="preserve">Entorno de pruebas</w:t>
+      </w:r>
+      <w:r>
+        <w:rPr>
+          <w:rFonts w:ascii="Calibri" w:cs="Calibri" w:eastAsia="Calibri" w:hAnsi="Calibri"/>
+        </w:rPr>
+        <w:t xml:space="preserve">. (No elijas </w:t>
+      </w:r>
+      <w:r>
+        <w:rPr>
+          <w:rFonts w:ascii="Calibri" w:cs="Calibri" w:eastAsia="Calibri" w:hAnsi="Calibri"/>
+          <w:i/>
+          <w:iCs/>
+        </w:rPr>
+        <w:t xml:space="preserve">Producción</w:t>
+      </w:r>
+      <w:r>
+        <w:rPr>
+          <w:rFonts w:ascii="Calibri" w:cs="Calibri" w:eastAsia="Calibri" w:hAnsi="Calibri"/>
+        </w:rPr>
+        <w:t xml:space="preserve"> ni </w:t>
+      </w:r>
+      <w:r>
+        <w:rPr>
+          <w:rFonts w:ascii="Calibri" w:cs="Calibri" w:eastAsia="Calibri" w:hAnsi="Calibri"/>
+          <w:i/>
+          <w:iCs/>
+        </w:rPr>
+        <w:t xml:space="preserve">Desarrollo y pruebas</w:t>
+      </w:r>
+      <w:r>
+        <w:rPr>
+          <w:rFonts w:ascii="Calibri" w:cs="Calibri" w:eastAsia="Calibri" w:hAnsi="Calibri"/>
+        </w:rPr>
+        <w:t xml:space="preserve">.)</w:t>
+      </w:r>
+    </w:p>
+    <w:p>
+      <w:pPr>
+        <w:pStyle w:val="ListParagraph"/>
+        <w:numPr>
+          <w:ilvl w:val="0"/>
+          <w:numId w:val="19"/>
+        </w:numPr>
+        <w:spacing w:after="70" w:line="276"/>
+      </w:pPr>
+      <w:r>
+        <w:rPr>
+          <w:rFonts w:ascii="Calibri" w:cs="Calibri" w:eastAsia="Calibri" w:hAnsi="Calibri"/>
+          <w:b/>
+          <w:bCs/>
+        </w:rPr>
+        <w:t xml:space="preserve">Identificador de instancia de base de datos</w:t>
+      </w:r>
+      <w:r>
+        <w:rPr>
+          <w:rFonts w:ascii="Calibri" w:cs="Calibri" w:eastAsia="Calibri" w:hAnsi="Calibri"/>
+        </w:rPr>
+        <w:t xml:space="preserve">: escribe </w:t>
+      </w:r>
+      <w:r>
+        <w:rPr>
+          <w:rFonts w:ascii="Consolas" w:cs="Consolas" w:eastAsia="Consolas" w:hAnsi="Consolas"/>
+          <w:color w:val="9F1239"/>
+          <w:sz w:val="20"/>
+          <w:szCs w:val="20"/>
+          <w:shd w:fill="F3F4F6" w:color="auto" w:val="clear"/>
+        </w:rPr>
+        <w:t xml:space="preserve">tubeyou-rds</w:t>
+      </w:r>
+      <w:r>
+        <w:rPr>
+          <w:rFonts w:ascii="Calibri" w:cs="Calibri" w:eastAsia="Calibri" w:hAnsi="Calibri"/>
+        </w:rPr>
+        <w:t xml:space="preserve">.</w:t>
+      </w:r>
+    </w:p>
+    <w:p>
+      <w:pPr>
+        <w:pStyle w:val="ListParagraph"/>
+        <w:numPr>
+          <w:ilvl w:val="0"/>
+          <w:numId w:val="19"/>
+        </w:numPr>
+        <w:spacing w:after="70" w:line="276"/>
+      </w:pPr>
+      <w:r>
+        <w:rPr>
+          <w:rFonts w:ascii="Calibri" w:cs="Calibri" w:eastAsia="Calibri" w:hAnsi="Calibri"/>
+          <w:b/>
+          <w:bCs/>
+        </w:rPr>
+        <w:t xml:space="preserve">Nombre de usuario maestro</w:t>
+      </w:r>
+      <w:r>
+        <w:rPr>
+          <w:rFonts w:ascii="Calibri" w:cs="Calibri" w:eastAsia="Calibri" w:hAnsi="Calibri"/>
+        </w:rPr>
+        <w:t xml:space="preserve">: escribe </w:t>
+      </w:r>
+      <w:r>
+        <w:rPr>
+          <w:rFonts w:ascii="Consolas" w:cs="Consolas" w:eastAsia="Consolas" w:hAnsi="Consolas"/>
+          <w:color w:val="9F1239"/>
+          <w:sz w:val="20"/>
+          <w:szCs w:val="20"/>
+          <w:shd w:fill="F3F4F6" w:color="auto" w:val="clear"/>
+        </w:rPr>
+        <w:t xml:space="preserve">postgres</w:t>
+      </w:r>
+      <w:r>
+        <w:rPr>
+          <w:rFonts w:ascii="Calibri" w:cs="Calibri" w:eastAsia="Calibri" w:hAnsi="Calibri"/>
+        </w:rPr>
+        <w:t xml:space="preserve">.</w:t>
+      </w:r>
+    </w:p>
+    <w:p>
+      <w:pPr>
+        <w:pStyle w:val="ListParagraph"/>
+        <w:numPr>
+          <w:ilvl w:val="0"/>
+          <w:numId w:val="19"/>
+        </w:numPr>
+        <w:spacing w:after="70" w:line="276"/>
+      </w:pPr>
+      <w:r>
+        <w:rPr>
+          <w:rFonts w:ascii="Calibri" w:cs="Calibri" w:eastAsia="Calibri" w:hAnsi="Calibri"/>
+          <w:b/>
+          <w:bCs/>
+        </w:rPr>
+        <w:t xml:space="preserve">Administración de credenciales</w:t>
+      </w:r>
+      <w:r>
+        <w:rPr>
+          <w:rFonts w:ascii="Calibri" w:cs="Calibri" w:eastAsia="Calibri" w:hAnsi="Calibri"/>
+        </w:rPr>
+        <w:t xml:space="preserve">: marca </w:t>
+      </w:r>
+      <w:r>
+        <w:rPr>
+          <w:rFonts w:ascii="Calibri" w:cs="Calibri" w:eastAsia="Calibri" w:hAnsi="Calibri"/>
+          <w:b/>
+          <w:bCs/>
+        </w:rPr>
+        <w:t xml:space="preserve">Autoadministrado</w:t>
+      </w:r>
+      <w:r>
+        <w:rPr>
+          <w:rFonts w:ascii="Calibri" w:cs="Calibri" w:eastAsia="Calibri" w:hAnsi="Calibri"/>
+        </w:rPr>
+        <w:t xml:space="preserve">. En </w:t>
+      </w:r>
+      <w:r>
+        <w:rPr>
+          <w:rFonts w:ascii="Calibri" w:cs="Calibri" w:eastAsia="Calibri" w:hAnsi="Calibri"/>
+          <w:b/>
+          <w:bCs/>
+        </w:rPr>
+        <w:t xml:space="preserve">Contraseña maestra</w:t>
+      </w:r>
+      <w:r>
+        <w:rPr>
+          <w:rFonts w:ascii="Calibri" w:cs="Calibri" w:eastAsia="Calibri" w:hAnsi="Calibri"/>
+        </w:rPr>
+        <w:t xml:space="preserve"> escribe una clave (ejemplo </w:t>
+      </w:r>
+      <w:r>
+        <w:rPr>
+          <w:rFonts w:ascii="Consolas" w:cs="Consolas" w:eastAsia="Consolas" w:hAnsi="Consolas"/>
+          <w:color w:val="9F1239"/>
+          <w:sz w:val="20"/>
+          <w:szCs w:val="20"/>
+          <w:shd w:fill="F3F4F6" w:color="auto" w:val="clear"/>
+        </w:rPr>
+        <w:t xml:space="preserve">TuClaveSegura2026</w:t>
+      </w:r>
+      <w:r>
+        <w:rPr>
+          <w:rFonts w:ascii="Calibri" w:cs="Calibri" w:eastAsia="Calibri" w:hAnsi="Calibri"/>
+        </w:rPr>
+        <w:t xml:space="preserve">, solo letras y números) y repítela en </w:t>
+      </w:r>
+      <w:r>
+        <w:rPr>
+          <w:rFonts w:ascii="Calibri" w:cs="Calibri" w:eastAsia="Calibri" w:hAnsi="Calibri"/>
+          <w:b/>
+          <w:bCs/>
+        </w:rPr>
+        <w:t xml:space="preserve">Confirmar contraseña maestra</w:t>
+      </w:r>
+      <w:r>
+        <w:rPr>
+          <w:rFonts w:ascii="Calibri" w:cs="Calibri" w:eastAsia="Calibri" w:hAnsi="Calibri"/>
+        </w:rPr>
+        <w:t xml:space="preserve">. </w:t>
+      </w:r>
+      <w:r>
+        <w:rPr>
+          <w:rFonts w:ascii="Calibri" w:cs="Calibri" w:eastAsia="Calibri" w:hAnsi="Calibri"/>
+          <w:b/>
+          <w:bCs/>
+        </w:rPr>
+        <w:t xml:space="preserve">Anótala en la hoja de datos.</w:t>
+      </w:r>
+    </w:p>
+    <w:p>
+      <w:pPr>
+        <w:pStyle w:val="ListParagraph"/>
+        <w:numPr>
+          <w:ilvl w:val="0"/>
+          <w:numId w:val="19"/>
+        </w:numPr>
+        <w:spacing w:after="70" w:line="276"/>
+      </w:pPr>
+      <w:r>
+        <w:rPr>
+          <w:rFonts w:ascii="Calibri" w:cs="Calibri" w:eastAsia="Calibri" w:hAnsi="Calibri"/>
+          <w:b/>
+          <w:bCs/>
+        </w:rPr>
+        <w:t xml:space="preserve">Configuración de la instancia</w:t>
+      </w:r>
+      <w:r>
+        <w:rPr>
+          <w:rFonts w:ascii="Calibri" w:cs="Calibri" w:eastAsia="Calibri" w:hAnsi="Calibri"/>
+        </w:rPr>
+        <w:t xml:space="preserve"> ➔ </w:t>
+      </w:r>
+      <w:r>
+        <w:rPr>
+          <w:rFonts w:ascii="Calibri" w:cs="Calibri" w:eastAsia="Calibri" w:hAnsi="Calibri"/>
+          <w:b/>
+          <w:bCs/>
+        </w:rPr>
+        <w:t xml:space="preserve">Clase de instancia de base de datos</w:t>
+      </w:r>
+      <w:r>
+        <w:rPr>
+          <w:rFonts w:ascii="Calibri" w:cs="Calibri" w:eastAsia="Calibri" w:hAnsi="Calibri"/>
+        </w:rPr>
+        <w:t xml:space="preserve">: marca </w:t>
+      </w:r>
+      <w:r>
+        <w:rPr>
+          <w:rFonts w:ascii="Calibri" w:cs="Calibri" w:eastAsia="Calibri" w:hAnsi="Calibri"/>
+          <w:b/>
+          <w:bCs/>
+        </w:rPr>
+        <w:t xml:space="preserve">Clases ampliables (incluye clases t)</w:t>
+      </w:r>
+      <w:r>
+        <w:rPr>
+          <w:rFonts w:ascii="Calibri" w:cs="Calibri" w:eastAsia="Calibri" w:hAnsi="Calibri"/>
+        </w:rPr>
+        <w:t xml:space="preserve"> y en </w:t>
+      </w:r>
+      <w:r>
+        <w:rPr>
+          <w:rFonts w:ascii="Calibri" w:cs="Calibri" w:eastAsia="Calibri" w:hAnsi="Calibri"/>
+          <w:b/>
+          <w:bCs/>
+        </w:rPr>
+        <w:t xml:space="preserve">Tipo de instancia</w:t>
+      </w:r>
+      <w:r>
+        <w:rPr>
+          <w:rFonts w:ascii="Calibri" w:cs="Calibri" w:eastAsia="Calibri" w:hAnsi="Calibri"/>
+        </w:rPr>
+        <w:t xml:space="preserve"> elige </w:t>
+      </w:r>
+      <w:r>
+        <w:rPr>
+          <w:rFonts w:ascii="Consolas" w:cs="Consolas" w:eastAsia="Consolas" w:hAnsi="Consolas"/>
+          <w:color w:val="9F1239"/>
+          <w:sz w:val="20"/>
+          <w:szCs w:val="20"/>
+          <w:shd w:fill="F3F4F6" w:color="auto" w:val="clear"/>
+        </w:rPr>
+        <w:t xml:space="preserve">db.t3.micro</w:t>
+      </w:r>
+      <w:r>
+        <w:rPr>
+          <w:rFonts w:ascii="Calibri" w:cs="Calibri" w:eastAsia="Calibri" w:hAnsi="Calibri"/>
+        </w:rPr>
+        <w:t xml:space="preserve"> (o </w:t>
+      </w:r>
+      <w:r>
+        <w:rPr>
+          <w:rFonts w:ascii="Consolas" w:cs="Consolas" w:eastAsia="Consolas" w:hAnsi="Consolas"/>
+          <w:color w:val="9F1239"/>
+          <w:sz w:val="20"/>
+          <w:szCs w:val="20"/>
+          <w:shd w:fill="F3F4F6" w:color="auto" w:val="clear"/>
+        </w:rPr>
+        <w:t xml:space="preserve">db.t4g.micro</w:t>
+      </w:r>
+      <w:r>
+        <w:rPr>
+          <w:rFonts w:ascii="Calibri" w:cs="Calibri" w:eastAsia="Calibri" w:hAnsi="Calibri"/>
+        </w:rPr>
+        <w:t xml:space="preserve">; si no hay </w:t>
+      </w:r>
+      <w:r>
+        <w:rPr>
+          <w:rFonts w:ascii="Consolas" w:cs="Consolas" w:eastAsia="Consolas" w:hAnsi="Consolas"/>
+          <w:color w:val="9F1239"/>
+          <w:sz w:val="20"/>
+          <w:szCs w:val="20"/>
+          <w:shd w:fill="F3F4F6" w:color="auto" w:val="clear"/>
+        </w:rPr>
+        <w:t xml:space="preserve">micro</w:t>
+      </w:r>
+      <w:r>
+        <w:rPr>
+          <w:rFonts w:ascii="Calibri" w:cs="Calibri" w:eastAsia="Calibri" w:hAnsi="Calibri"/>
+        </w:rPr>
+        <w:t xml:space="preserve">, </w:t>
+      </w:r>
+      <w:r>
+        <w:rPr>
+          <w:rFonts w:ascii="Consolas" w:cs="Consolas" w:eastAsia="Consolas" w:hAnsi="Consolas"/>
+          <w:color w:val="9F1239"/>
+          <w:sz w:val="20"/>
+          <w:szCs w:val="20"/>
+          <w:shd w:fill="F3F4F6" w:color="auto" w:val="clear"/>
+        </w:rPr>
+        <w:t xml:space="preserve">db.t3.small</w:t>
+      </w:r>
+      <w:r>
+        <w:rPr>
+          <w:rFonts w:ascii="Calibri" w:cs="Calibri" w:eastAsia="Calibri" w:hAnsi="Calibri"/>
+        </w:rPr>
+        <w:t xml:space="preserve">).</w:t>
+      </w:r>
+    </w:p>
+    <w:p>
+      <w:pPr>
+        <w:pStyle w:val="ListParagraph"/>
+        <w:numPr>
+          <w:ilvl w:val="0"/>
+          <w:numId w:val="19"/>
+        </w:numPr>
+        <w:spacing w:after="70" w:line="276"/>
+      </w:pPr>
+      <w:r>
+        <w:rPr>
+          <w:rFonts w:ascii="Calibri" w:cs="Calibri" w:eastAsia="Calibri" w:hAnsi="Calibri"/>
+          <w:b/>
+          <w:bCs/>
+        </w:rPr>
+        <w:t xml:space="preserve">Conectividad</w:t>
+      </w:r>
+      <w:r>
+        <w:rPr>
+          <w:rFonts w:ascii="Calibri" w:cs="Calibri" w:eastAsia="Calibri" w:hAnsi="Calibri"/>
+        </w:rPr>
+        <w:t xml:space="preserve"> ➔ </w:t>
+      </w:r>
+      <w:r>
+        <w:rPr>
+          <w:rFonts w:ascii="Calibri" w:cs="Calibri" w:eastAsia="Calibri" w:hAnsi="Calibri"/>
+          <w:b/>
+          <w:bCs/>
+        </w:rPr>
+        <w:t xml:space="preserve">Recurso de computación</w:t>
+      </w:r>
+      <w:r>
+        <w:rPr>
+          <w:rFonts w:ascii="Calibri" w:cs="Calibri" w:eastAsia="Calibri" w:hAnsi="Calibri"/>
+        </w:rPr>
+        <w:t xml:space="preserve">: marca </w:t>
+      </w:r>
+      <w:r>
+        <w:rPr>
+          <w:rFonts w:ascii="Calibri" w:cs="Calibri" w:eastAsia="Calibri" w:hAnsi="Calibri"/>
+          <w:b/>
+          <w:bCs/>
+        </w:rPr>
+        <w:t xml:space="preserve">No se conecte a un recurso informático EC2</w:t>
+      </w:r>
+      <w:r>
+        <w:rPr>
+          <w:rFonts w:ascii="Calibri" w:cs="Calibri" w:eastAsia="Calibri" w:hAnsi="Calibri"/>
+        </w:rPr>
+        <w:t xml:space="preserve">.</w:t>
+      </w:r>
+    </w:p>
+    <w:p>
+      <w:pPr>
+        <w:pStyle w:val="ListParagraph"/>
+        <w:numPr>
+          <w:ilvl w:val="0"/>
+          <w:numId w:val="19"/>
+        </w:numPr>
+        <w:spacing w:after="70" w:line="276"/>
+      </w:pPr>
+      <w:r>
+        <w:rPr>
+          <w:rFonts w:ascii="Calibri" w:cs="Calibri" w:eastAsia="Calibri" w:hAnsi="Calibri"/>
+          <w:b/>
+          <w:bCs/>
+        </w:rPr>
+        <w:t xml:space="preserve">Acceso público</w:t>
+      </w:r>
+      <w:r>
+        <w:rPr>
+          <w:rFonts w:ascii="Calibri" w:cs="Calibri" w:eastAsia="Calibri" w:hAnsi="Calibri"/>
+        </w:rPr>
+        <w:t xml:space="preserve">: marca </w:t>
+      </w:r>
+      <w:r>
+        <w:rPr>
+          <w:rFonts w:ascii="Calibri" w:cs="Calibri" w:eastAsia="Calibri" w:hAnsi="Calibri"/>
+          <w:b/>
+          <w:bCs/>
+        </w:rPr>
+        <w:t xml:space="preserve">No</w:t>
+      </w:r>
+      <w:r>
+        <w:rPr>
+          <w:rFonts w:ascii="Calibri" w:cs="Calibri" w:eastAsia="Calibri" w:hAnsi="Calibri"/>
+        </w:rPr>
+        <w:t xml:space="preserve">.</w:t>
+      </w:r>
+    </w:p>
+    <w:p>
+      <w:pPr>
+        <w:pStyle w:val="ListParagraph"/>
+        <w:numPr>
+          <w:ilvl w:val="0"/>
+          <w:numId w:val="19"/>
+        </w:numPr>
+        <w:spacing w:after="70" w:line="276"/>
+      </w:pPr>
+      <w:r>
+        <w:rPr>
+          <w:rFonts w:ascii="Calibri" w:cs="Calibri" w:eastAsia="Calibri" w:hAnsi="Calibri"/>
+          <w:b/>
+          <w:bCs/>
+        </w:rPr>
+        <w:t xml:space="preserve">Grupo de seguridad de VPC (firewall)</w:t>
+      </w:r>
+      <w:r>
+        <w:rPr>
+          <w:rFonts w:ascii="Calibri" w:cs="Calibri" w:eastAsia="Calibri" w:hAnsi="Calibri"/>
+        </w:rPr>
+        <w:t xml:space="preserve">: marca </w:t>
+      </w:r>
+      <w:r>
+        <w:rPr>
+          <w:rFonts w:ascii="Calibri" w:cs="Calibri" w:eastAsia="Calibri" w:hAnsi="Calibri"/>
+          <w:b/>
+          <w:bCs/>
+        </w:rPr>
+        <w:t xml:space="preserve">Elegir existente</w:t>
+      </w:r>
+      <w:r>
+        <w:rPr>
+          <w:rFonts w:ascii="Calibri" w:cs="Calibri" w:eastAsia="Calibri" w:hAnsi="Calibri"/>
+        </w:rPr>
+        <w:t xml:space="preserve">, quita </w:t>
+      </w:r>
+      <w:r>
+        <w:rPr>
+          <w:rFonts w:ascii="Consolas" w:cs="Consolas" w:eastAsia="Consolas" w:hAnsi="Consolas"/>
+          <w:color w:val="9F1239"/>
+          <w:sz w:val="20"/>
+          <w:szCs w:val="20"/>
+          <w:shd w:fill="F3F4F6" w:color="auto" w:val="clear"/>
+        </w:rPr>
+        <w:t xml:space="preserve">default</w:t>
+      </w:r>
+      <w:r>
+        <w:rPr>
+          <w:rFonts w:ascii="Calibri" w:cs="Calibri" w:eastAsia="Calibri" w:hAnsi="Calibri"/>
+        </w:rPr>
+        <w:t xml:space="preserve"> (clic en la X) y agrega </w:t>
+      </w:r>
+      <w:r>
+        <w:rPr>
+          <w:rFonts w:ascii="Consolas" w:cs="Consolas" w:eastAsia="Consolas" w:hAnsi="Consolas"/>
+          <w:color w:val="9F1239"/>
+          <w:sz w:val="20"/>
+          <w:szCs w:val="20"/>
+          <w:shd w:fill="F3F4F6" w:color="auto" w:val="clear"/>
+        </w:rPr>
+        <w:t xml:space="preserve">rds-postgres-sg</w:t>
+      </w:r>
+      <w:r>
+        <w:rPr>
+          <w:rFonts w:ascii="Calibri" w:cs="Calibri" w:eastAsia="Calibri" w:hAnsi="Calibri"/>
+        </w:rPr>
+        <w:t xml:space="preserve">.</w:t>
+      </w:r>
+    </w:p>
+    <w:p>
+      <w:pPr>
+        <w:pStyle w:val="ListParagraph"/>
+        <w:numPr>
+          <w:ilvl w:val="0"/>
+          <w:numId w:val="19"/>
+        </w:numPr>
+        <w:spacing w:after="70" w:line="276"/>
+      </w:pPr>
+      <w:r>
+        <w:rPr>
+          <w:rFonts w:ascii="Calibri" w:cs="Calibri" w:eastAsia="Calibri" w:hAnsi="Calibri"/>
+        </w:rPr>
+        <w:t xml:space="preserve">Abre </w:t>
+      </w:r>
+      <w:r>
+        <w:rPr>
+          <w:rFonts w:ascii="Calibri" w:cs="Calibri" w:eastAsia="Calibri" w:hAnsi="Calibri"/>
+          <w:b/>
+          <w:bCs/>
+        </w:rPr>
+        <w:t xml:space="preserve">Configuración adicional</w:t>
+      </w:r>
+      <w:r>
+        <w:rPr>
+          <w:rFonts w:ascii="Calibri" w:cs="Calibri" w:eastAsia="Calibri" w:hAnsi="Calibri"/>
+        </w:rPr>
+        <w:t xml:space="preserve"> (sección plegada, al final de la página) y llena: </w:t>
+      </w:r>
+      <w:r>
+        <w:rPr>
+          <w:rFonts w:ascii="Calibri" w:cs="Calibri" w:eastAsia="Calibri" w:hAnsi="Calibri"/>
+          <w:b/>
+          <w:bCs/>
+        </w:rPr>
+        <w:t xml:space="preserve">Nombre de la base de datos inicial</w:t>
+      </w:r>
+      <w:r>
+        <w:rPr>
+          <w:rFonts w:ascii="Calibri" w:cs="Calibri" w:eastAsia="Calibri" w:hAnsi="Calibri"/>
+        </w:rPr>
+        <w:t xml:space="preserve"> = </w:t>
+      </w:r>
+      <w:r>
+        <w:rPr>
+          <w:rFonts w:ascii="Consolas" w:cs="Consolas" w:eastAsia="Consolas" w:hAnsi="Consolas"/>
+          <w:color w:val="9F1239"/>
+          <w:sz w:val="20"/>
+          <w:szCs w:val="20"/>
+          <w:shd w:fill="F3F4F6" w:color="auto" w:val="clear"/>
+        </w:rPr>
+        <w:t xml:space="preserve">tubeyou_db</w:t>
+      </w:r>
+      <w:r>
+        <w:rPr>
+          <w:rFonts w:ascii="Calibri" w:cs="Calibri" w:eastAsia="Calibri" w:hAnsi="Calibri"/>
+        </w:rPr>
+        <w:t xml:space="preserve">. Además </w:t>
+      </w:r>
+      <w:r>
+        <w:rPr>
+          <w:rFonts w:ascii="Calibri" w:cs="Calibri" w:eastAsia="Calibri" w:hAnsi="Calibri"/>
+          <w:b/>
+          <w:bCs/>
+        </w:rPr>
+        <w:t xml:space="preserve">desmarca</w:t>
+      </w:r>
+      <w:r>
+        <w:rPr>
+          <w:rFonts w:ascii="Calibri" w:cs="Calibri" w:eastAsia="Calibri" w:hAnsi="Calibri"/>
+        </w:rPr>
+        <w:t xml:space="preserve"> </w:t>
+      </w:r>
+      <w:r>
+        <w:rPr>
+          <w:rFonts w:ascii="Calibri" w:cs="Calibri" w:eastAsia="Calibri" w:hAnsi="Calibri"/>
+          <w:i/>
+          <w:iCs/>
+        </w:rPr>
+        <w:t xml:space="preserve">Activar la protección contra eliminación</w:t>
+      </w:r>
+      <w:r>
+        <w:rPr>
+          <w:rFonts w:ascii="Calibri" w:cs="Calibri" w:eastAsia="Calibri" w:hAnsi="Calibri"/>
+        </w:rPr>
+        <w:t xml:space="preserve"> (si no, no podrás borrar la base al terminar).</w:t>
+      </w:r>
+    </w:p>
+    <w:p>
+      <w:pPr>
+        <w:pStyle w:val="ListParagraph"/>
+        <w:numPr>
+          <w:ilvl w:val="0"/>
+          <w:numId w:val="19"/>
+        </w:numPr>
+        <w:spacing w:after="70" w:line="276"/>
+      </w:pPr>
+      <w:r>
+        <w:rPr>
+          <w:rFonts w:ascii="Calibri" w:cs="Calibri" w:eastAsia="Calibri" w:hAnsi="Calibri"/>
+        </w:rPr>
+        <w:t xml:space="preserve">Baja hasta </w:t>
+      </w:r>
+      <w:r>
+        <w:rPr>
+          <w:rFonts w:ascii="Calibri" w:cs="Calibri" w:eastAsia="Calibri" w:hAnsi="Calibri"/>
+          <w:b/>
+          <w:bCs/>
+        </w:rPr>
+        <w:t xml:space="preserve">Costos mensuales estimados</w:t>
+      </w:r>
+      <w:r>
+        <w:rPr>
+          <w:rFonts w:ascii="Calibri" w:cs="Calibri" w:eastAsia="Calibri" w:hAnsi="Calibri"/>
+        </w:rPr>
+        <w:t xml:space="preserve">: el </w:t>
+      </w:r>
+      <w:r>
+        <w:rPr>
+          <w:rFonts w:ascii="Calibri" w:cs="Calibri" w:eastAsia="Calibri" w:hAnsi="Calibri"/>
+          <w:b/>
+          <w:bCs/>
+        </w:rPr>
+        <w:t xml:space="preserve">Total</w:t>
+      </w:r>
+      <w:r>
+        <w:rPr>
+          <w:rFonts w:ascii="Calibri" w:cs="Calibri" w:eastAsia="Calibri" w:hAnsi="Calibri"/>
+        </w:rPr>
+        <w:t xml:space="preserve"> debe ser de unos </w:t>
+      </w:r>
+      <w:r>
+        <w:rPr>
+          <w:rFonts w:ascii="Calibri" w:cs="Calibri" w:eastAsia="Calibri" w:hAnsi="Calibri"/>
+          <w:b/>
+          <w:bCs/>
+        </w:rPr>
+        <w:t xml:space="preserve">15 USD o menos</w:t>
+      </w:r>
+      <w:r>
+        <w:rPr>
+          <w:rFonts w:ascii="Calibri" w:cs="Calibri" w:eastAsia="Calibri" w:hAnsi="Calibri"/>
+        </w:rPr>
+        <w:t xml:space="preserve">.</w:t>
+      </w:r>
+    </w:p>
+    <w:p>
+      <w:pPr>
+        <w:pStyle w:val="ListParagraph"/>
+        <w:numPr>
+          <w:ilvl w:val="0"/>
+          <w:numId w:val="19"/>
+        </w:numPr>
+        <w:spacing w:after="70" w:line="276"/>
+      </w:pPr>
+      <w:r>
+        <w:rPr>
+          <w:rFonts w:ascii="Calibri" w:cs="Calibri" w:eastAsia="Calibri" w:hAnsi="Calibri"/>
+        </w:rPr>
+        <w:t xml:space="preserve">Presiona el botón naranja </w:t>
+      </w:r>
+      <w:r>
+        <w:rPr>
+          <w:rFonts w:ascii="Calibri" w:cs="Calibri" w:eastAsia="Calibri" w:hAnsi="Calibri"/>
+          <w:b/>
+          <w:bCs/>
+        </w:rPr>
+        <w:t xml:space="preserve">Crear base de datos</w:t>
+      </w:r>
+      <w:r>
+        <w:rPr>
+          <w:rFonts w:ascii="Calibri" w:cs="Calibri" w:eastAsia="Calibri" w:hAnsi="Calibri"/>
+        </w:rPr>
+        <w:t xml:space="preserve">.</w:t>
       </w:r>
     </w:p>
     <w:tbl>
@@ -12396,12 +13281,12 @@
           <w:tcPr>
             <w:tcW w:type="dxa" w:w="9360"/>
             <w:tcBorders>
-              <w:top w:val="single" w:color="FEF2F2" w:sz="4"/>
-              <w:left w:val="single" w:color="DC2626" w:sz="24"/>
-              <w:bottom w:val="single" w:color="FEF2F2" w:sz="4"/>
-              <w:right w:val="single" w:color="FEF2F2" w:sz="4"/>
+              <w:top w:val="single" w:color="FFFBEB" w:sz="4"/>
+              <w:left w:val="single" w:color="D97706" w:sz="24"/>
+              <w:bottom w:val="single" w:color="FFFBEB" w:sz="4"/>
+              <w:right w:val="single" w:color="FFFBEB" w:sz="4"/>
             </w:tcBorders>
-            <w:shd w:fill="FEF2F2" w:color="auto" w:val="clear"/>
+            <w:shd w:fill="FFFBEB" w:color="auto" w:val="clear"/>
             <w:tcMar>
               <w:top w:type="dxa" w:w="100"/>
               <w:left w:type="dxa" w:w="160"/>
@@ -12418,11 +13303,11 @@
                 <w:rFonts w:ascii="Calibri" w:cs="Calibri" w:eastAsia="Calibri" w:hAnsi="Calibri"/>
                 <w:b/>
                 <w:bCs/>
-                <w:color w:val="DC2626"/>
+                <w:color w:val="D97706"/>
                 <w:sz w:val="21"/>
                 <w:szCs w:val="21"/>
               </w:rPr>
-              <w:t xml:space="preserve">ERROR: Cuidado con el costo: revisa el total antes de crear</w:t>
+              <w:t xml:space="preserve">ATENCION: Si el total sale de cientos de dólares</w:t>
             </w:r>
           </w:p>
           <w:p>
@@ -12435,7 +13320,7 @@
                 <w:sz w:val="21"/>
                 <w:szCs w:val="21"/>
               </w:rPr>
-              <w:t xml:space="preserve">Al final del formulario, en </w:t>
+              <w:t xml:space="preserve">No crees la base. Casi siempre es que no quedó </w:t>
             </w:r>
             <w:r>
               <w:rPr>
@@ -12445,7 +13330,7 @@
                 <w:sz w:val="21"/>
                 <w:szCs w:val="21"/>
               </w:rPr>
-              <w:t xml:space="preserve">Costos mensuales estimados</w:t>
+              <w:t xml:space="preserve">Entorno de pruebas</w:t>
             </w:r>
             <w:r>
               <w:rPr>
@@ -12453,56 +13338,7 @@
                 <w:sz w:val="21"/>
                 <w:szCs w:val="21"/>
               </w:rPr>
-              <w:t xml:space="preserve">, el total para este proyecto debe ser de </w:t>
-            </w:r>
-            <w:r>
-              <w:rPr>
-                <w:rFonts w:ascii="Calibri" w:cs="Calibri" w:eastAsia="Calibri" w:hAnsi="Calibri"/>
-                <w:b/>
-                <w:bCs/>
-                <w:sz w:val="21"/>
-                <w:szCs w:val="21"/>
-              </w:rPr>
-              <w:t xml:space="preserve">unos 15 USD al mes o menos</w:t>
-            </w:r>
-            <w:r>
-              <w:rPr>
-                <w:rFonts w:ascii="Calibri" w:cs="Calibri" w:eastAsia="Calibri" w:hAnsi="Calibri"/>
-                <w:sz w:val="21"/>
-                <w:szCs w:val="21"/>
-              </w:rPr>
-              <w:t xml:space="preserve"> (y la capa gratuita o los créditos de tu cuenta pueden cubrirlo).</w:t>
-            </w:r>
-          </w:p>
-          <w:p>
-            <w:pPr>
-              <w:spacing w:after="50" w:line="264"/>
-            </w:pPr>
-            <w:r>
-              <w:rPr>
-                <w:rFonts w:ascii="Calibri" w:cs="Calibri" w:eastAsia="Calibri" w:hAnsi="Calibri"/>
-                <w:sz w:val="21"/>
-                <w:szCs w:val="21"/>
-              </w:rPr>
-              <w:t xml:space="preserve">Si ves </w:t>
-            </w:r>
-            <w:r>
-              <w:rPr>
-                <w:rFonts w:ascii="Calibri" w:cs="Calibri" w:eastAsia="Calibri" w:hAnsi="Calibri"/>
-                <w:b/>
-                <w:bCs/>
-                <w:sz w:val="21"/>
-                <w:szCs w:val="21"/>
-              </w:rPr>
-              <w:t xml:space="preserve">cientos o miles de dólares</w:t>
-            </w:r>
-            <w:r>
-              <w:rPr>
-                <w:rFonts w:ascii="Calibri" w:cs="Calibri" w:eastAsia="Calibri" w:hAnsi="Calibri"/>
-                <w:sz w:val="21"/>
-                <w:szCs w:val="21"/>
-              </w:rPr>
-              <w:t xml:space="preserve"> (por ejemplo 1.477 USD), tienes marcada la plantilla </w:t>
+              <w:t xml:space="preserve"> en </w:t>
             </w:r>
             <w:r>
               <w:rPr>
@@ -12512,7 +13348,7 @@
                 <w:sz w:val="21"/>
                 <w:szCs w:val="21"/>
               </w:rPr>
-              <w:t xml:space="preserve">Producción</w:t>
+              <w:t xml:space="preserve">Plantillas</w:t>
             </w:r>
             <w:r>
               <w:rPr>
@@ -12520,61 +13356,7 @@
                 <w:sz w:val="21"/>
                 <w:szCs w:val="21"/>
               </w:rPr>
-              <w:t xml:space="preserve">, una instalación </w:t>
-            </w:r>
-            <w:r>
-              <w:rPr>
-                <w:rFonts w:ascii="Calibri" w:cs="Calibri" w:eastAsia="Calibri" w:hAnsi="Calibri"/>
-                <w:i/>
-                <w:iCs/>
-                <w:sz w:val="21"/>
-                <w:szCs w:val="21"/>
-              </w:rPr>
-              <w:t xml:space="preserve">multi-AZ</w:t>
-            </w:r>
-            <w:r>
-              <w:rPr>
-                <w:rFonts w:ascii="Calibri" w:cs="Calibri" w:eastAsia="Calibri" w:hAnsi="Calibri"/>
-                <w:sz w:val="21"/>
-                <w:szCs w:val="21"/>
-              </w:rPr>
-              <w:t xml:space="preserve"> o el disco </w:t>
-            </w:r>
-            <w:r>
-              <w:rPr>
-                <w:rFonts w:ascii="Calibri" w:cs="Calibri" w:eastAsia="Calibri" w:hAnsi="Calibri"/>
-                <w:i/>
-                <w:iCs/>
-                <w:sz w:val="21"/>
-                <w:szCs w:val="21"/>
-              </w:rPr>
-              <w:t xml:space="preserve">io2</w:t>
-            </w:r>
-            <w:r>
-              <w:rPr>
-                <w:rFonts w:ascii="Calibri" w:cs="Calibri" w:eastAsia="Calibri" w:hAnsi="Calibri"/>
-                <w:sz w:val="21"/>
-                <w:szCs w:val="21"/>
-              </w:rPr>
-              <w:t xml:space="preserve">. </w:t>
-            </w:r>
-            <w:r>
-              <w:rPr>
-                <w:rFonts w:ascii="Calibri" w:cs="Calibri" w:eastAsia="Calibri" w:hAnsi="Calibri"/>
-                <w:b/>
-                <w:bCs/>
-                <w:sz w:val="21"/>
-                <w:szCs w:val="21"/>
-              </w:rPr>
-              <w:t xml:space="preserve">No crees la base</w:t>
-            </w:r>
-            <w:r>
-              <w:rPr>
-                <w:rFonts w:ascii="Calibri" w:cs="Calibri" w:eastAsia="Calibri" w:hAnsi="Calibri"/>
-                <w:sz w:val="21"/>
-                <w:szCs w:val="21"/>
-              </w:rPr>
-              <w:t xml:space="preserve"> hasta corregirlo con los pasos de abajo.</w:t>
+              <w:t xml:space="preserve"> (sube a ese punto y márcalo otra vez). Con esa plantilla el costo baja solo.</w:t>
             </w:r>
           </w:p>
         </w:tc>
@@ -12590,1604 +13372,6 @@
           <w:szCs w:val="4"/>
         </w:rPr>
         <w:t xml:space="preserve"/>
-      </w:r>
-    </w:p>
-    <w:p>
-      <w:pPr>
-        <w:pStyle w:val="ListParagraph"/>
-        <w:numPr>
-          <w:ilvl w:val="0"/>
-          <w:numId w:val="19"/>
-        </w:numPr>
-        <w:spacing w:after="70" w:line="276"/>
-      </w:pPr>
-      <w:r>
-        <w:rPr>
-          <w:rFonts w:ascii="Calibri" w:cs="Calibri" w:eastAsia="Calibri" w:hAnsi="Calibri"/>
-        </w:rPr>
-        <w:t xml:space="preserve">Busca </w:t>
-      </w:r>
-      <w:r>
-        <w:rPr>
-          <w:rFonts w:ascii="Consolas" w:cs="Consolas" w:eastAsia="Consolas" w:hAnsi="Consolas"/>
-          <w:color w:val="9F1239"/>
-          <w:sz w:val="20"/>
-          <w:szCs w:val="20"/>
-          <w:shd w:fill="F3F4F6" w:color="auto" w:val="clear"/>
-        </w:rPr>
-        <w:t xml:space="preserve">RDS</w:t>
-      </w:r>
-      <w:r>
-        <w:rPr>
-          <w:rFonts w:ascii="Calibri" w:cs="Calibri" w:eastAsia="Calibri" w:hAnsi="Calibri"/>
-        </w:rPr>
-        <w:t xml:space="preserve"> y entra. Menú izquierdo ➔ </w:t>
-      </w:r>
-      <w:r>
-        <w:rPr>
-          <w:rFonts w:ascii="Calibri" w:cs="Calibri" w:eastAsia="Calibri" w:hAnsi="Calibri"/>
-          <w:b/>
-          <w:bCs/>
-        </w:rPr>
-        <w:t xml:space="preserve">Bases de datos</w:t>
-      </w:r>
-      <w:r>
-        <w:rPr>
-          <w:rFonts w:ascii="Calibri" w:cs="Calibri" w:eastAsia="Calibri" w:hAnsi="Calibri"/>
-        </w:rPr>
-        <w:t xml:space="preserve"> ➔ botón naranja </w:t>
-      </w:r>
-      <w:r>
-        <w:rPr>
-          <w:rFonts w:ascii="Calibri" w:cs="Calibri" w:eastAsia="Calibri" w:hAnsi="Calibri"/>
-          <w:b/>
-          <w:bCs/>
-        </w:rPr>
-        <w:t xml:space="preserve">Crear base de datos</w:t>
-      </w:r>
-      <w:r>
-        <w:rPr>
-          <w:rFonts w:ascii="Calibri" w:cs="Calibri" w:eastAsia="Calibri" w:hAnsi="Calibri"/>
-        </w:rPr>
-        <w:t xml:space="preserve">.</w:t>
-      </w:r>
-    </w:p>
-    <w:p>
-      <w:pPr>
-        <w:pStyle w:val="ListParagraph"/>
-        <w:numPr>
-          <w:ilvl w:val="0"/>
-          <w:numId w:val="19"/>
-        </w:numPr>
-        <w:spacing w:after="70" w:line="276"/>
-      </w:pPr>
-      <w:r>
-        <w:rPr>
-          <w:rFonts w:ascii="Calibri" w:cs="Calibri" w:eastAsia="Calibri" w:hAnsi="Calibri"/>
-          <w:b/>
-          <w:bCs/>
-        </w:rPr>
-        <w:t xml:space="preserve">Opciones del motor</w:t>
-      </w:r>
-      <w:r>
-        <w:rPr>
-          <w:rFonts w:ascii="Calibri" w:cs="Calibri" w:eastAsia="Calibri" w:hAnsi="Calibri"/>
-        </w:rPr>
-        <w:t xml:space="preserve"> ➔ </w:t>
-      </w:r>
-      <w:r>
-        <w:rPr>
-          <w:rFonts w:ascii="Calibri" w:cs="Calibri" w:eastAsia="Calibri" w:hAnsi="Calibri"/>
-          <w:b/>
-          <w:bCs/>
-        </w:rPr>
-        <w:t xml:space="preserve">Tipo de motor</w:t>
-      </w:r>
-      <w:r>
-        <w:rPr>
-          <w:rFonts w:ascii="Calibri" w:cs="Calibri" w:eastAsia="Calibri" w:hAnsi="Calibri"/>
-        </w:rPr>
-        <w:t xml:space="preserve">: haz clic en el recuadro </w:t>
-      </w:r>
-      <w:r>
-        <w:rPr>
-          <w:rFonts w:ascii="Calibri" w:cs="Calibri" w:eastAsia="Calibri" w:hAnsi="Calibri"/>
-          <w:b/>
-          <w:bCs/>
-        </w:rPr>
-        <w:t xml:space="preserve">PostgreSQL</w:t>
-      </w:r>
-      <w:r>
-        <w:rPr>
-          <w:rFonts w:ascii="Calibri" w:cs="Calibri" w:eastAsia="Calibri" w:hAnsi="Calibri"/>
-        </w:rPr>
-        <w:t xml:space="preserve"> (no Aurora).</w:t>
-      </w:r>
-    </w:p>
-    <w:p>
-      <w:pPr>
-        <w:pStyle w:val="ListParagraph"/>
-        <w:numPr>
-          <w:ilvl w:val="0"/>
-          <w:numId w:val="19"/>
-        </w:numPr>
-        <w:spacing w:after="70" w:line="276"/>
-      </w:pPr>
-      <w:r>
-        <w:rPr>
-          <w:rFonts w:ascii="Calibri" w:cs="Calibri" w:eastAsia="Calibri" w:hAnsi="Calibri"/>
-          <w:b/>
-          <w:bCs/>
-        </w:rPr>
-        <w:t xml:space="preserve">Elegir un método de creación de base de datos</w:t>
-      </w:r>
-      <w:r>
-        <w:rPr>
-          <w:rFonts w:ascii="Calibri" w:cs="Calibri" w:eastAsia="Calibri" w:hAnsi="Calibri"/>
-        </w:rPr>
-        <w:t xml:space="preserve">: marca </w:t>
-      </w:r>
-      <w:r>
-        <w:rPr>
-          <w:rFonts w:ascii="Calibri" w:cs="Calibri" w:eastAsia="Calibri" w:hAnsi="Calibri"/>
-          <w:b/>
-          <w:bCs/>
-        </w:rPr>
-        <w:t xml:space="preserve">Configuración completa</w:t>
-      </w:r>
-      <w:r>
-        <w:rPr>
-          <w:rFonts w:ascii="Calibri" w:cs="Calibri" w:eastAsia="Calibri" w:hAnsi="Calibri"/>
-        </w:rPr>
-        <w:t xml:space="preserve">.</w:t>
-      </w:r>
-    </w:p>
-    <w:p>
-      <w:pPr>
-        <w:pStyle w:val="ListParagraph"/>
-        <w:numPr>
-          <w:ilvl w:val="0"/>
-          <w:numId w:val="19"/>
-        </w:numPr>
-        <w:spacing w:after="70" w:line="276"/>
-      </w:pPr>
-      <w:r>
-        <w:rPr>
-          <w:rFonts w:ascii="Calibri" w:cs="Calibri" w:eastAsia="Calibri" w:hAnsi="Calibri"/>
-          <w:b/>
-          <w:bCs/>
-        </w:rPr>
-        <w:t xml:space="preserve">Plantillas</w:t>
-      </w:r>
-      <w:r>
-        <w:rPr>
-          <w:rFonts w:ascii="Calibri" w:cs="Calibri" w:eastAsia="Calibri" w:hAnsi="Calibri"/>
-        </w:rPr>
-        <w:t xml:space="preserve">: marca </w:t>
-      </w:r>
-      <w:r>
-        <w:rPr>
-          <w:rFonts w:ascii="Calibri" w:cs="Calibri" w:eastAsia="Calibri" w:hAnsi="Calibri"/>
-          <w:b/>
-          <w:bCs/>
-        </w:rPr>
-        <w:t xml:space="preserve">Entorno de pruebas</w:t>
-      </w:r>
-      <w:r>
-        <w:rPr>
-          <w:rFonts w:ascii="Calibri" w:cs="Calibri" w:eastAsia="Calibri" w:hAnsi="Calibri"/>
-        </w:rPr>
-        <w:t xml:space="preserve"> (Sandbox). </w:t>
-      </w:r>
-      <w:r>
-        <w:rPr>
-          <w:rFonts w:ascii="Calibri" w:cs="Calibri" w:eastAsia="Calibri" w:hAnsi="Calibri"/>
-          <w:b/>
-          <w:bCs/>
-        </w:rPr>
-        <w:t xml:space="preserve">No</w:t>
-      </w:r>
-      <w:r>
-        <w:rPr>
-          <w:rFonts w:ascii="Calibri" w:cs="Calibri" w:eastAsia="Calibri" w:hAnsi="Calibri"/>
-        </w:rPr>
-        <w:t xml:space="preserve"> elijas </w:t>
-      </w:r>
-      <w:r>
-        <w:rPr>
-          <w:rFonts w:ascii="Calibri" w:cs="Calibri" w:eastAsia="Calibri" w:hAnsi="Calibri"/>
-          <w:i/>
-          <w:iCs/>
-        </w:rPr>
-        <w:t xml:space="preserve">Producción</w:t>
-      </w:r>
-      <w:r>
-        <w:rPr>
-          <w:rFonts w:ascii="Calibri" w:cs="Calibri" w:eastAsia="Calibri" w:hAnsi="Calibri"/>
-        </w:rPr>
-        <w:t xml:space="preserve"> ni </w:t>
-      </w:r>
-      <w:r>
-        <w:rPr>
-          <w:rFonts w:ascii="Calibri" w:cs="Calibri" w:eastAsia="Calibri" w:hAnsi="Calibri"/>
-          <w:i/>
-          <w:iCs/>
-        </w:rPr>
-        <w:t xml:space="preserve">Desarrollo y pruebas</w:t>
-      </w:r>
-      <w:r>
-        <w:rPr>
-          <w:rFonts w:ascii="Calibri" w:cs="Calibri" w:eastAsia="Calibri" w:hAnsi="Calibri"/>
-        </w:rPr>
-        <w:t xml:space="preserve">: esas activan opciones caras.</w:t>
-      </w:r>
-    </w:p>
-    <w:p>
-      <w:pPr>
-        <w:pStyle w:val="ListParagraph"/>
-        <w:numPr>
-          <w:ilvl w:val="0"/>
-          <w:numId w:val="19"/>
-        </w:numPr>
-        <w:spacing w:after="70" w:line="276"/>
-      </w:pPr>
-      <w:r>
-        <w:rPr>
-          <w:rFonts w:ascii="Calibri" w:cs="Calibri" w:eastAsia="Calibri" w:hAnsi="Calibri"/>
-          <w:b/>
-          <w:bCs/>
-        </w:rPr>
-        <w:t xml:space="preserve">Disponibilidad y durabilidad</w:t>
-      </w:r>
-      <w:r>
-        <w:rPr>
-          <w:rFonts w:ascii="Calibri" w:cs="Calibri" w:eastAsia="Calibri" w:hAnsi="Calibri"/>
-        </w:rPr>
-        <w:t xml:space="preserve"> ➔ </w:t>
-      </w:r>
-      <w:r>
-        <w:rPr>
-          <w:rFonts w:ascii="Calibri" w:cs="Calibri" w:eastAsia="Calibri" w:hAnsi="Calibri"/>
-          <w:b/>
-          <w:bCs/>
-        </w:rPr>
-        <w:t xml:space="preserve">Opciones de implementación</w:t>
-      </w:r>
-      <w:r>
-        <w:rPr>
-          <w:rFonts w:ascii="Calibri" w:cs="Calibri" w:eastAsia="Calibri" w:hAnsi="Calibri"/>
-        </w:rPr>
-        <w:t xml:space="preserve">: marca </w:t>
-      </w:r>
-      <w:r>
-        <w:rPr>
-          <w:rFonts w:ascii="Calibri" w:cs="Calibri" w:eastAsia="Calibri" w:hAnsi="Calibri"/>
-          <w:b/>
-          <w:bCs/>
-        </w:rPr>
-        <w:t xml:space="preserve">Implementación de una instancia de base de datos de zona de disponibilidad única (1 instancia)</w:t>
-      </w:r>
-      <w:r>
-        <w:rPr>
-          <w:rFonts w:ascii="Calibri" w:cs="Calibri" w:eastAsia="Calibri" w:hAnsi="Calibri"/>
-        </w:rPr>
-        <w:t xml:space="preserve">. Con </w:t>
-      </w:r>
-      <w:r>
-        <w:rPr>
-          <w:rFonts w:ascii="Calibri" w:cs="Calibri" w:eastAsia="Calibri" w:hAnsi="Calibri"/>
-          <w:i/>
-          <w:iCs/>
-        </w:rPr>
-        <w:t xml:space="preserve">Entorno de pruebas</w:t>
-      </w:r>
-      <w:r>
-        <w:rPr>
-          <w:rFonts w:ascii="Calibri" w:cs="Calibri" w:eastAsia="Calibri" w:hAnsi="Calibri"/>
-        </w:rPr>
-        <w:t xml:space="preserve"> ya viene marcada.</w:t>
-      </w:r>
-    </w:p>
-    <w:p>
-      <w:pPr>
-        <w:pStyle w:val="ListParagraph"/>
-        <w:numPr>
-          <w:ilvl w:val="0"/>
-          <w:numId w:val="19"/>
-        </w:numPr>
-        <w:spacing w:after="70" w:line="276"/>
-      </w:pPr>
-      <w:r>
-        <w:rPr>
-          <w:rFonts w:ascii="Calibri" w:cs="Calibri" w:eastAsia="Calibri" w:hAnsi="Calibri"/>
-          <w:b/>
-          <w:bCs/>
-        </w:rPr>
-        <w:t xml:space="preserve">Versión del motor</w:t>
-      </w:r>
-      <w:r>
-        <w:rPr>
-          <w:rFonts w:ascii="Calibri" w:cs="Calibri" w:eastAsia="Calibri" w:hAnsi="Calibri"/>
-        </w:rPr>
-        <w:t xml:space="preserve">: deja la que aparece (o elige una PostgreSQL 16 o 17 si la ves). </w:t>
-      </w:r>
-      <w:r>
-        <w:rPr>
-          <w:rFonts w:ascii="Calibri" w:cs="Calibri" w:eastAsia="Calibri" w:hAnsi="Calibri"/>
-          <w:b/>
-          <w:bCs/>
-        </w:rPr>
-        <w:t xml:space="preserve">No</w:t>
-      </w:r>
-      <w:r>
-        <w:rPr>
-          <w:rFonts w:ascii="Calibri" w:cs="Calibri" w:eastAsia="Calibri" w:hAnsi="Calibri"/>
-        </w:rPr>
-        <w:t xml:space="preserve"> marques </w:t>
-      </w:r>
-      <w:r>
-        <w:rPr>
-          <w:rFonts w:ascii="Calibri" w:cs="Calibri" w:eastAsia="Calibri" w:hAnsi="Calibri"/>
-          <w:i/>
-          <w:iCs/>
-        </w:rPr>
-        <w:t xml:space="preserve">Activar el soporte extendido de RDS</w:t>
-      </w:r>
-      <w:r>
-        <w:rPr>
-          <w:rFonts w:ascii="Calibri" w:cs="Calibri" w:eastAsia="Calibri" w:hAnsi="Calibri"/>
-        </w:rPr>
-        <w:t xml:space="preserve"> (tiene costo).</w:t>
-      </w:r>
-    </w:p>
-    <w:p>
-      <w:pPr>
-        <w:pStyle w:val="ListParagraph"/>
-        <w:numPr>
-          <w:ilvl w:val="0"/>
-          <w:numId w:val="19"/>
-        </w:numPr>
-        <w:spacing w:after="70" w:line="276"/>
-      </w:pPr>
-      <w:r>
-        <w:rPr>
-          <w:rFonts w:ascii="Calibri" w:cs="Calibri" w:eastAsia="Calibri" w:hAnsi="Calibri"/>
-          <w:b/>
-          <w:bCs/>
-        </w:rPr>
-        <w:t xml:space="preserve">Identificador de instancia de base de datos</w:t>
-      </w:r>
-      <w:r>
-        <w:rPr>
-          <w:rFonts w:ascii="Calibri" w:cs="Calibri" w:eastAsia="Calibri" w:hAnsi="Calibri"/>
-        </w:rPr>
-        <w:t xml:space="preserve">: escribe </w:t>
-      </w:r>
-      <w:r>
-        <w:rPr>
-          <w:rFonts w:ascii="Consolas" w:cs="Consolas" w:eastAsia="Consolas" w:hAnsi="Consolas"/>
-          <w:color w:val="9F1239"/>
-          <w:sz w:val="20"/>
-          <w:szCs w:val="20"/>
-          <w:shd w:fill="F3F4F6" w:color="auto" w:val="clear"/>
-        </w:rPr>
-        <w:t xml:space="preserve">tubeyou-rds</w:t>
-      </w:r>
-      <w:r>
-        <w:rPr>
-          <w:rFonts w:ascii="Calibri" w:cs="Calibri" w:eastAsia="Calibri" w:hAnsi="Calibri"/>
-        </w:rPr>
-        <w:t xml:space="preserve">. (Si el campo dice </w:t>
-      </w:r>
-      <w:r>
-        <w:rPr>
-          <w:rFonts w:ascii="Calibri" w:cs="Calibri" w:eastAsia="Calibri" w:hAnsi="Calibri"/>
-          <w:i/>
-          <w:iCs/>
-        </w:rPr>
-        <w:t xml:space="preserve">Identificador del clúster</w:t>
-      </w:r>
-      <w:r>
-        <w:rPr>
-          <w:rFonts w:ascii="Calibri" w:cs="Calibri" w:eastAsia="Calibri" w:hAnsi="Calibri"/>
-        </w:rPr>
-        <w:t xml:space="preserve">, es que sigues en una opción multi-AZ: vuelve al paso 5.)</w:t>
-      </w:r>
-    </w:p>
-    <w:p>
-      <w:pPr>
-        <w:pStyle w:val="ListParagraph"/>
-        <w:numPr>
-          <w:ilvl w:val="0"/>
-          <w:numId w:val="19"/>
-        </w:numPr>
-        <w:spacing w:after="70" w:line="276"/>
-      </w:pPr>
-      <w:r>
-        <w:rPr>
-          <w:rFonts w:ascii="Calibri" w:cs="Calibri" w:eastAsia="Calibri" w:hAnsi="Calibri"/>
-          <w:b/>
-          <w:bCs/>
-        </w:rPr>
-        <w:t xml:space="preserve">Configuración de credenciales</w:t>
-      </w:r>
-      <w:r>
-        <w:rPr>
-          <w:rFonts w:ascii="Calibri" w:cs="Calibri" w:eastAsia="Calibri" w:hAnsi="Calibri"/>
-        </w:rPr>
-        <w:t xml:space="preserve"> ➔ </w:t>
-      </w:r>
-      <w:r>
-        <w:rPr>
-          <w:rFonts w:ascii="Calibri" w:cs="Calibri" w:eastAsia="Calibri" w:hAnsi="Calibri"/>
-          <w:b/>
-          <w:bCs/>
-        </w:rPr>
-        <w:t xml:space="preserve">Nombre de usuario maestro</w:t>
-      </w:r>
-      <w:r>
-        <w:rPr>
-          <w:rFonts w:ascii="Calibri" w:cs="Calibri" w:eastAsia="Calibri" w:hAnsi="Calibri"/>
-        </w:rPr>
-        <w:t xml:space="preserve">: escribe </w:t>
-      </w:r>
-      <w:r>
-        <w:rPr>
-          <w:rFonts w:ascii="Consolas" w:cs="Consolas" w:eastAsia="Consolas" w:hAnsi="Consolas"/>
-          <w:color w:val="9F1239"/>
-          <w:sz w:val="20"/>
-          <w:szCs w:val="20"/>
-          <w:shd w:fill="F3F4F6" w:color="auto" w:val="clear"/>
-        </w:rPr>
-        <w:t xml:space="preserve">postgres</w:t>
-      </w:r>
-      <w:r>
-        <w:rPr>
-          <w:rFonts w:ascii="Calibri" w:cs="Calibri" w:eastAsia="Calibri" w:hAnsi="Calibri"/>
-        </w:rPr>
-        <w:t xml:space="preserve">.</w:t>
-      </w:r>
-    </w:p>
-    <w:p>
-      <w:pPr>
-        <w:pStyle w:val="ListParagraph"/>
-        <w:numPr>
-          <w:ilvl w:val="0"/>
-          <w:numId w:val="19"/>
-        </w:numPr>
-        <w:spacing w:after="70" w:line="276"/>
-      </w:pPr>
-      <w:r>
-        <w:rPr>
-          <w:rFonts w:ascii="Calibri" w:cs="Calibri" w:eastAsia="Calibri" w:hAnsi="Calibri"/>
-          <w:b/>
-          <w:bCs/>
-        </w:rPr>
-        <w:t xml:space="preserve">Administración de credenciales</w:t>
-      </w:r>
-      <w:r>
-        <w:rPr>
-          <w:rFonts w:ascii="Calibri" w:cs="Calibri" w:eastAsia="Calibri" w:hAnsi="Calibri"/>
-        </w:rPr>
-        <w:t xml:space="preserve">: marca </w:t>
-      </w:r>
-      <w:r>
-        <w:rPr>
-          <w:rFonts w:ascii="Calibri" w:cs="Calibri" w:eastAsia="Calibri" w:hAnsi="Calibri"/>
-          <w:b/>
-          <w:bCs/>
-        </w:rPr>
-        <w:t xml:space="preserve">Autoadministrado</w:t>
-      </w:r>
-      <w:r>
-        <w:rPr>
-          <w:rFonts w:ascii="Calibri" w:cs="Calibri" w:eastAsia="Calibri" w:hAnsi="Calibri"/>
-        </w:rPr>
-        <w:t xml:space="preserve"> (no </w:t>
-      </w:r>
-      <w:r>
-        <w:rPr>
-          <w:rFonts w:ascii="Calibri" w:cs="Calibri" w:eastAsia="Calibri" w:hAnsi="Calibri"/>
-          <w:i/>
-          <w:iCs/>
-        </w:rPr>
-        <w:t xml:space="preserve">Administrado en AWS Secrets Manager</w:t>
-      </w:r>
-      <w:r>
-        <w:rPr>
-          <w:rFonts w:ascii="Calibri" w:cs="Calibri" w:eastAsia="Calibri" w:hAnsi="Calibri"/>
-        </w:rPr>
-        <w:t xml:space="preserve">, que cobra aparte).</w:t>
-      </w:r>
-    </w:p>
-    <w:p>
-      <w:pPr>
-        <w:pStyle w:val="ListParagraph"/>
-        <w:numPr>
-          <w:ilvl w:val="0"/>
-          <w:numId w:val="19"/>
-        </w:numPr>
-        <w:spacing w:after="70" w:line="276"/>
-      </w:pPr>
-      <w:r>
-        <w:rPr>
-          <w:rFonts w:ascii="Calibri" w:cs="Calibri" w:eastAsia="Calibri" w:hAnsi="Calibri"/>
-        </w:rPr>
-        <w:t xml:space="preserve">En </w:t>
-      </w:r>
-      <w:r>
-        <w:rPr>
-          <w:rFonts w:ascii="Calibri" w:cs="Calibri" w:eastAsia="Calibri" w:hAnsi="Calibri"/>
-          <w:b/>
-          <w:bCs/>
-        </w:rPr>
-        <w:t xml:space="preserve">Contraseña maestra</w:t>
-      </w:r>
-      <w:r>
-        <w:rPr>
-          <w:rFonts w:ascii="Calibri" w:cs="Calibri" w:eastAsia="Calibri" w:hAnsi="Calibri"/>
-        </w:rPr>
-        <w:t xml:space="preserve"> escribe una clave (ejemplo </w:t>
-      </w:r>
-      <w:r>
-        <w:rPr>
-          <w:rFonts w:ascii="Consolas" w:cs="Consolas" w:eastAsia="Consolas" w:hAnsi="Consolas"/>
-          <w:color w:val="9F1239"/>
-          <w:sz w:val="20"/>
-          <w:szCs w:val="20"/>
-          <w:shd w:fill="F3F4F6" w:color="auto" w:val="clear"/>
-        </w:rPr>
-        <w:t xml:space="preserve">TuClaveSegura2026</w:t>
-      </w:r>
-      <w:r>
-        <w:rPr>
-          <w:rFonts w:ascii="Calibri" w:cs="Calibri" w:eastAsia="Calibri" w:hAnsi="Calibri"/>
-        </w:rPr>
-        <w:t xml:space="preserve">) y repítela en </w:t>
-      </w:r>
-      <w:r>
-        <w:rPr>
-          <w:rFonts w:ascii="Calibri" w:cs="Calibri" w:eastAsia="Calibri" w:hAnsi="Calibri"/>
-          <w:b/>
-          <w:bCs/>
-        </w:rPr>
-        <w:t xml:space="preserve">Confirmar contraseña maestra</w:t>
-      </w:r>
-      <w:r>
-        <w:rPr>
-          <w:rFonts w:ascii="Calibri" w:cs="Calibri" w:eastAsia="Calibri" w:hAnsi="Calibri"/>
-        </w:rPr>
-        <w:t xml:space="preserve">. </w:t>
-      </w:r>
-      <w:r>
-        <w:rPr>
-          <w:rFonts w:ascii="Calibri" w:cs="Calibri" w:eastAsia="Calibri" w:hAnsi="Calibri"/>
-          <w:b/>
-          <w:bCs/>
-        </w:rPr>
-        <w:t xml:space="preserve">Anótala en la hoja de datos.</w:t>
-      </w:r>
-      <w:r>
-        <w:rPr>
-          <w:rFonts w:ascii="Calibri" w:cs="Calibri" w:eastAsia="Calibri" w:hAnsi="Calibri"/>
-        </w:rPr>
-        <w:t xml:space="preserve"> Usa solo letras y números.</w:t>
-      </w:r>
-    </w:p>
-    <w:p>
-      <w:pPr>
-        <w:pStyle w:val="ListParagraph"/>
-        <w:numPr>
-          <w:ilvl w:val="0"/>
-          <w:numId w:val="19"/>
-        </w:numPr>
-        <w:spacing w:after="70" w:line="276"/>
-      </w:pPr>
-      <w:r>
-        <w:rPr>
-          <w:rFonts w:ascii="Calibri" w:cs="Calibri" w:eastAsia="Calibri" w:hAnsi="Calibri"/>
-          <w:b/>
-          <w:bCs/>
-        </w:rPr>
-        <w:t xml:space="preserve">Opciones de autenticación de bases de datos</w:t>
-      </w:r>
-      <w:r>
-        <w:rPr>
-          <w:rFonts w:ascii="Calibri" w:cs="Calibri" w:eastAsia="Calibri" w:hAnsi="Calibri"/>
-        </w:rPr>
-        <w:t xml:space="preserve">: deja </w:t>
-      </w:r>
-      <w:r>
-        <w:rPr>
-          <w:rFonts w:ascii="Calibri" w:cs="Calibri" w:eastAsia="Calibri" w:hAnsi="Calibri"/>
-          <w:b/>
-          <w:bCs/>
-        </w:rPr>
-        <w:t xml:space="preserve">Autenticación con contraseña</w:t>
-      </w:r>
-      <w:r>
-        <w:rPr>
-          <w:rFonts w:ascii="Calibri" w:cs="Calibri" w:eastAsia="Calibri" w:hAnsi="Calibri"/>
-        </w:rPr>
-        <w:t xml:space="preserve">.</w:t>
-      </w:r>
-    </w:p>
-    <w:p>
-      <w:pPr>
-        <w:pStyle w:val="ListParagraph"/>
-        <w:numPr>
-          <w:ilvl w:val="0"/>
-          <w:numId w:val="19"/>
-        </w:numPr>
-        <w:spacing w:after="70" w:line="276"/>
-      </w:pPr>
-      <w:r>
-        <w:rPr>
-          <w:rFonts w:ascii="Calibri" w:cs="Calibri" w:eastAsia="Calibri" w:hAnsi="Calibri"/>
-          <w:b/>
-          <w:bCs/>
-        </w:rPr>
-        <w:t xml:space="preserve">Configuración de la instancia</w:t>
-      </w:r>
-      <w:r>
-        <w:rPr>
-          <w:rFonts w:ascii="Calibri" w:cs="Calibri" w:eastAsia="Calibri" w:hAnsi="Calibri"/>
-        </w:rPr>
-        <w:t xml:space="preserve"> ➔ </w:t>
-      </w:r>
-      <w:r>
-        <w:rPr>
-          <w:rFonts w:ascii="Calibri" w:cs="Calibri" w:eastAsia="Calibri" w:hAnsi="Calibri"/>
-          <w:b/>
-          <w:bCs/>
-        </w:rPr>
-        <w:t xml:space="preserve">Clase de instancia de base de datos</w:t>
-      </w:r>
-      <w:r>
-        <w:rPr>
-          <w:rFonts w:ascii="Calibri" w:cs="Calibri" w:eastAsia="Calibri" w:hAnsi="Calibri"/>
-        </w:rPr>
-        <w:t xml:space="preserve">: marca </w:t>
-      </w:r>
-      <w:r>
-        <w:rPr>
-          <w:rFonts w:ascii="Calibri" w:cs="Calibri" w:eastAsia="Calibri" w:hAnsi="Calibri"/>
-          <w:b/>
-          <w:bCs/>
-        </w:rPr>
-        <w:t xml:space="preserve">Clases ampliables (incluye clases t)</w:t>
-      </w:r>
-      <w:r>
-        <w:rPr>
-          <w:rFonts w:ascii="Calibri" w:cs="Calibri" w:eastAsia="Calibri" w:hAnsi="Calibri"/>
-        </w:rPr>
-        <w:t xml:space="preserve">. Si solo ves </w:t>
-      </w:r>
-      <w:r>
-        <w:rPr>
-          <w:rFonts w:ascii="Calibri" w:cs="Calibri" w:eastAsia="Calibri" w:hAnsi="Calibri"/>
-          <w:i/>
-          <w:iCs/>
-        </w:rPr>
-        <w:t xml:space="preserve">Clases estándar (incluye clases m)</w:t>
-      </w:r>
-      <w:r>
-        <w:rPr>
-          <w:rFonts w:ascii="Calibri" w:cs="Calibri" w:eastAsia="Calibri" w:hAnsi="Calibri"/>
-        </w:rPr>
-        <w:t xml:space="preserve"> sin la opción de clases t, regresa y confirma que la plantilla sea </w:t>
-      </w:r>
-      <w:r>
-        <w:rPr>
-          <w:rFonts w:ascii="Calibri" w:cs="Calibri" w:eastAsia="Calibri" w:hAnsi="Calibri"/>
-          <w:i/>
-          <w:iCs/>
-        </w:rPr>
-        <w:t xml:space="preserve">Entorno de pruebas</w:t>
-      </w:r>
-      <w:r>
-        <w:rPr>
-          <w:rFonts w:ascii="Calibri" w:cs="Calibri" w:eastAsia="Calibri" w:hAnsi="Calibri"/>
-        </w:rPr>
-        <w:t xml:space="preserve">.</w:t>
-      </w:r>
-    </w:p>
-    <w:p>
-      <w:pPr>
-        <w:pStyle w:val="ListParagraph"/>
-        <w:numPr>
-          <w:ilvl w:val="0"/>
-          <w:numId w:val="19"/>
-        </w:numPr>
-        <w:spacing w:after="70" w:line="276"/>
-      </w:pPr>
-      <w:r>
-        <w:rPr>
-          <w:rFonts w:ascii="Calibri" w:cs="Calibri" w:eastAsia="Calibri" w:hAnsi="Calibri"/>
-        </w:rPr>
-        <w:t xml:space="preserve">En </w:t>
-      </w:r>
-      <w:r>
-        <w:rPr>
-          <w:rFonts w:ascii="Calibri" w:cs="Calibri" w:eastAsia="Calibri" w:hAnsi="Calibri"/>
-          <w:b/>
-          <w:bCs/>
-        </w:rPr>
-        <w:t xml:space="preserve">Tipo de instancia</w:t>
-      </w:r>
-      <w:r>
-        <w:rPr>
-          <w:rFonts w:ascii="Calibri" w:cs="Calibri" w:eastAsia="Calibri" w:hAnsi="Calibri"/>
-        </w:rPr>
-        <w:t xml:space="preserve"> elige </w:t>
-      </w:r>
-      <w:r>
-        <w:rPr>
-          <w:rFonts w:ascii="Consolas" w:cs="Consolas" w:eastAsia="Consolas" w:hAnsi="Consolas"/>
-          <w:color w:val="9F1239"/>
-          <w:sz w:val="20"/>
-          <w:szCs w:val="20"/>
-          <w:shd w:fill="F3F4F6" w:color="auto" w:val="clear"/>
-        </w:rPr>
-        <w:t xml:space="preserve">db.t3.micro</w:t>
-      </w:r>
-      <w:r>
-        <w:rPr>
-          <w:rFonts w:ascii="Calibri" w:cs="Calibri" w:eastAsia="Calibri" w:hAnsi="Calibri"/>
-        </w:rPr>
-        <w:t xml:space="preserve"> o </w:t>
-      </w:r>
-      <w:r>
-        <w:rPr>
-          <w:rFonts w:ascii="Consolas" w:cs="Consolas" w:eastAsia="Consolas" w:hAnsi="Consolas"/>
-          <w:color w:val="9F1239"/>
-          <w:sz w:val="20"/>
-          <w:szCs w:val="20"/>
-          <w:shd w:fill="F3F4F6" w:color="auto" w:val="clear"/>
-        </w:rPr>
-        <w:t xml:space="preserve">db.t4g.micro</w:t>
-      </w:r>
-      <w:r>
-        <w:rPr>
-          <w:rFonts w:ascii="Calibri" w:cs="Calibri" w:eastAsia="Calibri" w:hAnsi="Calibri"/>
-        </w:rPr>
-        <w:t xml:space="preserve">. Si no aparece ninguna </w:t>
-      </w:r>
-      <w:r>
-        <w:rPr>
-          <w:rFonts w:ascii="Consolas" w:cs="Consolas" w:eastAsia="Consolas" w:hAnsi="Consolas"/>
-          <w:color w:val="9F1239"/>
-          <w:sz w:val="20"/>
-          <w:szCs w:val="20"/>
-          <w:shd w:fill="F3F4F6" w:color="auto" w:val="clear"/>
-        </w:rPr>
-        <w:t xml:space="preserve">micro</w:t>
-      </w:r>
-      <w:r>
-        <w:rPr>
-          <w:rFonts w:ascii="Calibri" w:cs="Calibri" w:eastAsia="Calibri" w:hAnsi="Calibri"/>
-        </w:rPr>
-        <w:t xml:space="preserve">, elige </w:t>
-      </w:r>
-      <w:r>
-        <w:rPr>
-          <w:rFonts w:ascii="Consolas" w:cs="Consolas" w:eastAsia="Consolas" w:hAnsi="Consolas"/>
-          <w:color w:val="9F1239"/>
-          <w:sz w:val="20"/>
-          <w:szCs w:val="20"/>
-          <w:shd w:fill="F3F4F6" w:color="auto" w:val="clear"/>
-        </w:rPr>
-        <w:t xml:space="preserve">db.t3.small</w:t>
-      </w:r>
-      <w:r>
-        <w:rPr>
-          <w:rFonts w:ascii="Calibri" w:cs="Calibri" w:eastAsia="Calibri" w:hAnsi="Calibri"/>
-        </w:rPr>
-        <w:t xml:space="preserve">.</w:t>
-      </w:r>
-    </w:p>
-    <w:p>
-      <w:pPr>
-        <w:pStyle w:val="ListParagraph"/>
-        <w:numPr>
-          <w:ilvl w:val="0"/>
-          <w:numId w:val="19"/>
-        </w:numPr>
-        <w:spacing w:after="70" w:line="276"/>
-      </w:pPr>
-      <w:r>
-        <w:rPr>
-          <w:rFonts w:ascii="Calibri" w:cs="Calibri" w:eastAsia="Calibri" w:hAnsi="Calibri"/>
-          <w:b/>
-          <w:bCs/>
-        </w:rPr>
-        <w:t xml:space="preserve">Almacenamiento</w:t>
-      </w:r>
-      <w:r>
-        <w:rPr>
-          <w:rFonts w:ascii="Calibri" w:cs="Calibri" w:eastAsia="Calibri" w:hAnsi="Calibri"/>
-        </w:rPr>
-        <w:t xml:space="preserve"> ➔ </w:t>
-      </w:r>
-      <w:r>
-        <w:rPr>
-          <w:rFonts w:ascii="Calibri" w:cs="Calibri" w:eastAsia="Calibri" w:hAnsi="Calibri"/>
-          <w:b/>
-          <w:bCs/>
-        </w:rPr>
-        <w:t xml:space="preserve">Tipo de almacenamiento</w:t>
-      </w:r>
-      <w:r>
-        <w:rPr>
-          <w:rFonts w:ascii="Calibri" w:cs="Calibri" w:eastAsia="Calibri" w:hAnsi="Calibri"/>
-        </w:rPr>
-        <w:t xml:space="preserve">: elige </w:t>
-      </w:r>
-      <w:r>
-        <w:rPr>
-          <w:rFonts w:ascii="Calibri" w:cs="Calibri" w:eastAsia="Calibri" w:hAnsi="Calibri"/>
-          <w:b/>
-          <w:bCs/>
-        </w:rPr>
-        <w:t xml:space="preserve">SSD de uso general (gp3)</w:t>
-      </w:r>
-      <w:r>
-        <w:rPr>
-          <w:rFonts w:ascii="Calibri" w:cs="Calibri" w:eastAsia="Calibri" w:hAnsi="Calibri"/>
-        </w:rPr>
-        <w:t xml:space="preserve">. </w:t>
-      </w:r>
-      <w:r>
-        <w:rPr>
-          <w:rFonts w:ascii="Calibri" w:cs="Calibri" w:eastAsia="Calibri" w:hAnsi="Calibri"/>
-          <w:b/>
-          <w:bCs/>
-        </w:rPr>
-        <w:t xml:space="preserve">No</w:t>
-      </w:r>
-      <w:r>
-        <w:rPr>
-          <w:rFonts w:ascii="Calibri" w:cs="Calibri" w:eastAsia="Calibri" w:hAnsi="Calibri"/>
-        </w:rPr>
-        <w:t xml:space="preserve"> dejes </w:t>
-      </w:r>
-      <w:r>
-        <w:rPr>
-          <w:rFonts w:ascii="Calibri" w:cs="Calibri" w:eastAsia="Calibri" w:hAnsi="Calibri"/>
-          <w:i/>
-          <w:iCs/>
-        </w:rPr>
-        <w:t xml:space="preserve">SSD de IOPS provisionadas (io2)</w:t>
-      </w:r>
-      <w:r>
-        <w:rPr>
-          <w:rFonts w:ascii="Calibri" w:cs="Calibri" w:eastAsia="Calibri" w:hAnsi="Calibri"/>
-        </w:rPr>
-        <w:t xml:space="preserve">: pide mínimo 100 GiB y 1.000 IOPS y es la causa de los 1.477 USD.</w:t>
-      </w:r>
-    </w:p>
-    <w:p>
-      <w:pPr>
-        <w:pStyle w:val="ListParagraph"/>
-        <w:numPr>
-          <w:ilvl w:val="0"/>
-          <w:numId w:val="19"/>
-        </w:numPr>
-        <w:spacing w:after="70" w:line="276"/>
-      </w:pPr>
-      <w:r>
-        <w:rPr>
-          <w:rFonts w:ascii="Calibri" w:cs="Calibri" w:eastAsia="Calibri" w:hAnsi="Calibri"/>
-          <w:b/>
-          <w:bCs/>
-        </w:rPr>
-        <w:t xml:space="preserve">Almacenamiento asignado</w:t>
-      </w:r>
-      <w:r>
-        <w:rPr>
-          <w:rFonts w:ascii="Calibri" w:cs="Calibri" w:eastAsia="Calibri" w:hAnsi="Calibri"/>
-        </w:rPr>
-        <w:t xml:space="preserve">: escribe </w:t>
-      </w:r>
-      <w:r>
-        <w:rPr>
-          <w:rFonts w:ascii="Consolas" w:cs="Consolas" w:eastAsia="Consolas" w:hAnsi="Consolas"/>
-          <w:color w:val="9F1239"/>
-          <w:sz w:val="20"/>
-          <w:szCs w:val="20"/>
-          <w:shd w:fill="F3F4F6" w:color="auto" w:val="clear"/>
-        </w:rPr>
-        <w:t xml:space="preserve">20</w:t>
-      </w:r>
-      <w:r>
-        <w:rPr>
-          <w:rFonts w:ascii="Calibri" w:cs="Calibri" w:eastAsia="Calibri" w:hAnsi="Calibri"/>
-        </w:rPr>
-        <w:t xml:space="preserve"> (GiB).</w:t>
-      </w:r>
-    </w:p>
-    <w:p>
-      <w:pPr>
-        <w:pStyle w:val="ListParagraph"/>
-        <w:numPr>
-          <w:ilvl w:val="0"/>
-          <w:numId w:val="19"/>
-        </w:numPr>
-        <w:spacing w:after="70" w:line="276"/>
-      </w:pPr>
-      <w:r>
-        <w:rPr>
-          <w:rFonts w:ascii="Calibri" w:cs="Calibri" w:eastAsia="Calibri" w:hAnsi="Calibri"/>
-        </w:rPr>
-        <w:t xml:space="preserve">Despliega </w:t>
-      </w:r>
-      <w:r>
-        <w:rPr>
-          <w:rFonts w:ascii="Calibri" w:cs="Calibri" w:eastAsia="Calibri" w:hAnsi="Calibri"/>
-          <w:b/>
-          <w:bCs/>
-        </w:rPr>
-        <w:t xml:space="preserve">Configuración de almacenamiento adicional</w:t>
-      </w:r>
-      <w:r>
-        <w:rPr>
-          <w:rFonts w:ascii="Calibri" w:cs="Calibri" w:eastAsia="Calibri" w:hAnsi="Calibri"/>
-        </w:rPr>
-        <w:t xml:space="preserve"> y </w:t>
-      </w:r>
-      <w:r>
-        <w:rPr>
-          <w:rFonts w:ascii="Calibri" w:cs="Calibri" w:eastAsia="Calibri" w:hAnsi="Calibri"/>
-          <w:b/>
-          <w:bCs/>
-        </w:rPr>
-        <w:t xml:space="preserve">desmarca</w:t>
-      </w:r>
-      <w:r>
-        <w:rPr>
-          <w:rFonts w:ascii="Calibri" w:cs="Calibri" w:eastAsia="Calibri" w:hAnsi="Calibri"/>
-        </w:rPr>
-        <w:t xml:space="preserve"> </w:t>
-      </w:r>
-      <w:r>
-        <w:rPr>
-          <w:rFonts w:ascii="Calibri" w:cs="Calibri" w:eastAsia="Calibri" w:hAnsi="Calibri"/>
-          <w:i/>
-          <w:iCs/>
-        </w:rPr>
-        <w:t xml:space="preserve">Habilitar el escalado automático del almacenamiento</w:t>
-      </w:r>
-      <w:r>
-        <w:rPr>
-          <w:rFonts w:ascii="Calibri" w:cs="Calibri" w:eastAsia="Calibri" w:hAnsi="Calibri"/>
-        </w:rPr>
-        <w:t xml:space="preserve">.</w:t>
-      </w:r>
-    </w:p>
-    <w:p>
-      <w:pPr>
-        <w:pStyle w:val="ListParagraph"/>
-        <w:numPr>
-          <w:ilvl w:val="0"/>
-          <w:numId w:val="19"/>
-        </w:numPr>
-        <w:spacing w:after="70" w:line="276"/>
-      </w:pPr>
-      <w:r>
-        <w:rPr>
-          <w:rFonts w:ascii="Calibri" w:cs="Calibri" w:eastAsia="Calibri" w:hAnsi="Calibri"/>
-          <w:b/>
-          <w:bCs/>
-        </w:rPr>
-        <w:t xml:space="preserve">Conectividad</w:t>
-      </w:r>
-      <w:r>
-        <w:rPr>
-          <w:rFonts w:ascii="Calibri" w:cs="Calibri" w:eastAsia="Calibri" w:hAnsi="Calibri"/>
-        </w:rPr>
-        <w:t xml:space="preserve"> ➔ </w:t>
-      </w:r>
-      <w:r>
-        <w:rPr>
-          <w:rFonts w:ascii="Calibri" w:cs="Calibri" w:eastAsia="Calibri" w:hAnsi="Calibri"/>
-          <w:b/>
-          <w:bCs/>
-        </w:rPr>
-        <w:t xml:space="preserve">Recurso de computación</w:t>
-      </w:r>
-      <w:r>
-        <w:rPr>
-          <w:rFonts w:ascii="Calibri" w:cs="Calibri" w:eastAsia="Calibri" w:hAnsi="Calibri"/>
-        </w:rPr>
-        <w:t xml:space="preserve">: marca </w:t>
-      </w:r>
-      <w:r>
-        <w:rPr>
-          <w:rFonts w:ascii="Calibri" w:cs="Calibri" w:eastAsia="Calibri" w:hAnsi="Calibri"/>
-          <w:b/>
-          <w:bCs/>
-        </w:rPr>
-        <w:t xml:space="preserve">No se conecte a un recurso informático EC2</w:t>
-      </w:r>
-      <w:r>
-        <w:rPr>
-          <w:rFonts w:ascii="Calibri" w:cs="Calibri" w:eastAsia="Calibri" w:hAnsi="Calibri"/>
-        </w:rPr>
-        <w:t xml:space="preserve">.</w:t>
-      </w:r>
-    </w:p>
-    <w:p>
-      <w:pPr>
-        <w:pStyle w:val="ListParagraph"/>
-        <w:numPr>
-          <w:ilvl w:val="0"/>
-          <w:numId w:val="19"/>
-        </w:numPr>
-        <w:spacing w:after="70" w:line="276"/>
-      </w:pPr>
-      <w:r>
-        <w:rPr>
-          <w:rFonts w:ascii="Calibri" w:cs="Calibri" w:eastAsia="Calibri" w:hAnsi="Calibri"/>
-          <w:b/>
-          <w:bCs/>
-        </w:rPr>
-        <w:t xml:space="preserve">Nube privada virtual (VPC)</w:t>
-      </w:r>
-      <w:r>
-        <w:rPr>
-          <w:rFonts w:ascii="Calibri" w:cs="Calibri" w:eastAsia="Calibri" w:hAnsi="Calibri"/>
-        </w:rPr>
-        <w:t xml:space="preserve">: deja </w:t>
-      </w:r>
-      <w:r>
-        <w:rPr>
-          <w:rFonts w:ascii="Calibri" w:cs="Calibri" w:eastAsia="Calibri" w:hAnsi="Calibri"/>
-          <w:b/>
-          <w:bCs/>
-        </w:rPr>
-        <w:t xml:space="preserve">Default VPC</w:t>
-      </w:r>
-      <w:r>
-        <w:rPr>
-          <w:rFonts w:ascii="Calibri" w:cs="Calibri" w:eastAsia="Calibri" w:hAnsi="Calibri"/>
-        </w:rPr>
-        <w:t xml:space="preserve">. </w:t>
-      </w:r>
-      <w:r>
-        <w:rPr>
-          <w:rFonts w:ascii="Calibri" w:cs="Calibri" w:eastAsia="Calibri" w:hAnsi="Calibri"/>
-          <w:b/>
-          <w:bCs/>
-        </w:rPr>
-        <w:t xml:space="preserve">Grupo de subredes de la base de datos</w:t>
-      </w:r>
-      <w:r>
-        <w:rPr>
-          <w:rFonts w:ascii="Calibri" w:cs="Calibri" w:eastAsia="Calibri" w:hAnsi="Calibri"/>
-        </w:rPr>
-        <w:t xml:space="preserve">: deja el que viene (</w:t>
-      </w:r>
-      <w:r>
-        <w:rPr>
-          <w:rFonts w:ascii="Consolas" w:cs="Consolas" w:eastAsia="Consolas" w:hAnsi="Consolas"/>
-          <w:color w:val="9F1239"/>
-          <w:sz w:val="20"/>
-          <w:szCs w:val="20"/>
-          <w:shd w:fill="F3F4F6" w:color="auto" w:val="clear"/>
-        </w:rPr>
-        <w:t xml:space="preserve">default-vpc-...</w:t>
-      </w:r>
-      <w:r>
-        <w:rPr>
-          <w:rFonts w:ascii="Calibri" w:cs="Calibri" w:eastAsia="Calibri" w:hAnsi="Calibri"/>
-        </w:rPr>
-        <w:t xml:space="preserve">).</w:t>
-      </w:r>
-    </w:p>
-    <w:p>
-      <w:pPr>
-        <w:pStyle w:val="ListParagraph"/>
-        <w:numPr>
-          <w:ilvl w:val="0"/>
-          <w:numId w:val="19"/>
-        </w:numPr>
-        <w:spacing w:after="70" w:line="276"/>
-      </w:pPr>
-      <w:r>
-        <w:rPr>
-          <w:rFonts w:ascii="Calibri" w:cs="Calibri" w:eastAsia="Calibri" w:hAnsi="Calibri"/>
-          <w:b/>
-          <w:bCs/>
-        </w:rPr>
-        <w:t xml:space="preserve">Acceso público</w:t>
-      </w:r>
-      <w:r>
-        <w:rPr>
-          <w:rFonts w:ascii="Calibri" w:cs="Calibri" w:eastAsia="Calibri" w:hAnsi="Calibri"/>
-        </w:rPr>
-        <w:t xml:space="preserve">: marca </w:t>
-      </w:r>
-      <w:r>
-        <w:rPr>
-          <w:rFonts w:ascii="Calibri" w:cs="Calibri" w:eastAsia="Calibri" w:hAnsi="Calibri"/>
-          <w:b/>
-          <w:bCs/>
-        </w:rPr>
-        <w:t xml:space="preserve">No</w:t>
-      </w:r>
-      <w:r>
-        <w:rPr>
-          <w:rFonts w:ascii="Calibri" w:cs="Calibri" w:eastAsia="Calibri" w:hAnsi="Calibri"/>
-        </w:rPr>
-        <w:t xml:space="preserve">.</w:t>
-      </w:r>
-    </w:p>
-    <w:p>
-      <w:pPr>
-        <w:pStyle w:val="ListParagraph"/>
-        <w:numPr>
-          <w:ilvl w:val="0"/>
-          <w:numId w:val="19"/>
-        </w:numPr>
-        <w:spacing w:after="70" w:line="276"/>
-      </w:pPr>
-      <w:r>
-        <w:rPr>
-          <w:rFonts w:ascii="Calibri" w:cs="Calibri" w:eastAsia="Calibri" w:hAnsi="Calibri"/>
-          <w:b/>
-          <w:bCs/>
-        </w:rPr>
-        <w:t xml:space="preserve">Grupo de seguridad de VPC (firewall)</w:t>
-      </w:r>
-      <w:r>
-        <w:rPr>
-          <w:rFonts w:ascii="Calibri" w:cs="Calibri" w:eastAsia="Calibri" w:hAnsi="Calibri"/>
-        </w:rPr>
-        <w:t xml:space="preserve">: marca </w:t>
-      </w:r>
-      <w:r>
-        <w:rPr>
-          <w:rFonts w:ascii="Calibri" w:cs="Calibri" w:eastAsia="Calibri" w:hAnsi="Calibri"/>
-          <w:b/>
-          <w:bCs/>
-        </w:rPr>
-        <w:t xml:space="preserve">Elegir existente</w:t>
-      </w:r>
-      <w:r>
-        <w:rPr>
-          <w:rFonts w:ascii="Calibri" w:cs="Calibri" w:eastAsia="Calibri" w:hAnsi="Calibri"/>
-        </w:rPr>
-        <w:t xml:space="preserve">. En </w:t>
-      </w:r>
-      <w:r>
-        <w:rPr>
-          <w:rFonts w:ascii="Calibri" w:cs="Calibri" w:eastAsia="Calibri" w:hAnsi="Calibri"/>
-          <w:b/>
-          <w:bCs/>
-        </w:rPr>
-        <w:t xml:space="preserve">Grupos de seguridad de VPC existentes</w:t>
-      </w:r>
-      <w:r>
-        <w:rPr>
-          <w:rFonts w:ascii="Calibri" w:cs="Calibri" w:eastAsia="Calibri" w:hAnsi="Calibri"/>
-        </w:rPr>
-        <w:t xml:space="preserve"> quita </w:t>
-      </w:r>
-      <w:r>
-        <w:rPr>
-          <w:rFonts w:ascii="Consolas" w:cs="Consolas" w:eastAsia="Consolas" w:hAnsi="Consolas"/>
-          <w:color w:val="9F1239"/>
-          <w:sz w:val="20"/>
-          <w:szCs w:val="20"/>
-          <w:shd w:fill="F3F4F6" w:color="auto" w:val="clear"/>
-        </w:rPr>
-        <w:t xml:space="preserve">default</w:t>
-      </w:r>
-      <w:r>
-        <w:rPr>
-          <w:rFonts w:ascii="Calibri" w:cs="Calibri" w:eastAsia="Calibri" w:hAnsi="Calibri"/>
-        </w:rPr>
-        <w:t xml:space="preserve"> (clic en la X) y agrega </w:t>
-      </w:r>
-      <w:r>
-        <w:rPr>
-          <w:rFonts w:ascii="Calibri" w:cs="Calibri" w:eastAsia="Calibri" w:hAnsi="Calibri"/>
-          <w:b/>
-          <w:bCs/>
-        </w:rPr>
-        <w:t xml:space="preserve">`rds-postgres-sg`</w:t>
-      </w:r>
-      <w:r>
-        <w:rPr>
-          <w:rFonts w:ascii="Calibri" w:cs="Calibri" w:eastAsia="Calibri" w:hAnsi="Calibri"/>
-        </w:rPr>
-        <w:t xml:space="preserve">.</w:t>
-      </w:r>
-    </w:p>
-    <w:p>
-      <w:pPr>
-        <w:pStyle w:val="ListParagraph"/>
-        <w:numPr>
-          <w:ilvl w:val="0"/>
-          <w:numId w:val="19"/>
-        </w:numPr>
-        <w:spacing w:after="70" w:line="276"/>
-      </w:pPr>
-      <w:r>
-        <w:rPr>
-          <w:rFonts w:ascii="Calibri" w:cs="Calibri" w:eastAsia="Calibri" w:hAnsi="Calibri"/>
-          <w:b/>
-          <w:bCs/>
-        </w:rPr>
-        <w:t xml:space="preserve">Proxy de RDS</w:t>
-      </w:r>
-      <w:r>
-        <w:rPr>
-          <w:rFonts w:ascii="Calibri" w:cs="Calibri" w:eastAsia="Calibri" w:hAnsi="Calibri"/>
-        </w:rPr>
-        <w:t xml:space="preserve">: déjalo </w:t>
-      </w:r>
-      <w:r>
-        <w:rPr>
-          <w:rFonts w:ascii="Calibri" w:cs="Calibri" w:eastAsia="Calibri" w:hAnsi="Calibri"/>
-          <w:b/>
-          <w:bCs/>
-        </w:rPr>
-        <w:t xml:space="preserve">sin marcar</w:t>
-      </w:r>
-      <w:r>
-        <w:rPr>
-          <w:rFonts w:ascii="Calibri" w:cs="Calibri" w:eastAsia="Calibri" w:hAnsi="Calibri"/>
-        </w:rPr>
-        <w:t xml:space="preserve"> (tiene costo adicional). </w:t>
-      </w:r>
-      <w:r>
-        <w:rPr>
-          <w:rFonts w:ascii="Calibri" w:cs="Calibri" w:eastAsia="Calibri" w:hAnsi="Calibri"/>
-          <w:b/>
-          <w:bCs/>
-        </w:rPr>
-        <w:t xml:space="preserve">Entidad de certificación</w:t>
-      </w:r>
-      <w:r>
-        <w:rPr>
-          <w:rFonts w:ascii="Calibri" w:cs="Calibri" w:eastAsia="Calibri" w:hAnsi="Calibri"/>
-        </w:rPr>
-        <w:t xml:space="preserve">: deja el valor predeterminado.</w:t>
-      </w:r>
-    </w:p>
-    <w:p>
-      <w:pPr>
-        <w:pStyle w:val="ListParagraph"/>
-        <w:numPr>
-          <w:ilvl w:val="0"/>
-          <w:numId w:val="19"/>
-        </w:numPr>
-        <w:spacing w:after="70" w:line="276"/>
-      </w:pPr>
-      <w:r>
-        <w:rPr>
-          <w:rFonts w:ascii="Calibri" w:cs="Calibri" w:eastAsia="Calibri" w:hAnsi="Calibri"/>
-          <w:b/>
-          <w:bCs/>
-        </w:rPr>
-        <w:t xml:space="preserve">Supervisión</w:t>
-      </w:r>
-      <w:r>
-        <w:rPr>
-          <w:rFonts w:ascii="Calibri" w:cs="Calibri" w:eastAsia="Calibri" w:hAnsi="Calibri"/>
-        </w:rPr>
-        <w:t xml:space="preserve">: elige </w:t>
-      </w:r>
-      <w:r>
-        <w:rPr>
-          <w:rFonts w:ascii="Calibri" w:cs="Calibri" w:eastAsia="Calibri" w:hAnsi="Calibri"/>
-          <w:b/>
-          <w:bCs/>
-        </w:rPr>
-        <w:t xml:space="preserve">Database Insights: estándar</w:t>
-      </w:r>
-      <w:r>
-        <w:rPr>
-          <w:rFonts w:ascii="Calibri" w:cs="Calibri" w:eastAsia="Calibri" w:hAnsi="Calibri"/>
-        </w:rPr>
-        <w:t xml:space="preserve"> (no </w:t>
-      </w:r>
-      <w:r>
-        <w:rPr>
-          <w:rFonts w:ascii="Calibri" w:cs="Calibri" w:eastAsia="Calibri" w:hAnsi="Calibri"/>
-          <w:i/>
-          <w:iCs/>
-        </w:rPr>
-        <w:t xml:space="preserve">avanzado</w:t>
-      </w:r>
-      <w:r>
-        <w:rPr>
-          <w:rFonts w:ascii="Calibri" w:cs="Calibri" w:eastAsia="Calibri" w:hAnsi="Calibri"/>
-        </w:rPr>
-        <w:t xml:space="preserve">). Más abajo, en </w:t>
-      </w:r>
-      <w:r>
-        <w:rPr>
-          <w:rFonts w:ascii="Calibri" w:cs="Calibri" w:eastAsia="Calibri" w:hAnsi="Calibri"/>
-          <w:i/>
-          <w:iCs/>
-        </w:rPr>
-        <w:t xml:space="preserve">Ajustes de monitorización adicional</w:t>
-      </w:r>
-      <w:r>
-        <w:rPr>
-          <w:rFonts w:ascii="Calibri" w:cs="Calibri" w:eastAsia="Calibri" w:hAnsi="Calibri"/>
-        </w:rPr>
-        <w:t xml:space="preserve">, deja </w:t>
-      </w:r>
-      <w:r>
-        <w:rPr>
-          <w:rFonts w:ascii="Calibri" w:cs="Calibri" w:eastAsia="Calibri" w:hAnsi="Calibri"/>
-          <w:b/>
-          <w:bCs/>
-        </w:rPr>
-        <w:t xml:space="preserve">sin marcar</w:t>
-      </w:r>
-      <w:r>
-        <w:rPr>
-          <w:rFonts w:ascii="Calibri" w:cs="Calibri" w:eastAsia="Calibri" w:hAnsi="Calibri"/>
-        </w:rPr>
-        <w:t xml:space="preserve"> </w:t>
-      </w:r>
-      <w:r>
-        <w:rPr>
-          <w:rFonts w:ascii="Calibri" w:cs="Calibri" w:eastAsia="Calibri" w:hAnsi="Calibri"/>
-          <w:i/>
-          <w:iCs/>
-        </w:rPr>
-        <w:t xml:space="preserve">Monitorización mejorada</w:t>
-      </w:r>
-      <w:r>
-        <w:rPr>
-          <w:rFonts w:ascii="Calibri" w:cs="Calibri" w:eastAsia="Calibri" w:hAnsi="Calibri"/>
-        </w:rPr>
-        <w:t xml:space="preserve">, </w:t>
-      </w:r>
-      <w:r>
-        <w:rPr>
-          <w:rFonts w:ascii="Calibri" w:cs="Calibri" w:eastAsia="Calibri" w:hAnsi="Calibri"/>
-          <w:i/>
-          <w:iCs/>
-        </w:rPr>
-        <w:t xml:space="preserve">Exportaciones de registros</w:t>
-      </w:r>
-      <w:r>
-        <w:rPr>
-          <w:rFonts w:ascii="Calibri" w:cs="Calibri" w:eastAsia="Calibri" w:hAnsi="Calibri"/>
-        </w:rPr>
-        <w:t xml:space="preserve"> y </w:t>
-      </w:r>
-      <w:r>
-        <w:rPr>
-          <w:rFonts w:ascii="Calibri" w:cs="Calibri" w:eastAsia="Calibri" w:hAnsi="Calibri"/>
-          <w:i/>
-          <w:iCs/>
-        </w:rPr>
-        <w:t xml:space="preserve">Activar DevOps Guru</w:t>
-      </w:r>
-      <w:r>
-        <w:rPr>
-          <w:rFonts w:ascii="Calibri" w:cs="Calibri" w:eastAsia="Calibri" w:hAnsi="Calibri"/>
-        </w:rPr>
-        <w:t xml:space="preserve">.</w:t>
-      </w:r>
-    </w:p>
-    <w:p>
-      <w:pPr>
-        <w:pStyle w:val="ListParagraph"/>
-        <w:numPr>
-          <w:ilvl w:val="0"/>
-          <w:numId w:val="19"/>
-        </w:numPr>
-        <w:spacing w:after="70" w:line="276"/>
-      </w:pPr>
-      <w:r>
-        <w:rPr>
-          <w:rFonts w:ascii="Calibri" w:cs="Calibri" w:eastAsia="Calibri" w:hAnsi="Calibri"/>
-        </w:rPr>
-        <w:t xml:space="preserve">Abre </w:t>
-      </w:r>
-      <w:r>
-        <w:rPr>
-          <w:rFonts w:ascii="Calibri" w:cs="Calibri" w:eastAsia="Calibri" w:hAnsi="Calibri"/>
-          <w:b/>
-          <w:bCs/>
-        </w:rPr>
-        <w:t xml:space="preserve">Configuración adicional</w:t>
-      </w:r>
-      <w:r>
-        <w:rPr>
-          <w:rFonts w:ascii="Calibri" w:cs="Calibri" w:eastAsia="Calibri" w:hAnsi="Calibri"/>
-        </w:rPr>
-        <w:t xml:space="preserve"> (la sección plegada al final de la página) y llena:</w:t>
-      </w:r>
-    </w:p>
-    <w:p>
-      <w:pPr>
-        <w:pStyle w:val="ListParagraph"/>
-        <w:numPr>
-          <w:ilvl w:val="0"/>
-          <w:numId w:val="2"/>
-        </w:numPr>
-        <w:spacing w:after="70" w:line="276"/>
-      </w:pPr>
-      <w:r>
-        <w:rPr>
-          <w:rFonts w:ascii="Calibri" w:cs="Calibri" w:eastAsia="Calibri" w:hAnsi="Calibri"/>
-          <w:b/>
-          <w:bCs/>
-        </w:rPr>
-        <w:t xml:space="preserve">Nombre de la base de datos inicial</w:t>
-      </w:r>
-      <w:r>
-        <w:rPr>
-          <w:rFonts w:ascii="Calibri" w:cs="Calibri" w:eastAsia="Calibri" w:hAnsi="Calibri"/>
-        </w:rPr>
-        <w:t xml:space="preserve">: escribe exactamente </w:t>
-      </w:r>
-      <w:r>
-        <w:rPr>
-          <w:rFonts w:ascii="Consolas" w:cs="Consolas" w:eastAsia="Consolas" w:hAnsi="Consolas"/>
-          <w:color w:val="9F1239"/>
-          <w:sz w:val="20"/>
-          <w:szCs w:val="20"/>
-          <w:shd w:fill="F3F4F6" w:color="auto" w:val="clear"/>
-        </w:rPr>
-        <w:t xml:space="preserve">tubeyou_db</w:t>
-      </w:r>
-      <w:r>
-        <w:rPr>
-          <w:rFonts w:ascii="Calibri" w:cs="Calibri" w:eastAsia="Calibri" w:hAnsi="Calibri"/>
-        </w:rPr>
-        <w:t xml:space="preserve">.</w:t>
-      </w:r>
-    </w:p>
-    <w:p>
-      <w:pPr>
-        <w:pStyle w:val="ListParagraph"/>
-        <w:numPr>
-          <w:ilvl w:val="0"/>
-          <w:numId w:val="2"/>
-        </w:numPr>
-        <w:spacing w:after="70" w:line="276"/>
-      </w:pPr>
-      <w:r>
-        <w:rPr>
-          <w:rFonts w:ascii="Calibri" w:cs="Calibri" w:eastAsia="Calibri" w:hAnsi="Calibri"/>
-          <w:b/>
-          <w:bCs/>
-        </w:rPr>
-        <w:t xml:space="preserve">Protección contra eliminación</w:t>
-      </w:r>
-      <w:r>
-        <w:rPr>
-          <w:rFonts w:ascii="Calibri" w:cs="Calibri" w:eastAsia="Calibri" w:hAnsi="Calibri"/>
-        </w:rPr>
-        <w:t xml:space="preserve">: </w:t>
-      </w:r>
-      <w:r>
-        <w:rPr>
-          <w:rFonts w:ascii="Calibri" w:cs="Calibri" w:eastAsia="Calibri" w:hAnsi="Calibri"/>
-          <w:b/>
-          <w:bCs/>
-        </w:rPr>
-        <w:t xml:space="preserve">desmarca</w:t>
-      </w:r>
-      <w:r>
-        <w:rPr>
-          <w:rFonts w:ascii="Calibri" w:cs="Calibri" w:eastAsia="Calibri" w:hAnsi="Calibri"/>
-        </w:rPr>
-        <w:t xml:space="preserve"> </w:t>
-      </w:r>
-      <w:r>
-        <w:rPr>
-          <w:rFonts w:ascii="Calibri" w:cs="Calibri" w:eastAsia="Calibri" w:hAnsi="Calibri"/>
-          <w:i/>
-          <w:iCs/>
-        </w:rPr>
-        <w:t xml:space="preserve">Activar la protección contra eliminación</w:t>
-      </w:r>
-      <w:r>
-        <w:rPr>
-          <w:rFonts w:ascii="Calibri" w:cs="Calibri" w:eastAsia="Calibri" w:hAnsi="Calibri"/>
-        </w:rPr>
-        <w:t xml:space="preserve"> (si no, no podrás borrar la base al terminar y el Bloque 0 fallará).</w:t>
-      </w:r>
-    </w:p>
-    <w:p>
-      <w:pPr>
-        <w:pStyle w:val="ListParagraph"/>
-        <w:numPr>
-          <w:ilvl w:val="0"/>
-          <w:numId w:val="2"/>
-        </w:numPr>
-        <w:spacing w:after="70" w:line="276"/>
-      </w:pPr>
-      <w:r>
-        <w:rPr>
-          <w:rFonts w:ascii="Calibri" w:cs="Calibri" w:eastAsia="Calibri" w:hAnsi="Calibri"/>
-        </w:rPr>
-        <w:t xml:space="preserve">Copias de seguridad: puedes dejarlas como vienen.</w:t>
-      </w:r>
-    </w:p>
-    <w:p>
-      <w:pPr>
-        <w:pStyle w:val="ListParagraph"/>
-        <w:numPr>
-          <w:ilvl w:val="0"/>
-          <w:numId w:val="19"/>
-        </w:numPr>
-        <w:spacing w:after="70" w:line="276"/>
-      </w:pPr>
-      <w:r>
-        <w:rPr>
-          <w:rFonts w:ascii="Calibri" w:cs="Calibri" w:eastAsia="Calibri" w:hAnsi="Calibri"/>
-        </w:rPr>
-        <w:t xml:space="preserve">Baja hasta </w:t>
-      </w:r>
-      <w:r>
-        <w:rPr>
-          <w:rFonts w:ascii="Calibri" w:cs="Calibri" w:eastAsia="Calibri" w:hAnsi="Calibri"/>
-          <w:b/>
-          <w:bCs/>
-        </w:rPr>
-        <w:t xml:space="preserve">Costos mensuales estimados</w:t>
-      </w:r>
-      <w:r>
-        <w:rPr>
-          <w:rFonts w:ascii="Calibri" w:cs="Calibri" w:eastAsia="Calibri" w:hAnsi="Calibri"/>
-        </w:rPr>
-        <w:t xml:space="preserve"> y comprueba el </w:t>
-      </w:r>
-      <w:r>
-        <w:rPr>
-          <w:rFonts w:ascii="Calibri" w:cs="Calibri" w:eastAsia="Calibri" w:hAnsi="Calibri"/>
-          <w:b/>
-          <w:bCs/>
-        </w:rPr>
-        <w:t xml:space="preserve">Total</w:t>
-      </w:r>
-      <w:r>
-        <w:rPr>
-          <w:rFonts w:ascii="Calibri" w:cs="Calibri" w:eastAsia="Calibri" w:hAnsi="Calibri"/>
-        </w:rPr>
-        <w:t xml:space="preserve"> (unos 15 USD o menos).</w:t>
-      </w:r>
-    </w:p>
-    <w:p>
-      <w:pPr>
-        <w:pStyle w:val="ListParagraph"/>
-        <w:numPr>
-          <w:ilvl w:val="0"/>
-          <w:numId w:val="19"/>
-        </w:numPr>
-        <w:spacing w:after="70" w:line="276"/>
-      </w:pPr>
-      <w:r>
-        <w:rPr>
-          <w:rFonts w:ascii="Calibri" w:cs="Calibri" w:eastAsia="Calibri" w:hAnsi="Calibri"/>
-        </w:rPr>
-        <w:t xml:space="preserve">Presiona el botón naranja </w:t>
-      </w:r>
-      <w:r>
-        <w:rPr>
-          <w:rFonts w:ascii="Calibri" w:cs="Calibri" w:eastAsia="Calibri" w:hAnsi="Calibri"/>
-          <w:b/>
-          <w:bCs/>
-        </w:rPr>
-        <w:t xml:space="preserve">Crear base de datos</w:t>
-      </w:r>
-      <w:r>
-        <w:rPr>
-          <w:rFonts w:ascii="Calibri" w:cs="Calibri" w:eastAsia="Calibri" w:hAnsi="Calibri"/>
-        </w:rPr>
-        <w:t xml:space="preserve">.</w:t>
       </w:r>
     </w:p>
     <w:tbl>
